--- a/docs/week-1/cen429-week-1-ders-notu.en.docx
+++ b/docs/week-1/cen429-week-1-ders-notu.en.docx
@@ -2,7 +2,7 @@
 <file path=word/document.xml><?xml version="1.0" encoding="utf-8"?>
 <w:document xmlns:w="http://schemas.openxmlformats.org/wordprocessingml/2006/main" xmlns:m="http://schemas.openxmlformats.org/officeDocument/2006/math" xmlns:r="http://schemas.openxmlformats.org/officeDocument/2006/relationships" xmlns:o="urn:schemas-microsoft-com:office:office" xmlns:v="urn:schemas-microsoft-com:vml" xmlns:w10="urn:schemas-microsoft-com:office:word" xmlns:a="http://schemas.openxmlformats.org/drawingml/2006/main" xmlns:pic="http://schemas.openxmlformats.org/drawingml/2006/picture" xmlns:wp="http://schemas.openxmlformats.org/drawingml/2006/wordprocessingDrawing">
   <w:body>
-    <w:bookmarkStart w:id="144" w:name="X631521b453af8a881ffc146b84a1ada6c43025b"/>
+    <w:bookmarkStart w:id="163" w:name="X631521b453af8a881ffc146b84a1ada6c43025b"/>
     <w:p>
       <w:pPr>
         <w:pStyle w:val="Heading1"/>
@@ -1702,13 +1702,13 @@
         </w:pict>
       </w:r>
     </w:p>
-    <w:bookmarkStart w:id="27" w:name="güvenlik-nedir"/>
+    <w:bookmarkStart w:id="40" w:name="temel-kavramlar-sıfırdan"/>
     <w:p>
       <w:pPr>
         <w:pStyle w:val="Heading2"/>
       </w:pPr>
       <w:r>
-        <w:t xml:space="preserve">1. Güvenlik nedir?</w:t>
+        <w:t xml:space="preserve">0. Temel kavramlar (sıfırdan)</w:t>
       </w:r>
     </w:p>
     <w:p>
@@ -1716,105 +1716,109 @@
         <w:pStyle w:val="FirstParagraph"/>
       </w:pPr>
       <w:r>
-        <w:t xml:space="preserve">Bir bankanın kasasını düşünün. Kasanın içindeki para</w:t>
-      </w:r>
-      <w:r>
-        <w:t xml:space="preserve"> </w:t>
-      </w:r>
-      <w:r>
-        <w:rPr>
-          <w:b/>
-          <w:bCs/>
-        </w:rPr>
-        <w:t xml:space="preserve">varlıktır</w:t>
-      </w:r>
-      <w:r>
-        <w:t xml:space="preserve">. Parayı çalmak isteyen biri</w:t>
-      </w:r>
-      <w:r>
-        <w:t xml:space="preserve"> </w:t>
-      </w:r>
-      <w:r>
-        <w:rPr>
-          <w:b/>
-          <w:bCs/>
-        </w:rPr>
-        <w:t xml:space="preserve">tehdittir</w:t>
-      </w:r>
-      <w:r>
-        <w:t xml:space="preserve">.</w:t>
-      </w:r>
-      <w:r>
-        <w:t xml:space="preserve"> </w:t>
-      </w:r>
-      <w:r>
-        <w:t xml:space="preserve">Kasanın kilidinin arızalı olması bir</w:t>
-      </w:r>
-      <w:r>
-        <w:t xml:space="preserve"> </w:t>
-      </w:r>
-      <w:r>
-        <w:rPr>
-          <w:b/>
-          <w:bCs/>
-        </w:rPr>
-        <w:t xml:space="preserve">zafiyettir</w:t>
-      </w:r>
-      <w:r>
-        <w:t xml:space="preserve">. Hırsızın o arızalı kilidi kullanması bir</w:t>
-      </w:r>
-      <w:r>
-        <w:t xml:space="preserve"> </w:t>
-      </w:r>
-      <w:r>
-        <w:rPr>
-          <w:b/>
-          <w:bCs/>
-        </w:rPr>
-        <w:t xml:space="preserve">saldırıdır</w:t>
-      </w:r>
-      <w:r>
-        <w:t xml:space="preserve">.</w:t>
-      </w:r>
-      <w:r>
-        <w:t xml:space="preserve"> </w:t>
-      </w:r>
-      <w:r>
-        <w:rPr>
-          <w:b/>
-          <w:bCs/>
-        </w:rPr>
-        <w:t xml:space="preserve">Risk</w:t>
-      </w:r>
-      <w:r>
-        <w:t xml:space="preserve"> </w:t>
-      </w:r>
-      <w:r>
-        <w:t xml:space="preserve">ise</w:t>
-      </w:r>
-      <w:r>
-        <w:t xml:space="preserve"> </w:t>
-      </w:r>
-      <w:r>
-        <w:t xml:space="preserve">“bu olay ne kadar olası ve olursa ne kadar zarar verir?”</w:t>
-      </w:r>
-      <w:r>
-        <w:t xml:space="preserve"> </w:t>
-      </w:r>
-      <w:r>
-        <w:t xml:space="preserve">sorusunun cevabıdır.</w:t>
-      </w:r>
-    </w:p>
-    <w:p>
-      <w:pPr>
-        <w:pStyle w:val="BlockText"/>
-      </w:pPr>
-      <w:r>
-        <w:rPr>
-          <w:b/>
-          <w:bCs/>
-        </w:rPr>
-        <w:t xml:space="preserve">Kısa tarihçe: güvenli programlama fikri nereden geldi?</w:t>
+        <w:t xml:space="preserve">Bu bölüm</w:t>
+      </w:r>
+      <w:r>
+        <w:t xml:space="preserve"> </w:t>
+      </w:r>
+      <w:r>
+        <w:rPr>
+          <w:b/>
+          <w:bCs/>
+        </w:rPr>
+        <w:t xml:space="preserve">hiçbir ön bilgi varsaymaz</w:t>
+      </w:r>
+      <w:r>
+        <w:t xml:space="preserve">. Haftanın geri kalanında kullanacağımız terimleri sıfırdan tanımlıyoruz. Bir terimi bilmiyorsanız önce burayı okuyun; sonraki bölümler bunların üzerine kurulur.</w:t>
+      </w:r>
+    </w:p>
+    <w:bookmarkStart w:id="22" w:name="neden-bu-bölüm"/>
+    <w:p>
+      <w:pPr>
+        <w:pStyle w:val="Heading3"/>
+      </w:pPr>
+      <w:r>
+        <w:t xml:space="preserve">Neden bu bölüm?</w:t>
+      </w:r>
+    </w:p>
+    <w:p>
+      <w:pPr>
+        <w:pStyle w:val="FirstParagraph"/>
+      </w:pPr>
+      <w:r>
+        <w:t xml:space="preserve">Bu ders</w:t>
+      </w:r>
+      <w:r>
+        <w:t xml:space="preserve"> </w:t>
+      </w:r>
+      <w:r>
+        <w:t xml:space="preserve">“güvenlik”</w:t>
+      </w:r>
+      <w:r>
+        <w:t xml:space="preserve">,</w:t>
+      </w:r>
+      <w:r>
+        <w:t xml:space="preserve"> </w:t>
+      </w:r>
+      <w:r>
+        <w:t xml:space="preserve">“zafiyet”</w:t>
+      </w:r>
+      <w:r>
+        <w:t xml:space="preserve">,</w:t>
+      </w:r>
+      <w:r>
+        <w:t xml:space="preserve"> </w:t>
+      </w:r>
+      <w:r>
+        <w:t xml:space="preserve">“tehdit modeli”</w:t>
+      </w:r>
+      <w:r>
+        <w:t xml:space="preserve"> </w:t>
+      </w:r>
+      <w:r>
+        <w:t xml:space="preserve">gibi terimlerle dolu.</w:t>
+      </w:r>
+    </w:p>
+    <w:p>
+      <w:pPr>
+        <w:pStyle w:val="BodyText"/>
+      </w:pPr>
+      <w:r>
+        <w:t xml:space="preserve">Hiçbirini bilmediğinizi varsayıyoruz.</w:t>
+      </w:r>
+    </w:p>
+    <w:p>
+      <w:pPr>
+        <w:pStyle w:val="BodyText"/>
+      </w:pPr>
+      <w:r>
+        <w:t xml:space="preserve">Önce hepsini</w:t>
+      </w:r>
+      <w:r>
+        <w:t xml:space="preserve"> </w:t>
+      </w:r>
+      <w:r>
+        <w:rPr>
+          <w:b/>
+          <w:bCs/>
+        </w:rPr>
+        <w:t xml:space="preserve">tek tek</w:t>
+      </w:r>
+      <w:r>
+        <w:t xml:space="preserve"> </w:t>
+      </w:r>
+      <w:r>
+        <w:t xml:space="preserve">tanımlayalım.</w:t>
+      </w:r>
+    </w:p>
+    <w:bookmarkEnd w:id="22"/>
+    <w:bookmarkStart w:id="23" w:name="güvenlik-nedir"/>
+    <w:p>
+      <w:pPr>
+        <w:pStyle w:val="Heading3"/>
+      </w:pPr>
+      <w:r>
+        <w:t xml:space="preserve">Güvenlik nedir?</w:t>
       </w:r>
     </w:p>
     <w:p>
@@ -1830,29 +1834,29 @@
           <w:b/>
           <w:bCs/>
         </w:rPr>
-        <w:t xml:space="preserve">1975</w:t>
-      </w:r>
-      <w:r>
-        <w:t xml:space="preserve"> </w:t>
-      </w:r>
-      <w:r>
-        <w:t xml:space="preserve">— Saltzer &amp; Schroeder, güvenli tasarımın</w:t>
-      </w:r>
-      <w:r>
-        <w:t xml:space="preserve"> </w:t>
-      </w:r>
-      <w:r>
-        <w:rPr>
-          <w:b/>
-          <w:bCs/>
-        </w:rPr>
-        <w:t xml:space="preserve">sekiz ilkesini</w:t>
-      </w:r>
-      <w:r>
-        <w:t xml:space="preserve"> </w:t>
-      </w:r>
-      <w:r>
-        <w:t xml:space="preserve">yayımlar (en az ayrıcalık, derinlemesine savunma, açık tasarım…). Bugün hâlâ temeldir.</w:t>
+        <w:t xml:space="preserve">Güvenlik:</w:t>
+      </w:r>
+      <w:r>
+        <w:t xml:space="preserve"> </w:t>
+      </w:r>
+      <w:r>
+        <w:t xml:space="preserve">bir sistemi, ona</w:t>
+      </w:r>
+      <w:r>
+        <w:t xml:space="preserve"> </w:t>
+      </w:r>
+      <w:r>
+        <w:rPr>
+          <w:b/>
+          <w:bCs/>
+        </w:rPr>
+        <w:t xml:space="preserve">zarar vermek isteyen</w:t>
+      </w:r>
+      <w:r>
+        <w:t xml:space="preserve"> </w:t>
+      </w:r>
+      <w:r>
+        <w:t xml:space="preserve">birine karşı korumak.</w:t>
       </w:r>
     </w:p>
     <w:p>
@@ -1864,33 +1868,7 @@
         </w:numPr>
       </w:pPr>
       <w:r>
-        <w:rPr>
-          <w:b/>
-          <w:bCs/>
-        </w:rPr>
-        <w:t xml:space="preserve">1970’ler–80’ler</w:t>
-      </w:r>
-      <w:r>
-        <w:t xml:space="preserve"> </w:t>
-      </w:r>
-      <w:r>
-        <w:t xml:space="preserve">—</w:t>
-      </w:r>
-      <w:r>
-        <w:t xml:space="preserve"> </w:t>
-      </w:r>
-      <w:r>
-        <w:rPr>
-          <w:b/>
-          <w:bCs/>
-        </w:rPr>
-        <w:t xml:space="preserve">CIA üçlüsü</w:t>
-      </w:r>
-      <w:r>
-        <w:t xml:space="preserve"> </w:t>
-      </w:r>
-      <w:r>
-        <w:t xml:space="preserve">(gizlilik · bütünlük · erişilebilirlik) askerî/devlet bilgi güvenliğinden doğar ve ortak dil olur.</w:t>
+        <w:t xml:space="preserve">Normal hata: yanlışlıkla olur.</w:t>
       </w:r>
     </w:p>
     <w:p>
@@ -1902,49 +1880,33 @@
         </w:numPr>
       </w:pPr>
       <w:r>
-        <w:rPr>
-          <w:b/>
-          <w:bCs/>
-        </w:rPr>
-        <w:t xml:space="preserve">1998–99</w:t>
-      </w:r>
-      <w:r>
-        <w:t xml:space="preserve"> </w:t>
-      </w:r>
-      <w:r>
-        <w:t xml:space="preserve">— Microsoft’ta</w:t>
-      </w:r>
-      <w:r>
-        <w:t xml:space="preserve"> </w:t>
-      </w:r>
-      <w:r>
-        <w:rPr>
-          <w:b/>
-          <w:bCs/>
-        </w:rPr>
-        <w:t xml:space="preserve">STRIDE</w:t>
-      </w:r>
-      <w:r>
-        <w:t xml:space="preserve"> </w:t>
-      </w:r>
-      <w:r>
-        <w:t xml:space="preserve">tehdit sınıflandırması (Kohnfelder &amp; Garg) geliştirilir; aynı yıllarda Bruce Schneier</w:t>
-      </w:r>
-      <w:r>
-        <w:t xml:space="preserve"> </w:t>
-      </w:r>
-      <w:r>
-        <w:rPr>
-          <w:b/>
-          <w:bCs/>
-        </w:rPr>
-        <w:t xml:space="preserve">saldırı ağaçlarını</w:t>
-      </w:r>
-      <w:r>
-        <w:t xml:space="preserve"> </w:t>
-      </w:r>
-      <w:r>
-        <w:t xml:space="preserve">tanıtır.</w:t>
+        <w:t xml:space="preserve">Güvenlik:</w:t>
+      </w:r>
+      <w:r>
+        <w:t xml:space="preserve"> </w:t>
+      </w:r>
+      <w:r>
+        <w:rPr>
+          <w:b/>
+          <w:bCs/>
+        </w:rPr>
+        <w:t xml:space="preserve">kasıtlı</w:t>
+      </w:r>
+      <w:r>
+        <w:t xml:space="preserve"> </w:t>
+      </w:r>
+      <w:r>
+        <w:t xml:space="preserve">bir saldırgan var.</w:t>
+      </w:r>
+    </w:p>
+    <w:bookmarkEnd w:id="23"/>
+    <w:bookmarkStart w:id="24" w:name="varlık-asset-nedir"/>
+    <w:p>
+      <w:pPr>
+        <w:pStyle w:val="Heading3"/>
+      </w:pPr>
+      <w:r>
+        <w:t xml:space="preserve">Varlık (asset) nedir?</w:t>
       </w:r>
     </w:p>
     <w:p>
@@ -1952,7 +1914,1885 @@
         <w:pStyle w:val="Compact"/>
         <w:numPr>
           <w:ilvl w:val="0"/>
-          <w:numId w:val="1002"/>
+          <w:numId w:val="1003"/>
+        </w:numPr>
+      </w:pPr>
+      <w:r>
+        <w:rPr>
+          <w:b/>
+          <w:bCs/>
+        </w:rPr>
+        <w:t xml:space="preserve">Varlık:</w:t>
+      </w:r>
+      <w:r>
+        <w:t xml:space="preserve"> </w:t>
+      </w:r>
+      <w:r>
+        <w:t xml:space="preserve">korumaya değer her şey (veri, anahtar, işlev).</w:t>
+      </w:r>
+    </w:p>
+    <w:p>
+      <w:pPr>
+        <w:pStyle w:val="Compact"/>
+        <w:numPr>
+          <w:ilvl w:val="0"/>
+          <w:numId w:val="1003"/>
+        </w:numPr>
+      </w:pPr>
+      <w:r>
+        <w:t xml:space="preserve">Örnek: parola, kredi kartı, lisans, kullanıcı verisi.</w:t>
+      </w:r>
+    </w:p>
+    <w:p>
+      <w:pPr>
+        <w:pStyle w:val="Compact"/>
+        <w:numPr>
+          <w:ilvl w:val="0"/>
+          <w:numId w:val="1003"/>
+        </w:numPr>
+      </w:pPr>
+      <w:r>
+        <w:t xml:space="preserve">Güvenlik</w:t>
+      </w:r>
+      <w:r>
+        <w:t xml:space="preserve"> </w:t>
+      </w:r>
+      <w:r>
+        <w:t xml:space="preserve">“neyi koruyoruz?”</w:t>
+      </w:r>
+      <w:r>
+        <w:t xml:space="preserve"> </w:t>
+      </w:r>
+      <w:r>
+        <w:t xml:space="preserve">ile başlar.</w:t>
+      </w:r>
+    </w:p>
+    <w:bookmarkEnd w:id="24"/>
+    <w:bookmarkStart w:id="25" w:name="tehdit-ve-zafiyet"/>
+    <w:p>
+      <w:pPr>
+        <w:pStyle w:val="Heading3"/>
+      </w:pPr>
+      <w:r>
+        <w:t xml:space="preserve">Tehdit ve zafiyet</w:t>
+      </w:r>
+    </w:p>
+    <w:p>
+      <w:pPr>
+        <w:pStyle w:val="Compact"/>
+        <w:numPr>
+          <w:ilvl w:val="0"/>
+          <w:numId w:val="1004"/>
+        </w:numPr>
+      </w:pPr>
+      <w:r>
+        <w:rPr>
+          <w:b/>
+          <w:bCs/>
+        </w:rPr>
+        <w:t xml:space="preserve">Tehdit:</w:t>
+      </w:r>
+      <w:r>
+        <w:t xml:space="preserve"> </w:t>
+      </w:r>
+      <w:r>
+        <w:t xml:space="preserve">olabilecek kötü bir olay (veri çalınması).</w:t>
+      </w:r>
+    </w:p>
+    <w:p>
+      <w:pPr>
+        <w:pStyle w:val="Compact"/>
+        <w:numPr>
+          <w:ilvl w:val="0"/>
+          <w:numId w:val="1004"/>
+        </w:numPr>
+      </w:pPr>
+      <w:r>
+        <w:rPr>
+          <w:b/>
+          <w:bCs/>
+        </w:rPr>
+        <w:t xml:space="preserve">Zafiyet:</w:t>
+      </w:r>
+      <w:r>
+        <w:t xml:space="preserve"> </w:t>
+      </w:r>
+      <w:r>
+        <w:t xml:space="preserve">bunu mümkün kılan</w:t>
+      </w:r>
+      <w:r>
+        <w:t xml:space="preserve"> </w:t>
+      </w:r>
+      <w:r>
+        <w:rPr>
+          <w:b/>
+          <w:bCs/>
+        </w:rPr>
+        <w:t xml:space="preserve">zayıf nokta</w:t>
+      </w:r>
+      <w:r>
+        <w:t xml:space="preserve"> </w:t>
+      </w:r>
+      <w:r>
+        <w:t xml:space="preserve">(denetimsiz girdi).</w:t>
+      </w:r>
+    </w:p>
+    <w:p>
+      <w:pPr>
+        <w:pStyle w:val="Compact"/>
+        <w:numPr>
+          <w:ilvl w:val="0"/>
+          <w:numId w:val="1004"/>
+        </w:numPr>
+      </w:pPr>
+      <w:r>
+        <w:t xml:space="preserve">Tehdit + zafiyet + saldırgan = risk.</w:t>
+      </w:r>
+    </w:p>
+    <w:bookmarkEnd w:id="25"/>
+    <w:bookmarkStart w:id="26" w:name="cia-üçlüsü"/>
+    <w:p>
+      <w:pPr>
+        <w:pStyle w:val="Heading3"/>
+      </w:pPr>
+      <w:r>
+        <w:t xml:space="preserve">CIA üçlüsü</w:t>
+      </w:r>
+    </w:p>
+    <w:p>
+      <w:pPr>
+        <w:pStyle w:val="FirstParagraph"/>
+      </w:pPr>
+      <w:r>
+        <w:t xml:space="preserve">Güvenliğin üç temel hedefi:</w:t>
+      </w:r>
+    </w:p>
+    <w:p>
+      <w:pPr>
+        <w:pStyle w:val="Compact"/>
+        <w:numPr>
+          <w:ilvl w:val="0"/>
+          <w:numId w:val="1005"/>
+        </w:numPr>
+      </w:pPr>
+      <w:r>
+        <w:rPr>
+          <w:b/>
+          <w:bCs/>
+        </w:rPr>
+        <w:t xml:space="preserve">Gizlilik (C):</w:t>
+      </w:r>
+      <w:r>
+        <w:t xml:space="preserve"> </w:t>
+      </w:r>
+      <w:r>
+        <w:t xml:space="preserve">yalnız yetkili görsün.</w:t>
+      </w:r>
+    </w:p>
+    <w:p>
+      <w:pPr>
+        <w:pStyle w:val="Compact"/>
+        <w:numPr>
+          <w:ilvl w:val="0"/>
+          <w:numId w:val="1005"/>
+        </w:numPr>
+      </w:pPr>
+      <w:r>
+        <w:rPr>
+          <w:b/>
+          <w:bCs/>
+        </w:rPr>
+        <w:t xml:space="preserve">Bütünlük (I):</w:t>
+      </w:r>
+      <w:r>
+        <w:t xml:space="preserve"> </w:t>
+      </w:r>
+      <w:r>
+        <w:t xml:space="preserve">izinsiz değişmesin.</w:t>
+      </w:r>
+    </w:p>
+    <w:p>
+      <w:pPr>
+        <w:pStyle w:val="Compact"/>
+        <w:numPr>
+          <w:ilvl w:val="0"/>
+          <w:numId w:val="1005"/>
+        </w:numPr>
+      </w:pPr>
+      <w:r>
+        <w:rPr>
+          <w:b/>
+          <w:bCs/>
+        </w:rPr>
+        <w:t xml:space="preserve">Erişilebilirlik (A):</w:t>
+      </w:r>
+      <w:r>
+        <w:t xml:space="preserve"> </w:t>
+      </w:r>
+      <w:r>
+        <w:t xml:space="preserve">gerektiğinde çalışsın.</w:t>
+      </w:r>
+    </w:p>
+    <w:bookmarkEnd w:id="26"/>
+    <w:bookmarkStart w:id="27" w:name="saldırgan-modeli"/>
+    <w:p>
+      <w:pPr>
+        <w:pStyle w:val="Heading3"/>
+      </w:pPr>
+      <w:r>
+        <w:t xml:space="preserve">Saldırgan modeli</w:t>
+      </w:r>
+    </w:p>
+    <w:p>
+      <w:pPr>
+        <w:pStyle w:val="Compact"/>
+        <w:numPr>
+          <w:ilvl w:val="0"/>
+          <w:numId w:val="1006"/>
+        </w:numPr>
+      </w:pPr>
+      <w:r>
+        <w:rPr>
+          <w:b/>
+          <w:bCs/>
+        </w:rPr>
+        <w:t xml:space="preserve">Saldırgan modeli:</w:t>
+      </w:r>
+      <w:r>
+        <w:t xml:space="preserve"> </w:t>
+      </w:r>
+      <w:r>
+        <w:t xml:space="preserve">“saldırgan neyi görebilir/yapabilir?”</w:t>
+      </w:r>
+    </w:p>
+    <w:p>
+      <w:pPr>
+        <w:pStyle w:val="Compact"/>
+        <w:numPr>
+          <w:ilvl w:val="0"/>
+          <w:numId w:val="1006"/>
+        </w:numPr>
+      </w:pPr>
+      <w:r>
+        <w:t xml:space="preserve">Ağdan mı bağlanıyor, cihaza mı sahip?</w:t>
+      </w:r>
+    </w:p>
+    <w:p>
+      <w:pPr>
+        <w:pStyle w:val="Compact"/>
+        <w:numPr>
+          <w:ilvl w:val="0"/>
+          <w:numId w:val="1006"/>
+        </w:numPr>
+      </w:pPr>
+      <w:r>
+        <w:t xml:space="preserve">Savunmayı buna göre tasarlarız.</w:t>
+      </w:r>
+    </w:p>
+    <w:bookmarkEnd w:id="27"/>
+    <w:bookmarkStart w:id="28" w:name="beyaz-kutu-mate"/>
+    <w:p>
+      <w:pPr>
+        <w:pStyle w:val="Heading3"/>
+      </w:pPr>
+      <w:r>
+        <w:t xml:space="preserve">Beyaz kutu / MATE</w:t>
+      </w:r>
+    </w:p>
+    <w:p>
+      <w:pPr>
+        <w:pStyle w:val="Compact"/>
+        <w:numPr>
+          <w:ilvl w:val="0"/>
+          <w:numId w:val="1007"/>
+        </w:numPr>
+      </w:pPr>
+      <w:r>
+        <w:rPr>
+          <w:b/>
+          <w:bCs/>
+        </w:rPr>
+        <w:t xml:space="preserve">MATE (Man-At-The-End):</w:t>
+      </w:r>
+      <w:r>
+        <w:t xml:space="preserve"> </w:t>
+      </w:r>
+      <w:r>
+        <w:t xml:space="preserve">programa</w:t>
+      </w:r>
+      <w:r>
+        <w:t xml:space="preserve"> </w:t>
+      </w:r>
+      <w:r>
+        <w:rPr>
+          <w:b/>
+          <w:bCs/>
+        </w:rPr>
+        <w:t xml:space="preserve">sahip</w:t>
+      </w:r>
+      <w:r>
+        <w:t xml:space="preserve"> </w:t>
+      </w:r>
+      <w:r>
+        <w:t xml:space="preserve">saldırgan.</w:t>
+      </w:r>
+    </w:p>
+    <w:p>
+      <w:pPr>
+        <w:pStyle w:val="Compact"/>
+        <w:numPr>
+          <w:ilvl w:val="0"/>
+          <w:numId w:val="1007"/>
+        </w:numPr>
+      </w:pPr>
+      <w:r>
+        <w:t xml:space="preserve">Kodu okur, belleği görür, değiştirir.</w:t>
+      </w:r>
+    </w:p>
+    <w:p>
+      <w:pPr>
+        <w:pStyle w:val="Compact"/>
+        <w:numPr>
+          <w:ilvl w:val="0"/>
+          <w:numId w:val="1007"/>
+        </w:numPr>
+      </w:pPr>
+      <w:r>
+        <w:t xml:space="preserve">Mobil/masaüstü uygulamanın gerçek durumu (bu dersin ana teması).</w:t>
+      </w:r>
+    </w:p>
+    <w:bookmarkEnd w:id="28"/>
+    <w:bookmarkStart w:id="29" w:name="tehdit-modelleme"/>
+    <w:p>
+      <w:pPr>
+        <w:pStyle w:val="Heading3"/>
+      </w:pPr>
+      <w:r>
+        <w:t xml:space="preserve">Tehdit modelleme</w:t>
+      </w:r>
+    </w:p>
+    <w:p>
+      <w:pPr>
+        <w:pStyle w:val="Compact"/>
+        <w:numPr>
+          <w:ilvl w:val="0"/>
+          <w:numId w:val="1008"/>
+        </w:numPr>
+      </w:pPr>
+      <w:r>
+        <w:rPr>
+          <w:b/>
+          <w:bCs/>
+        </w:rPr>
+        <w:t xml:space="preserve">Tehdit modelleme:</w:t>
+      </w:r>
+      <w:r>
+        <w:t xml:space="preserve"> </w:t>
+      </w:r>
+      <w:r>
+        <w:t xml:space="preserve">“neyi, kime karşı, nasıl koruyacağız?”</w:t>
+      </w:r>
+      <w:r>
+        <w:t xml:space="preserve"> </w:t>
+      </w:r>
+      <w:r>
+        <w:t xml:space="preserve">sorusunu</w:t>
+      </w:r>
+      <w:r>
+        <w:t xml:space="preserve"> </w:t>
+      </w:r>
+      <w:r>
+        <w:rPr>
+          <w:b/>
+          <w:bCs/>
+        </w:rPr>
+        <w:t xml:space="preserve">sistemli</w:t>
+      </w:r>
+      <w:r>
+        <w:t xml:space="preserve"> </w:t>
+      </w:r>
+      <w:r>
+        <w:t xml:space="preserve">yanıtlamak.</w:t>
+      </w:r>
+    </w:p>
+    <w:p>
+      <w:pPr>
+        <w:pStyle w:val="Compact"/>
+        <w:numPr>
+          <w:ilvl w:val="0"/>
+          <w:numId w:val="1008"/>
+        </w:numPr>
+      </w:pPr>
+      <w:r>
+        <w:t xml:space="preserve">Varlıkları, tehditleri, önlemleri listeler.</w:t>
+      </w:r>
+    </w:p>
+    <w:p>
+      <w:pPr>
+        <w:pStyle w:val="Compact"/>
+        <w:numPr>
+          <w:ilvl w:val="0"/>
+          <w:numId w:val="1008"/>
+        </w:numPr>
+      </w:pPr>
+      <w:r>
+        <w:t xml:space="preserve">Bugün STRIDE ve saldırı ağaçlarıyla yapacağız.</w:t>
+      </w:r>
+    </w:p>
+    <w:bookmarkEnd w:id="29"/>
+    <w:bookmarkStart w:id="30" w:name="stride"/>
+    <w:p>
+      <w:pPr>
+        <w:pStyle w:val="Heading3"/>
+      </w:pPr>
+      <w:r>
+        <w:t xml:space="preserve">STRIDE</w:t>
+      </w:r>
+    </w:p>
+    <w:p>
+      <w:pPr>
+        <w:pStyle w:val="Compact"/>
+        <w:numPr>
+          <w:ilvl w:val="0"/>
+          <w:numId w:val="1009"/>
+        </w:numPr>
+      </w:pPr>
+      <w:r>
+        <w:t xml:space="preserve">Tehditleri altı harfle sınıflandıran yöntem:</w:t>
+      </w:r>
+    </w:p>
+    <w:p>
+      <w:pPr>
+        <w:pStyle w:val="Compact"/>
+        <w:numPr>
+          <w:ilvl w:val="0"/>
+          <w:numId w:val="1009"/>
+        </w:numPr>
+      </w:pPr>
+      <w:r>
+        <w:rPr>
+          <w:b/>
+          <w:bCs/>
+        </w:rPr>
+        <w:t xml:space="preserve">S</w:t>
+      </w:r>
+      <w:r>
+        <w:t xml:space="preserve">poofing,</w:t>
+      </w:r>
+      <w:r>
+        <w:t xml:space="preserve"> </w:t>
+      </w:r>
+      <w:r>
+        <w:rPr>
+          <w:b/>
+          <w:bCs/>
+        </w:rPr>
+        <w:t xml:space="preserve">T</w:t>
+      </w:r>
+      <w:r>
+        <w:t xml:space="preserve">ampering,</w:t>
+      </w:r>
+      <w:r>
+        <w:t xml:space="preserve"> </w:t>
+      </w:r>
+      <w:r>
+        <w:rPr>
+          <w:b/>
+          <w:bCs/>
+        </w:rPr>
+        <w:t xml:space="preserve">R</w:t>
+      </w:r>
+      <w:r>
+        <w:t xml:space="preserve">epudiation,</w:t>
+      </w:r>
+      <w:r>
+        <w:t xml:space="preserve"> </w:t>
+      </w:r>
+      <w:r>
+        <w:rPr>
+          <w:b/>
+          <w:bCs/>
+        </w:rPr>
+        <w:t xml:space="preserve">I</w:t>
+      </w:r>
+      <w:r>
+        <w:t xml:space="preserve">nformation disclosure,</w:t>
+      </w:r>
+      <w:r>
+        <w:t xml:space="preserve"> </w:t>
+      </w:r>
+      <w:r>
+        <w:rPr>
+          <w:b/>
+          <w:bCs/>
+        </w:rPr>
+        <w:t xml:space="preserve">D</w:t>
+      </w:r>
+      <w:r>
+        <w:t xml:space="preserve">enial of service,</w:t>
+      </w:r>
+      <w:r>
+        <w:t xml:space="preserve"> </w:t>
+      </w:r>
+      <w:r>
+        <w:rPr>
+          <w:b/>
+          <w:bCs/>
+        </w:rPr>
+        <w:t xml:space="preserve">E</w:t>
+      </w:r>
+      <w:r>
+        <w:t xml:space="preserve">levation of privilege.</w:t>
+      </w:r>
+    </w:p>
+    <w:p>
+      <w:pPr>
+        <w:pStyle w:val="Compact"/>
+        <w:numPr>
+          <w:ilvl w:val="0"/>
+          <w:numId w:val="1009"/>
+        </w:numPr>
+      </w:pPr>
+      <w:r>
+        <w:t xml:space="preserve">Her öğe için</w:t>
+      </w:r>
+      <w:r>
+        <w:t xml:space="preserve"> </w:t>
+      </w:r>
+      <w:r>
+        <w:t xml:space="preserve">“hangi tehdit?”</w:t>
+      </w:r>
+      <w:r>
+        <w:t xml:space="preserve"> </w:t>
+      </w:r>
+      <w:r>
+        <w:t xml:space="preserve">diye sorar.</w:t>
+      </w:r>
+    </w:p>
+    <w:bookmarkEnd w:id="30"/>
+    <w:bookmarkStart w:id="31" w:name="saldırı-ağacı"/>
+    <w:p>
+      <w:pPr>
+        <w:pStyle w:val="Heading3"/>
+      </w:pPr>
+      <w:r>
+        <w:t xml:space="preserve">Saldırı ağacı</w:t>
+      </w:r>
+    </w:p>
+    <w:p>
+      <w:pPr>
+        <w:pStyle w:val="Compact"/>
+        <w:numPr>
+          <w:ilvl w:val="0"/>
+          <w:numId w:val="1010"/>
+        </w:numPr>
+      </w:pPr>
+      <w:r>
+        <w:rPr>
+          <w:b/>
+          <w:bCs/>
+        </w:rPr>
+        <w:t xml:space="preserve">Saldırı ağacı:</w:t>
+      </w:r>
+      <w:r>
+        <w:t xml:space="preserve"> </w:t>
+      </w:r>
+      <w:r>
+        <w:t xml:space="preserve">bir hedefi (ör.</w:t>
+      </w:r>
+      <w:r>
+        <w:t xml:space="preserve"> </w:t>
+      </w:r>
+      <w:r>
+        <w:t xml:space="preserve">“anahtarı çal”</w:t>
+      </w:r>
+      <w:r>
+        <w:t xml:space="preserve">)</w:t>
+      </w:r>
+      <w:r>
+        <w:t xml:space="preserve"> </w:t>
+      </w:r>
+      <w:r>
+        <w:rPr>
+          <w:b/>
+          <w:bCs/>
+        </w:rPr>
+        <w:t xml:space="preserve">alt adımlara</w:t>
+      </w:r>
+      <w:r>
+        <w:t xml:space="preserve"> </w:t>
+      </w:r>
+      <w:r>
+        <w:t xml:space="preserve">bölen ağaç.</w:t>
+      </w:r>
+    </w:p>
+    <w:p>
+      <w:pPr>
+        <w:pStyle w:val="Compact"/>
+        <w:numPr>
+          <w:ilvl w:val="0"/>
+          <w:numId w:val="1010"/>
+        </w:numPr>
+      </w:pPr>
+      <w:r>
+        <w:t xml:space="preserve">Kök: saldırganın amacı.</w:t>
+      </w:r>
+    </w:p>
+    <w:p>
+      <w:pPr>
+        <w:pStyle w:val="Compact"/>
+        <w:numPr>
+          <w:ilvl w:val="0"/>
+          <w:numId w:val="1010"/>
+        </w:numPr>
+      </w:pPr>
+      <w:r>
+        <w:t xml:space="preserve">Dallar: bunu başarmanın yolları.</w:t>
+      </w:r>
+    </w:p>
+    <w:bookmarkEnd w:id="31"/>
+    <w:bookmarkStart w:id="32" w:name="veri-akış-diyagramı-dfd"/>
+    <w:p>
+      <w:pPr>
+        <w:pStyle w:val="Heading3"/>
+      </w:pPr>
+      <w:r>
+        <w:t xml:space="preserve">Veri akış diyagramı (DFD)</w:t>
+      </w:r>
+    </w:p>
+    <w:p>
+      <w:pPr>
+        <w:pStyle w:val="Compact"/>
+        <w:numPr>
+          <w:ilvl w:val="0"/>
+          <w:numId w:val="1011"/>
+        </w:numPr>
+      </w:pPr>
+      <w:r>
+        <w:rPr>
+          <w:b/>
+          <w:bCs/>
+        </w:rPr>
+        <w:t xml:space="preserve">DFD:</w:t>
+      </w:r>
+      <w:r>
+        <w:t xml:space="preserve"> </w:t>
+      </w:r>
+      <w:r>
+        <w:t xml:space="preserve">verinin sistemde</w:t>
+      </w:r>
+      <w:r>
+        <w:t xml:space="preserve"> </w:t>
+      </w:r>
+      <w:r>
+        <w:rPr>
+          <w:b/>
+          <w:bCs/>
+        </w:rPr>
+        <w:t xml:space="preserve">nasıl aktığını</w:t>
+      </w:r>
+      <w:r>
+        <w:t xml:space="preserve"> </w:t>
+      </w:r>
+      <w:r>
+        <w:t xml:space="preserve">gösteren şema.</w:t>
+      </w:r>
+    </w:p>
+    <w:p>
+      <w:pPr>
+        <w:pStyle w:val="Compact"/>
+        <w:numPr>
+          <w:ilvl w:val="0"/>
+          <w:numId w:val="1011"/>
+        </w:numPr>
+      </w:pPr>
+      <w:r>
+        <w:t xml:space="preserve">Süreç, veri deposu, dış varlık, akış, güven sınırı.</w:t>
+      </w:r>
+    </w:p>
+    <w:p>
+      <w:pPr>
+        <w:pStyle w:val="Compact"/>
+        <w:numPr>
+          <w:ilvl w:val="0"/>
+          <w:numId w:val="1011"/>
+        </w:numPr>
+      </w:pPr>
+      <w:r>
+        <w:t xml:space="preserve">Tehditleri bulmak için harita.</w:t>
+      </w:r>
+    </w:p>
+    <w:bookmarkEnd w:id="32"/>
+    <w:bookmarkStart w:id="33" w:name="katmanlı-savunma"/>
+    <w:p>
+      <w:pPr>
+        <w:pStyle w:val="Heading3"/>
+      </w:pPr>
+      <w:r>
+        <w:t xml:space="preserve">Katmanlı savunma</w:t>
+      </w:r>
+    </w:p>
+    <w:p>
+      <w:pPr>
+        <w:pStyle w:val="Compact"/>
+        <w:numPr>
+          <w:ilvl w:val="0"/>
+          <w:numId w:val="1012"/>
+        </w:numPr>
+      </w:pPr>
+      <w:r>
+        <w:rPr>
+          <w:b/>
+          <w:bCs/>
+        </w:rPr>
+        <w:t xml:space="preserve">Katmanlı savunma (defense in depth):</w:t>
+      </w:r>
+      <w:r>
+        <w:t xml:space="preserve"> </w:t>
+      </w:r>
+      <w:r>
+        <w:t xml:space="preserve">tek önlem değil,</w:t>
+      </w:r>
+      <w:r>
+        <w:t xml:space="preserve"> </w:t>
+      </w:r>
+      <w:r>
+        <w:rPr>
+          <w:b/>
+          <w:bCs/>
+        </w:rPr>
+        <w:t xml:space="preserve">birçok</w:t>
+      </w:r>
+      <w:r>
+        <w:t xml:space="preserve"> </w:t>
+      </w:r>
+      <w:r>
+        <w:t xml:space="preserve">önlem.</w:t>
+      </w:r>
+    </w:p>
+    <w:p>
+      <w:pPr>
+        <w:pStyle w:val="Compact"/>
+        <w:numPr>
+          <w:ilvl w:val="0"/>
+          <w:numId w:val="1012"/>
+        </w:numPr>
+      </w:pPr>
+      <w:r>
+        <w:t xml:space="preserve">Biri aşılırsa diğeri durdurur.</w:t>
+      </w:r>
+    </w:p>
+    <w:p>
+      <w:pPr>
+        <w:pStyle w:val="Compact"/>
+        <w:numPr>
+          <w:ilvl w:val="0"/>
+          <w:numId w:val="1012"/>
+        </w:numPr>
+      </w:pPr>
+      <w:r>
+        <w:t xml:space="preserve">“Güvenlik kabuğu”</w:t>
+      </w:r>
+      <w:r>
+        <w:t xml:space="preserve"> </w:t>
+      </w:r>
+      <w:r>
+        <w:t xml:space="preserve">bu katmanların birleşimi.</w:t>
+      </w:r>
+    </w:p>
+    <w:bookmarkEnd w:id="33"/>
+    <w:bookmarkStart w:id="34" w:name="güvenli-tasarım-ilkeleri"/>
+    <w:p>
+      <w:pPr>
+        <w:pStyle w:val="Heading3"/>
+      </w:pPr>
+      <w:r>
+        <w:t xml:space="preserve">Güvenli tasarım ilkeleri</w:t>
+      </w:r>
+    </w:p>
+    <w:p>
+      <w:pPr>
+        <w:pStyle w:val="Compact"/>
+        <w:numPr>
+          <w:ilvl w:val="0"/>
+          <w:numId w:val="1013"/>
+        </w:numPr>
+      </w:pPr>
+      <w:r>
+        <w:t xml:space="preserve">Saltzer &amp; Schroeder (1975): en az yetki, güvenli varsayılan, ekonomi, açık tasarım…</w:t>
+      </w:r>
+    </w:p>
+    <w:p>
+      <w:pPr>
+        <w:pStyle w:val="Compact"/>
+        <w:numPr>
+          <w:ilvl w:val="0"/>
+          <w:numId w:val="1013"/>
+        </w:numPr>
+      </w:pPr>
+      <w:r>
+        <w:t xml:space="preserve">Bugün hâlâ geçerli.</w:t>
+      </w:r>
+    </w:p>
+    <w:p>
+      <w:pPr>
+        <w:pStyle w:val="Compact"/>
+        <w:numPr>
+          <w:ilvl w:val="0"/>
+          <w:numId w:val="1013"/>
+        </w:numPr>
+      </w:pPr>
+      <w:r>
+        <w:t xml:space="preserve">Bu dersin omurgası.</w:t>
+      </w:r>
+    </w:p>
+    <w:bookmarkEnd w:id="34"/>
+    <w:bookmarkStart w:id="35" w:name="ödünleşim-trade-off"/>
+    <w:p>
+      <w:pPr>
+        <w:pStyle w:val="Heading3"/>
+      </w:pPr>
+      <w:r>
+        <w:t xml:space="preserve">Ödünleşim (trade-off)</w:t>
+      </w:r>
+    </w:p>
+    <w:p>
+      <w:pPr>
+        <w:pStyle w:val="Compact"/>
+        <w:numPr>
+          <w:ilvl w:val="0"/>
+          <w:numId w:val="1014"/>
+        </w:numPr>
+      </w:pPr>
+      <w:r>
+        <w:t xml:space="preserve">Her koruma bir</w:t>
+      </w:r>
+      <w:r>
+        <w:t xml:space="preserve"> </w:t>
+      </w:r>
+      <w:r>
+        <w:rPr>
+          <w:b/>
+          <w:bCs/>
+        </w:rPr>
+        <w:t xml:space="preserve">bedel</w:t>
+      </w:r>
+      <w:r>
+        <w:t xml:space="preserve"> </w:t>
+      </w:r>
+      <w:r>
+        <w:t xml:space="preserve">getirir: hız, karmaşıklık, maliyet.</w:t>
+      </w:r>
+    </w:p>
+    <w:p>
+      <w:pPr>
+        <w:pStyle w:val="Compact"/>
+        <w:numPr>
+          <w:ilvl w:val="0"/>
+          <w:numId w:val="1014"/>
+        </w:numPr>
+      </w:pPr>
+      <w:r>
+        <w:t xml:space="preserve">Güvenlik</w:t>
+      </w:r>
+      <w:r>
+        <w:t xml:space="preserve"> </w:t>
+      </w:r>
+      <w:r>
+        <w:t xml:space="preserve">“sonsuz koruma”</w:t>
+      </w:r>
+      <w:r>
+        <w:t xml:space="preserve"> </w:t>
+      </w:r>
+      <w:r>
+        <w:t xml:space="preserve">değil,</w:t>
+      </w:r>
+      <w:r>
+        <w:t xml:space="preserve"> </w:t>
+      </w:r>
+      <w:r>
+        <w:rPr>
+          <w:b/>
+          <w:bCs/>
+        </w:rPr>
+        <w:t xml:space="preserve">dengeli</w:t>
+      </w:r>
+      <w:r>
+        <w:t xml:space="preserve"> </w:t>
+      </w:r>
+      <w:r>
+        <w:t xml:space="preserve">koruma.</w:t>
+      </w:r>
+    </w:p>
+    <w:p>
+      <w:pPr>
+        <w:pStyle w:val="Compact"/>
+        <w:numPr>
+          <w:ilvl w:val="0"/>
+          <w:numId w:val="1014"/>
+        </w:numPr>
+      </w:pPr>
+      <w:r>
+        <w:t xml:space="preserve">Kalan riski açıkça yazarız.</w:t>
+      </w:r>
+    </w:p>
+    <w:bookmarkEnd w:id="35"/>
+    <w:bookmarkStart w:id="36" w:name="şimdi-hazırız"/>
+    <w:p>
+      <w:pPr>
+        <w:pStyle w:val="Heading3"/>
+      </w:pPr>
+      <w:r>
+        <w:t xml:space="preserve">Şimdi hazırız</w:t>
+      </w:r>
+    </w:p>
+    <w:p>
+      <w:pPr>
+        <w:pStyle w:val="FirstParagraph"/>
+      </w:pPr>
+      <w:r>
+        <w:t xml:space="preserve">Terimler:</w:t>
+      </w:r>
+    </w:p>
+    <w:p>
+      <w:pPr>
+        <w:pStyle w:val="BodyText"/>
+      </w:pPr>
+      <w:r>
+        <w:t xml:space="preserve">güvenlik · varlık · tehdit/zafiyet · CIA · saldırgan modeli · MATE · tehdit modelleme · STRIDE · saldırı ağacı · DFD · katmanlı savunma · tasarım ilkeleri · ödünleşim</w:t>
+      </w:r>
+    </w:p>
+    <w:p>
+      <w:pPr>
+        <w:pStyle w:val="BodyText"/>
+      </w:pPr>
+      <w:r>
+        <w:t xml:space="preserve">Şimdi: güvenlik nedir, derinlemesine.</w:t>
+      </w:r>
+    </w:p>
+    <w:bookmarkEnd w:id="36"/>
+    <w:bookmarkStart w:id="37" w:name="bugünün-planı-3-saat"/>
+    <w:p>
+      <w:pPr>
+        <w:pStyle w:val="Heading3"/>
+      </w:pPr>
+      <w:r>
+        <w:t xml:space="preserve">Bugünün planı (3 saat)</w:t>
+      </w:r>
+    </w:p>
+    <w:tbl>
+      <w:tblPr>
+        <w:tblStyle w:val="Table"/>
+        <w:tblW w:type="pct" w:w="5000"/>
+        <w:tblLayout w:type="fixed"/>
+        <w:tblLook w:firstRow="1" w:lastRow="0" w:firstColumn="0" w:lastColumn="0" w:noHBand="0" w:noVBand="0" w:val="0020"/>
+      </w:tblPr>
+      <w:tblGrid>
+        <w:gridCol w:w="3960"/>
+        <w:gridCol w:w="3960"/>
+      </w:tblGrid>
+      <w:tr>
+        <w:trPr>
+          <w:tblHeader w:val="on"/>
+        </w:trPr>
+        <w:tc>
+          <w:tcPr/>
+          <w:p>
+            <w:pPr>
+              <w:pStyle w:val="Compact"/>
+            </w:pPr>
+            <w:r>
+              <w:t xml:space="preserve">Saat</w:t>
+            </w:r>
+          </w:p>
+        </w:tc>
+        <w:tc>
+          <w:tcPr/>
+          <w:p>
+            <w:pPr>
+              <w:pStyle w:val="Compact"/>
+            </w:pPr>
+            <w:r>
+              <w:t xml:space="preserve">Konu</w:t>
+            </w:r>
+          </w:p>
+        </w:tc>
+      </w:tr>
+      <w:tr>
+        <w:tc>
+          <w:tcPr/>
+          <w:p>
+            <w:pPr>
+              <w:pStyle w:val="Compact"/>
+            </w:pPr>
+            <w:r>
+              <w:t xml:space="preserve">1</w:t>
+            </w:r>
+          </w:p>
+        </w:tc>
+        <w:tc>
+          <w:tcPr/>
+          <w:p>
+            <w:pPr>
+              <w:pStyle w:val="Compact"/>
+            </w:pPr>
+            <w:r>
+              <w:t xml:space="preserve">Ders tanıtımı · Güvenlik nedir? · Saldırgan · İlkeler ·</w:t>
+            </w:r>
+            <w:r>
+              <w:t xml:space="preserve"> </w:t>
+            </w:r>
+            <w:r>
+              <w:rPr>
+                <w:b/>
+                <w:bCs/>
+              </w:rPr>
+              <w:t xml:space="preserve">Uygulama korumasına genel bakış</w:t>
+            </w:r>
+          </w:p>
+        </w:tc>
+      </w:tr>
+      <w:tr>
+        <w:tc>
+          <w:tcPr/>
+          <w:p>
+            <w:pPr>
+              <w:pStyle w:val="Compact"/>
+            </w:pPr>
+            <w:r>
+              <w:t xml:space="preserve">2</w:t>
+            </w:r>
+          </w:p>
+        </w:tc>
+        <w:tc>
+          <w:tcPr/>
+          <w:p>
+            <w:pPr>
+              <w:pStyle w:val="Compact"/>
+            </w:pPr>
+            <w:r>
+              <w:t xml:space="preserve">Koruma planı · STRIDE ve risk puanı · Saldırı ağacı ·</w:t>
+            </w:r>
+            <w:r>
+              <w:t xml:space="preserve"> </w:t>
+            </w:r>
+            <w:r>
+              <w:rPr>
+                <w:b/>
+                <w:bCs/>
+              </w:rPr>
+              <w:t xml:space="preserve">Uygulamalı örnek</w:t>
+            </w:r>
+            <w:r>
+              <w:rPr>
+                <w:b/>
+                <w:bCs/>
+              </w:rPr>
+              <w:t xml:space="preserve"> </w:t>
+            </w:r>
+            <w:r>
+              <w:rPr>
+                <w:b/>
+                <w:bCs/>
+              </w:rPr>
+              <w:t xml:space="preserve">“Kasa”</w:t>
+            </w:r>
+            <w:r>
+              <w:t xml:space="preserve"> </w:t>
+            </w:r>
+            <w:r>
+              <w:t xml:space="preserve">· Sınıf alıştırması</w:t>
+            </w:r>
+          </w:p>
+        </w:tc>
+      </w:tr>
+      <w:tr>
+        <w:tc>
+          <w:tcPr/>
+          <w:p>
+            <w:pPr>
+              <w:pStyle w:val="Compact"/>
+            </w:pPr>
+            <w:r>
+              <w:t xml:space="preserve">3</w:t>
+            </w:r>
+          </w:p>
+        </w:tc>
+        <w:tc>
+          <w:tcPr/>
+          <w:p>
+            <w:pPr>
+              <w:pStyle w:val="Compact"/>
+            </w:pPr>
+            <w:r>
+              <w:rPr>
+                <w:b/>
+                <w:bCs/>
+              </w:rPr>
+              <w:t xml:space="preserve">Demo 1–2</w:t>
+            </w:r>
+            <w:r>
+              <w:t xml:space="preserve"> </w:t>
+            </w:r>
+            <w:r>
+              <w:t xml:space="preserve">· Güvenli başlatma · Taşmalar ·</w:t>
+            </w:r>
+            <w:r>
+              <w:t xml:space="preserve"> </w:t>
+            </w:r>
+            <w:r>
+              <w:rPr>
+                <w:b/>
+                <w:bCs/>
+              </w:rPr>
+              <w:t xml:space="preserve">Demo 3–4</w:t>
+            </w:r>
+            <w:r>
+              <w:t xml:space="preserve"> </w:t>
+            </w:r>
+            <w:r>
+              <w:t xml:space="preserve">· Bellek yönetimi · Bölümleme · Güvenli süreç · Proje</w:t>
+            </w:r>
+          </w:p>
+        </w:tc>
+      </w:tr>
+    </w:tbl>
+    <w:p>
+      <w:pPr>
+        <w:pStyle w:val="BodyText"/>
+      </w:pPr>
+      <w:r>
+        <w:rPr>
+          <w:b/>
+          <w:bCs/>
+        </w:rPr>
+        <w:t xml:space="preserve">Demolar:</w:t>
+      </w:r>
+      <w:r>
+        <w:t xml:space="preserve"> </w:t>
+      </w:r>
+      <w:r>
+        <w:rPr>
+          <w:rStyle w:val="VerbatimChar"/>
+        </w:rPr>
+        <w:t xml:space="preserve">code/week-01</w:t>
+      </w:r>
+      <w:r>
+        <w:t xml:space="preserve"> </w:t>
+      </w:r>
+      <w:r>
+        <w:t xml:space="preserve">— Windows</w:t>
+      </w:r>
+      <w:r>
+        <w:t xml:space="preserve"> </w:t>
+      </w:r>
+      <w:r>
+        <w:rPr>
+          <w:rStyle w:val="VerbatimChar"/>
+        </w:rPr>
+        <w:t xml:space="preserve">.\demo.ps1</w:t>
+      </w:r>
+      <w:r>
+        <w:t xml:space="preserve"> </w:t>
+      </w:r>
+      <w:r>
+        <w:t xml:space="preserve">· WSL / Linux</w:t>
+      </w:r>
+      <w:r>
+        <w:t xml:space="preserve"> </w:t>
+      </w:r>
+      <w:r>
+        <w:rPr>
+          <w:rStyle w:val="VerbatimChar"/>
+        </w:rPr>
+        <w:t xml:space="preserve">sh demo.sh</w:t>
+      </w:r>
+      <w:r>
+        <w:t xml:space="preserve"> </w:t>
+      </w:r>
+      <w:r>
+        <w:t xml:space="preserve">· Visual Studio: Klasör Aç →</w:t>
+      </w:r>
+      <w:r>
+        <w:t xml:space="preserve"> </w:t>
+      </w:r>
+      <w:r>
+        <w:rPr>
+          <w:rStyle w:val="VerbatimChar"/>
+        </w:rPr>
+        <w:t xml:space="preserve">code</w:t>
+      </w:r>
+    </w:p>
+    <w:bookmarkEnd w:id="37"/>
+    <w:bookmarkStart w:id="38" w:name="kısa-tarihçe-güvenli-programlama-fikri"/>
+    <w:p>
+      <w:pPr>
+        <w:pStyle w:val="Heading3"/>
+      </w:pPr>
+      <w:r>
+        <w:t xml:space="preserve">Kısa tarihçe — güvenli programlama fikri</w:t>
+      </w:r>
+    </w:p>
+    <w:p>
+      <w:pPr>
+        <w:pStyle w:val="Compact"/>
+        <w:numPr>
+          <w:ilvl w:val="0"/>
+          <w:numId w:val="1015"/>
+        </w:numPr>
+      </w:pPr>
+      <w:r>
+        <w:rPr>
+          <w:b/>
+          <w:bCs/>
+        </w:rPr>
+        <w:t xml:space="preserve">1975</w:t>
+      </w:r>
+      <w:r>
+        <w:t xml:space="preserve"> </w:t>
+      </w:r>
+      <w:r>
+        <w:t xml:space="preserve">— Saltzer &amp; Schroeder: güvenli tasarımın</w:t>
+      </w:r>
+      <w:r>
+        <w:t xml:space="preserve"> </w:t>
+      </w:r>
+      <w:r>
+        <w:rPr>
+          <w:b/>
+          <w:bCs/>
+        </w:rPr>
+        <w:t xml:space="preserve">8 ilkesi</w:t>
+      </w:r>
+      <w:r>
+        <w:t xml:space="preserve"> </w:t>
+      </w:r>
+      <w:r>
+        <w:t xml:space="preserve">(en az ayrıcalık, derinlemesine savunma…)</w:t>
+      </w:r>
+    </w:p>
+    <w:p>
+      <w:pPr>
+        <w:pStyle w:val="Compact"/>
+        <w:numPr>
+          <w:ilvl w:val="0"/>
+          <w:numId w:val="1015"/>
+        </w:numPr>
+      </w:pPr>
+      <w:r>
+        <w:rPr>
+          <w:b/>
+          <w:bCs/>
+        </w:rPr>
+        <w:t xml:space="preserve">1970–80’ler</w:t>
+      </w:r>
+      <w:r>
+        <w:t xml:space="preserve"> </w:t>
+      </w:r>
+      <w:r>
+        <w:t xml:space="preserve">—</w:t>
+      </w:r>
+      <w:r>
+        <w:t xml:space="preserve"> </w:t>
+      </w:r>
+      <w:r>
+        <w:rPr>
+          <w:b/>
+          <w:bCs/>
+        </w:rPr>
+        <w:t xml:space="preserve">CIA üçlüsü</w:t>
+      </w:r>
+      <w:r>
+        <w:t xml:space="preserve"> </w:t>
+      </w:r>
+      <w:r>
+        <w:t xml:space="preserve">ortak dil hâline gelir</w:t>
+      </w:r>
+    </w:p>
+    <w:p>
+      <w:pPr>
+        <w:pStyle w:val="Compact"/>
+        <w:numPr>
+          <w:ilvl w:val="0"/>
+          <w:numId w:val="1015"/>
+        </w:numPr>
+      </w:pPr>
+      <w:r>
+        <w:rPr>
+          <w:b/>
+          <w:bCs/>
+        </w:rPr>
+        <w:t xml:space="preserve">1998–99</w:t>
+      </w:r>
+      <w:r>
+        <w:t xml:space="preserve"> </w:t>
+      </w:r>
+      <w:r>
+        <w:t xml:space="preserve">— Microsoft’ta</w:t>
+      </w:r>
+      <w:r>
+        <w:t xml:space="preserve"> </w:t>
+      </w:r>
+      <w:r>
+        <w:rPr>
+          <w:b/>
+          <w:bCs/>
+        </w:rPr>
+        <w:t xml:space="preserve">STRIDE</w:t>
+      </w:r>
+      <w:r>
+        <w:t xml:space="preserve">; Schneier</w:t>
+      </w:r>
+      <w:r>
+        <w:t xml:space="preserve"> </w:t>
+      </w:r>
+      <w:r>
+        <w:rPr>
+          <w:b/>
+          <w:bCs/>
+        </w:rPr>
+        <w:t xml:space="preserve">saldırı ağaçlarını</w:t>
+      </w:r>
+      <w:r>
+        <w:t xml:space="preserve"> </w:t>
+      </w:r>
+      <w:r>
+        <w:t xml:space="preserve">tanıtır</w:t>
+      </w:r>
+    </w:p>
+    <w:p>
+      <w:pPr>
+        <w:pStyle w:val="Compact"/>
+        <w:numPr>
+          <w:ilvl w:val="0"/>
+          <w:numId w:val="1015"/>
+        </w:numPr>
+      </w:pPr>
+      <w:r>
+        <w:rPr>
+          <w:b/>
+          <w:bCs/>
+        </w:rPr>
+        <w:t xml:space="preserve">2001–03</w:t>
+      </w:r>
+      <w:r>
+        <w:t xml:space="preserve"> </w:t>
+      </w:r>
+      <w:r>
+        <w:t xml:space="preserve">—</w:t>
+      </w:r>
+      <w:r>
+        <w:t xml:space="preserve"> </w:t>
+      </w:r>
+      <w:r>
+        <w:rPr>
+          <w:i/>
+          <w:iCs/>
+        </w:rPr>
+        <w:t xml:space="preserve">Building Secure Software</w:t>
+      </w:r>
+      <w:r>
+        <w:t xml:space="preserve"> </w:t>
+      </w:r>
+      <w:r>
+        <w:t xml:space="preserve">ve</w:t>
+      </w:r>
+      <w:r>
+        <w:t xml:space="preserve"> </w:t>
+      </w:r>
+      <w:r>
+        <w:rPr>
+          <w:b/>
+          <w:bCs/>
+        </w:rPr>
+        <w:t xml:space="preserve">Secure Programming Cookbook</w:t>
+      </w:r>
+      <w:r>
+        <w:t xml:space="preserve"> </w:t>
+      </w:r>
+      <w:r>
+        <w:t xml:space="preserve">(dersin ana kaynağı)</w:t>
+      </w:r>
+    </w:p>
+    <w:p>
+      <w:pPr>
+        <w:pStyle w:val="BlockText"/>
+      </w:pPr>
+      <w:r>
+        <w:t xml:space="preserve">Bugünkü araçlar (CIA · saldırgan modeli · STRIDE · saldırı ağacı) bu çizginin ürünüdür.</w:t>
+      </w:r>
+    </w:p>
+    <w:bookmarkEnd w:id="38"/>
+    <w:bookmarkStart w:id="39" w:name="ders-nasıl-yürüyor"/>
+    <w:p>
+      <w:pPr>
+        <w:pStyle w:val="Heading3"/>
+      </w:pPr>
+      <w:r>
+        <w:t xml:space="preserve">Ders nasıl yürüyor?</w:t>
+      </w:r>
+    </w:p>
+    <w:p>
+      <w:pPr>
+        <w:pStyle w:val="Compact"/>
+        <w:numPr>
+          <w:ilvl w:val="0"/>
+          <w:numId w:val="1016"/>
+        </w:numPr>
+      </w:pPr>
+      <w:r>
+        <w:rPr>
+          <w:b/>
+          <w:bCs/>
+        </w:rPr>
+        <w:t xml:space="preserve">Tek dönem projesi:</w:t>
+      </w:r>
+      <w:r>
+        <w:t xml:space="preserve"> </w:t>
+      </w:r>
+      <w:r>
+        <w:t xml:space="preserve">C/C++ uygulaması +</w:t>
+      </w:r>
+      <w:r>
+        <w:t xml:space="preserve"> </w:t>
+      </w:r>
+      <w:r>
+        <w:t xml:space="preserve">“sertifikasyondan geçecekmiş gibi”</w:t>
+      </w:r>
+      <w:r>
+        <w:t xml:space="preserve"> </w:t>
+      </w:r>
+      <w:r>
+        <w:t xml:space="preserve">bir</w:t>
+      </w:r>
+      <w:r>
+        <w:t xml:space="preserve"> </w:t>
+      </w:r>
+      <w:r>
+        <w:rPr>
+          <w:b/>
+          <w:bCs/>
+        </w:rPr>
+        <w:t xml:space="preserve">güvenlik kılavuzu</w:t>
+      </w:r>
+    </w:p>
+    <w:p>
+      <w:pPr>
+        <w:pStyle w:val="Compact"/>
+        <w:numPr>
+          <w:ilvl w:val="1"/>
+          <w:numId w:val="1017"/>
+        </w:numPr>
+      </w:pPr>
+      <w:r>
+        <w:t xml:space="preserve">Vize kontrolü:</w:t>
+      </w:r>
+      <w:r>
+        <w:t xml:space="preserve"> </w:t>
+      </w:r>
+      <w:r>
+        <w:rPr>
+          <w:b/>
+          <w:bCs/>
+        </w:rPr>
+        <w:t xml:space="preserve">7. hafta</w:t>
+      </w:r>
+      <w:r>
+        <w:t xml:space="preserve"> </w:t>
+      </w:r>
+      <w:r>
+        <w:t xml:space="preserve">gösterim · Final kontrolü:</w:t>
+      </w:r>
+      <w:r>
+        <w:t xml:space="preserve"> </w:t>
+      </w:r>
+      <w:r>
+        <w:rPr>
+          <w:b/>
+          <w:bCs/>
+        </w:rPr>
+        <w:t xml:space="preserve">15. hafta</w:t>
+      </w:r>
+      <w:r>
+        <w:t xml:space="preserve"> </w:t>
+      </w:r>
+      <w:r>
+        <w:t xml:space="preserve">gösterim</w:t>
+      </w:r>
+    </w:p>
+    <w:p>
+      <w:pPr>
+        <w:pStyle w:val="Compact"/>
+        <w:numPr>
+          <w:ilvl w:val="0"/>
+          <w:numId w:val="1016"/>
+        </w:numPr>
+      </w:pPr>
+      <w:r>
+        <w:rPr>
+          <w:b/>
+          <w:bCs/>
+        </w:rPr>
+        <w:t xml:space="preserve">İki quiz:</w:t>
+      </w:r>
+      <w:r>
+        <w:t xml:space="preserve"> </w:t>
+      </w:r>
+      <w:r>
+        <w:t xml:space="preserve">8. hafta (1–6) · 16. hafta (9–14)</w:t>
+      </w:r>
+    </w:p>
+    <w:p>
+      <w:pPr>
+        <w:pStyle w:val="Compact"/>
+        <w:numPr>
+          <w:ilvl w:val="0"/>
+          <w:numId w:val="1016"/>
+        </w:numPr>
+      </w:pPr>
+      <w:r>
+        <w:t xml:space="preserve">Not:</w:t>
+      </w:r>
+      <w:r>
+        <w:t xml:space="preserve"> </w:t>
+      </w:r>
+      <w:r>
+        <w:rPr>
+          <w:rStyle w:val="VerbatimChar"/>
+        </w:rPr>
+        <w:t xml:space="preserve">Vize = 0,6·Proje1 + 0,4·Quiz1</w:t>
+      </w:r>
+      <w:r>
+        <w:t xml:space="preserve"> </w:t>
+      </w:r>
+      <w:r>
+        <w:t xml:space="preserve">·</w:t>
+      </w:r>
+      <w:r>
+        <w:t xml:space="preserve"> </w:t>
+      </w:r>
+      <w:r>
+        <w:rPr>
+          <w:rStyle w:val="VerbatimChar"/>
+        </w:rPr>
+        <w:t xml:space="preserve">Final = 0,7·Proje2 + 0,3·Quiz2</w:t>
+      </w:r>
+    </w:p>
+    <w:p>
+      <w:pPr>
+        <w:pStyle w:val="Compact"/>
+        <w:numPr>
+          <w:ilvl w:val="0"/>
+          <w:numId w:val="1016"/>
+        </w:numPr>
+      </w:pPr>
+      <w:r>
+        <w:t xml:space="preserve">Her hafta:</w:t>
+      </w:r>
+      <w:r>
+        <w:t xml:space="preserve"> </w:t>
+      </w:r>
+      <w:r>
+        <w:rPr>
+          <w:b/>
+          <w:bCs/>
+        </w:rPr>
+        <w:t xml:space="preserve">hatalı kod → saldırı → düzeltme</w:t>
+      </w:r>
+    </w:p>
+    <w:p>
+      <w:pPr>
+        <w:pStyle w:val="BlockText"/>
+      </w:pPr>
+      <w:r>
+        <w:t xml:space="preserve">⚠️</w:t>
+      </w:r>
+      <w:r>
+        <w:t xml:space="preserve"> </w:t>
+      </w:r>
+      <w:r>
+        <w:rPr>
+          <w:b/>
+          <w:bCs/>
+        </w:rPr>
+        <w:t xml:space="preserve">Etik:</w:t>
+      </w:r>
+      <w:r>
+        <w:t xml:space="preserve"> </w:t>
+      </w:r>
+      <w:r>
+        <w:t xml:space="preserve">Teknikleri yalnız</w:t>
+      </w:r>
+      <w:r>
+        <w:t xml:space="preserve"> </w:t>
+      </w:r>
+      <w:r>
+        <w:rPr>
+          <w:b/>
+          <w:bCs/>
+        </w:rPr>
+        <w:t xml:space="preserve">kendi bilgisayarınızda</w:t>
+      </w:r>
+      <w:r>
+        <w:t xml:space="preserve"> </w:t>
+      </w:r>
+      <w:r>
+        <w:t xml:space="preserve">ve verilen demolar üzerinde deneyin.</w:t>
+      </w:r>
+    </w:p>
+    <w:bookmarkEnd w:id="39"/>
+    <w:bookmarkEnd w:id="40"/>
+    <w:bookmarkStart w:id="46" w:name="güvenlik-nedir-1"/>
+    <w:p>
+      <w:pPr>
+        <w:pStyle w:val="Heading2"/>
+      </w:pPr>
+      <w:r>
+        <w:t xml:space="preserve">1. Güvenlik nedir?</w:t>
+      </w:r>
+    </w:p>
+    <w:p>
+      <w:pPr>
+        <w:pStyle w:val="FirstParagraph"/>
+      </w:pPr>
+      <w:r>
+        <w:t xml:space="preserve">Bir bankanın kasasını düşünün. Kasanın içindeki para</w:t>
+      </w:r>
+      <w:r>
+        <w:t xml:space="preserve"> </w:t>
+      </w:r>
+      <w:r>
+        <w:rPr>
+          <w:b/>
+          <w:bCs/>
+        </w:rPr>
+        <w:t xml:space="preserve">varlıktır</w:t>
+      </w:r>
+      <w:r>
+        <w:t xml:space="preserve">. Parayı çalmak isteyen biri</w:t>
+      </w:r>
+      <w:r>
+        <w:t xml:space="preserve"> </w:t>
+      </w:r>
+      <w:r>
+        <w:rPr>
+          <w:b/>
+          <w:bCs/>
+        </w:rPr>
+        <w:t xml:space="preserve">tehdittir</w:t>
+      </w:r>
+      <w:r>
+        <w:t xml:space="preserve">.</w:t>
+      </w:r>
+      <w:r>
+        <w:t xml:space="preserve"> </w:t>
+      </w:r>
+      <w:r>
+        <w:t xml:space="preserve">Kasanın kilidinin arızalı olması bir</w:t>
+      </w:r>
+      <w:r>
+        <w:t xml:space="preserve"> </w:t>
+      </w:r>
+      <w:r>
+        <w:rPr>
+          <w:b/>
+          <w:bCs/>
+        </w:rPr>
+        <w:t xml:space="preserve">zafiyettir</w:t>
+      </w:r>
+      <w:r>
+        <w:t xml:space="preserve">. Hırsızın o arızalı kilidi kullanması bir</w:t>
+      </w:r>
+      <w:r>
+        <w:t xml:space="preserve"> </w:t>
+      </w:r>
+      <w:r>
+        <w:rPr>
+          <w:b/>
+          <w:bCs/>
+        </w:rPr>
+        <w:t xml:space="preserve">saldırıdır</w:t>
+      </w:r>
+      <w:r>
+        <w:t xml:space="preserve">.</w:t>
+      </w:r>
+      <w:r>
+        <w:t xml:space="preserve"> </w:t>
+      </w:r>
+      <w:r>
+        <w:rPr>
+          <w:b/>
+          <w:bCs/>
+        </w:rPr>
+        <w:t xml:space="preserve">Risk</w:t>
+      </w:r>
+      <w:r>
+        <w:t xml:space="preserve"> </w:t>
+      </w:r>
+      <w:r>
+        <w:t xml:space="preserve">ise</w:t>
+      </w:r>
+      <w:r>
+        <w:t xml:space="preserve"> </w:t>
+      </w:r>
+      <w:r>
+        <w:t xml:space="preserve">“bu olay ne kadar olası ve olursa ne kadar zarar verir?”</w:t>
+      </w:r>
+      <w:r>
+        <w:t xml:space="preserve"> </w:t>
+      </w:r>
+      <w:r>
+        <w:t xml:space="preserve">sorusunun cevabıdır.</w:t>
+      </w:r>
+    </w:p>
+    <w:p>
+      <w:pPr>
+        <w:pStyle w:val="BlockText"/>
+      </w:pPr>
+      <w:r>
+        <w:rPr>
+          <w:b/>
+          <w:bCs/>
+        </w:rPr>
+        <w:t xml:space="preserve">Kısa tarihçe: güvenli programlama fikri nereden geldi?</w:t>
+      </w:r>
+    </w:p>
+    <w:p>
+      <w:pPr>
+        <w:pStyle w:val="Compact"/>
+        <w:numPr>
+          <w:ilvl w:val="0"/>
+          <w:numId w:val="1018"/>
+        </w:numPr>
+      </w:pPr>
+      <w:r>
+        <w:rPr>
+          <w:b/>
+          <w:bCs/>
+        </w:rPr>
+        <w:t xml:space="preserve">1975</w:t>
+      </w:r>
+      <w:r>
+        <w:t xml:space="preserve"> </w:t>
+      </w:r>
+      <w:r>
+        <w:t xml:space="preserve">— Saltzer &amp; Schroeder, güvenli tasarımın</w:t>
+      </w:r>
+      <w:r>
+        <w:t xml:space="preserve"> </w:t>
+      </w:r>
+      <w:r>
+        <w:rPr>
+          <w:b/>
+          <w:bCs/>
+        </w:rPr>
+        <w:t xml:space="preserve">sekiz ilkesini</w:t>
+      </w:r>
+      <w:r>
+        <w:t xml:space="preserve"> </w:t>
+      </w:r>
+      <w:r>
+        <w:t xml:space="preserve">yayımlar (en az ayrıcalık, derinlemesine savunma, açık tasarım…). Bugün hâlâ temeldir.</w:t>
+      </w:r>
+    </w:p>
+    <w:p>
+      <w:pPr>
+        <w:pStyle w:val="Compact"/>
+        <w:numPr>
+          <w:ilvl w:val="0"/>
+          <w:numId w:val="1018"/>
+        </w:numPr>
+      </w:pPr>
+      <w:r>
+        <w:rPr>
+          <w:b/>
+          <w:bCs/>
+        </w:rPr>
+        <w:t xml:space="preserve">1970’ler–80’ler</w:t>
+      </w:r>
+      <w:r>
+        <w:t xml:space="preserve"> </w:t>
+      </w:r>
+      <w:r>
+        <w:t xml:space="preserve">—</w:t>
+      </w:r>
+      <w:r>
+        <w:t xml:space="preserve"> </w:t>
+      </w:r>
+      <w:r>
+        <w:rPr>
+          <w:b/>
+          <w:bCs/>
+        </w:rPr>
+        <w:t xml:space="preserve">CIA üçlüsü</w:t>
+      </w:r>
+      <w:r>
+        <w:t xml:space="preserve"> </w:t>
+      </w:r>
+      <w:r>
+        <w:t xml:space="preserve">(gizlilik · bütünlük · erişilebilirlik) askerî/devlet bilgi güvenliğinden doğar ve ortak dil olur.</w:t>
+      </w:r>
+    </w:p>
+    <w:p>
+      <w:pPr>
+        <w:pStyle w:val="Compact"/>
+        <w:numPr>
+          <w:ilvl w:val="0"/>
+          <w:numId w:val="1018"/>
+        </w:numPr>
+      </w:pPr>
+      <w:r>
+        <w:rPr>
+          <w:b/>
+          <w:bCs/>
+        </w:rPr>
+        <w:t xml:space="preserve">1998–99</w:t>
+      </w:r>
+      <w:r>
+        <w:t xml:space="preserve"> </w:t>
+      </w:r>
+      <w:r>
+        <w:t xml:space="preserve">— Microsoft’ta</w:t>
+      </w:r>
+      <w:r>
+        <w:t xml:space="preserve"> </w:t>
+      </w:r>
+      <w:r>
+        <w:rPr>
+          <w:b/>
+          <w:bCs/>
+        </w:rPr>
+        <w:t xml:space="preserve">STRIDE</w:t>
+      </w:r>
+      <w:r>
+        <w:t xml:space="preserve"> </w:t>
+      </w:r>
+      <w:r>
+        <w:t xml:space="preserve">tehdit sınıflandırması (Kohnfelder &amp; Garg) geliştirilir; aynı yıllarda Bruce Schneier</w:t>
+      </w:r>
+      <w:r>
+        <w:t xml:space="preserve"> </w:t>
+      </w:r>
+      <w:r>
+        <w:rPr>
+          <w:b/>
+          <w:bCs/>
+        </w:rPr>
+        <w:t xml:space="preserve">saldırı ağaçlarını</w:t>
+      </w:r>
+      <w:r>
+        <w:t xml:space="preserve"> </w:t>
+      </w:r>
+      <w:r>
+        <w:t xml:space="preserve">tanıtır.</w:t>
+      </w:r>
+    </w:p>
+    <w:p>
+      <w:pPr>
+        <w:pStyle w:val="Compact"/>
+        <w:numPr>
+          <w:ilvl w:val="0"/>
+          <w:numId w:val="1018"/>
         </w:numPr>
       </w:pPr>
       <w:r>
@@ -2442,18 +4282,18 @@
           <wp:inline>
             <wp:extent cx="5759999" cy="2251212"/>
             <wp:effectExtent b="0" l="0" r="0" t="0"/>
-            <wp:docPr descr="" title="" id="23" name="Picture"/>
+            <wp:docPr descr="" title="" id="42" name="Picture"/>
             <a:graphic>
               <a:graphicData uri="http://schemas.openxmlformats.org/drawingml/2006/picture">
                 <pic:pic>
                   <pic:nvPicPr>
-                    <pic:cNvPr descr="diyagram-1.png" id="24" name="Picture"/>
+                    <pic:cNvPr descr="diyagram-1.png" id="43" name="Picture"/>
                     <pic:cNvPicPr>
                       <a:picLocks noChangeArrowheads="1" noChangeAspect="1"/>
                     </pic:cNvPicPr>
                   </pic:nvPicPr>
                   <pic:blipFill>
-                    <a:blip r:embed="rId22"/>
+                    <a:blip r:embed="rId41"/>
                     <a:stretch>
                       <a:fillRect/>
                     </a:stretch>
@@ -2480,7 +4320,7 @@
         </w:drawing>
       </w:r>
     </w:p>
-    <w:bookmarkStart w:id="25" w:name="güvenliğin-üç-hedefi-cia"/>
+    <w:bookmarkStart w:id="44" w:name="güvenliğin-üç-hedefi-cia"/>
     <w:p>
       <w:pPr>
         <w:pStyle w:val="Heading3"/>
@@ -2815,7 +4655,7 @@
         <w:pStyle w:val="Compact"/>
         <w:numPr>
           <w:ilvl w:val="0"/>
-          <w:numId w:val="1003"/>
+          <w:numId w:val="1019"/>
         </w:numPr>
       </w:pPr>
       <w:r>
@@ -2827,7 +4667,7 @@
         <w:pStyle w:val="Compact"/>
         <w:numPr>
           <w:ilvl w:val="0"/>
-          <w:numId w:val="1003"/>
+          <w:numId w:val="1019"/>
         </w:numPr>
       </w:pPr>
       <w:r>
@@ -2839,7 +4679,7 @@
         <w:pStyle w:val="Compact"/>
         <w:numPr>
           <w:ilvl w:val="0"/>
-          <w:numId w:val="1003"/>
+          <w:numId w:val="1019"/>
         </w:numPr>
       </w:pPr>
       <w:r>
@@ -2866,8 +4706,8 @@
         <w:t xml:space="preserve">1. Gizlilik · 2. Bütünlük · 3. Erişilebilirlik</w:t>
       </w:r>
     </w:p>
-    <w:bookmarkEnd w:id="25"/>
-    <w:bookmarkStart w:id="26" w:name="hata-ile-zafiyet-arasındaki-fark"/>
+    <w:bookmarkEnd w:id="44"/>
+    <w:bookmarkStart w:id="45" w:name="hata-ile-zafiyet-arasındaki-fark"/>
     <w:p>
       <w:pPr>
         <w:pStyle w:val="Heading3"/>
@@ -3013,9 +4853,9 @@
         </w:pict>
       </w:r>
     </w:p>
-    <w:bookmarkEnd w:id="26"/>
-    <w:bookmarkEnd w:id="27"/>
-    <w:bookmarkStart w:id="28" w:name="neden-güvenli-programlama"/>
+    <w:bookmarkEnd w:id="45"/>
+    <w:bookmarkEnd w:id="46"/>
+    <w:bookmarkStart w:id="47" w:name="neden-güvenli-programlama"/>
     <w:p>
       <w:pPr>
         <w:pStyle w:val="Heading2"/>
@@ -3095,7 +4935,7 @@
         <w:pStyle w:val="Compact"/>
         <w:numPr>
           <w:ilvl w:val="0"/>
-          <w:numId w:val="1004"/>
+          <w:numId w:val="1020"/>
         </w:numPr>
       </w:pPr>
       <w:r>
@@ -3123,7 +4963,7 @@
         <w:pStyle w:val="Compact"/>
         <w:numPr>
           <w:ilvl w:val="0"/>
-          <w:numId w:val="1004"/>
+          <w:numId w:val="1020"/>
         </w:numPr>
       </w:pPr>
       <w:r>
@@ -3164,7 +5004,7 @@
         <w:pStyle w:val="Compact"/>
         <w:numPr>
           <w:ilvl w:val="0"/>
-          <w:numId w:val="1004"/>
+          <w:numId w:val="1020"/>
         </w:numPr>
       </w:pPr>
       <w:r>
@@ -3189,7 +5029,7 @@
         <w:pStyle w:val="Compact"/>
         <w:numPr>
           <w:ilvl w:val="0"/>
-          <w:numId w:val="1004"/>
+          <w:numId w:val="1020"/>
         </w:numPr>
       </w:pPr>
       <w:r>
@@ -3217,7 +5057,7 @@
         <w:pStyle w:val="Compact"/>
         <w:numPr>
           <w:ilvl w:val="0"/>
-          <w:numId w:val="1004"/>
+          <w:numId w:val="1020"/>
         </w:numPr>
       </w:pPr>
       <w:r>
@@ -3286,8 +5126,8 @@
         </w:pict>
       </w:r>
     </w:p>
-    <w:bookmarkEnd w:id="28"/>
-    <w:bookmarkStart w:id="32" w:name="saldırgan-kim-neye-erişebiliyor"/>
+    <w:bookmarkEnd w:id="47"/>
+    <w:bookmarkStart w:id="51" w:name="saldırgan-kim-neye-erişebiliyor"/>
     <w:p>
       <w:pPr>
         <w:pStyle w:val="Heading2"/>
@@ -3701,18 +5541,18 @@
           <wp:inline>
             <wp:extent cx="3167999" cy="5714730"/>
             <wp:effectExtent b="0" l="0" r="0" t="0"/>
-            <wp:docPr descr="" title="" id="30" name="Picture"/>
+            <wp:docPr descr="" title="" id="49" name="Picture"/>
             <a:graphic>
               <a:graphicData uri="http://schemas.openxmlformats.org/drawingml/2006/picture">
                 <pic:pic>
                   <pic:nvPicPr>
-                    <pic:cNvPr descr="diyagram-2.png" id="31" name="Picture"/>
+                    <pic:cNvPr descr="diyagram-2.png" id="50" name="Picture"/>
                     <pic:cNvPicPr>
                       <a:picLocks noChangeArrowheads="1" noChangeAspect="1"/>
                     </pic:cNvPicPr>
                   </pic:nvPicPr>
                   <pic:blipFill>
-                    <a:blip r:embed="rId29"/>
+                    <a:blip r:embed="rId48"/>
                     <a:stretch>
                       <a:fillRect/>
                     </a:stretch>
@@ -3820,8 +5660,8 @@
         </w:pict>
       </w:r>
     </w:p>
-    <w:bookmarkEnd w:id="32"/>
-    <w:bookmarkStart w:id="33" w:name="güvenli-tasarımın-temel-ilkeleri"/>
+    <w:bookmarkEnd w:id="51"/>
+    <w:bookmarkStart w:id="52" w:name="güvenli-tasarımın-temel-ilkeleri"/>
     <w:p>
       <w:pPr>
         <w:pStyle w:val="Heading2"/>
@@ -4326,8 +6166,8 @@
         </w:pict>
       </w:r>
     </w:p>
-    <w:bookmarkEnd w:id="33"/>
-    <w:bookmarkStart w:id="44" w:name="X4876f60fa9dcb9b627e39266a5366b160510548"/>
+    <w:bookmarkEnd w:id="52"/>
+    <w:bookmarkStart w:id="63" w:name="X4876f60fa9dcb9b627e39266a5366b160510548"/>
     <w:p>
       <w:pPr>
         <w:pStyle w:val="Heading2"/>
@@ -4422,7 +6262,7 @@
         <w:t xml:space="preserve">yeteneğine karşı durur.</w:t>
       </w:r>
     </w:p>
-    <w:bookmarkStart w:id="34" w:name="neden-tek-bir-önlem-yetmez"/>
+    <w:bookmarkStart w:id="53" w:name="neden-tek-bir-önlem-yetmez"/>
     <w:p>
       <w:pPr>
         <w:pStyle w:val="Heading3"/>
@@ -4450,7 +6290,7 @@
         <w:pStyle w:val="Compact"/>
         <w:numPr>
           <w:ilvl w:val="0"/>
-          <w:numId w:val="1005"/>
+          <w:numId w:val="1021"/>
         </w:numPr>
       </w:pPr>
       <w:r>
@@ -4491,7 +6331,7 @@
         <w:pStyle w:val="Compact"/>
         <w:numPr>
           <w:ilvl w:val="0"/>
-          <w:numId w:val="1005"/>
+          <w:numId w:val="1021"/>
         </w:numPr>
       </w:pPr>
       <w:r>
@@ -4546,7 +6386,7 @@
         <w:pStyle w:val="Compact"/>
         <w:numPr>
           <w:ilvl w:val="0"/>
-          <w:numId w:val="1005"/>
+          <w:numId w:val="1021"/>
         </w:numPr>
       </w:pPr>
       <w:r>
@@ -4596,7 +6436,7 @@
         <w:pStyle w:val="Compact"/>
         <w:numPr>
           <w:ilvl w:val="0"/>
-          <w:numId w:val="1005"/>
+          <w:numId w:val="1021"/>
         </w:numPr>
       </w:pPr>
       <w:r>
@@ -4689,8 +6529,8 @@
         <w:t xml:space="preserve">aşması gerekir ve bu da maliyeti katlar.</w:t>
       </w:r>
     </w:p>
-    <w:bookmarkEnd w:id="34"/>
-    <w:bookmarkStart w:id="38" w:name="yedi-katman"/>
+    <w:bookmarkEnd w:id="53"/>
+    <w:bookmarkStart w:id="57" w:name="yedi-katman"/>
     <w:p>
       <w:pPr>
         <w:pStyle w:val="Heading3"/>
@@ -4762,18 +6602,18 @@
           <wp:inline>
             <wp:extent cx="5759999" cy="7522758"/>
             <wp:effectExtent b="0" l="0" r="0" t="0"/>
-            <wp:docPr descr="" title="" id="36" name="Picture"/>
+            <wp:docPr descr="" title="" id="55" name="Picture"/>
             <a:graphic>
               <a:graphicData uri="http://schemas.openxmlformats.org/drawingml/2006/picture">
                 <pic:pic>
                   <pic:nvPicPr>
-                    <pic:cNvPr descr="diyagram-3.png" id="37" name="Picture"/>
+                    <pic:cNvPr descr="diyagram-3.png" id="56" name="Picture"/>
                     <pic:cNvPicPr>
                       <a:picLocks noChangeArrowheads="1" noChangeAspect="1"/>
                     </pic:cNvPicPr>
                   </pic:nvPicPr>
                   <pic:blipFill>
-                    <a:blip r:embed="rId35"/>
+                    <a:blip r:embed="rId54"/>
                     <a:stretch>
                       <a:fillRect/>
                     </a:stretch>
@@ -5306,8 +7146,8 @@
         <w:t xml:space="preserve">tasarımı adım adım kuracağız.</w:t>
       </w:r>
     </w:p>
-    <w:bookmarkEnd w:id="38"/>
-    <w:bookmarkStart w:id="39" w:name="Xe7c5a1a325b789dc56732c1af8c0d345822887b"/>
+    <w:bookmarkEnd w:id="57"/>
+    <w:bookmarkStart w:id="58" w:name="Xe7c5a1a325b789dc56732c1af8c0d345822887b"/>
     <w:p>
       <w:pPr>
         <w:pStyle w:val="Heading3"/>
@@ -5738,8 +7578,8 @@
         <w:t xml:space="preserve">bulunması biraz daha uzun sürer. Dış katmanlar, iç katmanlar sağlamsa anlam kazanır.</w:t>
       </w:r>
     </w:p>
-    <w:bookmarkEnd w:id="39"/>
-    <w:bookmarkStart w:id="40" w:name="beyaz-kutu-saldırganın-altı-yolu"/>
+    <w:bookmarkEnd w:id="58"/>
+    <w:bookmarkStart w:id="59" w:name="beyaz-kutu-saldırganın-altı-yolu"/>
     <w:p>
       <w:pPr>
         <w:pStyle w:val="Heading3"/>
@@ -6178,7 +8018,7 @@
         <w:pStyle w:val="Compact"/>
         <w:numPr>
           <w:ilvl w:val="0"/>
-          <w:numId w:val="1006"/>
+          <w:numId w:val="1022"/>
         </w:numPr>
       </w:pPr>
       <w:r>
@@ -6218,7 +8058,7 @@
         <w:pStyle w:val="Compact"/>
         <w:numPr>
           <w:ilvl w:val="0"/>
-          <w:numId w:val="1006"/>
+          <w:numId w:val="1022"/>
         </w:numPr>
       </w:pPr>
       <w:r>
@@ -6280,8 +8120,8 @@
         <w:t xml:space="preserve">kuralların hepsini dönem boyunca tek tek uygulayacağız.</w:t>
       </w:r>
     </w:p>
-    <w:bookmarkEnd w:id="40"/>
-    <w:bookmarkStart w:id="41" w:name="Xea67ee9939b426283e467dd8a0ae38a7e80dbeb"/>
+    <w:bookmarkEnd w:id="59"/>
+    <w:bookmarkStart w:id="60" w:name="Xea67ee9939b426283e467dd8a0ae38a7e80dbeb"/>
     <w:p>
       <w:pPr>
         <w:pStyle w:val="Heading3"/>
@@ -6303,7 +8143,7 @@
         <w:pStyle w:val="Compact"/>
         <w:numPr>
           <w:ilvl w:val="0"/>
-          <w:numId w:val="1007"/>
+          <w:numId w:val="1023"/>
         </w:numPr>
       </w:pPr>
       <w:r>
@@ -6331,7 +8171,7 @@
         <w:pStyle w:val="Compact"/>
         <w:numPr>
           <w:ilvl w:val="0"/>
-          <w:numId w:val="1007"/>
+          <w:numId w:val="1023"/>
         </w:numPr>
       </w:pPr>
       <w:r>
@@ -6353,7 +8193,7 @@
         <w:pStyle w:val="Compact"/>
         <w:numPr>
           <w:ilvl w:val="0"/>
-          <w:numId w:val="1007"/>
+          <w:numId w:val="1023"/>
         </w:numPr>
       </w:pPr>
       <w:r>
@@ -6397,7 +8237,7 @@
         <w:pStyle w:val="Compact"/>
         <w:numPr>
           <w:ilvl w:val="0"/>
-          <w:numId w:val="1007"/>
+          <w:numId w:val="1023"/>
         </w:numPr>
       </w:pPr>
       <w:r>
@@ -6462,8 +8302,8 @@
         <w:t xml:space="preserve">Gerekçesi yazılmamış bir önlem ya gereksizdir ya da yanlış yerdedir.</w:t>
       </w:r>
     </w:p>
-    <w:bookmarkEnd w:id="41"/>
-    <w:bookmarkStart w:id="42" w:name="dönem-boyunca-izleyeceğimiz-yol"/>
+    <w:bookmarkEnd w:id="60"/>
+    <w:bookmarkStart w:id="61" w:name="dönem-boyunca-izleyeceğimiz-yol"/>
     <w:p>
       <w:pPr>
         <w:pStyle w:val="Heading3"/>
@@ -6982,8 +8822,8 @@
         <w:t xml:space="preserve">sorusunu cevaplayacak.</w:t>
       </w:r>
     </w:p>
-    <w:bookmarkEnd w:id="42"/>
-    <w:bookmarkStart w:id="43" w:name="kendini-dene"/>
+    <w:bookmarkEnd w:id="61"/>
+    <w:bookmarkStart w:id="62" w:name="kendini-dene"/>
     <w:p>
       <w:pPr>
         <w:pStyle w:val="Heading3"/>
@@ -6997,7 +8837,7 @@
         <w:pStyle w:val="Compact"/>
         <w:numPr>
           <w:ilvl w:val="0"/>
-          <w:numId w:val="1008"/>
+          <w:numId w:val="1024"/>
         </w:numPr>
       </w:pPr>
       <w:r>
@@ -7031,7 +8871,7 @@
         <w:pStyle w:val="Compact"/>
         <w:numPr>
           <w:ilvl w:val="0"/>
-          <w:numId w:val="1008"/>
+          <w:numId w:val="1024"/>
         </w:numPr>
       </w:pPr>
       <w:r>
@@ -7049,7 +8889,7 @@
         <w:pStyle w:val="Compact"/>
         <w:numPr>
           <w:ilvl w:val="0"/>
-          <w:numId w:val="1008"/>
+          <w:numId w:val="1024"/>
         </w:numPr>
       </w:pPr>
       <w:r>
@@ -7073,7 +8913,7 @@
         <w:pStyle w:val="Compact"/>
         <w:numPr>
           <w:ilvl w:val="0"/>
-          <w:numId w:val="1009"/>
+          <w:numId w:val="1025"/>
         </w:numPr>
       </w:pPr>
       <w:r>
@@ -7097,7 +8937,7 @@
         <w:pStyle w:val="Compact"/>
         <w:numPr>
           <w:ilvl w:val="0"/>
-          <w:numId w:val="1009"/>
+          <w:numId w:val="1025"/>
         </w:numPr>
       </w:pPr>
       <w:r>
@@ -7115,7 +8955,7 @@
         <w:pStyle w:val="Compact"/>
         <w:numPr>
           <w:ilvl w:val="0"/>
-          <w:numId w:val="1009"/>
+          <w:numId w:val="1025"/>
         </w:numPr>
       </w:pPr>
       <w:r>
@@ -7170,9 +9010,9 @@
         </w:pict>
       </w:r>
     </w:p>
-    <w:bookmarkEnd w:id="43"/>
-    <w:bookmarkEnd w:id="44"/>
-    <w:bookmarkStart w:id="52" w:name="uygulama-koruma-planı"/>
+    <w:bookmarkEnd w:id="62"/>
+    <w:bookmarkEnd w:id="63"/>
+    <w:bookmarkStart w:id="71" w:name="uygulama-koruma-planı"/>
     <w:p>
       <w:pPr>
         <w:pStyle w:val="Heading2"/>
@@ -7242,18 +9082,18 @@
           <wp:inline>
             <wp:extent cx="5759999" cy="2399439"/>
             <wp:effectExtent b="0" l="0" r="0" t="0"/>
-            <wp:docPr descr="" title="" id="46" name="Picture"/>
+            <wp:docPr descr="" title="" id="65" name="Picture"/>
             <a:graphic>
               <a:graphicData uri="http://schemas.openxmlformats.org/drawingml/2006/picture">
                 <pic:pic>
                   <pic:nvPicPr>
-                    <pic:cNvPr descr="diyagram-4.png" id="47" name="Picture"/>
+                    <pic:cNvPr descr="diyagram-4.png" id="66" name="Picture"/>
                     <pic:cNvPicPr>
                       <a:picLocks noChangeArrowheads="1" noChangeAspect="1"/>
                     </pic:cNvPicPr>
                   </pic:nvPicPr>
                   <pic:blipFill>
-                    <a:blip r:embed="rId45"/>
+                    <a:blip r:embed="rId64"/>
                     <a:stretch>
                       <a:fillRect/>
                     </a:stretch>
@@ -7299,7 +9139,7 @@
         <w:pStyle w:val="Compact"/>
         <w:numPr>
           <w:ilvl w:val="0"/>
-          <w:numId w:val="1010"/>
+          <w:numId w:val="1026"/>
         </w:numPr>
       </w:pPr>
       <w:r>
@@ -7355,7 +9195,7 @@
         <w:pStyle w:val="Compact"/>
         <w:numPr>
           <w:ilvl w:val="0"/>
-          <w:numId w:val="1010"/>
+          <w:numId w:val="1026"/>
         </w:numPr>
       </w:pPr>
       <w:r>
@@ -7383,7 +9223,7 @@
         <w:pStyle w:val="Compact"/>
         <w:numPr>
           <w:ilvl w:val="0"/>
-          <w:numId w:val="1010"/>
+          <w:numId w:val="1026"/>
         </w:numPr>
       </w:pPr>
       <w:r>
@@ -7451,7 +9291,7 @@
         <w:pStyle w:val="Compact"/>
         <w:numPr>
           <w:ilvl w:val="0"/>
-          <w:numId w:val="1010"/>
+          <w:numId w:val="1026"/>
         </w:numPr>
       </w:pPr>
       <w:r>
@@ -7473,7 +9313,7 @@
         <w:pStyle w:val="Compact"/>
         <w:numPr>
           <w:ilvl w:val="0"/>
-          <w:numId w:val="1010"/>
+          <w:numId w:val="1026"/>
         </w:numPr>
       </w:pPr>
       <w:r>
@@ -7495,7 +9335,7 @@
         <w:pStyle w:val="Compact"/>
         <w:numPr>
           <w:ilvl w:val="0"/>
-          <w:numId w:val="1010"/>
+          <w:numId w:val="1026"/>
         </w:numPr>
       </w:pPr>
       <w:r>
@@ -7517,7 +9357,7 @@
         <w:pStyle w:val="Compact"/>
         <w:numPr>
           <w:ilvl w:val="0"/>
-          <w:numId w:val="1010"/>
+          <w:numId w:val="1026"/>
         </w:numPr>
       </w:pPr>
       <w:r>
@@ -7534,7 +9374,7 @@
         <w:t xml:space="preserve">Kapatılamayan ya da bilerek kabul edilen riskler ve nedenleri (ör. performans).</w:t>
       </w:r>
     </w:p>
-    <w:bookmarkStart w:id="51" w:name="Xec10ae2ba3deb49cd62f5d83c26d3c92b071f84"/>
+    <w:bookmarkStart w:id="70" w:name="Xec10ae2ba3deb49cd62f5d83c26d3c92b071f84"/>
     <w:p>
       <w:pPr>
         <w:pStyle w:val="Heading3"/>
@@ -7601,18 +9441,18 @@
           <wp:inline>
             <wp:extent cx="5759999" cy="3410078"/>
             <wp:effectExtent b="0" l="0" r="0" t="0"/>
-            <wp:docPr descr="" title="" id="49" name="Picture"/>
+            <wp:docPr descr="" title="" id="68" name="Picture"/>
             <a:graphic>
               <a:graphicData uri="http://schemas.openxmlformats.org/drawingml/2006/picture">
                 <pic:pic>
                   <pic:nvPicPr>
-                    <pic:cNvPr descr="diyagram-5.png" id="50" name="Picture"/>
+                    <pic:cNvPr descr="diyagram-5.png" id="69" name="Picture"/>
                     <pic:cNvPicPr>
                       <a:picLocks noChangeArrowheads="1" noChangeAspect="1"/>
                     </pic:cNvPicPr>
                   </pic:nvPicPr>
                   <pic:blipFill>
-                    <a:blip r:embed="rId48"/>
+                    <a:blip r:embed="rId67"/>
                     <a:stretch>
                       <a:fillRect/>
                     </a:stretch>
@@ -7652,7 +9492,7 @@
         <w:pStyle w:val="Compact"/>
         <w:numPr>
           <w:ilvl w:val="0"/>
-          <w:numId w:val="1011"/>
+          <w:numId w:val="1027"/>
         </w:numPr>
       </w:pPr>
       <w:r>
@@ -7713,7 +9553,7 @@
         <w:pStyle w:val="Compact"/>
         <w:numPr>
           <w:ilvl w:val="0"/>
-          <w:numId w:val="1011"/>
+          <w:numId w:val="1027"/>
         </w:numPr>
       </w:pPr>
       <w:r>
@@ -8592,9 +10432,9 @@
         </w:pict>
       </w:r>
     </w:p>
-    <w:bookmarkEnd w:id="51"/>
-    <w:bookmarkEnd w:id="52"/>
-    <w:bookmarkStart w:id="57" w:name="X66791a2dadb63202902a6963a7993a98ce2dcd4"/>
+    <w:bookmarkEnd w:id="70"/>
+    <w:bookmarkEnd w:id="71"/>
+    <w:bookmarkStart w:id="76" w:name="X66791a2dadb63202902a6963a7993a98ce2dcd4"/>
     <w:p>
       <w:pPr>
         <w:pStyle w:val="Heading2"/>
@@ -9082,7 +10922,7 @@
         <w:t xml:space="preserve">çıktığı yerdir.</w:t>
       </w:r>
     </w:p>
-    <w:bookmarkStart w:id="56" w:name="saldırı-ağacı"/>
+    <w:bookmarkStart w:id="75" w:name="saldırı-ağacı-1"/>
     <w:p>
       <w:pPr>
         <w:pStyle w:val="Heading3"/>
@@ -9165,18 +11005,18 @@
           <wp:inline>
             <wp:extent cx="5759999" cy="3916162"/>
             <wp:effectExtent b="0" l="0" r="0" t="0"/>
-            <wp:docPr descr="" title="" id="54" name="Picture"/>
+            <wp:docPr descr="" title="" id="73" name="Picture"/>
             <a:graphic>
               <a:graphicData uri="http://schemas.openxmlformats.org/drawingml/2006/picture">
                 <pic:pic>
                   <pic:nvPicPr>
-                    <pic:cNvPr descr="diyagram-6.png" id="55" name="Picture"/>
+                    <pic:cNvPr descr="diyagram-6.png" id="74" name="Picture"/>
                     <pic:cNvPicPr>
                       <a:picLocks noChangeArrowheads="1" noChangeAspect="1"/>
                     </pic:cNvPicPr>
                   </pic:nvPicPr>
                   <pic:blipFill>
-                    <a:blip r:embed="rId53"/>
+                    <a:blip r:embed="rId72"/>
                     <a:stretch>
                       <a:fillRect/>
                     </a:stretch>
@@ -9296,7 +11136,7 @@
         <w:pStyle w:val="Compact"/>
         <w:numPr>
           <w:ilvl w:val="0"/>
-          <w:numId w:val="1012"/>
+          <w:numId w:val="1028"/>
         </w:numPr>
       </w:pPr>
       <w:r>
@@ -9308,7 +11148,7 @@
         <w:pStyle w:val="Compact"/>
         <w:numPr>
           <w:ilvl w:val="0"/>
-          <w:numId w:val="1012"/>
+          <w:numId w:val="1028"/>
         </w:numPr>
       </w:pPr>
       <w:r>
@@ -9336,7 +11176,7 @@
         <w:pStyle w:val="Compact"/>
         <w:numPr>
           <w:ilvl w:val="0"/>
-          <w:numId w:val="1012"/>
+          <w:numId w:val="1028"/>
         </w:numPr>
       </w:pPr>
       <w:r>
@@ -9424,9 +11264,9 @@
         </w:pict>
       </w:r>
     </w:p>
-    <w:bookmarkEnd w:id="56"/>
-    <w:bookmarkEnd w:id="57"/>
-    <w:bookmarkStart w:id="63" w:name="Xbbe108f84879e87e4139b282891e06a5b0c58fd"/>
+    <w:bookmarkEnd w:id="75"/>
+    <w:bookmarkEnd w:id="76"/>
+    <w:bookmarkStart w:id="82" w:name="Xbbe108f84879e87e4139b282891e06a5b0c58fd"/>
     <w:p>
       <w:pPr>
         <w:pStyle w:val="Heading2"/>
@@ -9465,7 +11305,7 @@
         <w:t xml:space="preserve">öğreneceğiz: diyagramı nasıl çizeriz, her öğeye hangi harfleri sorarız, çıkan onlarca tehdidi nasıl sıralarız?</w:t>
       </w:r>
     </w:p>
-    <w:bookmarkStart w:id="58" w:name="X7f9d090f23a65a2d4e6e583b0e1da5bd69ace15"/>
+    <w:bookmarkStart w:id="77" w:name="X7f9d090f23a65a2d4e6e583b0e1da5bd69ace15"/>
     <w:p>
       <w:pPr>
         <w:pStyle w:val="Heading3"/>
@@ -9837,8 +11677,8 @@
         <w:t xml:space="preserve">sınırını geçen her oku kırmızıyla boyayın; incelemeye oradan başlayın.</w:t>
       </w:r>
     </w:p>
-    <w:bookmarkEnd w:id="58"/>
-    <w:bookmarkStart w:id="59" w:name="hangi-öğeye-hangi-harf-sorulur"/>
+    <w:bookmarkEnd w:id="77"/>
+    <w:bookmarkStart w:id="78" w:name="hangi-öğeye-hangi-harf-sorulur"/>
     <w:p>
       <w:pPr>
         <w:pStyle w:val="Heading3"/>
@@ -10388,8 +12228,8 @@
         <w:t xml:space="preserve">taklit edilebilir, kodu değiştirilebilir, belleği okunabilir, çökertilebilir, yetkisi kötüye kullanılabilir.</w:t>
       </w:r>
     </w:p>
-    <w:bookmarkEnd w:id="59"/>
-    <w:bookmarkStart w:id="60" w:name="X07d4381f9db0cbeebb11b021cc3a978c7e16090"/>
+    <w:bookmarkEnd w:id="78"/>
+    <w:bookmarkStart w:id="79" w:name="X07d4381f9db0cbeebb11b021cc3a978c7e16090"/>
     <w:p>
       <w:pPr>
         <w:pStyle w:val="Heading3"/>
@@ -10879,8 +12719,8 @@
         <w:t xml:space="preserve">.</w:t>
       </w:r>
     </w:p>
-    <w:bookmarkEnd w:id="60"/>
-    <w:bookmarkStart w:id="61" w:name="tehditleri-sıralamak-olasılık-etki"/>
+    <w:bookmarkEnd w:id="79"/>
+    <w:bookmarkStart w:id="80" w:name="tehditleri-sıralamak-olasılık-etki"/>
     <w:p>
       <w:pPr>
         <w:pStyle w:val="Heading3"/>
@@ -11271,8 +13111,8 @@
         <w:t xml:space="preserve">Bu hafta basit 3×3 matris yeterlidir.</w:t>
       </w:r>
     </w:p>
-    <w:bookmarkEnd w:id="61"/>
-    <w:bookmarkStart w:id="62" w:name="tehdide-verilebilecek-dört-yanıt"/>
+    <w:bookmarkEnd w:id="80"/>
+    <w:bookmarkStart w:id="81" w:name="tehdide-verilebilecek-dört-yanıt"/>
     <w:p>
       <w:pPr>
         <w:pStyle w:val="Heading3"/>
@@ -11294,7 +13134,7 @@
         <w:pStyle w:val="Compact"/>
         <w:numPr>
           <w:ilvl w:val="0"/>
-          <w:numId w:val="1013"/>
+          <w:numId w:val="1029"/>
         </w:numPr>
       </w:pPr>
       <w:r>
@@ -11316,7 +13156,7 @@
         <w:pStyle w:val="Compact"/>
         <w:numPr>
           <w:ilvl w:val="0"/>
-          <w:numId w:val="1013"/>
+          <w:numId w:val="1029"/>
         </w:numPr>
       </w:pPr>
       <w:r>
@@ -11356,7 +13196,7 @@
         <w:pStyle w:val="Compact"/>
         <w:numPr>
           <w:ilvl w:val="0"/>
-          <w:numId w:val="1013"/>
+          <w:numId w:val="1029"/>
         </w:numPr>
       </w:pPr>
       <w:r>
@@ -11384,7 +13224,7 @@
         <w:pStyle w:val="Compact"/>
         <w:numPr>
           <w:ilvl w:val="0"/>
-          <w:numId w:val="1013"/>
+          <w:numId w:val="1029"/>
         </w:numPr>
       </w:pPr>
       <w:r>
@@ -11487,9 +13327,9 @@
         </w:pict>
       </w:r>
     </w:p>
-    <w:bookmarkEnd w:id="62"/>
-    <w:bookmarkEnd w:id="63"/>
-    <w:bookmarkStart w:id="76" w:name="Xe933c0977461b445f3ab34efa7b7c21cfbbd6ef"/>
+    <w:bookmarkEnd w:id="81"/>
+    <w:bookmarkEnd w:id="82"/>
+    <w:bookmarkStart w:id="95" w:name="Xe933c0977461b445f3ab34efa7b7c21cfbbd6ef"/>
     <w:p>
       <w:pPr>
         <w:pStyle w:val="Heading2"/>
@@ -11528,7 +13368,7 @@
         <w:t xml:space="preserve">görevi görecek.</w:t>
       </w:r>
     </w:p>
-    <w:bookmarkStart w:id="64" w:name="adım-0-uygulamayı-tanımla"/>
+    <w:bookmarkStart w:id="83" w:name="adım-0-uygulamayı-tanımla"/>
     <w:p>
       <w:pPr>
         <w:pStyle w:val="Heading3"/>
@@ -11573,7 +13413,7 @@
         <w:pStyle w:val="Compact"/>
         <w:numPr>
           <w:ilvl w:val="0"/>
-          <w:numId w:val="1014"/>
+          <w:numId w:val="1030"/>
         </w:numPr>
       </w:pPr>
       <w:r>
@@ -11623,7 +13463,7 @@
         <w:pStyle w:val="Compact"/>
         <w:numPr>
           <w:ilvl w:val="0"/>
-          <w:numId w:val="1014"/>
+          <w:numId w:val="1030"/>
         </w:numPr>
       </w:pPr>
       <w:r>
@@ -11648,7 +13488,7 @@
         <w:pStyle w:val="Compact"/>
         <w:numPr>
           <w:ilvl w:val="0"/>
-          <w:numId w:val="1014"/>
+          <w:numId w:val="1030"/>
         </w:numPr>
       </w:pPr>
       <w:r>
@@ -11676,7 +13516,7 @@
         <w:pStyle w:val="Compact"/>
         <w:numPr>
           <w:ilvl w:val="0"/>
-          <w:numId w:val="1014"/>
+          <w:numId w:val="1030"/>
         </w:numPr>
       </w:pPr>
       <w:r>
@@ -11699,8 +13539,8 @@
         <w:t xml:space="preserve">indirir.</w:t>
       </w:r>
     </w:p>
-    <w:bookmarkEnd w:id="64"/>
-    <w:bookmarkStart w:id="65" w:name="adım-1-kapsam"/>
+    <w:bookmarkEnd w:id="83"/>
+    <w:bookmarkStart w:id="84" w:name="adım-1-kapsam"/>
     <w:p>
       <w:pPr>
         <w:pStyle w:val="Heading3"/>
@@ -11910,8 +13750,8 @@
         <w:t xml:space="preserve">satırı önemlidir: neyi korumadığınızı açıkça yazmak, neyi koruduğunuzu yazmak kadar değerlidir.</w:t>
       </w:r>
     </w:p>
-    <w:bookmarkEnd w:id="65"/>
-    <w:bookmarkStart w:id="69" w:name="adım-2-mimari-ve-arayüzler"/>
+    <w:bookmarkEnd w:id="84"/>
+    <w:bookmarkStart w:id="88" w:name="adım-2-mimari-ve-arayüzler"/>
     <w:p>
       <w:pPr>
         <w:pStyle w:val="Heading3"/>
@@ -11929,18 +13769,18 @@
           <wp:inline>
             <wp:extent cx="5759999" cy="3037985"/>
             <wp:effectExtent b="0" l="0" r="0" t="0"/>
-            <wp:docPr descr="" title="" id="67" name="Picture"/>
+            <wp:docPr descr="" title="" id="86" name="Picture"/>
             <a:graphic>
               <a:graphicData uri="http://schemas.openxmlformats.org/drawingml/2006/picture">
                 <pic:pic>
                   <pic:nvPicPr>
-                    <pic:cNvPr descr="diyagram-7.png" id="68" name="Picture"/>
+                    <pic:cNvPr descr="diyagram-7.png" id="87" name="Picture"/>
                     <pic:cNvPicPr>
                       <a:picLocks noChangeArrowheads="1" noChangeAspect="1"/>
                     </pic:cNvPicPr>
                   </pic:nvPicPr>
                   <pic:blipFill>
-                    <a:blip r:embed="rId66"/>
+                    <a:blip r:embed="rId85"/>
                     <a:stretch>
                       <a:fillRect/>
                     </a:stretch>
@@ -12400,8 +14240,8 @@
         </w:tc>
       </w:tr>
     </w:tbl>
-    <w:bookmarkEnd w:id="69"/>
-    <w:bookmarkStart w:id="70" w:name="adım-3-varlıklar"/>
+    <w:bookmarkEnd w:id="88"/>
+    <w:bookmarkStart w:id="89" w:name="adım-3-varlıklar"/>
     <w:p>
       <w:pPr>
         <w:pStyle w:val="Heading3"/>
@@ -13101,8 +14941,8 @@
         <w:t xml:space="preserve">varlıklar ayrı tablolarda listelenir.</w:t>
       </w:r>
     </w:p>
-    <w:bookmarkEnd w:id="70"/>
-    <w:bookmarkStart w:id="71" w:name="adım-4-tehditler-stride-arayüz-arayüz"/>
+    <w:bookmarkEnd w:id="89"/>
+    <w:bookmarkStart w:id="90" w:name="adım-4-tehditler-stride-arayüz-arayüz"/>
     <w:p>
       <w:pPr>
         <w:pStyle w:val="Heading3"/>
@@ -13965,8 +15805,8 @@
         </w:tc>
       </w:tr>
     </w:tbl>
-    <w:bookmarkEnd w:id="71"/>
-    <w:bookmarkStart w:id="72" w:name="adım-5-karşı-önlemler"/>
+    <w:bookmarkEnd w:id="90"/>
+    <w:bookmarkStart w:id="91" w:name="adım-5-karşı-önlemler"/>
     <w:p>
       <w:pPr>
         <w:pStyle w:val="Heading3"/>
@@ -14535,8 +16375,8 @@
         </w:tc>
       </w:tr>
     </w:tbl>
-    <w:bookmarkEnd w:id="72"/>
-    <w:bookmarkStart w:id="73" w:name="adım-6-doğrulama-planı"/>
+    <w:bookmarkEnd w:id="91"/>
+    <w:bookmarkStart w:id="92" w:name="adım-6-doğrulama-planı"/>
     <w:p>
       <w:pPr>
         <w:pStyle w:val="Heading3"/>
@@ -14860,8 +16700,8 @@
         </w:tc>
       </w:tr>
     </w:tbl>
-    <w:bookmarkEnd w:id="73"/>
-    <w:bookmarkStart w:id="74" w:name="adım-7-kalan-risk"/>
+    <w:bookmarkEnd w:id="92"/>
+    <w:bookmarkStart w:id="93" w:name="adım-7-kalan-risk"/>
     <w:p>
       <w:pPr>
         <w:pStyle w:val="Heading3"/>
@@ -15080,8 +16920,8 @@
         <w:t xml:space="preserve">hafta öğrendiğiniz önlemlerle dolduracaksınız.</w:t>
       </w:r>
     </w:p>
-    <w:bookmarkEnd w:id="74"/>
-    <w:bookmarkStart w:id="75" w:name="sık-yapılan-hatalar"/>
+    <w:bookmarkEnd w:id="93"/>
+    <w:bookmarkStart w:id="94" w:name="sık-yapılan-hatalar"/>
     <w:p>
       <w:pPr>
         <w:pStyle w:val="Heading3"/>
@@ -15095,7 +16935,7 @@
         <w:pStyle w:val="Compact"/>
         <w:numPr>
           <w:ilvl w:val="0"/>
-          <w:numId w:val="1015"/>
+          <w:numId w:val="1031"/>
         </w:numPr>
       </w:pPr>
       <w:r>
@@ -15151,7 +16991,7 @@
         <w:pStyle w:val="Compact"/>
         <w:numPr>
           <w:ilvl w:val="0"/>
-          <w:numId w:val="1015"/>
+          <w:numId w:val="1031"/>
         </w:numPr>
       </w:pPr>
       <w:r>
@@ -15191,7 +17031,7 @@
         <w:pStyle w:val="Compact"/>
         <w:numPr>
           <w:ilvl w:val="0"/>
-          <w:numId w:val="1015"/>
+          <w:numId w:val="1031"/>
         </w:numPr>
       </w:pPr>
       <w:r>
@@ -15225,7 +17065,7 @@
         <w:pStyle w:val="Compact"/>
         <w:numPr>
           <w:ilvl w:val="0"/>
-          <w:numId w:val="1015"/>
+          <w:numId w:val="1031"/>
         </w:numPr>
       </w:pPr>
       <w:r>
@@ -15261,9 +17101,9 @@
         </w:pict>
       </w:r>
     </w:p>
-    <w:bookmarkEnd w:id="75"/>
-    <w:bookmarkEnd w:id="76"/>
-    <w:bookmarkStart w:id="81" w:name="program-başlarken-güvenilmeyen-ortam"/>
+    <w:bookmarkEnd w:id="94"/>
+    <w:bookmarkEnd w:id="95"/>
+    <w:bookmarkStart w:id="100" w:name="program-başlarken-güvenilmeyen-ortam"/>
     <w:p>
       <w:pPr>
         <w:pStyle w:val="Heading2"/>
@@ -15394,7 +17234,7 @@
         <w:t xml:space="preserve">konusunu işler.</w:t>
       </w:r>
     </w:p>
-    <w:bookmarkStart w:id="80" w:name="demo-1-path-ile-kandırma"/>
+    <w:bookmarkStart w:id="99" w:name="demo-1-path-ile-kandırma"/>
     <w:p>
       <w:pPr>
         <w:pStyle w:val="Heading3"/>
@@ -15584,18 +17424,18 @@
           <wp:inline>
             <wp:extent cx="5759999" cy="861014"/>
             <wp:effectExtent b="0" l="0" r="0" t="0"/>
-            <wp:docPr descr="" title="" id="78" name="Picture"/>
+            <wp:docPr descr="" title="" id="97" name="Picture"/>
             <a:graphic>
               <a:graphicData uri="http://schemas.openxmlformats.org/drawingml/2006/picture">
                 <pic:pic>
                   <pic:nvPicPr>
-                    <pic:cNvPr descr="diyagram-8.png" id="79" name="Picture"/>
+                    <pic:cNvPr descr="diyagram-8.png" id="98" name="Picture"/>
                     <pic:cNvPicPr>
                       <a:picLocks noChangeArrowheads="1" noChangeAspect="1"/>
                     </pic:cNvPicPr>
                   </pic:nvPicPr>
                   <pic:blipFill>
-                    <a:blip r:embed="rId77"/>
+                    <a:blip r:embed="rId96"/>
                     <a:stretch>
                       <a:fillRect/>
                     </a:stretch>
@@ -17346,9 +19186,9 @@
         </w:pict>
       </w:r>
     </w:p>
-    <w:bookmarkEnd w:id="80"/>
-    <w:bookmarkEnd w:id="81"/>
-    <w:bookmarkStart w:id="90" w:name="X0f1350a22f142abbfe4c578d70e49aadd9fef1b"/>
+    <w:bookmarkEnd w:id="99"/>
+    <w:bookmarkEnd w:id="100"/>
+    <w:bookmarkStart w:id="109" w:name="X0f1350a22f142abbfe4c578d70e49aadd9fef1b"/>
     <w:p>
       <w:pPr>
         <w:pStyle w:val="Heading2"/>
@@ -17426,7 +19266,7 @@
         <w:t xml:space="preserve">güncelleyip adım adım işleyeceğiz.</w:t>
       </w:r>
     </w:p>
-    <w:bookmarkStart w:id="82" w:name="program-başladığında-elinde-ne-var"/>
+    <w:bookmarkStart w:id="101" w:name="program-başladığında-elinde-ne-var"/>
     <w:p>
       <w:pPr>
         <w:pStyle w:val="Heading3"/>
@@ -17884,8 +19724,8 @@
         <w:t xml:space="preserve">bilinen ve güvenli bir duruma getirmektir.</w:t>
       </w:r>
     </w:p>
-    <w:bookmarkEnd w:id="82"/>
-    <w:bookmarkStart w:id="83" w:name="adım-1-ortamı-temizle-tarif-1.1"/>
+    <w:bookmarkEnd w:id="101"/>
+    <w:bookmarkStart w:id="102" w:name="adım-1-ortamı-temizle-tarif-1.1"/>
     <w:p>
       <w:pPr>
         <w:pStyle w:val="Heading3"/>
@@ -18716,8 +20556,8 @@
         <w:t xml:space="preserve">da tehlikedir (aşağıda Adım 6).</w:t>
       </w:r>
     </w:p>
-    <w:bookmarkEnd w:id="83"/>
-    <w:bookmarkStart w:id="84" w:name="Xf6ec1fae00a2f12062717f0703b6e79db7aa128"/>
+    <w:bookmarkEnd w:id="102"/>
+    <w:bookmarkStart w:id="103" w:name="Xf6ec1fae00a2f12062717f0703b6e79db7aa128"/>
     <w:p>
       <w:pPr>
         <w:pStyle w:val="Heading3"/>
@@ -18739,7 +20579,7 @@
         <w:pStyle w:val="Compact"/>
         <w:numPr>
           <w:ilvl w:val="0"/>
-          <w:numId w:val="1016"/>
+          <w:numId w:val="1032"/>
         </w:numPr>
       </w:pPr>
       <w:r>
@@ -18808,7 +20648,7 @@
         <w:pStyle w:val="Compact"/>
         <w:numPr>
           <w:ilvl w:val="0"/>
-          <w:numId w:val="1016"/>
+          <w:numId w:val="1032"/>
         </w:numPr>
       </w:pPr>
       <w:r>
@@ -19543,8 +21383,8 @@
         <w:t xml:space="preserve">bayrağını kullanın; böylece ileride başlatacağınız bir alt sürece sızmazlar.</w:t>
       </w:r>
     </w:p>
-    <w:bookmarkEnd w:id="84"/>
-    <w:bookmarkStart w:id="85" w:name="X585312f4c6f7fb328e2f3f25eba1c943632e432"/>
+    <w:bookmarkEnd w:id="103"/>
+    <w:bookmarkStart w:id="104" w:name="X585312f4c6f7fb328e2f3f25eba1c943632e432"/>
     <w:p>
       <w:pPr>
         <w:pStyle w:val="Heading3"/>
@@ -19715,8 +21555,8 @@
         <w:t xml:space="preserve">açmayı reddeder; 2. haftadaki TOCTOU demosunu hatırlayın.</w:t>
       </w:r>
     </w:p>
-    <w:bookmarkEnd w:id="85"/>
-    <w:bookmarkStart w:id="86" w:name="adım-4-çökme-dökümünü-kapat-tarif-1.9"/>
+    <w:bookmarkEnd w:id="104"/>
+    <w:bookmarkStart w:id="105" w:name="adım-4-çökme-dökümünü-kapat-tarif-1.9"/>
     <w:p>
       <w:pPr>
         <w:pStyle w:val="Heading3"/>
@@ -20377,8 +22217,8 @@
         <w:t xml:space="preserve">döküm alınsa bile, içinde bulunacak sır kalmamalıdır.</w:t>
       </w:r>
     </w:p>
-    <w:bookmarkEnd w:id="86"/>
-    <w:bookmarkStart w:id="87" w:name="X07ba2fbfc357633b31f5863f9c59a29604eb74d"/>
+    <w:bookmarkEnd w:id="105"/>
+    <w:bookmarkStart w:id="106" w:name="X07ba2fbfc357633b31f5863f9c59a29604eb74d"/>
     <w:p>
       <w:pPr>
         <w:pStyle w:val="Heading3"/>
@@ -21303,8 +23143,8 @@
         <w:t xml:space="preserve">(sandbox) sürecinde çalıştırması bu fikrin bugünkü halidir.</w:t>
       </w:r>
     </w:p>
-    <w:bookmarkEnd w:id="87"/>
-    <w:bookmarkStart w:id="88" w:name="Xbadfc1e33e71c90081080ec6b6693e937ec2edf"/>
+    <w:bookmarkEnd w:id="106"/>
+    <w:bookmarkStart w:id="107" w:name="Xbadfc1e33e71c90081080ec6b6693e937ec2edf"/>
     <w:p>
       <w:pPr>
         <w:pStyle w:val="Heading3"/>
@@ -21694,8 +23534,8 @@
         <w:t xml:space="preserve">bıraktığı bir klasörde bulursa o kütüphanenin kodu, programın yetkisiyle çalışır (CWE-427).</w:t>
       </w:r>
     </w:p>
-    <w:bookmarkEnd w:id="88"/>
-    <w:bookmarkStart w:id="89" w:name="hepsi-bir-arada-guvenli_baslat"/>
+    <w:bookmarkEnd w:id="107"/>
+    <w:bookmarkStart w:id="108" w:name="hepsi-bir-arada-guvenli_baslat"/>
     <w:p>
       <w:pPr>
         <w:pStyle w:val="Heading3"/>
@@ -22257,9 +24097,9 @@
         </w:pict>
       </w:r>
     </w:p>
-    <w:bookmarkEnd w:id="89"/>
-    <w:bookmarkEnd w:id="90"/>
-    <w:bookmarkStart w:id="92" w:name="bellekte-kalan-sırlar"/>
+    <w:bookmarkEnd w:id="108"/>
+    <w:bookmarkEnd w:id="109"/>
+    <w:bookmarkStart w:id="111" w:name="bellekte-kalan-sırlar"/>
     <w:p>
       <w:pPr>
         <w:pStyle w:val="Heading2"/>
@@ -22306,7 +24146,7 @@
         <w:pStyle w:val="Compact"/>
         <w:numPr>
           <w:ilvl w:val="0"/>
-          <w:numId w:val="1017"/>
+          <w:numId w:val="1033"/>
         </w:numPr>
       </w:pPr>
       <w:r>
@@ -22334,7 +24174,7 @@
         <w:pStyle w:val="Compact"/>
         <w:numPr>
           <w:ilvl w:val="0"/>
-          <w:numId w:val="1017"/>
+          <w:numId w:val="1033"/>
         </w:numPr>
       </w:pPr>
       <w:r>
@@ -22362,7 +24202,7 @@
         <w:pStyle w:val="Compact"/>
         <w:numPr>
           <w:ilvl w:val="0"/>
-          <w:numId w:val="1017"/>
+          <w:numId w:val="1033"/>
         </w:numPr>
       </w:pPr>
       <w:r>
@@ -22390,14 +24230,14 @@
         <w:pStyle w:val="Compact"/>
         <w:numPr>
           <w:ilvl w:val="0"/>
-          <w:numId w:val="1017"/>
+          <w:numId w:val="1033"/>
         </w:numPr>
       </w:pPr>
       <w:r>
         <w:t xml:space="preserve">Aynı belleği sonradan kullanan başka bir kod parçasının eski içeriği okuması.</w:t>
       </w:r>
     </w:p>
-    <w:bookmarkStart w:id="91" w:name="demo-2-bellekte-kalan-parola"/>
+    <w:bookmarkStart w:id="110" w:name="demo-2-bellekte-kalan-parola"/>
     <w:p>
       <w:pPr>
         <w:pStyle w:val="Heading3"/>
@@ -24073,9 +25913,9 @@
         </w:pict>
       </w:r>
     </w:p>
-    <w:bookmarkEnd w:id="91"/>
-    <w:bookmarkEnd w:id="92"/>
-    <w:bookmarkStart w:id="93" w:name="süreç-belleği-verileriniz-nerede-duruyor"/>
+    <w:bookmarkEnd w:id="110"/>
+    <w:bookmarkEnd w:id="111"/>
+    <w:bookmarkStart w:id="112" w:name="süreç-belleği-verileriniz-nerede-duruyor"/>
     <w:p>
       <w:pPr>
         <w:pStyle w:val="Heading2"/>
@@ -24607,8 +26447,8 @@
         </w:pict>
       </w:r>
     </w:p>
-    <w:bookmarkEnd w:id="93"/>
-    <w:bookmarkStart w:id="102" w:name="Xfcbcec7f34fe3a83aa2dacda71cc80695d4b888"/>
+    <w:bookmarkEnd w:id="112"/>
+    <w:bookmarkStart w:id="121" w:name="Xfcbcec7f34fe3a83aa2dacda71cc80695d4b888"/>
     <w:p>
       <w:pPr>
         <w:pStyle w:val="Heading2"/>
@@ -24697,7 +26537,7 @@
         <w:t xml:space="preserve">(CWE-787) yıllardır ilk sıralardadır.</w:t>
       </w:r>
     </w:p>
-    <w:bookmarkStart w:id="94" w:name="c-neden-bu-kadar-kolay-taşar"/>
+    <w:bookmarkStart w:id="113" w:name="c-neden-bu-kadar-kolay-taşar"/>
     <w:p>
       <w:pPr>
         <w:pStyle w:val="Heading3"/>
@@ -24734,7 +26574,7 @@
         <w:pStyle w:val="Compact"/>
         <w:numPr>
           <w:ilvl w:val="0"/>
-          <w:numId w:val="1018"/>
+          <w:numId w:val="1034"/>
         </w:numPr>
       </w:pPr>
       <w:r>
@@ -24759,7 +26599,7 @@
         <w:pStyle w:val="Compact"/>
         <w:numPr>
           <w:ilvl w:val="0"/>
-          <w:numId w:val="1018"/>
+          <w:numId w:val="1034"/>
         </w:numPr>
       </w:pPr>
       <w:r>
@@ -24796,7 +26636,7 @@
         <w:pStyle w:val="Compact"/>
         <w:numPr>
           <w:ilvl w:val="0"/>
-          <w:numId w:val="1018"/>
+          <w:numId w:val="1034"/>
         </w:numPr>
       </w:pPr>
       <w:r>
@@ -24899,7 +26739,7 @@
         <w:pStyle w:val="Compact"/>
         <w:numPr>
           <w:ilvl w:val="0"/>
-          <w:numId w:val="1018"/>
+          <w:numId w:val="1034"/>
         </w:numPr>
       </w:pPr>
       <w:r>
@@ -24943,8 +26783,8 @@
         <w:t xml:space="preserve">sorumluluğundadır. Programcı bir kez unutursa, hata oradadır.</w:t>
       </w:r>
     </w:p>
-    <w:bookmarkEnd w:id="94"/>
-    <w:bookmarkStart w:id="95" w:name="yığında-bir-taşma-adım-adım"/>
+    <w:bookmarkEnd w:id="113"/>
+    <w:bookmarkStart w:id="114" w:name="yığında-bir-taşma-adım-adım"/>
     <w:p>
       <w:pPr>
         <w:pStyle w:val="Heading3"/>
@@ -25824,8 +27664,8 @@
         <w:t xml:space="preserve">ilgileniyoruz.</w:t>
       </w:r>
     </w:p>
-    <w:bookmarkEnd w:id="95"/>
-    <w:bookmarkStart w:id="96" w:name="taşma-türleri"/>
+    <w:bookmarkEnd w:id="114"/>
+    <w:bookmarkStart w:id="115" w:name="taşma-türleri"/>
     <w:p>
       <w:pPr>
         <w:pStyle w:val="Heading3"/>
@@ -26372,8 +28212,8 @@
         <w:t xml:space="preserve">“bildirilen uzunluk, alınan kayıt uzunluğundan büyükse mesajı at.”</w:t>
       </w:r>
     </w:p>
-    <w:bookmarkEnd w:id="96"/>
-    <w:bookmarkStart w:id="97" w:name="bir-fazla-hatası-en-masum-görünen-taşma"/>
+    <w:bookmarkEnd w:id="115"/>
+    <w:bookmarkStart w:id="116" w:name="bir-fazla-hatası-en-masum-görünen-taşma"/>
     <w:p>
       <w:pPr>
         <w:pStyle w:val="Heading3"/>
@@ -26832,8 +28672,8 @@
         <w:t xml:space="preserve">düşük baytını ya da kaydedilmiş çerçeve adresini değiştirmeye yeter.</w:t>
       </w:r>
     </w:p>
-    <w:bookmarkEnd w:id="97"/>
-    <w:bookmarkStart w:id="98" w:name="X44847281e06e9571eda0ea26d2817b164e5e37c"/>
+    <w:bookmarkEnd w:id="116"/>
+    <w:bookmarkStart w:id="117" w:name="X44847281e06e9571eda0ea26d2817b164e5e37c"/>
     <w:p>
       <w:pPr>
         <w:pStyle w:val="Heading3"/>
@@ -27672,8 +29512,8 @@
         <w:t xml:space="preserve">de projenizde aynı yöntemi kullanabilirsiniz.</w:t>
       </w:r>
     </w:p>
-    <w:bookmarkEnd w:id="98"/>
-    <w:bookmarkStart w:id="99" w:name="Xac7594e28ac053dda6b1010b6bbfb311689e3ac"/>
+    <w:bookmarkEnd w:id="117"/>
+    <w:bookmarkStart w:id="118" w:name="Xac7594e28ac053dda6b1010b6bbfb311689e3ac"/>
     <w:p>
       <w:pPr>
         <w:pStyle w:val="Heading3"/>
@@ -28261,7 +30101,7 @@
         <w:pStyle w:val="Compact"/>
         <w:numPr>
           <w:ilvl w:val="0"/>
-          <w:numId w:val="1019"/>
+          <w:numId w:val="1035"/>
         </w:numPr>
       </w:pPr>
       <w:r>
@@ -28290,7 +30130,7 @@
         <w:pStyle w:val="Compact"/>
         <w:numPr>
           <w:ilvl w:val="0"/>
-          <w:numId w:val="1019"/>
+          <w:numId w:val="1035"/>
         </w:numPr>
       </w:pPr>
       <w:r>
@@ -28351,7 +30191,7 @@
         <w:pStyle w:val="Compact"/>
         <w:numPr>
           <w:ilvl w:val="0"/>
-          <w:numId w:val="1019"/>
+          <w:numId w:val="1035"/>
         </w:numPr>
       </w:pPr>
       <w:r>
@@ -28854,8 +30694,8 @@
         <w:t xml:space="preserve">düşünmekten muaf tutmaz.</w:t>
       </w:r>
     </w:p>
-    <w:bookmarkEnd w:id="99"/>
-    <w:bookmarkStart w:id="100" w:name="taşmayı-kim-yakalar-savunma-katmanları"/>
+    <w:bookmarkEnd w:id="118"/>
+    <w:bookmarkStart w:id="119" w:name="taşmayı-kim-yakalar-savunma-katmanları"/>
     <w:p>
       <w:pPr>
         <w:pStyle w:val="Heading3"/>
@@ -29457,8 +31297,8 @@
         <w:t xml:space="preserve">akışı ele geçiremese bile programı çökertebilir. Bu da bir hizmet engellemedir.</w:t>
       </w:r>
     </w:p>
-    <w:bookmarkEnd w:id="100"/>
-    <w:bookmarkStart w:id="101" w:name="X91978f18fb9ce816c50728c04f1964681574400"/>
+    <w:bookmarkEnd w:id="119"/>
+    <w:bookmarkStart w:id="120" w:name="X91978f18fb9ce816c50728c04f1964681574400"/>
     <w:p>
       <w:pPr>
         <w:pStyle w:val="Heading3"/>
@@ -29900,9 +31740,9 @@
         </w:pict>
       </w:r>
     </w:p>
-    <w:bookmarkEnd w:id="101"/>
-    <w:bookmarkEnd w:id="102"/>
-    <w:bookmarkStart w:id="103" w:name="Xa9a21895cb0d3f8313e853f108aa26db7260203"/>
+    <w:bookmarkEnd w:id="120"/>
+    <w:bookmarkEnd w:id="121"/>
+    <w:bookmarkStart w:id="122" w:name="Xa9a21895cb0d3f8313e853f108aa26db7260203"/>
     <w:p>
       <w:pPr>
         <w:pStyle w:val="Heading2"/>
@@ -30968,7 +32808,7 @@
         <w:pStyle w:val="Compact"/>
         <w:numPr>
           <w:ilvl w:val="0"/>
-          <w:numId w:val="1020"/>
+          <w:numId w:val="1036"/>
         </w:numPr>
       </w:pPr>
       <w:r>
@@ -30996,7 +32836,7 @@
         <w:pStyle w:val="Compact"/>
         <w:numPr>
           <w:ilvl w:val="0"/>
-          <w:numId w:val="1020"/>
+          <w:numId w:val="1036"/>
         </w:numPr>
       </w:pPr>
       <w:r>
@@ -31113,7 +32953,7 @@
         <w:pStyle w:val="Compact"/>
         <w:numPr>
           <w:ilvl w:val="0"/>
-          <w:numId w:val="1020"/>
+          <w:numId w:val="1036"/>
         </w:numPr>
       </w:pPr>
       <w:r>
@@ -32336,8 +34176,8 @@
         </w:pict>
       </w:r>
     </w:p>
-    <w:bookmarkEnd w:id="103"/>
-    <w:bookmarkStart w:id="105" w:name="tamsayılar-ve-işaretli-uzunluk-hatası"/>
+    <w:bookmarkEnd w:id="122"/>
+    <w:bookmarkStart w:id="124" w:name="tamsayılar-ve-işaretli-uzunluk-hatası"/>
     <w:p>
       <w:pPr>
         <w:pStyle w:val="Heading2"/>
@@ -32535,7 +34375,7 @@
         <w:t xml:space="preserve">onlara geçtiği anda dev bir sayıya dönüşür.</w:t>
       </w:r>
     </w:p>
-    <w:bookmarkStart w:id="104" w:name="demo-4-işaretli-uzunluk-hatası"/>
+    <w:bookmarkStart w:id="123" w:name="demo-4-işaretli-uzunluk-hatası"/>
     <w:p>
       <w:pPr>
         <w:pStyle w:val="Heading3"/>
@@ -34386,9 +36226,9 @@
         </w:pict>
       </w:r>
     </w:p>
-    <w:bookmarkEnd w:id="104"/>
-    <w:bookmarkEnd w:id="105"/>
-    <w:bookmarkStart w:id="118" w:name="bellek-yönetimi-ve-güvenlik"/>
+    <w:bookmarkEnd w:id="123"/>
+    <w:bookmarkEnd w:id="124"/>
+    <w:bookmarkStart w:id="137" w:name="bellek-yönetimi-ve-güvenlik"/>
     <w:p>
       <w:pPr>
         <w:pStyle w:val="Heading2"/>
@@ -34481,7 +36321,7 @@
         <w:t xml:space="preserve">bellek, programcı serbest bırakana kadar yaşar; dil bu süreyi sizin yerinize takip etmez.</w:t>
       </w:r>
     </w:p>
-    <w:bookmarkStart w:id="109" w:name="belleğin-dört-ömrü"/>
+    <w:bookmarkStart w:id="128" w:name="belleğin-dört-ömrü"/>
     <w:p>
       <w:pPr>
         <w:pStyle w:val="Heading3"/>
@@ -34861,18 +36701,18 @@
           <wp:inline>
             <wp:extent cx="5759999" cy="973837"/>
             <wp:effectExtent b="0" l="0" r="0" t="0"/>
-            <wp:docPr descr="" title="" id="107" name="Picture"/>
+            <wp:docPr descr="" title="" id="126" name="Picture"/>
             <a:graphic>
               <a:graphicData uri="http://schemas.openxmlformats.org/drawingml/2006/picture">
                 <pic:pic>
                   <pic:nvPicPr>
-                    <pic:cNvPr descr="diyagram-9.png" id="108" name="Picture"/>
+                    <pic:cNvPr descr="diyagram-9.png" id="127" name="Picture"/>
                     <pic:cNvPicPr>
                       <a:picLocks noChangeArrowheads="1" noChangeAspect="1"/>
                     </pic:cNvPicPr>
                   </pic:nvPicPr>
                   <pic:blipFill>
-                    <a:blip r:embed="rId106"/>
+                    <a:blip r:embed="rId125"/>
                     <a:stretch>
                       <a:fillRect/>
                     </a:stretch>
@@ -34899,8 +36739,8 @@
         </w:drawing>
       </w:r>
     </w:p>
-    <w:bookmarkEnd w:id="109"/>
-    <w:bookmarkStart w:id="110" w:name="hata-sınıfları"/>
+    <w:bookmarkEnd w:id="128"/>
+    <w:bookmarkStart w:id="129" w:name="hata-sınıfları"/>
     <w:p>
       <w:pPr>
         <w:pStyle w:val="Heading3"/>
@@ -35511,8 +37351,8 @@
         </w:tc>
       </w:tr>
     </w:tbl>
-    <w:bookmarkEnd w:id="110"/>
-    <w:bookmarkStart w:id="111" w:name="Xed90032340bb147b7ee09c03d7e09e7d2148220"/>
+    <w:bookmarkEnd w:id="129"/>
+    <w:bookmarkStart w:id="130" w:name="Xed90032340bb147b7ee09c03d7e09e7d2148220"/>
     <w:p>
       <w:pPr>
         <w:pStyle w:val="Heading3"/>
@@ -36347,8 +38187,8 @@
         <w:t xml:space="preserve">ödünç alır).</w:t>
       </w:r>
     </w:p>
-    <w:bookmarkEnd w:id="111"/>
-    <w:bookmarkStart w:id="112" w:name="diğer-hataların-düzeltilmiş-halleri"/>
+    <w:bookmarkEnd w:id="130"/>
+    <w:bookmarkStart w:id="131" w:name="diğer-hataların-düzeltilmiş-halleri"/>
     <w:p>
       <w:pPr>
         <w:pStyle w:val="Heading3"/>
@@ -37041,8 +38881,8 @@
         <w:t xml:space="preserve">öyle serbest bırakın.</w:t>
       </w:r>
     </w:p>
-    <w:bookmarkEnd w:id="112"/>
-    <w:bookmarkStart w:id="113" w:name="sırları-bellekten-silmek-tarif-13.2"/>
+    <w:bookmarkEnd w:id="131"/>
+    <w:bookmarkStart w:id="132" w:name="sırları-bellekten-silmek-tarif-13.2"/>
     <w:p>
       <w:pPr>
         <w:pStyle w:val="Heading3"/>
@@ -37911,7 +39751,7 @@
         <w:pStyle w:val="Compact"/>
         <w:numPr>
           <w:ilvl w:val="0"/>
-          <w:numId w:val="1021"/>
+          <w:numId w:val="1037"/>
         </w:numPr>
       </w:pPr>
       <w:r>
@@ -37939,7 +39779,7 @@
         <w:pStyle w:val="Compact"/>
         <w:numPr>
           <w:ilvl w:val="0"/>
-          <w:numId w:val="1021"/>
+          <w:numId w:val="1037"/>
         </w:numPr>
       </w:pPr>
       <w:r>
@@ -37960,7 +39800,7 @@
         <w:pStyle w:val="Compact"/>
         <w:numPr>
           <w:ilvl w:val="0"/>
-          <w:numId w:val="1021"/>
+          <w:numId w:val="1037"/>
         </w:numPr>
       </w:pPr>
       <w:r>
@@ -38006,7 +39846,7 @@
         <w:pStyle w:val="Compact"/>
         <w:numPr>
           <w:ilvl w:val="0"/>
-          <w:numId w:val="1021"/>
+          <w:numId w:val="1037"/>
         </w:numPr>
       </w:pPr>
       <w:r>
@@ -38042,7 +39882,7 @@
         <w:pStyle w:val="Compact"/>
         <w:numPr>
           <w:ilvl w:val="0"/>
-          <w:numId w:val="1021"/>
+          <w:numId w:val="1037"/>
         </w:numPr>
       </w:pPr>
       <w:r>
@@ -38169,8 +40009,8 @@
         <w:t xml:space="preserve">silindiğini gösterecek kadar ayrıntılı yazılır.</w:t>
       </w:r>
     </w:p>
-    <w:bookmarkEnd w:id="113"/>
-    <w:bookmarkStart w:id="114" w:name="Xc9727b4616c6f3a4e20a0c6c4688f61b9eeaf46"/>
+    <w:bookmarkEnd w:id="132"/>
+    <w:bookmarkStart w:id="133" w:name="Xc9727b4616c6f3a4e20a0c6c4688f61b9eeaf46"/>
     <w:p>
       <w:pPr>
         <w:pStyle w:val="Heading3"/>
@@ -38909,8 +40749,8 @@
         <w:t xml:space="preserve">tutan küçük ve ayrı bir bölgeyi kilitleyin.</w:t>
       </w:r>
     </w:p>
-    <w:bookmarkEnd w:id="114"/>
-    <w:bookmarkStart w:id="115" w:name="hepsi-bir-arada-güvenli-tampon"/>
+    <w:bookmarkEnd w:id="133"/>
+    <w:bookmarkStart w:id="134" w:name="hepsi-bir-arada-güvenli-tampon"/>
     <w:p>
       <w:pPr>
         <w:pStyle w:val="Heading3"/>
@@ -41029,8 +42869,8 @@
         <w:t xml:space="preserve">serbest bırakır; sırlar için yukarıdaki gibi özel bir tür gerekir.</w:t>
       </w:r>
     </w:p>
-    <w:bookmarkEnd w:id="115"/>
-    <w:bookmarkStart w:id="116" w:name="bellek-hatalarını-bulan-araçlar"/>
+    <w:bookmarkEnd w:id="134"/>
+    <w:bookmarkStart w:id="135" w:name="bellek-hatalarını-bulan-araçlar"/>
     <w:p>
       <w:pPr>
         <w:pStyle w:val="Heading3"/>
@@ -41472,8 +43312,8 @@
         <w:t xml:space="preserve">ve değerle geçirilen yapılar görmek istemez.</w:t>
       </w:r>
     </w:p>
-    <w:bookmarkEnd w:id="116"/>
-    <w:bookmarkStart w:id="117" w:name="kendini-dene-bellek"/>
+    <w:bookmarkEnd w:id="135"/>
+    <w:bookmarkStart w:id="136" w:name="kendini-dene-bellek"/>
     <w:p>
       <w:pPr>
         <w:pStyle w:val="Heading3"/>
@@ -41487,7 +43327,7 @@
         <w:pStyle w:val="Compact"/>
         <w:numPr>
           <w:ilvl w:val="0"/>
-          <w:numId w:val="1022"/>
+          <w:numId w:val="1038"/>
         </w:numPr>
       </w:pPr>
       <w:r>
@@ -41517,7 +43357,7 @@
         <w:pStyle w:val="Compact"/>
         <w:numPr>
           <w:ilvl w:val="0"/>
-          <w:numId w:val="1022"/>
+          <w:numId w:val="1038"/>
         </w:numPr>
       </w:pPr>
       <w:r>
@@ -41553,7 +43393,7 @@
         <w:pStyle w:val="Compact"/>
         <w:numPr>
           <w:ilvl w:val="0"/>
-          <w:numId w:val="1022"/>
+          <w:numId w:val="1038"/>
         </w:numPr>
       </w:pPr>
       <w:r>
@@ -41583,7 +43423,7 @@
         <w:pStyle w:val="Compact"/>
         <w:numPr>
           <w:ilvl w:val="0"/>
-          <w:numId w:val="1023"/>
+          <w:numId w:val="1039"/>
         </w:numPr>
       </w:pPr>
       <w:r>
@@ -41631,7 +43471,7 @@
         <w:pStyle w:val="Compact"/>
         <w:numPr>
           <w:ilvl w:val="0"/>
-          <w:numId w:val="1023"/>
+          <w:numId w:val="1039"/>
         </w:numPr>
       </w:pPr>
       <w:r>
@@ -41694,7 +43534,7 @@
         <w:pStyle w:val="Compact"/>
         <w:numPr>
           <w:ilvl w:val="0"/>
-          <w:numId w:val="1023"/>
+          <w:numId w:val="1039"/>
         </w:numPr>
       </w:pPr>
       <w:r>
@@ -41730,9 +43570,9 @@
         </w:pict>
       </w:r>
     </w:p>
-    <w:bookmarkEnd w:id="117"/>
-    <w:bookmarkEnd w:id="118"/>
-    <w:bookmarkStart w:id="128" w:name="X567ca635338bf14ce47b4b656b0db82659ff15b"/>
+    <w:bookmarkEnd w:id="136"/>
+    <w:bookmarkEnd w:id="137"/>
+    <w:bookmarkStart w:id="147" w:name="X567ca635338bf14ce47b4b656b0db82659ff15b"/>
     <w:p>
       <w:pPr>
         <w:pStyle w:val="Heading2"/>
@@ -41831,7 +43671,7 @@
         <w:t xml:space="preserve">bulunmamasını sağlamaktır.</w:t>
       </w:r>
     </w:p>
-    <w:bookmarkStart w:id="122" w:name="Xef79e8b2c4062dcac0eb0f82d5092fce7f8d89c"/>
+    <w:bookmarkStart w:id="141" w:name="Xef79e8b2c4062dcac0eb0f82d5092fce7f8d89c"/>
     <w:p>
       <w:pPr>
         <w:pStyle w:val="Heading3"/>
@@ -41960,18 +43800,18 @@
           <wp:inline>
             <wp:extent cx="5759999" cy="1766153"/>
             <wp:effectExtent b="0" l="0" r="0" t="0"/>
-            <wp:docPr descr="" title="" id="120" name="Picture"/>
+            <wp:docPr descr="" title="" id="139" name="Picture"/>
             <a:graphic>
               <a:graphicData uri="http://schemas.openxmlformats.org/drawingml/2006/picture">
                 <pic:pic>
                   <pic:nvPicPr>
-                    <pic:cNvPr descr="diyagram-10.png" id="121" name="Picture"/>
+                    <pic:cNvPr descr="diyagram-10.png" id="140" name="Picture"/>
                     <pic:cNvPicPr>
                       <a:picLocks noChangeArrowheads="1" noChangeAspect="1"/>
                     </pic:cNvPicPr>
                   </pic:nvPicPr>
                   <pic:blipFill>
-                    <a:blip r:embed="rId119"/>
+                    <a:blip r:embed="rId138"/>
                     <a:stretch>
                       <a:fillRect/>
                     </a:stretch>
@@ -41998,8 +43838,8 @@
         </w:drawing>
       </w:r>
     </w:p>
-    <w:bookmarkEnd w:id="122"/>
-    <w:bookmarkStart w:id="123" w:name="bölümleme-seçenekleri"/>
+    <w:bookmarkEnd w:id="141"/>
+    <w:bookmarkStart w:id="142" w:name="bölümleme-seçenekleri"/>
     <w:p>
       <w:pPr>
         <w:pStyle w:val="Heading3"/>
@@ -42448,8 +44288,8 @@
         <w:t xml:space="preserve">denetler.</w:t>
       </w:r>
     </w:p>
-    <w:bookmarkEnd w:id="123"/>
-    <w:bookmarkStart w:id="124" w:name="Xd740b507317a4fb3c03ba9e00ee3fb796d8c45e"/>
+    <w:bookmarkEnd w:id="142"/>
+    <w:bookmarkStart w:id="143" w:name="Xd740b507317a4fb3c03ba9e00ee3fb796d8c45e"/>
     <w:p>
       <w:pPr>
         <w:pStyle w:val="Heading3"/>
@@ -42502,7 +44342,7 @@
         <w:pStyle w:val="Compact"/>
         <w:numPr>
           <w:ilvl w:val="0"/>
-          <w:numId w:val="1024"/>
+          <w:numId w:val="1040"/>
         </w:numPr>
       </w:pPr>
       <w:r>
@@ -42562,7 +44402,7 @@
         <w:pStyle w:val="Compact"/>
         <w:numPr>
           <w:ilvl w:val="0"/>
-          <w:numId w:val="1024"/>
+          <w:numId w:val="1040"/>
         </w:numPr>
       </w:pPr>
       <w:r>
@@ -42590,7 +44430,7 @@
         <w:pStyle w:val="Compact"/>
         <w:numPr>
           <w:ilvl w:val="0"/>
-          <w:numId w:val="1024"/>
+          <w:numId w:val="1040"/>
         </w:numPr>
       </w:pPr>
       <w:r>
@@ -43487,8 +45327,8 @@
         <w:t xml:space="preserve">önler, saldırganı değil. Saldırgana karşı ek katmanlar gerekir.</w:t>
       </w:r>
     </w:p>
-    <w:bookmarkEnd w:id="124"/>
-    <w:bookmarkStart w:id="125" w:name="Xb0ff36cd7df7fcd6b6edbba57213ddd88ec8c95"/>
+    <w:bookmarkEnd w:id="143"/>
+    <w:bookmarkStart w:id="144" w:name="Xb0ff36cd7df7fcd6b6edbba57213ddd88ec8c95"/>
     <w:p>
       <w:pPr>
         <w:pStyle w:val="Heading3"/>
@@ -43523,7 +45363,7 @@
         <w:pStyle w:val="Compact"/>
         <w:numPr>
           <w:ilvl w:val="0"/>
-          <w:numId w:val="1025"/>
+          <w:numId w:val="1041"/>
         </w:numPr>
       </w:pPr>
       <w:r>
@@ -43566,7 +45406,7 @@
         <w:pStyle w:val="Compact"/>
         <w:numPr>
           <w:ilvl w:val="0"/>
-          <w:numId w:val="1025"/>
+          <w:numId w:val="1041"/>
         </w:numPr>
       </w:pPr>
       <w:r>
@@ -43970,8 +45810,8 @@
         <w:t xml:space="preserve">der. Her kuruluma ya da cihaza özgü anahtarlar bu gereksinimin cevabıdır.</w:t>
       </w:r>
     </w:p>
-    <w:bookmarkEnd w:id="125"/>
-    <w:bookmarkStart w:id="126" w:name="Xa63a07da3d95f96750a885ba08619ea73f707c4"/>
+    <w:bookmarkEnd w:id="144"/>
+    <w:bookmarkStart w:id="145" w:name="Xa63a07da3d95f96750a885ba08619ea73f707c4"/>
     <w:p>
       <w:pPr>
         <w:pStyle w:val="Heading3"/>
@@ -44139,7 +45979,7 @@
         <w:pStyle w:val="Compact"/>
         <w:numPr>
           <w:ilvl w:val="0"/>
-          <w:numId w:val="1026"/>
+          <w:numId w:val="1042"/>
         </w:numPr>
       </w:pPr>
       <w:r>
@@ -44161,7 +46001,7 @@
         <w:pStyle w:val="Compact"/>
         <w:numPr>
           <w:ilvl w:val="0"/>
-          <w:numId w:val="1026"/>
+          <w:numId w:val="1042"/>
         </w:numPr>
       </w:pPr>
       <w:r>
@@ -44189,7 +46029,7 @@
         <w:pStyle w:val="Compact"/>
         <w:numPr>
           <w:ilvl w:val="0"/>
-          <w:numId w:val="1026"/>
+          <w:numId w:val="1042"/>
         </w:numPr>
       </w:pPr>
       <w:r>
@@ -44217,7 +46057,7 @@
         <w:pStyle w:val="Compact"/>
         <w:numPr>
           <w:ilvl w:val="0"/>
-          <w:numId w:val="1026"/>
+          <w:numId w:val="1042"/>
         </w:numPr>
       </w:pPr>
       <w:r>
@@ -44267,7 +46107,7 @@
         <w:pStyle w:val="Compact"/>
         <w:numPr>
           <w:ilvl w:val="0"/>
-          <w:numId w:val="1026"/>
+          <w:numId w:val="1042"/>
         </w:numPr>
       </w:pPr>
       <w:r>
@@ -45404,8 +47244,8 @@
         <w:t xml:space="preserve">cihaza kopyalanan veri anlamsızlaşır.</w:t>
       </w:r>
     </w:p>
-    <w:bookmarkEnd w:id="126"/>
-    <w:bookmarkStart w:id="127" w:name="bölümlemenin-sınırları"/>
+    <w:bookmarkEnd w:id="145"/>
+    <w:bookmarkStart w:id="146" w:name="bölümlemenin-sınırları"/>
     <w:p>
       <w:pPr>
         <w:pStyle w:val="Heading3"/>
@@ -45419,7 +47259,7 @@
         <w:pStyle w:val="Compact"/>
         <w:numPr>
           <w:ilvl w:val="0"/>
-          <w:numId w:val="1027"/>
+          <w:numId w:val="1043"/>
         </w:numPr>
       </w:pPr>
       <w:r>
@@ -45437,7 +47277,7 @@
         <w:pStyle w:val="Compact"/>
         <w:numPr>
           <w:ilvl w:val="0"/>
-          <w:numId w:val="1027"/>
+          <w:numId w:val="1043"/>
         </w:numPr>
       </w:pPr>
       <w:r>
@@ -45471,7 +47311,7 @@
         <w:pStyle w:val="Compact"/>
         <w:numPr>
           <w:ilvl w:val="0"/>
-          <w:numId w:val="1027"/>
+          <w:numId w:val="1043"/>
         </w:numPr>
       </w:pPr>
       <w:r>
@@ -45541,9 +47381,9 @@
         </w:pict>
       </w:r>
     </w:p>
-    <w:bookmarkEnd w:id="127"/>
-    <w:bookmarkEnd w:id="128"/>
-    <w:bookmarkStart w:id="138" w:name="güvenli-geliştirme-süreci-planı-yaşatmak"/>
+    <w:bookmarkEnd w:id="146"/>
+    <w:bookmarkEnd w:id="147"/>
+    <w:bookmarkStart w:id="157" w:name="güvenli-geliştirme-süreci-planı-yaşatmak"/>
     <w:p>
       <w:pPr>
         <w:pStyle w:val="Heading2"/>
@@ -45594,7 +47434,7 @@
         <w:t xml:space="preserve">kendisi kadar incelenir.</w:t>
       </w:r>
     </w:p>
-    <w:bookmarkStart w:id="129" w:name="güvenli-yazılım-geliştirme-yaşam-döngüsü"/>
+    <w:bookmarkStart w:id="148" w:name="güvenli-yazılım-geliştirme-yaşam-döngüsü"/>
     <w:p>
       <w:pPr>
         <w:pStyle w:val="Heading3"/>
@@ -45894,8 +47734,8 @@
         </w:tc>
       </w:tr>
     </w:tbl>
-    <w:bookmarkEnd w:id="129"/>
-    <w:bookmarkStart w:id="130" w:name="X82b3f6015b978d712957e767bb9d7cffaf4aadc"/>
+    <w:bookmarkEnd w:id="148"/>
+    <w:bookmarkStart w:id="149" w:name="X82b3f6015b978d712957e767bb9d7cffaf4aadc"/>
     <w:p>
       <w:pPr>
         <w:pStyle w:val="Heading3"/>
@@ -45961,7 +47801,7 @@
         <w:pStyle w:val="Compact"/>
         <w:numPr>
           <w:ilvl w:val="0"/>
-          <w:numId w:val="1028"/>
+          <w:numId w:val="1044"/>
         </w:numPr>
       </w:pPr>
       <w:r>
@@ -45995,7 +47835,7 @@
         <w:pStyle w:val="Compact"/>
         <w:numPr>
           <w:ilvl w:val="0"/>
-          <w:numId w:val="1028"/>
+          <w:numId w:val="1044"/>
         </w:numPr>
       </w:pPr>
       <w:r>
@@ -46014,7 +47854,7 @@
         <w:pStyle w:val="Compact"/>
         <w:numPr>
           <w:ilvl w:val="0"/>
-          <w:numId w:val="1028"/>
+          <w:numId w:val="1044"/>
         </w:numPr>
       </w:pPr>
       <w:r>
@@ -46648,8 +48488,8 @@
         <w:t xml:space="preserve">anahtarlarını çözemez. Sürüm kimliği bu şekilde bir güvenlik önlemine dönüşür.</w:t>
       </w:r>
     </w:p>
-    <w:bookmarkEnd w:id="130"/>
-    <w:bookmarkStart w:id="134" w:name="değişiklik-yönetimi-yedi-adım"/>
+    <w:bookmarkEnd w:id="149"/>
+    <w:bookmarkStart w:id="153" w:name="değişiklik-yönetimi-yedi-adım"/>
     <w:p>
       <w:pPr>
         <w:pStyle w:val="Heading3"/>
@@ -46693,18 +48533,18 @@
           <wp:inline>
             <wp:extent cx="5759999" cy="612545"/>
             <wp:effectExtent b="0" l="0" r="0" t="0"/>
-            <wp:docPr descr="" title="" id="132" name="Picture"/>
+            <wp:docPr descr="" title="" id="151" name="Picture"/>
             <a:graphic>
               <a:graphicData uri="http://schemas.openxmlformats.org/drawingml/2006/picture">
                 <pic:pic>
                   <pic:nvPicPr>
-                    <pic:cNvPr descr="diyagram-11.png" id="133" name="Picture"/>
+                    <pic:cNvPr descr="diyagram-11.png" id="152" name="Picture"/>
                     <pic:cNvPicPr>
                       <a:picLocks noChangeArrowheads="1" noChangeAspect="1"/>
                     </pic:cNvPicPr>
                   </pic:nvPicPr>
                   <pic:blipFill>
-                    <a:blip r:embed="rId131"/>
+                    <a:blip r:embed="rId150"/>
                     <a:stretch>
                       <a:fillRect/>
                     </a:stretch>
@@ -46839,7 +48679,7 @@
         <w:pStyle w:val="Compact"/>
         <w:numPr>
           <w:ilvl w:val="0"/>
-          <w:numId w:val="1029"/>
+          <w:numId w:val="1045"/>
         </w:numPr>
       </w:pPr>
       <w:r>
@@ -46864,7 +48704,7 @@
         <w:pStyle w:val="Compact"/>
         <w:numPr>
           <w:ilvl w:val="0"/>
-          <w:numId w:val="1029"/>
+          <w:numId w:val="1045"/>
         </w:numPr>
       </w:pPr>
       <w:r>
@@ -46892,7 +48732,7 @@
         <w:pStyle w:val="Compact"/>
         <w:numPr>
           <w:ilvl w:val="0"/>
-          <w:numId w:val="1029"/>
+          <w:numId w:val="1045"/>
         </w:numPr>
       </w:pPr>
       <w:r>
@@ -46920,7 +48760,7 @@
         <w:pStyle w:val="Compact"/>
         <w:numPr>
           <w:ilvl w:val="0"/>
-          <w:numId w:val="1029"/>
+          <w:numId w:val="1045"/>
         </w:numPr>
       </w:pPr>
       <w:r>
@@ -46932,7 +48772,7 @@
         <w:pStyle w:val="Compact"/>
         <w:numPr>
           <w:ilvl w:val="0"/>
-          <w:numId w:val="1029"/>
+          <w:numId w:val="1045"/>
         </w:numPr>
       </w:pPr>
       <w:r>
@@ -46945,8 +48785,8 @@
         <w:t xml:space="preserve">hedef alır.</w:t>
       </w:r>
     </w:p>
-    <w:bookmarkEnd w:id="134"/>
-    <w:bookmarkStart w:id="135" w:name="X40f9c30998953041f08cd7e675fd6b44dafde59"/>
+    <w:bookmarkEnd w:id="153"/>
+    <w:bookmarkStart w:id="154" w:name="X40f9c30998953041f08cd7e675fd6b44dafde59"/>
     <w:p>
       <w:pPr>
         <w:pStyle w:val="Heading3"/>
@@ -47354,8 +49194,8 @@
         <w:t xml:space="preserve">yazıldığında savunulabilir; yazılmadığında bir bulgudur.</w:t>
       </w:r>
     </w:p>
-    <w:bookmarkEnd w:id="135"/>
-    <w:bookmarkStart w:id="136" w:name="korumaların-derleme-hattına-etkisi"/>
+    <w:bookmarkEnd w:id="154"/>
+    <w:bookmarkStart w:id="155" w:name="korumaların-derleme-hattına-etkisi"/>
     <w:p>
       <w:pPr>
         <w:pStyle w:val="Heading3"/>
@@ -47440,8 +49280,8 @@
         <w:t xml:space="preserve">bir örnekle kuracağız.</w:t>
       </w:r>
     </w:p>
-    <w:bookmarkEnd w:id="136"/>
-    <w:bookmarkStart w:id="137" w:name="korumaların-maliyetini-ölçmek"/>
+    <w:bookmarkEnd w:id="155"/>
+    <w:bookmarkStart w:id="156" w:name="korumaların-maliyetini-ölçmek"/>
     <w:p>
       <w:pPr>
         <w:pStyle w:val="Heading3"/>
@@ -47508,9 +49348,9 @@
         </w:pict>
       </w:r>
     </w:p>
-    <w:bookmarkEnd w:id="137"/>
-    <w:bookmarkEnd w:id="138"/>
-    <w:bookmarkStart w:id="139" w:name="bu-haftanın-araç-kutusu"/>
+    <w:bookmarkEnd w:id="156"/>
+    <w:bookmarkEnd w:id="157"/>
+    <w:bookmarkStart w:id="158" w:name="bu-haftanın-araç-kutusu"/>
     <w:p>
       <w:pPr>
         <w:pStyle w:val="Heading2"/>
@@ -48408,8 +50248,8 @@
         </w:pict>
       </w:r>
     </w:p>
-    <w:bookmarkEnd w:id="139"/>
-    <w:bookmarkStart w:id="140" w:name="dönem-projesi-bu-hafta"/>
+    <w:bookmarkEnd w:id="158"/>
+    <w:bookmarkStart w:id="159" w:name="dönem-projesi-bu-hafta"/>
     <w:p>
       <w:pPr>
         <w:pStyle w:val="Heading2"/>
@@ -48463,7 +50303,7 @@
         <w:pStyle w:val="Compact"/>
         <w:numPr>
           <w:ilvl w:val="0"/>
-          <w:numId w:val="1030"/>
+          <w:numId w:val="1046"/>
         </w:numPr>
       </w:pPr>
       <w:r>
@@ -48475,7 +50315,7 @@
         <w:pStyle w:val="Compact"/>
         <w:numPr>
           <w:ilvl w:val="0"/>
-          <w:numId w:val="1031"/>
+          <w:numId w:val="1047"/>
         </w:numPr>
       </w:pPr>
       <w:r>
@@ -48503,7 +50343,7 @@
         <w:pStyle w:val="Compact"/>
         <w:numPr>
           <w:ilvl w:val="0"/>
-          <w:numId w:val="1032"/>
+          <w:numId w:val="1048"/>
         </w:numPr>
       </w:pPr>
       <w:r>
@@ -48515,7 +50355,7 @@
         <w:pStyle w:val="Compact"/>
         <w:numPr>
           <w:ilvl w:val="1"/>
-          <w:numId w:val="1033"/>
+          <w:numId w:val="1049"/>
         </w:numPr>
       </w:pPr>
       <w:r>
@@ -48537,7 +50377,7 @@
         <w:pStyle w:val="Compact"/>
         <w:numPr>
           <w:ilvl w:val="1"/>
-          <w:numId w:val="1033"/>
+          <w:numId w:val="1049"/>
         </w:numPr>
       </w:pPr>
       <w:r>
@@ -48559,7 +50399,7 @@
         <w:pStyle w:val="Compact"/>
         <w:numPr>
           <w:ilvl w:val="1"/>
-          <w:numId w:val="1033"/>
+          <w:numId w:val="1049"/>
         </w:numPr>
       </w:pPr>
       <w:r>
@@ -48597,7 +50437,7 @@
         <w:pStyle w:val="Compact"/>
         <w:numPr>
           <w:ilvl w:val="1"/>
-          <w:numId w:val="1033"/>
+          <w:numId w:val="1049"/>
         </w:numPr>
       </w:pPr>
       <w:r>
@@ -48645,7 +50485,7 @@
         <w:pStyle w:val="Compact"/>
         <w:numPr>
           <w:ilvl w:val="1"/>
-          <w:numId w:val="1033"/>
+          <w:numId w:val="1049"/>
         </w:numPr>
       </w:pPr>
       <w:r>
@@ -48667,7 +50507,7 @@
         <w:pStyle w:val="Compact"/>
         <w:numPr>
           <w:ilvl w:val="0"/>
-          <w:numId w:val="1034"/>
+          <w:numId w:val="1050"/>
         </w:numPr>
       </w:pPr>
       <w:r>
@@ -48960,8 +50800,8 @@
         </w:pict>
       </w:r>
     </w:p>
-    <w:bookmarkEnd w:id="140"/>
-    <w:bookmarkStart w:id="141" w:name="kendi-başına-çalış"/>
+    <w:bookmarkEnd w:id="159"/>
+    <w:bookmarkStart w:id="160" w:name="kendi-başına-çalış"/>
     <w:p>
       <w:pPr>
         <w:pStyle w:val="Heading2"/>
@@ -50969,8 +52809,8 @@
         </w:pict>
       </w:r>
     </w:p>
-    <w:bookmarkEnd w:id="141"/>
-    <w:bookmarkStart w:id="142" w:name="kendini-sınama"/>
+    <w:bookmarkEnd w:id="160"/>
+    <w:bookmarkStart w:id="161" w:name="kendini-sınama"/>
     <w:p>
       <w:pPr>
         <w:pStyle w:val="Heading2"/>
@@ -52469,8 +54309,8 @@
         </w:pict>
       </w:r>
     </w:p>
-    <w:bookmarkEnd w:id="142"/>
-    <w:bookmarkStart w:id="143" w:name="kaynaklar-ve-ileri-okuma"/>
+    <w:bookmarkEnd w:id="161"/>
+    <w:bookmarkStart w:id="162" w:name="kaynaklar-ve-ileri-okuma"/>
     <w:p>
       <w:pPr>
         <w:pStyle w:val="Heading2"/>
@@ -52515,7 +54355,7 @@
         <w:pStyle w:val="Compact"/>
         <w:numPr>
           <w:ilvl w:val="0"/>
-          <w:numId w:val="1035"/>
+          <w:numId w:val="1051"/>
         </w:numPr>
       </w:pPr>
       <w:r>
@@ -52533,7 +54373,7 @@
         <w:pStyle w:val="Compact"/>
         <w:numPr>
           <w:ilvl w:val="0"/>
-          <w:numId w:val="1035"/>
+          <w:numId w:val="1051"/>
         </w:numPr>
       </w:pPr>
       <w:r>
@@ -52545,7 +54385,7 @@
         <w:pStyle w:val="Compact"/>
         <w:numPr>
           <w:ilvl w:val="0"/>
-          <w:numId w:val="1035"/>
+          <w:numId w:val="1051"/>
         </w:numPr>
       </w:pPr>
       <w:r>
@@ -52557,7 +54397,7 @@
         <w:pStyle w:val="Compact"/>
         <w:numPr>
           <w:ilvl w:val="0"/>
-          <w:numId w:val="1035"/>
+          <w:numId w:val="1051"/>
         </w:numPr>
       </w:pPr>
       <w:r>
@@ -52581,7 +54421,7 @@
         <w:pStyle w:val="Compact"/>
         <w:numPr>
           <w:ilvl w:val="0"/>
-          <w:numId w:val="1036"/>
+          <w:numId w:val="1052"/>
         </w:numPr>
       </w:pPr>
       <w:r>
@@ -52602,7 +54442,7 @@
         <w:pStyle w:val="Compact"/>
         <w:numPr>
           <w:ilvl w:val="0"/>
-          <w:numId w:val="1036"/>
+          <w:numId w:val="1052"/>
         </w:numPr>
       </w:pPr>
       <w:r>
@@ -52614,7 +54454,7 @@
         <w:pStyle w:val="Compact"/>
         <w:numPr>
           <w:ilvl w:val="0"/>
-          <w:numId w:val="1036"/>
+          <w:numId w:val="1052"/>
         </w:numPr>
       </w:pPr>
       <w:r>
@@ -52632,7 +54472,7 @@
         <w:pStyle w:val="Compact"/>
         <w:numPr>
           <w:ilvl w:val="0"/>
-          <w:numId w:val="1036"/>
+          <w:numId w:val="1052"/>
         </w:numPr>
       </w:pPr>
       <w:r>
@@ -52674,7 +54514,7 @@
         <w:pStyle w:val="Compact"/>
         <w:numPr>
           <w:ilvl w:val="0"/>
-          <w:numId w:val="1036"/>
+          <w:numId w:val="1052"/>
         </w:numPr>
       </w:pPr>
       <w:r>
@@ -52702,7 +54542,7 @@
         <w:pStyle w:val="Compact"/>
         <w:numPr>
           <w:ilvl w:val="0"/>
-          <w:numId w:val="1036"/>
+          <w:numId w:val="1052"/>
         </w:numPr>
       </w:pPr>
       <w:r>
@@ -53135,8 +54975,8 @@
         </w:tc>
       </w:tr>
     </w:tbl>
-    <w:bookmarkEnd w:id="143"/>
-    <w:bookmarkEnd w:id="144"/>
+    <w:bookmarkEnd w:id="162"/>
+    <w:bookmarkEnd w:id="163"/>
     <w:sectPr>
       <w:headerReference r:id="rId9" w:type="default"/>
       <w:footerReference r:id="rId10" w:type="default"/>
@@ -53655,34 +55495,7 @@
     <w:abstractNumId w:val="991"/>
   </w:num>
   <w:num w:numId="1003">
-    <w:abstractNumId w:val="99411"/>
-    <w:lvlOverride w:ilvl="0">
-      <w:startOverride w:val="1"/>
-    </w:lvlOverride>
-    <w:lvlOverride w:ilvl="1">
-      <w:startOverride w:val="1"/>
-    </w:lvlOverride>
-    <w:lvlOverride w:ilvl="2">
-      <w:startOverride w:val="1"/>
-    </w:lvlOverride>
-    <w:lvlOverride w:ilvl="3">
-      <w:startOverride w:val="1"/>
-    </w:lvlOverride>
-    <w:lvlOverride w:ilvl="4">
-      <w:startOverride w:val="1"/>
-    </w:lvlOverride>
-    <w:lvlOverride w:ilvl="5">
-      <w:startOverride w:val="1"/>
-    </w:lvlOverride>
-    <w:lvlOverride w:ilvl="6">
-      <w:startOverride w:val="1"/>
-    </w:lvlOverride>
-    <w:lvlOverride w:ilvl="7">
-      <w:startOverride w:val="1"/>
-    </w:lvlOverride>
-    <w:lvlOverride w:ilvl="8">
-      <w:startOverride w:val="1"/>
-    </w:lvlOverride>
+    <w:abstractNumId w:val="991"/>
   </w:num>
   <w:num w:numId="1004">
     <w:abstractNumId w:val="991"/>
@@ -53694,187 +55507,25 @@
     <w:abstractNumId w:val="991"/>
   </w:num>
   <w:num w:numId="1007">
-    <w:abstractNumId w:val="99411"/>
-    <w:lvlOverride w:ilvl="0">
-      <w:startOverride w:val="1"/>
-    </w:lvlOverride>
-    <w:lvlOverride w:ilvl="1">
-      <w:startOverride w:val="1"/>
-    </w:lvlOverride>
-    <w:lvlOverride w:ilvl="2">
-      <w:startOverride w:val="1"/>
-    </w:lvlOverride>
-    <w:lvlOverride w:ilvl="3">
-      <w:startOverride w:val="1"/>
-    </w:lvlOverride>
-    <w:lvlOverride w:ilvl="4">
-      <w:startOverride w:val="1"/>
-    </w:lvlOverride>
-    <w:lvlOverride w:ilvl="5">
-      <w:startOverride w:val="1"/>
-    </w:lvlOverride>
-    <w:lvlOverride w:ilvl="6">
-      <w:startOverride w:val="1"/>
-    </w:lvlOverride>
-    <w:lvlOverride w:ilvl="7">
-      <w:startOverride w:val="1"/>
-    </w:lvlOverride>
-    <w:lvlOverride w:ilvl="8">
-      <w:startOverride w:val="1"/>
-    </w:lvlOverride>
+    <w:abstractNumId w:val="991"/>
   </w:num>
   <w:num w:numId="1008">
-    <w:abstractNumId w:val="99411"/>
-    <w:lvlOverride w:ilvl="0">
-      <w:startOverride w:val="1"/>
-    </w:lvlOverride>
-    <w:lvlOverride w:ilvl="1">
-      <w:startOverride w:val="1"/>
-    </w:lvlOverride>
-    <w:lvlOverride w:ilvl="2">
-      <w:startOverride w:val="1"/>
-    </w:lvlOverride>
-    <w:lvlOverride w:ilvl="3">
-      <w:startOverride w:val="1"/>
-    </w:lvlOverride>
-    <w:lvlOverride w:ilvl="4">
-      <w:startOverride w:val="1"/>
-    </w:lvlOverride>
-    <w:lvlOverride w:ilvl="5">
-      <w:startOverride w:val="1"/>
-    </w:lvlOverride>
-    <w:lvlOverride w:ilvl="6">
-      <w:startOverride w:val="1"/>
-    </w:lvlOverride>
-    <w:lvlOverride w:ilvl="7">
-      <w:startOverride w:val="1"/>
-    </w:lvlOverride>
-    <w:lvlOverride w:ilvl="8">
-      <w:startOverride w:val="1"/>
-    </w:lvlOverride>
+    <w:abstractNumId w:val="991"/>
   </w:num>
   <w:num w:numId="1009">
-    <w:abstractNumId w:val="99411"/>
-    <w:lvlOverride w:ilvl="0">
-      <w:startOverride w:val="1"/>
-    </w:lvlOverride>
-    <w:lvlOverride w:ilvl="1">
-      <w:startOverride w:val="1"/>
-    </w:lvlOverride>
-    <w:lvlOverride w:ilvl="2">
-      <w:startOverride w:val="1"/>
-    </w:lvlOverride>
-    <w:lvlOverride w:ilvl="3">
-      <w:startOverride w:val="1"/>
-    </w:lvlOverride>
-    <w:lvlOverride w:ilvl="4">
-      <w:startOverride w:val="1"/>
-    </w:lvlOverride>
-    <w:lvlOverride w:ilvl="5">
-      <w:startOverride w:val="1"/>
-    </w:lvlOverride>
-    <w:lvlOverride w:ilvl="6">
-      <w:startOverride w:val="1"/>
-    </w:lvlOverride>
-    <w:lvlOverride w:ilvl="7">
-      <w:startOverride w:val="1"/>
-    </w:lvlOverride>
-    <w:lvlOverride w:ilvl="8">
-      <w:startOverride w:val="1"/>
-    </w:lvlOverride>
+    <w:abstractNumId w:val="991"/>
   </w:num>
   <w:num w:numId="1010">
-    <w:abstractNumId w:val="99411"/>
-    <w:lvlOverride w:ilvl="0">
-      <w:startOverride w:val="1"/>
-    </w:lvlOverride>
-    <w:lvlOverride w:ilvl="1">
-      <w:startOverride w:val="1"/>
-    </w:lvlOverride>
-    <w:lvlOverride w:ilvl="2">
-      <w:startOverride w:val="1"/>
-    </w:lvlOverride>
-    <w:lvlOverride w:ilvl="3">
-      <w:startOverride w:val="1"/>
-    </w:lvlOverride>
-    <w:lvlOverride w:ilvl="4">
-      <w:startOverride w:val="1"/>
-    </w:lvlOverride>
-    <w:lvlOverride w:ilvl="5">
-      <w:startOverride w:val="1"/>
-    </w:lvlOverride>
-    <w:lvlOverride w:ilvl="6">
-      <w:startOverride w:val="1"/>
-    </w:lvlOverride>
-    <w:lvlOverride w:ilvl="7">
-      <w:startOverride w:val="1"/>
-    </w:lvlOverride>
-    <w:lvlOverride w:ilvl="8">
-      <w:startOverride w:val="1"/>
-    </w:lvlOverride>
+    <w:abstractNumId w:val="991"/>
   </w:num>
   <w:num w:numId="1011">
     <w:abstractNumId w:val="991"/>
   </w:num>
   <w:num w:numId="1012">
-    <w:abstractNumId w:val="99411"/>
-    <w:lvlOverride w:ilvl="0">
-      <w:startOverride w:val="1"/>
-    </w:lvlOverride>
-    <w:lvlOverride w:ilvl="1">
-      <w:startOverride w:val="1"/>
-    </w:lvlOverride>
-    <w:lvlOverride w:ilvl="2">
-      <w:startOverride w:val="1"/>
-    </w:lvlOverride>
-    <w:lvlOverride w:ilvl="3">
-      <w:startOverride w:val="1"/>
-    </w:lvlOverride>
-    <w:lvlOverride w:ilvl="4">
-      <w:startOverride w:val="1"/>
-    </w:lvlOverride>
-    <w:lvlOverride w:ilvl="5">
-      <w:startOverride w:val="1"/>
-    </w:lvlOverride>
-    <w:lvlOverride w:ilvl="6">
-      <w:startOverride w:val="1"/>
-    </w:lvlOverride>
-    <w:lvlOverride w:ilvl="7">
-      <w:startOverride w:val="1"/>
-    </w:lvlOverride>
-    <w:lvlOverride w:ilvl="8">
-      <w:startOverride w:val="1"/>
-    </w:lvlOverride>
+    <w:abstractNumId w:val="991"/>
   </w:num>
   <w:num w:numId="1013">
-    <w:abstractNumId w:val="99411"/>
-    <w:lvlOverride w:ilvl="0">
-      <w:startOverride w:val="1"/>
-    </w:lvlOverride>
-    <w:lvlOverride w:ilvl="1">
-      <w:startOverride w:val="1"/>
-    </w:lvlOverride>
-    <w:lvlOverride w:ilvl="2">
-      <w:startOverride w:val="1"/>
-    </w:lvlOverride>
-    <w:lvlOverride w:ilvl="3">
-      <w:startOverride w:val="1"/>
-    </w:lvlOverride>
-    <w:lvlOverride w:ilvl="4">
-      <w:startOverride w:val="1"/>
-    </w:lvlOverride>
-    <w:lvlOverride w:ilvl="5">
-      <w:startOverride w:val="1"/>
-    </w:lvlOverride>
-    <w:lvlOverride w:ilvl="6">
-      <w:startOverride w:val="1"/>
-    </w:lvlOverride>
-    <w:lvlOverride w:ilvl="7">
-      <w:startOverride w:val="1"/>
-    </w:lvlOverride>
-    <w:lvlOverride w:ilvl="8">
-      <w:startOverride w:val="1"/>
-    </w:lvlOverride>
+    <w:abstractNumId w:val="991"/>
   </w:num>
   <w:num w:numId="1014">
     <w:abstractNumId w:val="991"/>
@@ -53883,67 +55534,13 @@
     <w:abstractNumId w:val="991"/>
   </w:num>
   <w:num w:numId="1016">
-    <w:abstractNumId w:val="99411"/>
-    <w:lvlOverride w:ilvl="0">
-      <w:startOverride w:val="1"/>
-    </w:lvlOverride>
-    <w:lvlOverride w:ilvl="1">
-      <w:startOverride w:val="1"/>
-    </w:lvlOverride>
-    <w:lvlOverride w:ilvl="2">
-      <w:startOverride w:val="1"/>
-    </w:lvlOverride>
-    <w:lvlOverride w:ilvl="3">
-      <w:startOverride w:val="1"/>
-    </w:lvlOverride>
-    <w:lvlOverride w:ilvl="4">
-      <w:startOverride w:val="1"/>
-    </w:lvlOverride>
-    <w:lvlOverride w:ilvl="5">
-      <w:startOverride w:val="1"/>
-    </w:lvlOverride>
-    <w:lvlOverride w:ilvl="6">
-      <w:startOverride w:val="1"/>
-    </w:lvlOverride>
-    <w:lvlOverride w:ilvl="7">
-      <w:startOverride w:val="1"/>
-    </w:lvlOverride>
-    <w:lvlOverride w:ilvl="8">
-      <w:startOverride w:val="1"/>
-    </w:lvlOverride>
+    <w:abstractNumId w:val="991"/>
   </w:num>
   <w:num w:numId="1017">
     <w:abstractNumId w:val="991"/>
   </w:num>
   <w:num w:numId="1018">
-    <w:abstractNumId w:val="99411"/>
-    <w:lvlOverride w:ilvl="0">
-      <w:startOverride w:val="1"/>
-    </w:lvlOverride>
-    <w:lvlOverride w:ilvl="1">
-      <w:startOverride w:val="1"/>
-    </w:lvlOverride>
-    <w:lvlOverride w:ilvl="2">
-      <w:startOverride w:val="1"/>
-    </w:lvlOverride>
-    <w:lvlOverride w:ilvl="3">
-      <w:startOverride w:val="1"/>
-    </w:lvlOverride>
-    <w:lvlOverride w:ilvl="4">
-      <w:startOverride w:val="1"/>
-    </w:lvlOverride>
-    <w:lvlOverride w:ilvl="5">
-      <w:startOverride w:val="1"/>
-    </w:lvlOverride>
-    <w:lvlOverride w:ilvl="6">
-      <w:startOverride w:val="1"/>
-    </w:lvlOverride>
-    <w:lvlOverride w:ilvl="7">
-      <w:startOverride w:val="1"/>
-    </w:lvlOverride>
-    <w:lvlOverride w:ilvl="8">
-      <w:startOverride w:val="1"/>
-    </w:lvlOverride>
+    <w:abstractNumId w:val="991"/>
   </w:num>
   <w:num w:numId="1019">
     <w:abstractNumId w:val="99411"/>
@@ -53976,67 +55573,13 @@
     </w:lvlOverride>
   </w:num>
   <w:num w:numId="1020">
-    <w:abstractNumId w:val="99411"/>
-    <w:lvlOverride w:ilvl="0">
-      <w:startOverride w:val="1"/>
-    </w:lvlOverride>
-    <w:lvlOverride w:ilvl="1">
-      <w:startOverride w:val="1"/>
-    </w:lvlOverride>
-    <w:lvlOverride w:ilvl="2">
-      <w:startOverride w:val="1"/>
-    </w:lvlOverride>
-    <w:lvlOverride w:ilvl="3">
-      <w:startOverride w:val="1"/>
-    </w:lvlOverride>
-    <w:lvlOverride w:ilvl="4">
-      <w:startOverride w:val="1"/>
-    </w:lvlOverride>
-    <w:lvlOverride w:ilvl="5">
-      <w:startOverride w:val="1"/>
-    </w:lvlOverride>
-    <w:lvlOverride w:ilvl="6">
-      <w:startOverride w:val="1"/>
-    </w:lvlOverride>
-    <w:lvlOverride w:ilvl="7">
-      <w:startOverride w:val="1"/>
-    </w:lvlOverride>
-    <w:lvlOverride w:ilvl="8">
-      <w:startOverride w:val="1"/>
-    </w:lvlOverride>
+    <w:abstractNumId w:val="991"/>
   </w:num>
   <w:num w:numId="1021">
     <w:abstractNumId w:val="991"/>
   </w:num>
   <w:num w:numId="1022">
-    <w:abstractNumId w:val="99411"/>
-    <w:lvlOverride w:ilvl="0">
-      <w:startOverride w:val="1"/>
-    </w:lvlOverride>
-    <w:lvlOverride w:ilvl="1">
-      <w:startOverride w:val="1"/>
-    </w:lvlOverride>
-    <w:lvlOverride w:ilvl="2">
-      <w:startOverride w:val="1"/>
-    </w:lvlOverride>
-    <w:lvlOverride w:ilvl="3">
-      <w:startOverride w:val="1"/>
-    </w:lvlOverride>
-    <w:lvlOverride w:ilvl="4">
-      <w:startOverride w:val="1"/>
-    </w:lvlOverride>
-    <w:lvlOverride w:ilvl="5">
-      <w:startOverride w:val="1"/>
-    </w:lvlOverride>
-    <w:lvlOverride w:ilvl="6">
-      <w:startOverride w:val="1"/>
-    </w:lvlOverride>
-    <w:lvlOverride w:ilvl="7">
-      <w:startOverride w:val="1"/>
-    </w:lvlOverride>
-    <w:lvlOverride w:ilvl="8">
-      <w:startOverride w:val="1"/>
-    </w:lvlOverride>
+    <w:abstractNumId w:val="991"/>
   </w:num>
   <w:num w:numId="1023">
     <w:abstractNumId w:val="99411"/>
@@ -54099,7 +55642,34 @@
     </w:lvlOverride>
   </w:num>
   <w:num w:numId="1025">
-    <w:abstractNumId w:val="991"/>
+    <w:abstractNumId w:val="99411"/>
+    <w:lvlOverride w:ilvl="0">
+      <w:startOverride w:val="1"/>
+    </w:lvlOverride>
+    <w:lvlOverride w:ilvl="1">
+      <w:startOverride w:val="1"/>
+    </w:lvlOverride>
+    <w:lvlOverride w:ilvl="2">
+      <w:startOverride w:val="1"/>
+    </w:lvlOverride>
+    <w:lvlOverride w:ilvl="3">
+      <w:startOverride w:val="1"/>
+    </w:lvlOverride>
+    <w:lvlOverride w:ilvl="4">
+      <w:startOverride w:val="1"/>
+    </w:lvlOverride>
+    <w:lvlOverride w:ilvl="5">
+      <w:startOverride w:val="1"/>
+    </w:lvlOverride>
+    <w:lvlOverride w:ilvl="6">
+      <w:startOverride w:val="1"/>
+    </w:lvlOverride>
+    <w:lvlOverride w:ilvl="7">
+      <w:startOverride w:val="1"/>
+    </w:lvlOverride>
+    <w:lvlOverride w:ilvl="8">
+      <w:startOverride w:val="1"/>
+    </w:lvlOverride>
   </w:num>
   <w:num w:numId="1026">
     <w:abstractNumId w:val="99411"/>
@@ -54165,27 +55735,345 @@
     </w:lvlOverride>
   </w:num>
   <w:num w:numId="1029">
+    <w:abstractNumId w:val="99411"/>
+    <w:lvlOverride w:ilvl="0">
+      <w:startOverride w:val="1"/>
+    </w:lvlOverride>
+    <w:lvlOverride w:ilvl="1">
+      <w:startOverride w:val="1"/>
+    </w:lvlOverride>
+    <w:lvlOverride w:ilvl="2">
+      <w:startOverride w:val="1"/>
+    </w:lvlOverride>
+    <w:lvlOverride w:ilvl="3">
+      <w:startOverride w:val="1"/>
+    </w:lvlOverride>
+    <w:lvlOverride w:ilvl="4">
+      <w:startOverride w:val="1"/>
+    </w:lvlOverride>
+    <w:lvlOverride w:ilvl="5">
+      <w:startOverride w:val="1"/>
+    </w:lvlOverride>
+    <w:lvlOverride w:ilvl="6">
+      <w:startOverride w:val="1"/>
+    </w:lvlOverride>
+    <w:lvlOverride w:ilvl="7">
+      <w:startOverride w:val="1"/>
+    </w:lvlOverride>
+    <w:lvlOverride w:ilvl="8">
+      <w:startOverride w:val="1"/>
+    </w:lvlOverride>
+  </w:num>
+  <w:num w:numId="1030">
     <w:abstractNumId w:val="991"/>
   </w:num>
-  <w:num w:numId="1030">
-    <w:abstractNumId w:val="992"/>
-  </w:num>
   <w:num w:numId="1031">
-    <w:abstractNumId w:val="992"/>
+    <w:abstractNumId w:val="991"/>
   </w:num>
   <w:num w:numId="1032">
-    <w:abstractNumId w:val="992"/>
+    <w:abstractNumId w:val="99411"/>
+    <w:lvlOverride w:ilvl="0">
+      <w:startOverride w:val="1"/>
+    </w:lvlOverride>
+    <w:lvlOverride w:ilvl="1">
+      <w:startOverride w:val="1"/>
+    </w:lvlOverride>
+    <w:lvlOverride w:ilvl="2">
+      <w:startOverride w:val="1"/>
+    </w:lvlOverride>
+    <w:lvlOverride w:ilvl="3">
+      <w:startOverride w:val="1"/>
+    </w:lvlOverride>
+    <w:lvlOverride w:ilvl="4">
+      <w:startOverride w:val="1"/>
+    </w:lvlOverride>
+    <w:lvlOverride w:ilvl="5">
+      <w:startOverride w:val="1"/>
+    </w:lvlOverride>
+    <w:lvlOverride w:ilvl="6">
+      <w:startOverride w:val="1"/>
+    </w:lvlOverride>
+    <w:lvlOverride w:ilvl="7">
+      <w:startOverride w:val="1"/>
+    </w:lvlOverride>
+    <w:lvlOverride w:ilvl="8">
+      <w:startOverride w:val="1"/>
+    </w:lvlOverride>
   </w:num>
   <w:num w:numId="1033">
     <w:abstractNumId w:val="991"/>
   </w:num>
   <w:num w:numId="1034">
+    <w:abstractNumId w:val="99411"/>
+    <w:lvlOverride w:ilvl="0">
+      <w:startOverride w:val="1"/>
+    </w:lvlOverride>
+    <w:lvlOverride w:ilvl="1">
+      <w:startOverride w:val="1"/>
+    </w:lvlOverride>
+    <w:lvlOverride w:ilvl="2">
+      <w:startOverride w:val="1"/>
+    </w:lvlOverride>
+    <w:lvlOverride w:ilvl="3">
+      <w:startOverride w:val="1"/>
+    </w:lvlOverride>
+    <w:lvlOverride w:ilvl="4">
+      <w:startOverride w:val="1"/>
+    </w:lvlOverride>
+    <w:lvlOverride w:ilvl="5">
+      <w:startOverride w:val="1"/>
+    </w:lvlOverride>
+    <w:lvlOverride w:ilvl="6">
+      <w:startOverride w:val="1"/>
+    </w:lvlOverride>
+    <w:lvlOverride w:ilvl="7">
+      <w:startOverride w:val="1"/>
+    </w:lvlOverride>
+    <w:lvlOverride w:ilvl="8">
+      <w:startOverride w:val="1"/>
+    </w:lvlOverride>
+  </w:num>
+  <w:num w:numId="1035">
+    <w:abstractNumId w:val="99411"/>
+    <w:lvlOverride w:ilvl="0">
+      <w:startOverride w:val="1"/>
+    </w:lvlOverride>
+    <w:lvlOverride w:ilvl="1">
+      <w:startOverride w:val="1"/>
+    </w:lvlOverride>
+    <w:lvlOverride w:ilvl="2">
+      <w:startOverride w:val="1"/>
+    </w:lvlOverride>
+    <w:lvlOverride w:ilvl="3">
+      <w:startOverride w:val="1"/>
+    </w:lvlOverride>
+    <w:lvlOverride w:ilvl="4">
+      <w:startOverride w:val="1"/>
+    </w:lvlOverride>
+    <w:lvlOverride w:ilvl="5">
+      <w:startOverride w:val="1"/>
+    </w:lvlOverride>
+    <w:lvlOverride w:ilvl="6">
+      <w:startOverride w:val="1"/>
+    </w:lvlOverride>
+    <w:lvlOverride w:ilvl="7">
+      <w:startOverride w:val="1"/>
+    </w:lvlOverride>
+    <w:lvlOverride w:ilvl="8">
+      <w:startOverride w:val="1"/>
+    </w:lvlOverride>
+  </w:num>
+  <w:num w:numId="1036">
+    <w:abstractNumId w:val="99411"/>
+    <w:lvlOverride w:ilvl="0">
+      <w:startOverride w:val="1"/>
+    </w:lvlOverride>
+    <w:lvlOverride w:ilvl="1">
+      <w:startOverride w:val="1"/>
+    </w:lvlOverride>
+    <w:lvlOverride w:ilvl="2">
+      <w:startOverride w:val="1"/>
+    </w:lvlOverride>
+    <w:lvlOverride w:ilvl="3">
+      <w:startOverride w:val="1"/>
+    </w:lvlOverride>
+    <w:lvlOverride w:ilvl="4">
+      <w:startOverride w:val="1"/>
+    </w:lvlOverride>
+    <w:lvlOverride w:ilvl="5">
+      <w:startOverride w:val="1"/>
+    </w:lvlOverride>
+    <w:lvlOverride w:ilvl="6">
+      <w:startOverride w:val="1"/>
+    </w:lvlOverride>
+    <w:lvlOverride w:ilvl="7">
+      <w:startOverride w:val="1"/>
+    </w:lvlOverride>
+    <w:lvlOverride w:ilvl="8">
+      <w:startOverride w:val="1"/>
+    </w:lvlOverride>
+  </w:num>
+  <w:num w:numId="1037">
+    <w:abstractNumId w:val="991"/>
+  </w:num>
+  <w:num w:numId="1038">
+    <w:abstractNumId w:val="99411"/>
+    <w:lvlOverride w:ilvl="0">
+      <w:startOverride w:val="1"/>
+    </w:lvlOverride>
+    <w:lvlOverride w:ilvl="1">
+      <w:startOverride w:val="1"/>
+    </w:lvlOverride>
+    <w:lvlOverride w:ilvl="2">
+      <w:startOverride w:val="1"/>
+    </w:lvlOverride>
+    <w:lvlOverride w:ilvl="3">
+      <w:startOverride w:val="1"/>
+    </w:lvlOverride>
+    <w:lvlOverride w:ilvl="4">
+      <w:startOverride w:val="1"/>
+    </w:lvlOverride>
+    <w:lvlOverride w:ilvl="5">
+      <w:startOverride w:val="1"/>
+    </w:lvlOverride>
+    <w:lvlOverride w:ilvl="6">
+      <w:startOverride w:val="1"/>
+    </w:lvlOverride>
+    <w:lvlOverride w:ilvl="7">
+      <w:startOverride w:val="1"/>
+    </w:lvlOverride>
+    <w:lvlOverride w:ilvl="8">
+      <w:startOverride w:val="1"/>
+    </w:lvlOverride>
+  </w:num>
+  <w:num w:numId="1039">
+    <w:abstractNumId w:val="99411"/>
+    <w:lvlOverride w:ilvl="0">
+      <w:startOverride w:val="1"/>
+    </w:lvlOverride>
+    <w:lvlOverride w:ilvl="1">
+      <w:startOverride w:val="1"/>
+    </w:lvlOverride>
+    <w:lvlOverride w:ilvl="2">
+      <w:startOverride w:val="1"/>
+    </w:lvlOverride>
+    <w:lvlOverride w:ilvl="3">
+      <w:startOverride w:val="1"/>
+    </w:lvlOverride>
+    <w:lvlOverride w:ilvl="4">
+      <w:startOverride w:val="1"/>
+    </w:lvlOverride>
+    <w:lvlOverride w:ilvl="5">
+      <w:startOverride w:val="1"/>
+    </w:lvlOverride>
+    <w:lvlOverride w:ilvl="6">
+      <w:startOverride w:val="1"/>
+    </w:lvlOverride>
+    <w:lvlOverride w:ilvl="7">
+      <w:startOverride w:val="1"/>
+    </w:lvlOverride>
+    <w:lvlOverride w:ilvl="8">
+      <w:startOverride w:val="1"/>
+    </w:lvlOverride>
+  </w:num>
+  <w:num w:numId="1040">
+    <w:abstractNumId w:val="99411"/>
+    <w:lvlOverride w:ilvl="0">
+      <w:startOverride w:val="1"/>
+    </w:lvlOverride>
+    <w:lvlOverride w:ilvl="1">
+      <w:startOverride w:val="1"/>
+    </w:lvlOverride>
+    <w:lvlOverride w:ilvl="2">
+      <w:startOverride w:val="1"/>
+    </w:lvlOverride>
+    <w:lvlOverride w:ilvl="3">
+      <w:startOverride w:val="1"/>
+    </w:lvlOverride>
+    <w:lvlOverride w:ilvl="4">
+      <w:startOverride w:val="1"/>
+    </w:lvlOverride>
+    <w:lvlOverride w:ilvl="5">
+      <w:startOverride w:val="1"/>
+    </w:lvlOverride>
+    <w:lvlOverride w:ilvl="6">
+      <w:startOverride w:val="1"/>
+    </w:lvlOverride>
+    <w:lvlOverride w:ilvl="7">
+      <w:startOverride w:val="1"/>
+    </w:lvlOverride>
+    <w:lvlOverride w:ilvl="8">
+      <w:startOverride w:val="1"/>
+    </w:lvlOverride>
+  </w:num>
+  <w:num w:numId="1041">
+    <w:abstractNumId w:val="991"/>
+  </w:num>
+  <w:num w:numId="1042">
+    <w:abstractNumId w:val="99411"/>
+    <w:lvlOverride w:ilvl="0">
+      <w:startOverride w:val="1"/>
+    </w:lvlOverride>
+    <w:lvlOverride w:ilvl="1">
+      <w:startOverride w:val="1"/>
+    </w:lvlOverride>
+    <w:lvlOverride w:ilvl="2">
+      <w:startOverride w:val="1"/>
+    </w:lvlOverride>
+    <w:lvlOverride w:ilvl="3">
+      <w:startOverride w:val="1"/>
+    </w:lvlOverride>
+    <w:lvlOverride w:ilvl="4">
+      <w:startOverride w:val="1"/>
+    </w:lvlOverride>
+    <w:lvlOverride w:ilvl="5">
+      <w:startOverride w:val="1"/>
+    </w:lvlOverride>
+    <w:lvlOverride w:ilvl="6">
+      <w:startOverride w:val="1"/>
+    </w:lvlOverride>
+    <w:lvlOverride w:ilvl="7">
+      <w:startOverride w:val="1"/>
+    </w:lvlOverride>
+    <w:lvlOverride w:ilvl="8">
+      <w:startOverride w:val="1"/>
+    </w:lvlOverride>
+  </w:num>
+  <w:num w:numId="1043">
+    <w:abstractNumId w:val="991"/>
+  </w:num>
+  <w:num w:numId="1044">
+    <w:abstractNumId w:val="99411"/>
+    <w:lvlOverride w:ilvl="0">
+      <w:startOverride w:val="1"/>
+    </w:lvlOverride>
+    <w:lvlOverride w:ilvl="1">
+      <w:startOverride w:val="1"/>
+    </w:lvlOverride>
+    <w:lvlOverride w:ilvl="2">
+      <w:startOverride w:val="1"/>
+    </w:lvlOverride>
+    <w:lvlOverride w:ilvl="3">
+      <w:startOverride w:val="1"/>
+    </w:lvlOverride>
+    <w:lvlOverride w:ilvl="4">
+      <w:startOverride w:val="1"/>
+    </w:lvlOverride>
+    <w:lvlOverride w:ilvl="5">
+      <w:startOverride w:val="1"/>
+    </w:lvlOverride>
+    <w:lvlOverride w:ilvl="6">
+      <w:startOverride w:val="1"/>
+    </w:lvlOverride>
+    <w:lvlOverride w:ilvl="7">
+      <w:startOverride w:val="1"/>
+    </w:lvlOverride>
+    <w:lvlOverride w:ilvl="8">
+      <w:startOverride w:val="1"/>
+    </w:lvlOverride>
+  </w:num>
+  <w:num w:numId="1045">
+    <w:abstractNumId w:val="991"/>
+  </w:num>
+  <w:num w:numId="1046">
     <w:abstractNumId w:val="992"/>
   </w:num>
-  <w:num w:numId="1035">
+  <w:num w:numId="1047">
+    <w:abstractNumId w:val="992"/>
+  </w:num>
+  <w:num w:numId="1048">
+    <w:abstractNumId w:val="992"/>
+  </w:num>
+  <w:num w:numId="1049">
     <w:abstractNumId w:val="991"/>
   </w:num>
-  <w:num w:numId="1036">
+  <w:num w:numId="1050">
+    <w:abstractNumId w:val="992"/>
+  </w:num>
+  <w:num w:numId="1051">
+    <w:abstractNumId w:val="991"/>
+  </w:num>
+  <w:num w:numId="1052">
     <w:abstractNumId w:val="991"/>
   </w:num>
 </w:numbering>

--- a/docs/week-1/cen429-week-1-ders-notu.en.docx
+++ b/docs/week-1/cen429-week-1-ders-notu.en.docx
@@ -2374,75 +2374,75 @@
           <w:b/>
           <w:bCs/>
         </w:rPr>
-        <w:t xml:space="preserve">S</w:t>
-      </w:r>
-      <w:r>
-        <w:t xml:space="preserve">poofing,</w:t>
-      </w:r>
-      <w:r>
-        <w:t xml:space="preserve"> </w:t>
-      </w:r>
-      <w:r>
-        <w:rPr>
-          <w:b/>
-          <w:bCs/>
-        </w:rPr>
-        <w:t xml:space="preserve">T</w:t>
-      </w:r>
-      <w:r>
-        <w:t xml:space="preserve">ampering,</w:t>
-      </w:r>
-      <w:r>
-        <w:t xml:space="preserve"> </w:t>
-      </w:r>
-      <w:r>
-        <w:rPr>
-          <w:b/>
-          <w:bCs/>
-        </w:rPr>
-        <w:t xml:space="preserve">R</w:t>
-      </w:r>
-      <w:r>
-        <w:t xml:space="preserve">epudiation,</w:t>
-      </w:r>
-      <w:r>
-        <w:t xml:space="preserve"> </w:t>
-      </w:r>
-      <w:r>
-        <w:rPr>
-          <w:b/>
-          <w:bCs/>
-        </w:rPr>
-        <w:t xml:space="preserve">I</w:t>
-      </w:r>
-      <w:r>
-        <w:t xml:space="preserve">nformation disclosure,</w:t>
-      </w:r>
-      <w:r>
-        <w:t xml:space="preserve"> </w:t>
-      </w:r>
-      <w:r>
-        <w:rPr>
-          <w:b/>
-          <w:bCs/>
-        </w:rPr>
-        <w:t xml:space="preserve">D</w:t>
-      </w:r>
-      <w:r>
-        <w:t xml:space="preserve">enial of service,</w:t>
-      </w:r>
-      <w:r>
-        <w:t xml:space="preserve"> </w:t>
-      </w:r>
-      <w:r>
-        <w:rPr>
-          <w:b/>
-          <w:bCs/>
-        </w:rPr>
-        <w:t xml:space="preserve">E</w:t>
-      </w:r>
-      <w:r>
-        <w:t xml:space="preserve">levation of privilege.</w:t>
+        <w:t xml:space="preserve">Spoofing</w:t>
+      </w:r>
+      <w:r>
+        <w:t xml:space="preserve">,</w:t>
+      </w:r>
+      <w:r>
+        <w:t xml:space="preserve"> </w:t>
+      </w:r>
+      <w:r>
+        <w:rPr>
+          <w:b/>
+          <w:bCs/>
+        </w:rPr>
+        <w:t xml:space="preserve">Tampering</w:t>
+      </w:r>
+      <w:r>
+        <w:t xml:space="preserve">,</w:t>
+      </w:r>
+      <w:r>
+        <w:t xml:space="preserve"> </w:t>
+      </w:r>
+      <w:r>
+        <w:rPr>
+          <w:b/>
+          <w:bCs/>
+        </w:rPr>
+        <w:t xml:space="preserve">Repudiation</w:t>
+      </w:r>
+      <w:r>
+        <w:t xml:space="preserve">,</w:t>
+      </w:r>
+      <w:r>
+        <w:t xml:space="preserve"> </w:t>
+      </w:r>
+      <w:r>
+        <w:rPr>
+          <w:b/>
+          <w:bCs/>
+        </w:rPr>
+        <w:t xml:space="preserve">Information disclosure</w:t>
+      </w:r>
+      <w:r>
+        <w:t xml:space="preserve">,</w:t>
+      </w:r>
+      <w:r>
+        <w:t xml:space="preserve"> </w:t>
+      </w:r>
+      <w:r>
+        <w:rPr>
+          <w:b/>
+          <w:bCs/>
+        </w:rPr>
+        <w:t xml:space="preserve">Denial of service</w:t>
+      </w:r>
+      <w:r>
+        <w:t xml:space="preserve">,</w:t>
+      </w:r>
+      <w:r>
+        <w:t xml:space="preserve"> </w:t>
+      </w:r>
+      <w:r>
+        <w:rPr>
+          <w:b/>
+          <w:bCs/>
+        </w:rPr>
+        <w:t xml:space="preserve">Elevation of privilege</w:t>
+      </w:r>
+      <w:r>
+        <w:t xml:space="preserve">.</w:t>
       </w:r>
     </w:p>
     <w:p>
@@ -4280,14 +4280,14 @@
       <w:r>
         <w:drawing>
           <wp:inline>
-            <wp:extent cx="5759999" cy="2251212"/>
+            <wp:extent cx="5759999" cy="2561342"/>
             <wp:effectExtent b="0" l="0" r="0" t="0"/>
-            <wp:docPr descr="" title="" id="42" name="Picture"/>
+            <wp:docPr descr="Tehdit zafiyeti kullanır, zafiyet varlığa zarar verir; karşı önlem zafiyeti kapatır" title="" id="42" name="Picture"/>
             <a:graphic>
               <a:graphicData uri="http://schemas.openxmlformats.org/drawingml/2006/picture">
                 <pic:pic>
                   <pic:nvPicPr>
-                    <pic:cNvPr descr="diyagram-1.png" id="43" name="Picture"/>
+                    <pic:cNvPr descr="h01-01-tehdit-zafiyet-varlik.png" id="43" name="Picture"/>
                     <pic:cNvPicPr>
                       <a:picLocks noChangeArrowheads="1" noChangeAspect="1"/>
                     </pic:cNvPicPr>
@@ -4301,7 +4301,7 @@
                   <pic:spPr bwMode="auto">
                     <a:xfrm>
                       <a:off x="0" y="0"/>
-                      <a:ext cx="5759999" cy="2251212"/>
+                      <a:ext cx="5759999" cy="2561342"/>
                     </a:xfrm>
                     <a:prstGeom prst="rect">
                       <a:avLst/>
@@ -5539,14 +5539,14 @@
       <w:r>
         <w:drawing>
           <wp:inline>
-            <wp:extent cx="3167999" cy="5714730"/>
+            <wp:extent cx="5759999" cy="2283460"/>
             <wp:effectExtent b="0" l="0" r="0" t="0"/>
-            <wp:docPr descr="" title="" id="49" name="Picture"/>
+            <wp:docPr descr="Uzak, yerel ve beyaz kutu saldırgan modellerinin görebildikleri" title="" id="49" name="Picture"/>
             <a:graphic>
               <a:graphicData uri="http://schemas.openxmlformats.org/drawingml/2006/picture">
                 <pic:pic>
                   <pic:nvPicPr>
-                    <pic:cNvPr descr="diyagram-2.png" id="50" name="Picture"/>
+                    <pic:cNvPr descr="h01-02-saldirgan-modelleri.png" id="50" name="Picture"/>
                     <pic:cNvPicPr>
                       <a:picLocks noChangeArrowheads="1" noChangeAspect="1"/>
                     </pic:cNvPicPr>
@@ -5560,7 +5560,7 @@
                   <pic:spPr bwMode="auto">
                     <a:xfrm>
                       <a:off x="0" y="0"/>
-                      <a:ext cx="3167999" cy="5714730"/>
+                      <a:ext cx="5759999" cy="2283460"/>
                     </a:xfrm>
                     <a:prstGeom prst="rect">
                       <a:avLst/>
@@ -6600,14 +6600,14 @@
       <w:r>
         <w:drawing>
           <wp:inline>
-            <wp:extent cx="5759999" cy="7522758"/>
+            <wp:extent cx="5759999" cy="3153836"/>
             <wp:effectExtent b="0" l="0" r="0" t="0"/>
-            <wp:docPr descr="" title="" id="55" name="Picture"/>
+            <wp:docPr descr="Yedi koruma katmanı: güvenli tasarımdan güvenceye" title="" id="55" name="Picture"/>
             <a:graphic>
               <a:graphicData uri="http://schemas.openxmlformats.org/drawingml/2006/picture">
                 <pic:pic>
                   <pic:nvPicPr>
-                    <pic:cNvPr descr="diyagram-3.png" id="56" name="Picture"/>
+                    <pic:cNvPr descr="h01-03-yedi-katman.png" id="56" name="Picture"/>
                     <pic:cNvPicPr>
                       <a:picLocks noChangeArrowheads="1" noChangeAspect="1"/>
                     </pic:cNvPicPr>
@@ -6621,7 +6621,7 @@
                   <pic:spPr bwMode="auto">
                     <a:xfrm>
                       <a:off x="0" y="0"/>
-                      <a:ext cx="5759999" cy="7522758"/>
+                      <a:ext cx="5759999" cy="3153836"/>
                     </a:xfrm>
                     <a:prstGeom prst="rect">
                       <a:avLst/>
@@ -9080,14 +9080,14 @@
       <w:r>
         <w:drawing>
           <wp:inline>
-            <wp:extent cx="5759999" cy="2399439"/>
+            <wp:extent cx="5759999" cy="2748610"/>
             <wp:effectExtent b="0" l="0" r="0" t="0"/>
-            <wp:docPr descr="" title="" id="65" name="Picture"/>
+            <wp:docPr descr="Uygulama koruma planının yedi adımı" title="" id="65" name="Picture"/>
             <a:graphic>
               <a:graphicData uri="http://schemas.openxmlformats.org/drawingml/2006/picture">
                 <pic:pic>
                   <pic:nvPicPr>
-                    <pic:cNvPr descr="diyagram-4.png" id="66" name="Picture"/>
+                    <pic:cNvPr descr="h01-04-koruma-plani.png" id="66" name="Picture"/>
                     <pic:cNvPicPr>
                       <a:picLocks noChangeArrowheads="1" noChangeAspect="1"/>
                     </pic:cNvPicPr>
@@ -9101,7 +9101,7 @@
                   <pic:spPr bwMode="auto">
                     <a:xfrm>
                       <a:off x="0" y="0"/>
-                      <a:ext cx="5759999" cy="2399439"/>
+                      <a:ext cx="5759999" cy="2748610"/>
                     </a:xfrm>
                     <a:prstGeom prst="rect">
                       <a:avLst/>
@@ -9439,14 +9439,14 @@
       <w:r>
         <w:drawing>
           <wp:inline>
-            <wp:extent cx="5759999" cy="3410078"/>
+            <wp:extent cx="5759999" cy="2730559"/>
             <wp:effectExtent b="0" l="0" r="0" t="0"/>
-            <wp:docPr descr="" title="" id="68" name="Picture"/>
+            <wp:docPr descr="Mobil ödeme mimarisi: güvenilmez telefon, güvenilir sunucu ve arayüzler" title="" id="68" name="Picture"/>
             <a:graphic>
               <a:graphicData uri="http://schemas.openxmlformats.org/drawingml/2006/picture">
                 <pic:pic>
                   <pic:nvPicPr>
-                    <pic:cNvPr descr="diyagram-5.png" id="69" name="Picture"/>
+                    <pic:cNvPr descr="h01-05-mimari-arayuzler.png" id="69" name="Picture"/>
                     <pic:cNvPicPr>
                       <a:picLocks noChangeArrowheads="1" noChangeAspect="1"/>
                     </pic:cNvPicPr>
@@ -9460,7 +9460,7 @@
                   <pic:spPr bwMode="auto">
                     <a:xfrm>
                       <a:off x="0" y="0"/>
-                      <a:ext cx="5759999" cy="3410078"/>
+                      <a:ext cx="5759999" cy="2730559"/>
                     </a:xfrm>
                     <a:prstGeom prst="rect">
                       <a:avLst/>
@@ -11003,14 +11003,14 @@
       <w:r>
         <w:drawing>
           <wp:inline>
-            <wp:extent cx="5759999" cy="3916162"/>
+            <wp:extent cx="5759999" cy="2730559"/>
             <wp:effectExtent b="0" l="0" r="0" t="0"/>
-            <wp:docPr descr="" title="" id="73" name="Picture"/>
+            <wp:docPr descr="Ödeme anahtarını ele geçirme saldırı ağacı, VE/VEYA düğümleriyle" title="" id="73" name="Picture"/>
             <a:graphic>
               <a:graphicData uri="http://schemas.openxmlformats.org/drawingml/2006/picture">
                 <pic:pic>
                   <pic:nvPicPr>
-                    <pic:cNvPr descr="diyagram-6.png" id="74" name="Picture"/>
+                    <pic:cNvPr descr="h01-06-saldiri-agaci.png" id="74" name="Picture"/>
                     <pic:cNvPicPr>
                       <a:picLocks noChangeArrowheads="1" noChangeAspect="1"/>
                     </pic:cNvPicPr>
@@ -11024,7 +11024,7 @@
                   <pic:spPr bwMode="auto">
                     <a:xfrm>
                       <a:off x="0" y="0"/>
-                      <a:ext cx="5759999" cy="3916162"/>
+                      <a:ext cx="5759999" cy="2730559"/>
                     </a:xfrm>
                     <a:prstGeom prst="rect">
                       <a:avLst/>
@@ -13767,14 +13767,14 @@
       <w:r>
         <w:drawing>
           <wp:inline>
-            <wp:extent cx="5759999" cy="3037985"/>
+            <wp:extent cx="5759999" cy="2460695"/>
             <wp:effectExtent b="0" l="0" r="0" t="0"/>
-            <wp:docPr descr="" title="" id="86" name="Picture"/>
+            <wp:docPr descr="Parola kasası bileşenleri ve A-F arayüzleri" title="" id="86" name="Picture"/>
             <a:graphic>
               <a:graphicData uri="http://schemas.openxmlformats.org/drawingml/2006/picture">
                 <pic:pic>
                   <pic:nvPicPr>
-                    <pic:cNvPr descr="diyagram-7.png" id="87" name="Picture"/>
+                    <pic:cNvPr descr="h01-07-kasa-mimari.png" id="87" name="Picture"/>
                     <pic:cNvPicPr>
                       <a:picLocks noChangeArrowheads="1" noChangeAspect="1"/>
                     </pic:cNvPicPr>
@@ -13788,7 +13788,7 @@
                   <pic:spPr bwMode="auto">
                     <a:xfrm>
                       <a:off x="0" y="0"/>
-                      <a:ext cx="5759999" cy="3037985"/>
+                      <a:ext cx="5759999" cy="2460695"/>
                     </a:xfrm>
                     <a:prstGeom prst="rect">
                       <a:avLst/>
@@ -17422,14 +17422,14 @@
       <w:r>
         <w:drawing>
           <wp:inline>
-            <wp:extent cx="5759999" cy="861014"/>
+            <wp:extent cx="5759999" cy="2283460"/>
             <wp:effectExtent b="0" l="0" r="0" t="0"/>
-            <wp:docPr descr="" title="" id="97" name="Picture"/>
+            <wp:docPr descr="PATH ile kandırma: kabuk sahte programı önce bulur" title="" id="97" name="Picture"/>
             <a:graphic>
               <a:graphicData uri="http://schemas.openxmlformats.org/drawingml/2006/picture">
                 <pic:pic>
                   <pic:nvPicPr>
-                    <pic:cNvPr descr="diyagram-8.png" id="98" name="Picture"/>
+                    <pic:cNvPr descr="h01-08-path-kandirma.png" id="98" name="Picture"/>
                     <pic:cNvPicPr>
                       <a:picLocks noChangeArrowheads="1" noChangeAspect="1"/>
                     </pic:cNvPicPr>
@@ -17443,7 +17443,7 @@
                   <pic:spPr bwMode="auto">
                     <a:xfrm>
                       <a:off x="0" y="0"/>
-                      <a:ext cx="5759999" cy="861014"/>
+                      <a:ext cx="5759999" cy="2283460"/>
                     </a:xfrm>
                     <a:prstGeom prst="rect">
                       <a:avLst/>
@@ -36699,14 +36699,14 @@
       <w:r>
         <w:drawing>
           <wp:inline>
-            <wp:extent cx="5759999" cy="973837"/>
+            <wp:extent cx="5759999" cy="2748610"/>
             <wp:effectExtent b="0" l="0" r="0" t="0"/>
-            <wp:docPr descr="" title="" id="126" name="Picture"/>
+            <wp:docPr descr="Belleğin altı adımı ve her adımın CWE karşılığı" title="" id="126" name="Picture"/>
             <a:graphic>
               <a:graphicData uri="http://schemas.openxmlformats.org/drawingml/2006/picture">
                 <pic:pic>
                   <pic:nvPicPr>
-                    <pic:cNvPr descr="diyagram-9.png" id="127" name="Picture"/>
+                    <pic:cNvPr descr="h01-09-bellek-omru.png" id="127" name="Picture"/>
                     <pic:cNvPicPr>
                       <a:picLocks noChangeArrowheads="1" noChangeAspect="1"/>
                     </pic:cNvPicPr>
@@ -36720,7 +36720,7 @@
                   <pic:spPr bwMode="auto">
                     <a:xfrm>
                       <a:off x="0" y="0"/>
-                      <a:ext cx="5759999" cy="973837"/>
+                      <a:ext cx="5759999" cy="2748610"/>
                     </a:xfrm>
                     <a:prstGeom prst="rect">
                       <a:avLst/>
@@ -43798,14 +43798,14 @@
       <w:r>
         <w:drawing>
           <wp:inline>
-            <wp:extent cx="5759999" cy="1766153"/>
+            <wp:extent cx="5759999" cy="2470728"/>
             <wp:effectExtent b="0" l="0" r="0" t="0"/>
-            <wp:docPr descr="" title="" id="139" name="Picture"/>
+            <wp:docPr descr="Genel bölge ile korunan çekirdeğin ayrılması" title="" id="139" name="Picture"/>
             <a:graphic>
               <a:graphicData uri="http://schemas.openxmlformats.org/drawingml/2006/picture">
                 <pic:pic>
                   <pic:nvPicPr>
-                    <pic:cNvPr descr="diyagram-10.png" id="140" name="Picture"/>
+                    <pic:cNvPr descr="h01-10-bolumleme.png" id="140" name="Picture"/>
                     <pic:cNvPicPr>
                       <a:picLocks noChangeArrowheads="1" noChangeAspect="1"/>
                     </pic:cNvPicPr>
@@ -43819,7 +43819,7 @@
                   <pic:spPr bwMode="auto">
                     <a:xfrm>
                       <a:off x="0" y="0"/>
-                      <a:ext cx="5759999" cy="1766153"/>
+                      <a:ext cx="5759999" cy="2470728"/>
                     </a:xfrm>
                     <a:prstGeom prst="rect">
                       <a:avLst/>
@@ -48531,14 +48531,14 @@
       <w:r>
         <w:drawing>
           <wp:inline>
-            <wp:extent cx="5759999" cy="612545"/>
+            <wp:extent cx="5759999" cy="2748610"/>
             <wp:effectExtent b="0" l="0" r="0" t="0"/>
-            <wp:docPr descr="" title="" id="151" name="Picture"/>
+            <wp:docPr descr="Değişiklik yönetiminin yedi adımı ve yeni temel çizgi döngüsü" title="" id="151" name="Picture"/>
             <a:graphic>
               <a:graphicData uri="http://schemas.openxmlformats.org/drawingml/2006/picture">
                 <pic:pic>
                   <pic:nvPicPr>
-                    <pic:cNvPr descr="diyagram-11.png" id="152" name="Picture"/>
+                    <pic:cNvPr descr="h01-11-degisiklik-yonetimi.png" id="152" name="Picture"/>
                     <pic:cNvPicPr>
                       <a:picLocks noChangeArrowheads="1" noChangeAspect="1"/>
                     </pic:cNvPicPr>
@@ -48552,7 +48552,7 @@
                   <pic:spPr bwMode="auto">
                     <a:xfrm>
                       <a:off x="0" y="0"/>
-                      <a:ext cx="5759999" cy="612545"/>
+                      <a:ext cx="5759999" cy="2748610"/>
                     </a:xfrm>
                     <a:prstGeom prst="rect">
                       <a:avLst/>

--- a/docs/week-1/cen429-week-1-ders-notu.en.docx
+++ b/docs/week-1/cen429-week-1-ders-notu.en.docx
@@ -2,7 +2,7 @@
 <file path=word/document.xml><?xml version="1.0" encoding="utf-8"?>
 <w:document xmlns:w="http://schemas.openxmlformats.org/wordprocessingml/2006/main" xmlns:m="http://schemas.openxmlformats.org/officeDocument/2006/math" xmlns:r="http://schemas.openxmlformats.org/officeDocument/2006/relationships" xmlns:o="urn:schemas-microsoft-com:office:office" xmlns:v="urn:schemas-microsoft-com:vml" xmlns:w10="urn:schemas-microsoft-com:office:word" xmlns:a="http://schemas.openxmlformats.org/drawingml/2006/main" xmlns:pic="http://schemas.openxmlformats.org/drawingml/2006/picture" xmlns:wp="http://schemas.openxmlformats.org/drawingml/2006/wordprocessingDrawing">
   <w:body>
-    <w:bookmarkStart w:id="163" w:name="X631521b453af8a881ffc146b84a1ada6c43025b"/>
+    <w:bookmarkStart w:id="175" w:name="X631521b453af8a881ffc146b84a1ada6c43025b"/>
     <w:p>
       <w:pPr>
         <w:pStyle w:val="Heading1"/>
@@ -25915,7 +25915,7 @@
     </w:p>
     <w:bookmarkEnd w:id="110"/>
     <w:bookmarkEnd w:id="111"/>
-    <w:bookmarkStart w:id="112" w:name="süreç-belleği-verileriniz-nerede-duruyor"/>
+    <w:bookmarkStart w:id="118" w:name="süreç-belleği-verileriniz-nerede-duruyor"/>
     <w:p>
       <w:pPr>
         <w:pStyle w:val="Heading2"/>
@@ -25940,139 +25940,241 @@
     </w:p>
     <w:p>
       <w:pPr>
+        <w:pStyle w:val="BodyText"/>
+      </w:pPr>
+      <w:r>
+        <w:drawing>
+          <wp:inline>
+            <wp:extent cx="5759999" cy="3235916"/>
+            <wp:effectExtent b="0" l="0" r="0" t="0"/>
+            <wp:docPr descr="Süreç belleği: yığın, öbek, BSS/data ve kod bölgeleri" title="" id="113" name="Picture"/>
+            <a:graphic>
+              <a:graphicData uri="http://schemas.openxmlformats.org/drawingml/2006/picture">
+                <pic:pic>
+                  <pic:nvPicPr>
+                    <pic:cNvPr descr="h01-13-surec-bellegi.png" id="114" name="Picture"/>
+                    <pic:cNvPicPr>
+                      <a:picLocks noChangeArrowheads="1" noChangeAspect="1"/>
+                    </pic:cNvPicPr>
+                  </pic:nvPicPr>
+                  <pic:blipFill>
+                    <a:blip r:embed="rId112"/>
+                    <a:stretch>
+                      <a:fillRect/>
+                    </a:stretch>
+                  </pic:blipFill>
+                  <pic:spPr bwMode="auto">
+                    <a:xfrm>
+                      <a:off x="0" y="0"/>
+                      <a:ext cx="5759999" cy="3235916"/>
+                    </a:xfrm>
+                    <a:prstGeom prst="rect">
+                      <a:avLst/>
+                    </a:prstGeom>
+                    <a:noFill/>
+                    <a:ln w="9525">
+                      <a:noFill/>
+                      <a:headEnd/>
+                      <a:tailEnd/>
+                    </a:ln>
+                  </pic:spPr>
+                </pic:pic>
+              </a:graphicData>
+            </a:graphic>
+          </wp:inline>
+        </w:drawing>
+      </w:r>
+    </w:p>
+    <w:p>
+      <w:pPr>
+        <w:pStyle w:val="BodyText"/>
+      </w:pPr>
+      <w:r>
+        <w:t xml:space="preserve">Bir fonksiyon çağrıldığında yığında ona bir</w:t>
+      </w:r>
+      <w:r>
+        <w:t xml:space="preserve"> </w:t>
+      </w:r>
+      <w:r>
+        <w:rPr>
+          <w:b/>
+          <w:bCs/>
+        </w:rPr>
+        <w:t xml:space="preserve">çerçeve</w:t>
+      </w:r>
+      <w:r>
+        <w:t xml:space="preserve"> </w:t>
+      </w:r>
+      <w:r>
+        <w:t xml:space="preserve">(stack frame) ayrılır. Yerel değişkenler, bu çerçevede</w:t>
+      </w:r>
+      <w:r>
+        <w:t xml:space="preserve"> </w:t>
+      </w:r>
+      <w:r>
+        <w:rPr>
+          <w:b/>
+          <w:bCs/>
+        </w:rPr>
+        <w:t xml:space="preserve">yan yana</w:t>
+      </w:r>
+      <w:r>
+        <w:t xml:space="preserve"> </w:t>
+      </w:r>
+      <w:r>
+        <w:t xml:space="preserve">durur. C, bir dizinin sonuna gelindiğini</w:t>
+      </w:r>
+      <w:r>
+        <w:t xml:space="preserve"> </w:t>
+      </w:r>
+      <w:r>
+        <w:rPr>
+          <w:b/>
+          <w:bCs/>
+        </w:rPr>
+        <w:t xml:space="preserve">denetlemez</w:t>
+      </w:r>
+      <w:r>
+        <w:t xml:space="preserve">:</w:t>
+      </w:r>
+      <w:r>
+        <w:t xml:space="preserve"> </w:t>
+      </w:r>
+      <w:r>
+        <w:rPr>
+          <w:rStyle w:val="VerbatimChar"/>
+        </w:rPr>
+        <w:t xml:space="preserve">ad[16]</w:t>
+      </w:r>
+      <w:r>
+        <w:t xml:space="preserve"> </w:t>
+      </w:r>
+      <w:r>
+        <w:t xml:space="preserve">dizisine 17. baytı yazarsanız, C bunu</w:t>
+      </w:r>
+      <w:r>
+        <w:t xml:space="preserve"> </w:t>
+      </w:r>
+      <w:r>
+        <w:t xml:space="preserve">engellemez ve o bayt bellekte hemen arkada ne varsa onun üzerine yazılır.</w:t>
+      </w:r>
+    </w:p>
+    <w:p>
+      <w:pPr>
+        <w:pStyle w:val="BodyText"/>
+      </w:pPr>
+      <w:r>
+        <w:t xml:space="preserve">Demo 3’teki yapıya bakalım:</w:t>
+      </w:r>
+    </w:p>
+    <w:p>
+      <w:pPr>
         <w:pStyle w:val="SourceCode"/>
       </w:pPr>
       <w:r>
         <w:rPr>
-          <w:rStyle w:val="VerbatimChar"/>
-        </w:rPr>
-        <w:t xml:space="preserve"> yüksek adres</w:t>
+          <w:rStyle w:val="KeywordTok"/>
+        </w:rPr>
+        <w:t xml:space="preserve">struct</w:t>
+      </w:r>
+      <w:r>
+        <w:rPr>
+          <w:rStyle w:val="NormalTok"/>
+        </w:rPr>
+        <w:t xml:space="preserve"> oturum </w:t>
+      </w:r>
+      <w:r>
+        <w:rPr>
+          <w:rStyle w:val="OperatorTok"/>
+        </w:rPr>
+        <w:t xml:space="preserve">{</w:t>
       </w:r>
       <w:r>
         <w:br/>
       </w:r>
       <w:r>
         <w:rPr>
-          <w:rStyle w:val="VerbatimChar"/>
-        </w:rPr>
-        <w:t xml:space="preserve"> +-----------------+</w:t>
+          <w:rStyle w:val="NormalTok"/>
+        </w:rPr>
+        <w:t xml:space="preserve">    </w:t>
+      </w:r>
+      <w:r>
+        <w:rPr>
+          <w:rStyle w:val="DataTypeTok"/>
+        </w:rPr>
+        <w:t xml:space="preserve">char</w:t>
+      </w:r>
+      <w:r>
+        <w:rPr>
+          <w:rStyle w:val="NormalTok"/>
+        </w:rPr>
+        <w:t xml:space="preserve"> ad</w:t>
+      </w:r>
+      <w:r>
+        <w:rPr>
+          <w:rStyle w:val="OperatorTok"/>
+        </w:rPr>
+        <w:t xml:space="preserve">[</w:t>
+      </w:r>
+      <w:r>
+        <w:rPr>
+          <w:rStyle w:val="DecValTok"/>
+        </w:rPr>
+        <w:t xml:space="preserve">16</w:t>
+      </w:r>
+      <w:r>
+        <w:rPr>
+          <w:rStyle w:val="OperatorTok"/>
+        </w:rPr>
+        <w:t xml:space="preserve">];</w:t>
       </w:r>
       <w:r>
         <w:br/>
       </w:r>
       <w:r>
         <w:rPr>
-          <w:rStyle w:val="VerbatimChar"/>
-        </w:rPr>
-        <w:t xml:space="preserve"> | Yığın (stack)   |  &lt;- yerel değişkenler, dönüş adresleri</w:t>
+          <w:rStyle w:val="NormalTok"/>
+        </w:rPr>
+        <w:t xml:space="preserve">    </w:t>
+      </w:r>
+      <w:r>
+        <w:rPr>
+          <w:rStyle w:val="DataTypeTok"/>
+        </w:rPr>
+        <w:t xml:space="preserve">int</w:t>
+      </w:r>
+      <w:r>
+        <w:rPr>
+          <w:rStyle w:val="NormalTok"/>
+        </w:rPr>
+        <w:t xml:space="preserve">  yonetici</w:t>
+      </w:r>
+      <w:r>
+        <w:rPr>
+          <w:rStyle w:val="OperatorTok"/>
+        </w:rPr>
+        <w:t xml:space="preserve">;</w:t>
+      </w:r>
+      <w:r>
+        <w:rPr>
+          <w:rStyle w:val="NormalTok"/>
+        </w:rPr>
+        <w:t xml:space="preserve">   </w:t>
+      </w:r>
+      <w:r>
+        <w:rPr>
+          <w:rStyle w:val="CommentTok"/>
+        </w:rPr>
+        <w:t xml:space="preserve">/* 0 = normal kullanıcı */</w:t>
       </w:r>
       <w:r>
         <w:br/>
       </w:r>
       <w:r>
         <w:rPr>
-          <w:rStyle w:val="VerbatimChar"/>
-        </w:rPr>
-        <w:t xml:space="preserve"> |       |         |     (aşağı doğru büyür)</w:t>
-      </w:r>
-      <w:r>
-        <w:br/>
-      </w:r>
-      <w:r>
-        <w:rPr>
-          <w:rStyle w:val="VerbatimChar"/>
-        </w:rPr>
-        <w:t xml:space="preserve"> |       v         |</w:t>
-      </w:r>
-      <w:r>
-        <w:br/>
-      </w:r>
-      <w:r>
-        <w:rPr>
-          <w:rStyle w:val="VerbatimChar"/>
-        </w:rPr>
-        <w:t xml:space="preserve"> |                 |</w:t>
-      </w:r>
-      <w:r>
-        <w:br/>
-      </w:r>
-      <w:r>
-        <w:rPr>
-          <w:rStyle w:val="VerbatimChar"/>
-        </w:rPr>
-        <w:t xml:space="preserve"> |       ^         |</w:t>
-      </w:r>
-      <w:r>
-        <w:br/>
-      </w:r>
-      <w:r>
-        <w:rPr>
-          <w:rStyle w:val="VerbatimChar"/>
-        </w:rPr>
-        <w:t xml:space="preserve"> |       |         |</w:t>
-      </w:r>
-      <w:r>
-        <w:br/>
-      </w:r>
-      <w:r>
-        <w:rPr>
-          <w:rStyle w:val="VerbatimChar"/>
-        </w:rPr>
-        <w:t xml:space="preserve"> | Öbek (heap)     |  &lt;- malloc ile alınan bellek</w:t>
-      </w:r>
-      <w:r>
-        <w:br/>
-      </w:r>
-      <w:r>
-        <w:rPr>
-          <w:rStyle w:val="VerbatimChar"/>
-        </w:rPr>
-        <w:t xml:space="preserve"> +-----------------+     (yukarı doğru büyür)</w:t>
-      </w:r>
-      <w:r>
-        <w:br/>
-      </w:r>
-      <w:r>
-        <w:rPr>
-          <w:rStyle w:val="VerbatimChar"/>
-        </w:rPr>
-        <w:t xml:space="preserve"> | .bss / .data    |  &lt;- küresel ve static değişkenler</w:t>
-      </w:r>
-      <w:r>
-        <w:br/>
-      </w:r>
-      <w:r>
-        <w:rPr>
-          <w:rStyle w:val="VerbatimChar"/>
-        </w:rPr>
-        <w:t xml:space="preserve"> +-----------------+</w:t>
-      </w:r>
-      <w:r>
-        <w:br/>
-      </w:r>
-      <w:r>
-        <w:rPr>
-          <w:rStyle w:val="VerbatimChar"/>
-        </w:rPr>
-        <w:t xml:space="preserve"> | .text           |  &lt;- makine kodu (salt okunur)</w:t>
-      </w:r>
-      <w:r>
-        <w:br/>
-      </w:r>
-      <w:r>
-        <w:rPr>
-          <w:rStyle w:val="VerbatimChar"/>
-        </w:rPr>
-        <w:t xml:space="preserve"> +-----------------+</w:t>
-      </w:r>
-      <w:r>
-        <w:br/>
-      </w:r>
-      <w:r>
-        <w:rPr>
-          <w:rStyle w:val="VerbatimChar"/>
-        </w:rPr>
-        <w:t xml:space="preserve"> düşük adres</w:t>
+          <w:rStyle w:val="OperatorTok"/>
+        </w:rPr>
+        <w:t xml:space="preserve">};</w:t>
       </w:r>
     </w:p>
     <w:p>
@@ -26080,300 +26182,51 @@
         <w:pStyle w:val="FirstParagraph"/>
       </w:pPr>
       <w:r>
-        <w:t xml:space="preserve">Bir fonksiyon çağrıldığında yığında ona bir</w:t>
-      </w:r>
-      <w:r>
-        <w:t xml:space="preserve"> </w:t>
-      </w:r>
-      <w:r>
-        <w:rPr>
-          <w:b/>
-          <w:bCs/>
-        </w:rPr>
-        <w:t xml:space="preserve">çerçeve</w:t>
-      </w:r>
-      <w:r>
-        <w:t xml:space="preserve"> </w:t>
-      </w:r>
-      <w:r>
-        <w:t xml:space="preserve">(stack frame) ayrılır. Yerel değişkenler, bu çerçevede</w:t>
-      </w:r>
-      <w:r>
-        <w:t xml:space="preserve"> </w:t>
-      </w:r>
-      <w:r>
-        <w:rPr>
-          <w:b/>
-          <w:bCs/>
-        </w:rPr>
-        <w:t xml:space="preserve">yan yana</w:t>
-      </w:r>
-      <w:r>
-        <w:t xml:space="preserve"> </w:t>
-      </w:r>
-      <w:r>
-        <w:t xml:space="preserve">durur. C, bir dizinin sonuna gelindiğini</w:t>
-      </w:r>
-      <w:r>
-        <w:t xml:space="preserve"> </w:t>
-      </w:r>
-      <w:r>
-        <w:rPr>
-          <w:b/>
-          <w:bCs/>
-        </w:rPr>
-        <w:t xml:space="preserve">denetlemez</w:t>
-      </w:r>
-      <w:r>
-        <w:t xml:space="preserve">:</w:t>
-      </w:r>
-      <w:r>
-        <w:t xml:space="preserve"> </w:t>
-      </w:r>
-      <w:r>
-        <w:rPr>
-          <w:rStyle w:val="VerbatimChar"/>
-        </w:rPr>
-        <w:t xml:space="preserve">ad[16]</w:t>
-      </w:r>
-      <w:r>
-        <w:t xml:space="preserve"> </w:t>
-      </w:r>
-      <w:r>
-        <w:t xml:space="preserve">dizisine 17. baytı yazarsanız, C bunu</w:t>
-      </w:r>
-      <w:r>
-        <w:t xml:space="preserve"> </w:t>
-      </w:r>
-      <w:r>
-        <w:t xml:space="preserve">engellemez ve o bayt bellekte hemen arkada ne varsa onun üzerine yazılır.</w:t>
+        <w:drawing>
+          <wp:inline>
+            <wp:extent cx="5759999" cy="2470728"/>
+            <wp:effectExtent b="0" l="0" r="0" t="0"/>
+            <wp:docPr descr="Taşmadan önce ve sonra ad(16) dizisi ile yonetici alanının bellekteki hâli" title="" id="116" name="Picture"/>
+            <a:graphic>
+              <a:graphicData uri="http://schemas.openxmlformats.org/drawingml/2006/picture">
+                <pic:pic>
+                  <pic:nvPicPr>
+                    <pic:cNvPr descr="h01-14-yapi-bellekte.png" id="117" name="Picture"/>
+                    <pic:cNvPicPr>
+                      <a:picLocks noChangeArrowheads="1" noChangeAspect="1"/>
+                    </pic:cNvPicPr>
+                  </pic:nvPicPr>
+                  <pic:blipFill>
+                    <a:blip r:embed="rId115"/>
+                    <a:stretch>
+                      <a:fillRect/>
+                    </a:stretch>
+                  </pic:blipFill>
+                  <pic:spPr bwMode="auto">
+                    <a:xfrm>
+                      <a:off x="0" y="0"/>
+                      <a:ext cx="5759999" cy="2470728"/>
+                    </a:xfrm>
+                    <a:prstGeom prst="rect">
+                      <a:avLst/>
+                    </a:prstGeom>
+                    <a:noFill/>
+                    <a:ln w="9525">
+                      <a:noFill/>
+                      <a:headEnd/>
+                      <a:tailEnd/>
+                    </a:ln>
+                  </pic:spPr>
+                </pic:pic>
+              </a:graphicData>
+            </a:graphic>
+          </wp:inline>
+        </w:drawing>
       </w:r>
     </w:p>
     <w:p>
       <w:pPr>
         <w:pStyle w:val="BodyText"/>
-      </w:pPr>
-      <w:r>
-        <w:t xml:space="preserve">Demo 3’teki yapıya bakalım:</w:t>
-      </w:r>
-    </w:p>
-    <w:p>
-      <w:pPr>
-        <w:pStyle w:val="SourceCode"/>
-      </w:pPr>
-      <w:r>
-        <w:rPr>
-          <w:rStyle w:val="KeywordTok"/>
-        </w:rPr>
-        <w:t xml:space="preserve">struct</w:t>
-      </w:r>
-      <w:r>
-        <w:rPr>
-          <w:rStyle w:val="NormalTok"/>
-        </w:rPr>
-        <w:t xml:space="preserve"> oturum </w:t>
-      </w:r>
-      <w:r>
-        <w:rPr>
-          <w:rStyle w:val="OperatorTok"/>
-        </w:rPr>
-        <w:t xml:space="preserve">{</w:t>
-      </w:r>
-      <w:r>
-        <w:br/>
-      </w:r>
-      <w:r>
-        <w:rPr>
-          <w:rStyle w:val="NormalTok"/>
-        </w:rPr>
-        <w:t xml:space="preserve">    </w:t>
-      </w:r>
-      <w:r>
-        <w:rPr>
-          <w:rStyle w:val="DataTypeTok"/>
-        </w:rPr>
-        <w:t xml:space="preserve">char</w:t>
-      </w:r>
-      <w:r>
-        <w:rPr>
-          <w:rStyle w:val="NormalTok"/>
-        </w:rPr>
-        <w:t xml:space="preserve"> ad</w:t>
-      </w:r>
-      <w:r>
-        <w:rPr>
-          <w:rStyle w:val="OperatorTok"/>
-        </w:rPr>
-        <w:t xml:space="preserve">[</w:t>
-      </w:r>
-      <w:r>
-        <w:rPr>
-          <w:rStyle w:val="DecValTok"/>
-        </w:rPr>
-        <w:t xml:space="preserve">16</w:t>
-      </w:r>
-      <w:r>
-        <w:rPr>
-          <w:rStyle w:val="OperatorTok"/>
-        </w:rPr>
-        <w:t xml:space="preserve">];</w:t>
-      </w:r>
-      <w:r>
-        <w:br/>
-      </w:r>
-      <w:r>
-        <w:rPr>
-          <w:rStyle w:val="NormalTok"/>
-        </w:rPr>
-        <w:t xml:space="preserve">    </w:t>
-      </w:r>
-      <w:r>
-        <w:rPr>
-          <w:rStyle w:val="DataTypeTok"/>
-        </w:rPr>
-        <w:t xml:space="preserve">int</w:t>
-      </w:r>
-      <w:r>
-        <w:rPr>
-          <w:rStyle w:val="NormalTok"/>
-        </w:rPr>
-        <w:t xml:space="preserve">  yonetici</w:t>
-      </w:r>
-      <w:r>
-        <w:rPr>
-          <w:rStyle w:val="OperatorTok"/>
-        </w:rPr>
-        <w:t xml:space="preserve">;</w:t>
-      </w:r>
-      <w:r>
-        <w:rPr>
-          <w:rStyle w:val="NormalTok"/>
-        </w:rPr>
-        <w:t xml:space="preserve">   </w:t>
-      </w:r>
-      <w:r>
-        <w:rPr>
-          <w:rStyle w:val="CommentTok"/>
-        </w:rPr>
-        <w:t xml:space="preserve">/* 0 = normal kullanıcı */</w:t>
-      </w:r>
-      <w:r>
-        <w:br/>
-      </w:r>
-      <w:r>
-        <w:rPr>
-          <w:rStyle w:val="OperatorTok"/>
-        </w:rPr>
-        <w:t xml:space="preserve">};</w:t>
-      </w:r>
-    </w:p>
-    <w:p>
-      <w:pPr>
-        <w:pStyle w:val="SourceCode"/>
-      </w:pPr>
-      <w:r>
-        <w:rPr>
-          <w:rStyle w:val="VerbatimChar"/>
-        </w:rPr>
-        <w:t xml:space="preserve"> ofset    0  1  2  3  4  5  6  7  8  9 10 11 12 13 14 15   16 17 18 19</w:t>
-      </w:r>
-      <w:r>
-        <w:br/>
-      </w:r>
-      <w:r>
-        <w:rPr>
-          <w:rStyle w:val="VerbatimChar"/>
-        </w:rPr>
-        <w:t xml:space="preserve">         +-----------------------------------------------+ +-----------+</w:t>
-      </w:r>
-      <w:r>
-        <w:br/>
-      </w:r>
-      <w:r>
-        <w:rPr>
-          <w:rStyle w:val="VerbatimChar"/>
-        </w:rPr>
-        <w:t xml:space="preserve"> önce    | a  y  s  e \0  .  .  .  .  .  .  .  .  .  .  .| |00 00 00 00|</w:t>
-      </w:r>
-      <w:r>
-        <w:br/>
-      </w:r>
-      <w:r>
-        <w:rPr>
-          <w:rStyle w:val="VerbatimChar"/>
-        </w:rPr>
-        <w:t xml:space="preserve">         +-----------------------------------------------+ +-----------+</w:t>
-      </w:r>
-      <w:r>
-        <w:br/>
-      </w:r>
-      <w:r>
-        <w:rPr>
-          <w:rStyle w:val="VerbatimChar"/>
-        </w:rPr>
-        <w:t xml:space="preserve">          &lt;------------------ ad[16] -------------------&gt;   yonetici=0</w:t>
-      </w:r>
-      <w:r>
-        <w:br/>
-      </w:r>
-      <w:r>
-        <w:br/>
-      </w:r>
-      <w:r>
-        <w:rPr>
-          <w:rStyle w:val="VerbatimChar"/>
-        </w:rPr>
-        <w:t xml:space="preserve"> 17 karakterlik "AAAAAAAAAAAAAAAAB" kopyalanınca:</w:t>
-      </w:r>
-      <w:r>
-        <w:br/>
-      </w:r>
-      <w:r>
-        <w:rPr>
-          <w:rStyle w:val="VerbatimChar"/>
-        </w:rPr>
-        <w:t xml:space="preserve">         +-----------------------------------------------+ +-----------+</w:t>
-      </w:r>
-      <w:r>
-        <w:br/>
-      </w:r>
-      <w:r>
-        <w:rPr>
-          <w:rStyle w:val="VerbatimChar"/>
-        </w:rPr>
-        <w:t xml:space="preserve"> sonra   | A  A  A  A  A  A  A  A  A  A  A  A  A  A  A  A| |42 00 00 00|</w:t>
-      </w:r>
-      <w:r>
-        <w:br/>
-      </w:r>
-      <w:r>
-        <w:rPr>
-          <w:rStyle w:val="VerbatimChar"/>
-        </w:rPr>
-        <w:t xml:space="preserve">         +-----------------------------------------------+ +-----------+</w:t>
-      </w:r>
-      <w:r>
-        <w:br/>
-      </w:r>
-      <w:r>
-        <w:rPr>
-          <w:rStyle w:val="VerbatimChar"/>
-        </w:rPr>
-        <w:t xml:space="preserve">                                                   'B' ve '\0' ^^ ^^</w:t>
-      </w:r>
-      <w:r>
-        <w:br/>
-      </w:r>
-      <w:r>
-        <w:rPr>
-          <w:rStyle w:val="VerbatimChar"/>
-        </w:rPr>
-        <w:t xml:space="preserve">                                                    yonetici = 0x42 = 66</w:t>
-      </w:r>
-    </w:p>
-    <w:p>
-      <w:pPr>
-        <w:pStyle w:val="FirstParagraph"/>
       </w:pPr>
       <w:r>
         <w:t xml:space="preserve">x86-64 işlemciler</w:t>
@@ -26447,8 +26300,8 @@
         </w:pict>
       </w:r>
     </w:p>
-    <w:bookmarkEnd w:id="112"/>
-    <w:bookmarkStart w:id="121" w:name="Xfcbcec7f34fe3a83aa2dacda71cc80695d4b888"/>
+    <w:bookmarkEnd w:id="118"/>
+    <w:bookmarkStart w:id="130" w:name="Xfcbcec7f34fe3a83aa2dacda71cc80695d4b888"/>
     <w:p>
       <w:pPr>
         <w:pStyle w:val="Heading2"/>
@@ -26537,7 +26390,7 @@
         <w:t xml:space="preserve">(CWE-787) yıllardır ilk sıralardadır.</w:t>
       </w:r>
     </w:p>
-    <w:bookmarkStart w:id="113" w:name="c-neden-bu-kadar-kolay-taşar"/>
+    <w:bookmarkStart w:id="119" w:name="c-neden-bu-kadar-kolay-taşar"/>
     <w:p>
       <w:pPr>
         <w:pStyle w:val="Heading3"/>
@@ -26783,8 +26636,8 @@
         <w:t xml:space="preserve">sorumluluğundadır. Programcı bir kez unutursa, hata oradadır.</w:t>
       </w:r>
     </w:p>
-    <w:bookmarkEnd w:id="113"/>
-    <w:bookmarkStart w:id="114" w:name="yığında-bir-taşma-adım-adım"/>
+    <w:bookmarkEnd w:id="119"/>
+    <w:bookmarkStart w:id="123" w:name="yığında-bir-taşma-adım-adım"/>
     <w:p>
       <w:pPr>
         <w:pStyle w:val="Heading3"/>
@@ -27230,117 +27083,54 @@
     </w:p>
     <w:p>
       <w:pPr>
-        <w:pStyle w:val="SourceCode"/>
-      </w:pPr>
-      <w:r>
-        <w:rPr>
-          <w:rStyle w:val="VerbatimChar"/>
-        </w:rPr>
-        <w:t xml:space="preserve">  düşük adres</w:t>
-      </w:r>
-      <w:r>
-        <w:br/>
-      </w:r>
-      <w:r>
-        <w:rPr>
-          <w:rStyle w:val="VerbatimChar"/>
-        </w:rPr>
-        <w:t xml:space="preserve">  +-----------------------+</w:t>
-      </w:r>
-      <w:r>
-        <w:br/>
-      </w:r>
-      <w:r>
-        <w:rPr>
-          <w:rStyle w:val="VerbatimChar"/>
-        </w:rPr>
-        <w:t xml:space="preserve">  | tampon[0..15]         |  &lt;- strcpy buraya yazmaya başlar ve yukarıdan aşağı ilerler</w:t>
-      </w:r>
-      <w:r>
-        <w:br/>
-      </w:r>
-      <w:r>
-        <w:rPr>
-          <w:rStyle w:val="VerbatimChar"/>
-        </w:rPr>
-        <w:t xml:space="preserve">  +-----------------------+</w:t>
-      </w:r>
-      <w:r>
-        <w:br/>
-      </w:r>
-      <w:r>
-        <w:rPr>
-          <w:rStyle w:val="VerbatimChar"/>
-        </w:rPr>
-        <w:t xml:space="preserve">  | yetkili (int)         |  &lt;- 16 bayttan sonrası buraya taşar</w:t>
-      </w:r>
-      <w:r>
-        <w:br/>
-      </w:r>
-      <w:r>
-        <w:rPr>
-          <w:rStyle w:val="VerbatimChar"/>
-        </w:rPr>
-        <w:t xml:space="preserve">  +-----------------------+</w:t>
-      </w:r>
-      <w:r>
-        <w:br/>
-      </w:r>
-      <w:r>
-        <w:rPr>
-          <w:rStyle w:val="VerbatimChar"/>
-        </w:rPr>
-        <w:t xml:space="preserve">  | kaydedilmiş çerçeve   |</w:t>
-      </w:r>
-      <w:r>
-        <w:br/>
-      </w:r>
-      <w:r>
-        <w:rPr>
-          <w:rStyle w:val="VerbatimChar"/>
-        </w:rPr>
-        <w:t xml:space="preserve">  +-----------------------+</w:t>
-      </w:r>
-      <w:r>
-        <w:br/>
-      </w:r>
-      <w:r>
-        <w:rPr>
-          <w:rStyle w:val="VerbatimChar"/>
-        </w:rPr>
-        <w:t xml:space="preserve">  | dönüş adresi          |  &lt;- daha fazlası buraya taşar</w:t>
-      </w:r>
-      <w:r>
-        <w:br/>
-      </w:r>
-      <w:r>
-        <w:rPr>
-          <w:rStyle w:val="VerbatimChar"/>
-        </w:rPr>
-        <w:t xml:space="preserve">  +-----------------------+</w:t>
-      </w:r>
-      <w:r>
-        <w:br/>
-      </w:r>
-      <w:r>
-        <w:rPr>
-          <w:rStyle w:val="VerbatimChar"/>
-        </w:rPr>
-        <w:t xml:space="preserve">  | çağıranın çerçevesi   |</w:t>
-      </w:r>
-      <w:r>
-        <w:br/>
-      </w:r>
-      <w:r>
-        <w:rPr>
-          <w:rStyle w:val="VerbatimChar"/>
-        </w:rPr>
-        <w:t xml:space="preserve">  yüksek adres</w:t>
-      </w:r>
-    </w:p>
-    <w:p>
-      <w:pPr>
-        <w:pStyle w:val="FirstParagraph"/>
+        <w:pStyle w:val="BodyText"/>
+      </w:pPr>
+      <w:r>
+        <w:drawing>
+          <wp:inline>
+            <wp:extent cx="5759999" cy="2888214"/>
+            <wp:effectExtent b="0" l="0" r="0" t="0"/>
+            <wp:docPr descr="Yığın çerçevesinde taşmanın sırayla ezdiği alanlar" title="" id="121" name="Picture"/>
+            <a:graphic>
+              <a:graphicData uri="http://schemas.openxmlformats.org/drawingml/2006/picture">
+                <pic:pic>
+                  <pic:nvPicPr>
+                    <pic:cNvPr descr="h01-15-yiginda-tasma.png" id="122" name="Picture"/>
+                    <pic:cNvPicPr>
+                      <a:picLocks noChangeArrowheads="1" noChangeAspect="1"/>
+                    </pic:cNvPicPr>
+                  </pic:nvPicPr>
+                  <pic:blipFill>
+                    <a:blip r:embed="rId120"/>
+                    <a:stretch>
+                      <a:fillRect/>
+                    </a:stretch>
+                  </pic:blipFill>
+                  <pic:spPr bwMode="auto">
+                    <a:xfrm>
+                      <a:off x="0" y="0"/>
+                      <a:ext cx="5759999" cy="2888214"/>
+                    </a:xfrm>
+                    <a:prstGeom prst="rect">
+                      <a:avLst/>
+                    </a:prstGeom>
+                    <a:noFill/>
+                    <a:ln w="9525">
+                      <a:noFill/>
+                      <a:headEnd/>
+                      <a:tailEnd/>
+                    </a:ln>
+                  </pic:spPr>
+                </pic:pic>
+              </a:graphicData>
+            </a:graphic>
+          </wp:inline>
+        </w:drawing>
+      </w:r>
+    </w:p>
+    <w:p>
+      <w:pPr>
+        <w:pStyle w:val="BodyText"/>
       </w:pPr>
       <w:r>
         <w:t xml:space="preserve">Üç durum vardır:</w:t>
@@ -27664,8 +27454,8 @@
         <w:t xml:space="preserve">ilgileniyoruz.</w:t>
       </w:r>
     </w:p>
-    <w:bookmarkEnd w:id="114"/>
-    <w:bookmarkStart w:id="115" w:name="taşma-türleri"/>
+    <w:bookmarkEnd w:id="123"/>
+    <w:bookmarkStart w:id="124" w:name="taşma-türleri"/>
     <w:p>
       <w:pPr>
         <w:pStyle w:val="Heading3"/>
@@ -28212,8 +28002,8 @@
         <w:t xml:space="preserve">“bildirilen uzunluk, alınan kayıt uzunluğundan büyükse mesajı at.”</w:t>
       </w:r>
     </w:p>
-    <w:bookmarkEnd w:id="115"/>
-    <w:bookmarkStart w:id="116" w:name="bir-fazla-hatası-en-masum-görünen-taşma"/>
+    <w:bookmarkEnd w:id="124"/>
+    <w:bookmarkStart w:id="125" w:name="bir-fazla-hatası-en-masum-görünen-taşma"/>
     <w:p>
       <w:pPr>
         <w:pStyle w:val="Heading3"/>
@@ -28672,8 +28462,8 @@
         <w:t xml:space="preserve">düşük baytını ya da kaydedilmiş çerçeve adresini değiştirmeye yeter.</w:t>
       </w:r>
     </w:p>
-    <w:bookmarkEnd w:id="116"/>
-    <w:bookmarkStart w:id="117" w:name="X44847281e06e9571eda0ea26d2817b164e5e37c"/>
+    <w:bookmarkEnd w:id="125"/>
+    <w:bookmarkStart w:id="126" w:name="X44847281e06e9571eda0ea26d2817b164e5e37c"/>
     <w:p>
       <w:pPr>
         <w:pStyle w:val="Heading3"/>
@@ -29512,8 +29302,8 @@
         <w:t xml:space="preserve">de projenizde aynı yöntemi kullanabilirsiniz.</w:t>
       </w:r>
     </w:p>
-    <w:bookmarkEnd w:id="117"/>
-    <w:bookmarkStart w:id="118" w:name="Xac7594e28ac053dda6b1010b6bbfb311689e3ac"/>
+    <w:bookmarkEnd w:id="126"/>
+    <w:bookmarkStart w:id="127" w:name="Xac7594e28ac053dda6b1010b6bbfb311689e3ac"/>
     <w:p>
       <w:pPr>
         <w:pStyle w:val="Heading3"/>
@@ -30694,8 +30484,8 @@
         <w:t xml:space="preserve">düşünmekten muaf tutmaz.</w:t>
       </w:r>
     </w:p>
-    <w:bookmarkEnd w:id="118"/>
-    <w:bookmarkStart w:id="119" w:name="taşmayı-kim-yakalar-savunma-katmanları"/>
+    <w:bookmarkEnd w:id="127"/>
+    <w:bookmarkStart w:id="128" w:name="taşmayı-kim-yakalar-savunma-katmanları"/>
     <w:p>
       <w:pPr>
         <w:pStyle w:val="Heading3"/>
@@ -31297,8 +31087,8 @@
         <w:t xml:space="preserve">akışı ele geçiremese bile programı çökertebilir. Bu da bir hizmet engellemedir.</w:t>
       </w:r>
     </w:p>
-    <w:bookmarkEnd w:id="119"/>
-    <w:bookmarkStart w:id="120" w:name="X91978f18fb9ce816c50728c04f1964681574400"/>
+    <w:bookmarkEnd w:id="128"/>
+    <w:bookmarkStart w:id="129" w:name="X91978f18fb9ce816c50728c04f1964681574400"/>
     <w:p>
       <w:pPr>
         <w:pStyle w:val="Heading3"/>
@@ -31740,9 +31530,9 @@
         </w:pict>
       </w:r>
     </w:p>
-    <w:bookmarkEnd w:id="120"/>
-    <w:bookmarkEnd w:id="121"/>
-    <w:bookmarkStart w:id="122" w:name="Xa9a21895cb0d3f8313e853f108aa26db7260203"/>
+    <w:bookmarkEnd w:id="129"/>
+    <w:bookmarkEnd w:id="130"/>
+    <w:bookmarkStart w:id="131" w:name="Xa9a21895cb0d3f8313e853f108aa26db7260203"/>
     <w:p>
       <w:pPr>
         <w:pStyle w:val="Heading2"/>
@@ -34176,8 +33966,8 @@
         </w:pict>
       </w:r>
     </w:p>
-    <w:bookmarkEnd w:id="122"/>
-    <w:bookmarkStart w:id="124" w:name="tamsayılar-ve-işaretli-uzunluk-hatası"/>
+    <w:bookmarkEnd w:id="131"/>
+    <w:bookmarkStart w:id="133" w:name="tamsayılar-ve-işaretli-uzunluk-hatası"/>
     <w:p>
       <w:pPr>
         <w:pStyle w:val="Heading2"/>
@@ -34375,7 +34165,7 @@
         <w:t xml:space="preserve">onlara geçtiği anda dev bir sayıya dönüşür.</w:t>
       </w:r>
     </w:p>
-    <w:bookmarkStart w:id="123" w:name="demo-4-işaretli-uzunluk-hatası"/>
+    <w:bookmarkStart w:id="132" w:name="demo-4-işaretli-uzunluk-hatası"/>
     <w:p>
       <w:pPr>
         <w:pStyle w:val="Heading3"/>
@@ -36226,9 +36016,9 @@
         </w:pict>
       </w:r>
     </w:p>
-    <w:bookmarkEnd w:id="123"/>
-    <w:bookmarkEnd w:id="124"/>
-    <w:bookmarkStart w:id="137" w:name="bellek-yönetimi-ve-güvenlik"/>
+    <w:bookmarkEnd w:id="132"/>
+    <w:bookmarkEnd w:id="133"/>
+    <w:bookmarkStart w:id="146" w:name="bellek-yönetimi-ve-güvenlik"/>
     <w:p>
       <w:pPr>
         <w:pStyle w:val="Heading2"/>
@@ -36321,7 +36111,7 @@
         <w:t xml:space="preserve">bellek, programcı serbest bırakana kadar yaşar; dil bu süreyi sizin yerinize takip etmez.</w:t>
       </w:r>
     </w:p>
-    <w:bookmarkStart w:id="128" w:name="belleğin-dört-ömrü"/>
+    <w:bookmarkStart w:id="137" w:name="belleğin-dört-ömrü"/>
     <w:p>
       <w:pPr>
         <w:pStyle w:val="Heading3"/>
@@ -36701,18 +36491,18 @@
           <wp:inline>
             <wp:extent cx="5759999" cy="2748610"/>
             <wp:effectExtent b="0" l="0" r="0" t="0"/>
-            <wp:docPr descr="Belleğin altı adımı ve her adımın CWE karşılığı" title="" id="126" name="Picture"/>
+            <wp:docPr descr="Belleğin altı adımı ve her adımın CWE karşılığı" title="" id="135" name="Picture"/>
             <a:graphic>
               <a:graphicData uri="http://schemas.openxmlformats.org/drawingml/2006/picture">
                 <pic:pic>
                   <pic:nvPicPr>
-                    <pic:cNvPr descr="h01-09-bellek-omru.png" id="127" name="Picture"/>
+                    <pic:cNvPr descr="h01-09-bellek-omru.png" id="136" name="Picture"/>
                     <pic:cNvPicPr>
                       <a:picLocks noChangeArrowheads="1" noChangeAspect="1"/>
                     </pic:cNvPicPr>
                   </pic:nvPicPr>
                   <pic:blipFill>
-                    <a:blip r:embed="rId125"/>
+                    <a:blip r:embed="rId134"/>
                     <a:stretch>
                       <a:fillRect/>
                     </a:stretch>
@@ -36739,8 +36529,8 @@
         </w:drawing>
       </w:r>
     </w:p>
-    <w:bookmarkEnd w:id="128"/>
-    <w:bookmarkStart w:id="129" w:name="hata-sınıfları"/>
+    <w:bookmarkEnd w:id="137"/>
+    <w:bookmarkStart w:id="138" w:name="hata-sınıfları"/>
     <w:p>
       <w:pPr>
         <w:pStyle w:val="Heading3"/>
@@ -37351,8 +37141,8 @@
         </w:tc>
       </w:tr>
     </w:tbl>
-    <w:bookmarkEnd w:id="129"/>
-    <w:bookmarkStart w:id="130" w:name="Xed90032340bb147b7ee09c03d7e09e7d2148220"/>
+    <w:bookmarkEnd w:id="138"/>
+    <w:bookmarkStart w:id="139" w:name="Xed90032340bb147b7ee09c03d7e09e7d2148220"/>
     <w:p>
       <w:pPr>
         <w:pStyle w:val="Heading3"/>
@@ -38187,8 +37977,8 @@
         <w:t xml:space="preserve">ödünç alır).</w:t>
       </w:r>
     </w:p>
-    <w:bookmarkEnd w:id="130"/>
-    <w:bookmarkStart w:id="131" w:name="diğer-hataların-düzeltilmiş-halleri"/>
+    <w:bookmarkEnd w:id="139"/>
+    <w:bookmarkStart w:id="140" w:name="diğer-hataların-düzeltilmiş-halleri"/>
     <w:p>
       <w:pPr>
         <w:pStyle w:val="Heading3"/>
@@ -38881,8 +38671,8 @@
         <w:t xml:space="preserve">öyle serbest bırakın.</w:t>
       </w:r>
     </w:p>
-    <w:bookmarkEnd w:id="131"/>
-    <w:bookmarkStart w:id="132" w:name="sırları-bellekten-silmek-tarif-13.2"/>
+    <w:bookmarkEnd w:id="140"/>
+    <w:bookmarkStart w:id="141" w:name="sırları-bellekten-silmek-tarif-13.2"/>
     <w:p>
       <w:pPr>
         <w:pStyle w:val="Heading3"/>
@@ -40009,8 +39799,8 @@
         <w:t xml:space="preserve">silindiğini gösterecek kadar ayrıntılı yazılır.</w:t>
       </w:r>
     </w:p>
-    <w:bookmarkEnd w:id="132"/>
-    <w:bookmarkStart w:id="133" w:name="Xc9727b4616c6f3a4e20a0c6c4688f61b9eeaf46"/>
+    <w:bookmarkEnd w:id="141"/>
+    <w:bookmarkStart w:id="142" w:name="Xc9727b4616c6f3a4e20a0c6c4688f61b9eeaf46"/>
     <w:p>
       <w:pPr>
         <w:pStyle w:val="Heading3"/>
@@ -40749,8 +40539,8 @@
         <w:t xml:space="preserve">tutan küçük ve ayrı bir bölgeyi kilitleyin.</w:t>
       </w:r>
     </w:p>
-    <w:bookmarkEnd w:id="133"/>
-    <w:bookmarkStart w:id="134" w:name="hepsi-bir-arada-güvenli-tampon"/>
+    <w:bookmarkEnd w:id="142"/>
+    <w:bookmarkStart w:id="143" w:name="hepsi-bir-arada-güvenli-tampon"/>
     <w:p>
       <w:pPr>
         <w:pStyle w:val="Heading3"/>
@@ -42869,8 +42659,8 @@
         <w:t xml:space="preserve">serbest bırakır; sırlar için yukarıdaki gibi özel bir tür gerekir.</w:t>
       </w:r>
     </w:p>
-    <w:bookmarkEnd w:id="134"/>
-    <w:bookmarkStart w:id="135" w:name="bellek-hatalarını-bulan-araçlar"/>
+    <w:bookmarkEnd w:id="143"/>
+    <w:bookmarkStart w:id="144" w:name="bellek-hatalarını-bulan-araçlar"/>
     <w:p>
       <w:pPr>
         <w:pStyle w:val="Heading3"/>
@@ -43312,8 +43102,8 @@
         <w:t xml:space="preserve">ve değerle geçirilen yapılar görmek istemez.</w:t>
       </w:r>
     </w:p>
-    <w:bookmarkEnd w:id="135"/>
-    <w:bookmarkStart w:id="136" w:name="kendini-dene-bellek"/>
+    <w:bookmarkEnd w:id="144"/>
+    <w:bookmarkStart w:id="145" w:name="kendini-dene-bellek"/>
     <w:p>
       <w:pPr>
         <w:pStyle w:val="Heading3"/>
@@ -43570,9 +43360,9 @@
         </w:pict>
       </w:r>
     </w:p>
-    <w:bookmarkEnd w:id="136"/>
-    <w:bookmarkEnd w:id="137"/>
-    <w:bookmarkStart w:id="147" w:name="X567ca635338bf14ce47b4b656b0db82659ff15b"/>
+    <w:bookmarkEnd w:id="145"/>
+    <w:bookmarkEnd w:id="146"/>
+    <w:bookmarkStart w:id="159" w:name="X567ca635338bf14ce47b4b656b0db82659ff15b"/>
     <w:p>
       <w:pPr>
         <w:pStyle w:val="Heading2"/>
@@ -43671,7 +43461,7 @@
         <w:t xml:space="preserve">bulunmamasını sağlamaktır.</w:t>
       </w:r>
     </w:p>
-    <w:bookmarkStart w:id="141" w:name="Xef79e8b2c4062dcac0eb0f82d5092fce7f8d89c"/>
+    <w:bookmarkStart w:id="150" w:name="Xef79e8b2c4062dcac0eb0f82d5092fce7f8d89c"/>
     <w:p>
       <w:pPr>
         <w:pStyle w:val="Heading3"/>
@@ -43800,18 +43590,18 @@
           <wp:inline>
             <wp:extent cx="5759999" cy="2470728"/>
             <wp:effectExtent b="0" l="0" r="0" t="0"/>
-            <wp:docPr descr="Genel bölge ile korunan çekirdeğin ayrılması" title="" id="139" name="Picture"/>
+            <wp:docPr descr="Genel bölge ile korunan çekirdeğin ayrılması" title="" id="148" name="Picture"/>
             <a:graphic>
               <a:graphicData uri="http://schemas.openxmlformats.org/drawingml/2006/picture">
                 <pic:pic>
                   <pic:nvPicPr>
-                    <pic:cNvPr descr="h01-10-bolumleme.png" id="140" name="Picture"/>
+                    <pic:cNvPr descr="h01-10-bolumleme.png" id="149" name="Picture"/>
                     <pic:cNvPicPr>
                       <a:picLocks noChangeArrowheads="1" noChangeAspect="1"/>
                     </pic:cNvPicPr>
                   </pic:nvPicPr>
                   <pic:blipFill>
-                    <a:blip r:embed="rId138"/>
+                    <a:blip r:embed="rId147"/>
                     <a:stretch>
                       <a:fillRect/>
                     </a:stretch>
@@ -43838,8 +43628,8 @@
         </w:drawing>
       </w:r>
     </w:p>
-    <w:bookmarkEnd w:id="141"/>
-    <w:bookmarkStart w:id="142" w:name="bölümleme-seçenekleri"/>
+    <w:bookmarkEnd w:id="150"/>
+    <w:bookmarkStart w:id="151" w:name="bölümleme-seçenekleri"/>
     <w:p>
       <w:pPr>
         <w:pStyle w:val="Heading3"/>
@@ -44288,8 +44078,8 @@
         <w:t xml:space="preserve">denetler.</w:t>
       </w:r>
     </w:p>
-    <w:bookmarkEnd w:id="142"/>
-    <w:bookmarkStart w:id="143" w:name="Xd740b507317a4fb3c03ba9e00ee3fb796d8c45e"/>
+    <w:bookmarkEnd w:id="151"/>
+    <w:bookmarkStart w:id="152" w:name="Xd740b507317a4fb3c03ba9e00ee3fb796d8c45e"/>
     <w:p>
       <w:pPr>
         <w:pStyle w:val="Heading3"/>
@@ -45327,8 +45117,8 @@
         <w:t xml:space="preserve">önler, saldırganı değil. Saldırgana karşı ek katmanlar gerekir.</w:t>
       </w:r>
     </w:p>
-    <w:bookmarkEnd w:id="143"/>
-    <w:bookmarkStart w:id="144" w:name="Xb0ff36cd7df7fcd6b6edbba57213ddd88ec8c95"/>
+    <w:bookmarkEnd w:id="152"/>
+    <w:bookmarkStart w:id="153" w:name="Xb0ff36cd7df7fcd6b6edbba57213ddd88ec8c95"/>
     <w:p>
       <w:pPr>
         <w:pStyle w:val="Heading3"/>
@@ -45810,8 +45600,8 @@
         <w:t xml:space="preserve">der. Her kuruluma ya da cihaza özgü anahtarlar bu gereksinimin cevabıdır.</w:t>
       </w:r>
     </w:p>
-    <w:bookmarkEnd w:id="144"/>
-    <w:bookmarkStart w:id="145" w:name="Xa63a07da3d95f96750a885ba08619ea73f707c4"/>
+    <w:bookmarkEnd w:id="153"/>
+    <w:bookmarkStart w:id="157" w:name="Xa63a07da3d95f96750a885ba08619ea73f707c4"/>
     <w:p>
       <w:pPr>
         <w:pStyle w:val="Heading3"/>
@@ -45906,69 +45696,54 @@
     </w:p>
     <w:p>
       <w:pPr>
-        <w:pStyle w:val="SourceCode"/>
-      </w:pPr>
-      <w:r>
-        <w:rPr>
-          <w:rStyle w:val="VerbatimChar"/>
-        </w:rPr>
-        <w:t xml:space="preserve">  zaman ─────────────────────────────────────────────────────────────▶</w:t>
-      </w:r>
-      <w:r>
-        <w:br/>
-      </w:r>
-      <w:r>
-        <w:br/>
-      </w:r>
-      <w:r>
-        <w:rPr>
-          <w:rStyle w:val="VerbatimChar"/>
-        </w:rPr>
-        <w:t xml:space="preserve">  Kötü tasarım:  [ açılış ] ████████████████████████████████████████ [ kapanış ]</w:t>
-      </w:r>
-      <w:r>
-        <w:br/>
-      </w:r>
-      <w:r>
-        <w:rPr>
-          <w:rStyle w:val="VerbatimChar"/>
-        </w:rPr>
-        <w:t xml:space="preserve">                  anahtar uygulama açıldığında çözülür, kapanana kadar açık kalır</w:t>
-      </w:r>
-      <w:r>
-        <w:br/>
-      </w:r>
-      <w:r>
-        <w:br/>
-      </w:r>
-      <w:r>
-        <w:rPr>
-          <w:rStyle w:val="VerbatimChar"/>
-        </w:rPr>
-        <w:t xml:space="preserve">  İyi tasarım:   [ açılış ] ░░░░░░░░██░░░░░░░░░░░░██░░░░░░░░░░░░░██░ [ kapanış ]</w:t>
-      </w:r>
-      <w:r>
-        <w:br/>
-      </w:r>
-      <w:r>
-        <w:rPr>
-          <w:rStyle w:val="VerbatimChar"/>
-        </w:rPr>
-        <w:t xml:space="preserve">                  anahtar yalnız her işlemin birkaç milisaniyesinde açık (██),</w:t>
-      </w:r>
-      <w:r>
-        <w:br/>
-      </w:r>
-      <w:r>
-        <w:rPr>
-          <w:rStyle w:val="VerbatimChar"/>
-        </w:rPr>
-        <w:t xml:space="preserve">                  arada şifreli ya da parçalanmış (░)</w:t>
-      </w:r>
-    </w:p>
-    <w:p>
-      <w:pPr>
-        <w:pStyle w:val="FirstParagraph"/>
+        <w:pStyle w:val="BodyText"/>
+      </w:pPr>
+      <w:r>
+        <w:drawing>
+          <wp:inline>
+            <wp:extent cx="5759999" cy="2283460"/>
+            <wp:effectExtent b="0" l="0" r="0" t="0"/>
+            <wp:docPr descr="Anahtarın bellekte açık kaldığı sürenin iki tasarımda karşılaştırması" title="" id="155" name="Picture"/>
+            <a:graphic>
+              <a:graphicData uri="http://schemas.openxmlformats.org/drawingml/2006/picture">
+                <pic:pic>
+                  <pic:nvPicPr>
+                    <pic:cNvPr descr="h01-16-aciklik-penceresi.png" id="156" name="Picture"/>
+                    <pic:cNvPicPr>
+                      <a:picLocks noChangeArrowheads="1" noChangeAspect="1"/>
+                    </pic:cNvPicPr>
+                  </pic:nvPicPr>
+                  <pic:blipFill>
+                    <a:blip r:embed="rId154"/>
+                    <a:stretch>
+                      <a:fillRect/>
+                    </a:stretch>
+                  </pic:blipFill>
+                  <pic:spPr bwMode="auto">
+                    <a:xfrm>
+                      <a:off x="0" y="0"/>
+                      <a:ext cx="5759999" cy="2283460"/>
+                    </a:xfrm>
+                    <a:prstGeom prst="rect">
+                      <a:avLst/>
+                    </a:prstGeom>
+                    <a:noFill/>
+                    <a:ln w="9525">
+                      <a:noFill/>
+                      <a:headEnd/>
+                      <a:tailEnd/>
+                    </a:ln>
+                  </pic:spPr>
+                </pic:pic>
+              </a:graphicData>
+            </a:graphic>
+          </wp:inline>
+        </w:drawing>
+      </w:r>
+    </w:p>
+    <w:p>
+      <w:pPr>
+        <w:pStyle w:val="BodyText"/>
       </w:pPr>
       <w:r>
         <w:t xml:space="preserve">Bunu sağlayan teknikler:</w:t>
@@ -47244,8 +47019,8 @@
         <w:t xml:space="preserve">cihaza kopyalanan veri anlamsızlaşır.</w:t>
       </w:r>
     </w:p>
-    <w:bookmarkEnd w:id="145"/>
-    <w:bookmarkStart w:id="146" w:name="bölümlemenin-sınırları"/>
+    <w:bookmarkEnd w:id="157"/>
+    <w:bookmarkStart w:id="158" w:name="bölümlemenin-sınırları"/>
     <w:p>
       <w:pPr>
         <w:pStyle w:val="Heading3"/>
@@ -47381,9 +47156,9 @@
         </w:pict>
       </w:r>
     </w:p>
-    <w:bookmarkEnd w:id="146"/>
-    <w:bookmarkEnd w:id="147"/>
-    <w:bookmarkStart w:id="157" w:name="güvenli-geliştirme-süreci-planı-yaşatmak"/>
+    <w:bookmarkEnd w:id="158"/>
+    <w:bookmarkEnd w:id="159"/>
+    <w:bookmarkStart w:id="169" w:name="güvenli-geliştirme-süreci-planı-yaşatmak"/>
     <w:p>
       <w:pPr>
         <w:pStyle w:val="Heading2"/>
@@ -47434,7 +47209,7 @@
         <w:t xml:space="preserve">kendisi kadar incelenir.</w:t>
       </w:r>
     </w:p>
-    <w:bookmarkStart w:id="148" w:name="güvenli-yazılım-geliştirme-yaşam-döngüsü"/>
+    <w:bookmarkStart w:id="160" w:name="güvenli-yazılım-geliştirme-yaşam-döngüsü"/>
     <w:p>
       <w:pPr>
         <w:pStyle w:val="Heading3"/>
@@ -47734,8 +47509,8 @@
         </w:tc>
       </w:tr>
     </w:tbl>
-    <w:bookmarkEnd w:id="148"/>
-    <w:bookmarkStart w:id="149" w:name="X82b3f6015b978d712957e767bb9d7cffaf4aadc"/>
+    <w:bookmarkEnd w:id="160"/>
+    <w:bookmarkStart w:id="161" w:name="X82b3f6015b978d712957e767bb9d7cffaf4aadc"/>
     <w:p>
       <w:pPr>
         <w:pStyle w:val="Heading3"/>
@@ -48488,8 +48263,8 @@
         <w:t xml:space="preserve">anahtarlarını çözemez. Sürüm kimliği bu şekilde bir güvenlik önlemine dönüşür.</w:t>
       </w:r>
     </w:p>
-    <w:bookmarkEnd w:id="149"/>
-    <w:bookmarkStart w:id="153" w:name="değişiklik-yönetimi-yedi-adım"/>
+    <w:bookmarkEnd w:id="161"/>
+    <w:bookmarkStart w:id="165" w:name="değişiklik-yönetimi-yedi-adım"/>
     <w:p>
       <w:pPr>
         <w:pStyle w:val="Heading3"/>
@@ -48533,18 +48308,18 @@
           <wp:inline>
             <wp:extent cx="5759999" cy="2748610"/>
             <wp:effectExtent b="0" l="0" r="0" t="0"/>
-            <wp:docPr descr="Değişiklik yönetiminin yedi adımı ve yeni temel çizgi döngüsü" title="" id="151" name="Picture"/>
+            <wp:docPr descr="Değişiklik yönetiminin yedi adımı ve yeni temel çizgi döngüsü" title="" id="163" name="Picture"/>
             <a:graphic>
               <a:graphicData uri="http://schemas.openxmlformats.org/drawingml/2006/picture">
                 <pic:pic>
                   <pic:nvPicPr>
-                    <pic:cNvPr descr="h01-11-degisiklik-yonetimi.png" id="152" name="Picture"/>
+                    <pic:cNvPr descr="h01-11-degisiklik-yonetimi.png" id="164" name="Picture"/>
                     <pic:cNvPicPr>
                       <a:picLocks noChangeArrowheads="1" noChangeAspect="1"/>
                     </pic:cNvPicPr>
                   </pic:nvPicPr>
                   <pic:blipFill>
-                    <a:blip r:embed="rId150"/>
+                    <a:blip r:embed="rId162"/>
                     <a:stretch>
                       <a:fillRect/>
                     </a:stretch>
@@ -48785,8 +48560,8 @@
         <w:t xml:space="preserve">hedef alır.</w:t>
       </w:r>
     </w:p>
-    <w:bookmarkEnd w:id="153"/>
-    <w:bookmarkStart w:id="154" w:name="X40f9c30998953041f08cd7e675fd6b44dafde59"/>
+    <w:bookmarkEnd w:id="165"/>
+    <w:bookmarkStart w:id="166" w:name="X40f9c30998953041f08cd7e675fd6b44dafde59"/>
     <w:p>
       <w:pPr>
         <w:pStyle w:val="Heading3"/>
@@ -49194,8 +48969,8 @@
         <w:t xml:space="preserve">yazıldığında savunulabilir; yazılmadığında bir bulgudur.</w:t>
       </w:r>
     </w:p>
-    <w:bookmarkEnd w:id="154"/>
-    <w:bookmarkStart w:id="155" w:name="korumaların-derleme-hattına-etkisi"/>
+    <w:bookmarkEnd w:id="166"/>
+    <w:bookmarkStart w:id="167" w:name="korumaların-derleme-hattına-etkisi"/>
     <w:p>
       <w:pPr>
         <w:pStyle w:val="Heading3"/>
@@ -49280,8 +49055,8 @@
         <w:t xml:space="preserve">bir örnekle kuracağız.</w:t>
       </w:r>
     </w:p>
-    <w:bookmarkEnd w:id="155"/>
-    <w:bookmarkStart w:id="156" w:name="korumaların-maliyetini-ölçmek"/>
+    <w:bookmarkEnd w:id="167"/>
+    <w:bookmarkStart w:id="168" w:name="korumaların-maliyetini-ölçmek"/>
     <w:p>
       <w:pPr>
         <w:pStyle w:val="Heading3"/>
@@ -49348,9 +49123,9 @@
         </w:pict>
       </w:r>
     </w:p>
-    <w:bookmarkEnd w:id="156"/>
-    <w:bookmarkEnd w:id="157"/>
-    <w:bookmarkStart w:id="158" w:name="bu-haftanın-araç-kutusu"/>
+    <w:bookmarkEnd w:id="168"/>
+    <w:bookmarkEnd w:id="169"/>
+    <w:bookmarkStart w:id="170" w:name="bu-haftanın-araç-kutusu"/>
     <w:p>
       <w:pPr>
         <w:pStyle w:val="Heading2"/>
@@ -50248,8 +50023,8 @@
         </w:pict>
       </w:r>
     </w:p>
-    <w:bookmarkEnd w:id="158"/>
-    <w:bookmarkStart w:id="159" w:name="dönem-projesi-bu-hafta"/>
+    <w:bookmarkEnd w:id="170"/>
+    <w:bookmarkStart w:id="171" w:name="dönem-projesi-bu-hafta"/>
     <w:p>
       <w:pPr>
         <w:pStyle w:val="Heading2"/>
@@ -50800,8 +50575,8 @@
         </w:pict>
       </w:r>
     </w:p>
-    <w:bookmarkEnd w:id="159"/>
-    <w:bookmarkStart w:id="160" w:name="kendi-başına-çalış"/>
+    <w:bookmarkEnd w:id="171"/>
+    <w:bookmarkStart w:id="172" w:name="kendi-başına-çalış"/>
     <w:p>
       <w:pPr>
         <w:pStyle w:val="Heading2"/>
@@ -52809,8 +52584,8 @@
         </w:pict>
       </w:r>
     </w:p>
-    <w:bookmarkEnd w:id="160"/>
-    <w:bookmarkStart w:id="161" w:name="kendini-sınama"/>
+    <w:bookmarkEnd w:id="172"/>
+    <w:bookmarkStart w:id="173" w:name="kendini-sınama"/>
     <w:p>
       <w:pPr>
         <w:pStyle w:val="Heading2"/>
@@ -54309,8 +54084,8 @@
         </w:pict>
       </w:r>
     </w:p>
-    <w:bookmarkEnd w:id="161"/>
-    <w:bookmarkStart w:id="162" w:name="kaynaklar-ve-ileri-okuma"/>
+    <w:bookmarkEnd w:id="173"/>
+    <w:bookmarkStart w:id="174" w:name="kaynaklar-ve-ileri-okuma"/>
     <w:p>
       <w:pPr>
         <w:pStyle w:val="Heading2"/>
@@ -54975,8 +54750,8 @@
         </w:tc>
       </w:tr>
     </w:tbl>
-    <w:bookmarkEnd w:id="162"/>
-    <w:bookmarkEnd w:id="163"/>
+    <w:bookmarkEnd w:id="174"/>
+    <w:bookmarkEnd w:id="175"/>
     <w:sectPr>
       <w:headerReference r:id="rId9" w:type="default"/>
       <w:footerReference r:id="rId10" w:type="default"/>

--- a/docs/week-1/cen429-week-1-ders-notu.en.docx
+++ b/docs/week-1/cen429-week-1-ders-notu.en.docx
@@ -2,7 +2,7 @@
 <file path=word/document.xml><?xml version="1.0" encoding="utf-8"?>
 <w:document xmlns:w="http://schemas.openxmlformats.org/wordprocessingml/2006/main" xmlns:m="http://schemas.openxmlformats.org/officeDocument/2006/math" xmlns:r="http://schemas.openxmlformats.org/officeDocument/2006/relationships" xmlns:o="urn:schemas-microsoft-com:office:office" xmlns:v="urn:schemas-microsoft-com:vml" xmlns:w10="urn:schemas-microsoft-com:office:word" xmlns:a="http://schemas.openxmlformats.org/drawingml/2006/main" xmlns:pic="http://schemas.openxmlformats.org/drawingml/2006/picture" xmlns:wp="http://schemas.openxmlformats.org/drawingml/2006/wordprocessingDrawing">
   <w:body>
-    <w:bookmarkStart w:id="199" w:name="X96fe31264525987df09303289a21ca4b86eed1e"/>
+    <w:bookmarkStart w:id="232" w:name="X96fe31264525987df09303289a21ca4b86eed1e"/>
     <w:p>
       <w:pPr>
         <w:pStyle w:val="Heading1"/>
@@ -1416,7 +1416,7 @@
         <w:rPr>
           <w:rStyle w:val="NormalTok"/>
         </w:rPr>
-        <w:t xml:space="preserve">path-kandirma</w:t>
+        <w:t xml:space="preserve">path-spoofing</w:t>
       </w:r>
       <w:r>
         <w:br/>
@@ -1606,7 +1606,7 @@
         <w:rPr>
           <w:rStyle w:val="NormalTok"/>
         </w:rPr>
-        <w:t xml:space="preserve"> week-01/01-path-kandirma</w:t>
+        <w:t xml:space="preserve"> week-01/01-path-spoofing</w:t>
       </w:r>
       <w:r>
         <w:br/>
@@ -2740,35 +2740,50 @@
           <w:b/>
           <w:bCs/>
         </w:rPr>
-        <w:t xml:space="preserve">1975</w:t>
-      </w:r>
-      <w:r>
-        <w:t xml:space="preserve"> </w:t>
-      </w:r>
-      <w:r>
-        <w:t xml:space="preserve">— Saltzer &amp; Schroeder publish the</w:t>
-      </w:r>
-      <w:r>
-        <w:t xml:space="preserve"> </w:t>
-      </w:r>
-      <w:r>
-        <w:rPr>
-          <w:b/>
-          <w:bCs/>
-        </w:rPr>
-        <w:t xml:space="preserve">eight principles</w:t>
-      </w:r>
-      <w:r>
-        <w:t xml:space="preserve"> </w:t>
-      </w:r>
-      <w:r>
-        <w:t xml:space="preserve">of secure design (least privilege, defence in</w:t>
-      </w:r>
-      <w:r>
-        <w:t xml:space="preserve"> </w:t>
-      </w:r>
-      <w:r>
-        <w:t xml:space="preserve">depth, open design…). Still foundational today.</w:t>
+        <w:t xml:space="preserve">1972</w:t>
+      </w:r>
+      <w:r>
+        <w:t xml:space="preserve"> </w:t>
+      </w:r>
+      <w:r>
+        <w:t xml:space="preserve">— James P. Anderson’s</w:t>
+      </w:r>
+      <w:r>
+        <w:t xml:space="preserve"> </w:t>
+      </w:r>
+      <w:r>
+        <w:rPr>
+          <w:i/>
+          <w:iCs/>
+        </w:rPr>
+        <w:t xml:space="preserve">Computer Security Technology Planning Study</w:t>
+      </w:r>
+      <w:r>
+        <w:t xml:space="preserve">, written for the US Air Force,</w:t>
+      </w:r>
+      <w:r>
+        <w:t xml:space="preserve"> </w:t>
+      </w:r>
+      <w:r>
+        <w:t xml:space="preserve">is one of the first documents to systematically define a</w:t>
+      </w:r>
+      <w:r>
+        <w:t xml:space="preserve"> </w:t>
+      </w:r>
+      <w:r>
+        <w:t xml:space="preserve">“trusted computing base”</w:t>
+      </w:r>
+      <w:r>
+        <w:t xml:space="preserve"> </w:t>
+      </w:r>
+      <w:r>
+        <w:t xml:space="preserve">and an attacker model —</w:t>
+      </w:r>
+      <w:r>
+        <w:t xml:space="preserve"> </w:t>
+      </w:r>
+      <w:r>
+        <w:t xml:space="preserve">one of the starting points of modern computer security.</w:t>
       </w:r>
     </w:p>
     <w:p>
@@ -2784,35 +2799,35 @@
           <w:b/>
           <w:bCs/>
         </w:rPr>
-        <w:t xml:space="preserve">1970s–80s</w:t>
-      </w:r>
-      <w:r>
-        <w:t xml:space="preserve"> </w:t>
-      </w:r>
-      <w:r>
-        <w:t xml:space="preserve">— the</w:t>
-      </w:r>
-      <w:r>
-        <w:t xml:space="preserve"> </w:t>
-      </w:r>
-      <w:r>
-        <w:rPr>
-          <w:b/>
-          <w:bCs/>
-        </w:rPr>
-        <w:t xml:space="preserve">CIA triad</w:t>
-      </w:r>
-      <w:r>
-        <w:t xml:space="preserve"> </w:t>
-      </w:r>
-      <w:r>
-        <w:t xml:space="preserve">(confidentiality · integrity · availability) emerges from military/government</w:t>
-      </w:r>
-      <w:r>
-        <w:t xml:space="preserve"> </w:t>
-      </w:r>
-      <w:r>
-        <w:t xml:space="preserve">information security and becomes a common language.</w:t>
+        <w:t xml:space="preserve">1975</w:t>
+      </w:r>
+      <w:r>
+        <w:t xml:space="preserve"> </w:t>
+      </w:r>
+      <w:r>
+        <w:t xml:space="preserve">— Saltzer &amp; Schroeder publish the</w:t>
+      </w:r>
+      <w:r>
+        <w:t xml:space="preserve"> </w:t>
+      </w:r>
+      <w:r>
+        <w:rPr>
+          <w:b/>
+          <w:bCs/>
+        </w:rPr>
+        <w:t xml:space="preserve">eight principles</w:t>
+      </w:r>
+      <w:r>
+        <w:t xml:space="preserve"> </w:t>
+      </w:r>
+      <w:r>
+        <w:t xml:space="preserve">of secure design (least privilege, defence in</w:t>
+      </w:r>
+      <w:r>
+        <w:t xml:space="preserve"> </w:t>
+      </w:r>
+      <w:r>
+        <w:t xml:space="preserve">depth, open design…). Still foundational today.</w:t>
       </w:r>
     </w:p>
     <w:p>
@@ -2828,7 +2843,7 @@
           <w:b/>
           <w:bCs/>
         </w:rPr>
-        <w:t xml:space="preserve">1998–99</w:t>
+        <w:t xml:space="preserve">1970s–80s</w:t>
       </w:r>
       <w:r>
         <w:t xml:space="preserve"> </w:t>
@@ -2844,32 +2859,19 @@
           <w:b/>
           <w:bCs/>
         </w:rPr>
-        <w:t xml:space="preserve">STRIDE</w:t>
-      </w:r>
-      <w:r>
-        <w:t xml:space="preserve"> </w:t>
-      </w:r>
-      <w:r>
-        <w:t xml:space="preserve">threat classification (Kohnfelder &amp; Garg) is developed at Microsoft; in the same</w:t>
-      </w:r>
-      <w:r>
-        <w:t xml:space="preserve"> </w:t>
-      </w:r>
-      <w:r>
-        <w:t xml:space="preserve">years, Bruce Schneier introduces</w:t>
-      </w:r>
-      <w:r>
-        <w:t xml:space="preserve"> </w:t>
-      </w:r>
-      <w:r>
-        <w:rPr>
-          <w:b/>
-          <w:bCs/>
-        </w:rPr>
-        <w:t xml:space="preserve">attack trees</w:t>
-      </w:r>
-      <w:r>
-        <w:t xml:space="preserve">.</w:t>
+        <w:t xml:space="preserve">CIA triad</w:t>
+      </w:r>
+      <w:r>
+        <w:t xml:space="preserve"> </w:t>
+      </w:r>
+      <w:r>
+        <w:t xml:space="preserve">(confidentiality · integrity · availability) emerges from military/government</w:t>
+      </w:r>
+      <w:r>
+        <w:t xml:space="preserve"> </w:t>
+      </w:r>
+      <w:r>
+        <w:t xml:space="preserve">information security and becomes a common language.</w:t>
       </w:r>
     </w:p>
     <w:p>
@@ -2885,6 +2887,91 @@
           <w:b/>
           <w:bCs/>
         </w:rPr>
+        <w:t xml:space="preserve">1998–99</w:t>
+      </w:r>
+      <w:r>
+        <w:t xml:space="preserve"> </w:t>
+      </w:r>
+      <w:r>
+        <w:t xml:space="preserve">— the</w:t>
+      </w:r>
+      <w:r>
+        <w:t xml:space="preserve"> </w:t>
+      </w:r>
+      <w:r>
+        <w:rPr>
+          <w:b/>
+          <w:bCs/>
+        </w:rPr>
+        <w:t xml:space="preserve">STRIDE</w:t>
+      </w:r>
+      <w:r>
+        <w:t xml:space="preserve"> </w:t>
+      </w:r>
+      <w:r>
+        <w:t xml:space="preserve">threat classification (Kohnfelder &amp; Garg) is developed at Microsoft; in the same</w:t>
+      </w:r>
+      <w:r>
+        <w:t xml:space="preserve"> </w:t>
+      </w:r>
+      <w:r>
+        <w:t xml:space="preserve">years, Bruce Schneier introduces</w:t>
+      </w:r>
+      <w:r>
+        <w:t xml:space="preserve"> </w:t>
+      </w:r>
+      <w:r>
+        <w:rPr>
+          <w:b/>
+          <w:bCs/>
+        </w:rPr>
+        <w:t xml:space="preserve">attack trees</w:t>
+      </w:r>
+      <w:r>
+        <w:t xml:space="preserve">.</w:t>
+      </w:r>
+    </w:p>
+    <w:p>
+      <w:pPr>
+        <w:pStyle w:val="Compact"/>
+        <w:numPr>
+          <w:ilvl w:val="0"/>
+          <w:numId w:val="1003"/>
+        </w:numPr>
+      </w:pPr>
+      <w:r>
+        <w:rPr>
+          <w:b/>
+          <w:bCs/>
+        </w:rPr>
+        <w:t xml:space="preserve">2001</w:t>
+      </w:r>
+      <w:r>
+        <w:t xml:space="preserve"> </w:t>
+      </w:r>
+      <w:r>
+        <w:t xml:space="preserve">— OWASP (the Open Web Application Security Project) is founded, providing a shared resource, guides</w:t>
+      </w:r>
+      <w:r>
+        <w:t xml:space="preserve"> </w:t>
+      </w:r>
+      <w:r>
+        <w:t xml:space="preserve">and terminology for web and application security.</w:t>
+      </w:r>
+    </w:p>
+    <w:p>
+      <w:pPr>
+        <w:pStyle w:val="Compact"/>
+        <w:numPr>
+          <w:ilvl w:val="0"/>
+          <w:numId w:val="1003"/>
+        </w:numPr>
+      </w:pPr>
+      <w:r>
+        <w:rPr>
+          <w:b/>
+          <w:bCs/>
+        </w:rPr>
         <w:t xml:space="preserve">2001–2003</w:t>
       </w:r>
       <w:r>
@@ -2956,6 +3043,76 @@
       </w:r>
       <w:r>
         <w:t xml:space="preserve">start, don’t bolt it on afterward.”</w:t>
+      </w:r>
+    </w:p>
+    <w:p>
+      <w:pPr>
+        <w:pStyle w:val="Compact"/>
+        <w:numPr>
+          <w:ilvl w:val="0"/>
+          <w:numId w:val="1003"/>
+        </w:numPr>
+      </w:pPr>
+      <w:r>
+        <w:rPr>
+          <w:b/>
+          <w:bCs/>
+        </w:rPr>
+        <w:t xml:space="preserve">2002 → 2004</w:t>
+      </w:r>
+      <w:r>
+        <w:t xml:space="preserve"> </w:t>
+      </w:r>
+      <w:r>
+        <w:t xml:space="preserve">— Bill Gates’s</w:t>
+      </w:r>
+      <w:r>
+        <w:t xml:space="preserve"> </w:t>
+      </w:r>
+      <w:r>
+        <w:t xml:space="preserve">“Trustworthy Computing”</w:t>
+      </w:r>
+      <w:r>
+        <w:t xml:space="preserve"> </w:t>
+      </w:r>
+      <w:r>
+        <w:t xml:space="preserve">memo to Microsoft staff (2002) shifts the company’s</w:t>
+      </w:r>
+      <w:r>
+        <w:t xml:space="preserve"> </w:t>
+      </w:r>
+      <w:r>
+        <w:t xml:space="preserve">priorities; the effort becomes the formal</w:t>
+      </w:r>
+      <w:r>
+        <w:t xml:space="preserve"> </w:t>
+      </w:r>
+      <w:r>
+        <w:rPr>
+          <w:b/>
+          <w:bCs/>
+        </w:rPr>
+        <w:t xml:space="preserve">Security Development Lifecycle (SDL)</w:t>
+      </w:r>
+      <w:r>
+        <w:t xml:space="preserve"> </w:t>
+      </w:r>
+      <w:r>
+        <w:t xml:space="preserve">in 2004 (see</w:t>
+      </w:r>
+      <w:r>
+        <w:t xml:space="preserve"> </w:t>
+      </w:r>
+      <w:hyperlink w:anchor="X210e63bebce6ae0f49e03f71d11ac53e53fb763">
+        <w:r>
+          <w:rPr>
+            <w:rStyle w:val="Hyperlink"/>
+          </w:rPr>
+          <w:t xml:space="preserve">§19</w:t>
+        </w:r>
+      </w:hyperlink>
+      <w:r>
+        <w:t xml:space="preserve">).</w:t>
       </w:r>
     </w:p>
     <w:p>
@@ -4992,13 +5149,13 @@
               <w:rPr>
                 <w:rStyle w:val="VerbatimChar"/>
               </w:rPr>
-              <w:t xml:space="preserve">yonetici</w:t>
+              <w:t xml:space="preserve">admin</w:t>
             </w:r>
             <w:r>
               <w:t xml:space="preserve"> </w:t>
             </w:r>
             <w:r>
-              <w:t xml:space="preserve">(admin) field starts at 0</w:t>
+              <w:t xml:space="preserve">field starts at 0</w:t>
             </w:r>
           </w:p>
         </w:tc>
@@ -9679,7 +9836,7 @@
     </w:p>
     <w:bookmarkEnd w:id="69"/>
     <w:bookmarkEnd w:id="70"/>
-    <w:bookmarkStart w:id="75" w:name="threat-modelling-stride-and-attack-trees"/>
+    <w:bookmarkStart w:id="78" w:name="threat-modelling-stride-and-attack-trees"/>
     <w:p>
       <w:pPr>
         <w:pStyle w:val="Heading2"/>
@@ -10170,7 +10327,7 @@
         <w:t xml:space="preserve">a trust boundary is where the most threats come from.</w:t>
       </w:r>
     </w:p>
-    <w:bookmarkStart w:id="74" w:name="attack-tree"/>
+    <w:bookmarkStart w:id="77" w:name="attack-tree"/>
     <w:p>
       <w:pPr>
         <w:pStyle w:val="Heading3"/>
@@ -10363,6 +10520,110 @@
     </w:p>
     <w:p>
       <w:pPr>
+        <w:pStyle w:val="BodyText"/>
+      </w:pPr>
+      <w:r>
+        <w:t xml:space="preserve">The animation below computes the same idea numerically on a slightly larger tree (4 branches, 11 leaves): how is</w:t>
+      </w:r>
+      <w:r>
+        <w:t xml:space="preserve"> </w:t>
+      </w:r>
+      <w:r>
+        <w:t xml:space="preserve">every AND/OR node’s cost worked out bottom-up, and which is the cheapest path?</w:t>
+      </w:r>
+    </w:p>
+    <w:p>
+      <w:pPr>
+        <w:pStyle w:val="BodyText"/>
+      </w:pPr>
+      <w:r>
+        <w:drawing>
+          <wp:inline>
+            <wp:extent cx="5111999" cy="2893315"/>
+            <wp:effectExtent b="0" l="0" r="0" t="0"/>
+            <wp:docPr descr="Attack tree: cheapest path — step by step" title="" id="75" name="Picture"/>
+            <a:graphic>
+              <a:graphicData uri="http://schemas.openxmlformats.org/drawingml/2006/picture">
+                <pic:pic>
+                  <pic:nvPicPr>
+                    <pic:cNvPr descr="attack-tree-eval.en.png" id="76" name="Picture"/>
+                    <pic:cNvPicPr>
+                      <a:picLocks noChangeArrowheads="1" noChangeAspect="1"/>
+                    </pic:cNvPicPr>
+                  </pic:nvPicPr>
+                  <pic:blipFill>
+                    <a:blip r:embed="rId74"/>
+                    <a:stretch>
+                      <a:fillRect/>
+                    </a:stretch>
+                  </pic:blipFill>
+                  <pic:spPr bwMode="auto">
+                    <a:xfrm>
+                      <a:off x="0" y="0"/>
+                      <a:ext cx="5111999" cy="2893315"/>
+                    </a:xfrm>
+                    <a:prstGeom prst="rect">
+                      <a:avLst/>
+                    </a:prstGeom>
+                    <a:noFill/>
+                    <a:ln w="9525">
+                      <a:noFill/>
+                      <a:headEnd/>
+                      <a:tailEnd/>
+                    </a:ln>
+                  </pic:spPr>
+                </pic:pic>
+              </a:graphicData>
+            </a:graphic>
+          </wp:inline>
+        </w:drawing>
+      </w:r>
+    </w:p>
+    <w:p>
+      <w:pPr>
+        <w:pStyle w:val="BodyText"/>
+      </w:pPr>
+      <w:r>
+        <w:t xml:space="preserve">Try the</w:t>
+      </w:r>
+      <w:r>
+        <w:t xml:space="preserve"> </w:t>
+      </w:r>
+      <w:r>
+        <w:rPr>
+          <w:b/>
+          <w:bCs/>
+        </w:rPr>
+        <w:t xml:space="preserve">payment-key</w:t>
+      </w:r>
+      <w:r>
+        <w:t xml:space="preserve">,</w:t>
+      </w:r>
+      <w:r>
+        <w:t xml:space="preserve"> </w:t>
+      </w:r>
+      <w:r>
+        <w:rPr>
+          <w:b/>
+          <w:bCs/>
+        </w:rPr>
+        <w:t xml:space="preserve">license-check</w:t>
+      </w:r>
+      <w:r>
+        <w:t xml:space="preserve"> </w:t>
+      </w:r>
+      <w:r>
+        <w:t xml:space="preserve">(root AND) examples and the two edge cases (a forced two-layer tree /</w:t>
+      </w:r>
+      <w:r>
+        <w:t xml:space="preserve"> </w:t>
+      </w:r>
+      <w:r>
+        <w:t xml:space="preserve">every node AND) in the picker; use 🎲 to evaluate your own tree.</w:t>
+      </w:r>
+    </w:p>
+    <w:p>
+      <w:pPr>
         <w:pStyle w:val="BlockText"/>
       </w:pPr>
       <w:r>
@@ -10513,9 +10774,9 @@
         </w:pict>
       </w:r>
     </w:p>
-    <w:bookmarkEnd w:id="74"/>
-    <w:bookmarkEnd w:id="75"/>
-    <w:bookmarkStart w:id="86" w:name="Xaf95378da18b5a23363daa7811703bb81766395"/>
+    <w:bookmarkEnd w:id="77"/>
+    <w:bookmarkEnd w:id="78"/>
+    <w:bookmarkStart w:id="95" w:name="Xaf95378da18b5a23363daa7811703bb81766395"/>
     <w:p>
       <w:pPr>
         <w:pStyle w:val="Heading2"/>
@@ -10574,18 +10835,18 @@
           <wp:inline>
             <wp:extent cx="5759999" cy="2526315"/>
             <wp:effectExtent b="0" l="0" r="0" t="0"/>
-            <wp:docPr descr="The elements of a data flow diagram and the trust boundary" title="" id="77" name="Picture"/>
+            <wp:docPr descr="The elements of a data flow diagram and the trust boundary" title="" id="80" name="Picture"/>
             <a:graphic>
               <a:graphicData uri="http://schemas.openxmlformats.org/drawingml/2006/picture">
                 <pic:pic>
                   <pic:nvPicPr>
-                    <pic:cNvPr descr="h01-19-veri-akis-diyagrami.png" id="78" name="Picture"/>
+                    <pic:cNvPr descr="h01-19-veri-akis-diyagrami.png" id="81" name="Picture"/>
                     <pic:cNvPicPr>
                       <a:picLocks noChangeArrowheads="1" noChangeAspect="1"/>
                     </pic:cNvPicPr>
                   </pic:nvPicPr>
                   <pic:blipFill>
-                    <a:blip r:embed="rId76"/>
+                    <a:blip r:embed="rId79"/>
                     <a:stretch>
                       <a:fillRect/>
                     </a:stretch>
@@ -10612,7 +10873,7 @@
         </w:drawing>
       </w:r>
     </w:p>
-    <w:bookmarkStart w:id="79" w:name="X84c5925b24b85e105ceb0a2089ef662f8ed4f1b"/>
+    <w:bookmarkStart w:id="82" w:name="X84c5925b24b85e105ceb0a2089ef662f8ed4f1b"/>
     <w:p>
       <w:pPr>
         <w:pStyle w:val="Heading3"/>
@@ -11002,8 +11263,8 @@
         <w:t xml:space="preserve">start your review there.</w:t>
       </w:r>
     </w:p>
-    <w:bookmarkEnd w:id="79"/>
-    <w:bookmarkStart w:id="80" w:name="which-letter-applies-to-which-element"/>
+    <w:bookmarkEnd w:id="82"/>
+    <w:bookmarkStart w:id="86" w:name="which-letter-applies-to-which-element"/>
     <w:p>
       <w:pPr>
         <w:pStyle w:val="Heading3"/>
@@ -11465,6 +11726,113 @@
         <w:pStyle w:val="BodyText"/>
       </w:pPr>
       <w:r>
+        <w:t xml:space="preserve">The animation below applies this table to a small system (like a student grade system, 12 elements) one element at</w:t>
+      </w:r>
+      <w:r>
+        <w:t xml:space="preserve"> </w:t>
+      </w:r>
+      <w:r>
+        <w:t xml:space="preserve">a time: for every element it shows which of the six letters are meaningful, and why.</w:t>
+      </w:r>
+    </w:p>
+    <w:p>
+      <w:pPr>
+        <w:pStyle w:val="BodyText"/>
+      </w:pPr>
+      <w:r>
+        <w:drawing>
+          <wp:inline>
+            <wp:extent cx="5111999" cy="19554825"/>
+            <wp:effectExtent b="0" l="0" r="0" t="0"/>
+            <wp:docPr descr="DFD element -&gt; STRIDE categories — step by step" title="" id="84" name="Picture"/>
+            <a:graphic>
+              <a:graphicData uri="http://schemas.openxmlformats.org/drawingml/2006/picture">
+                <pic:pic>
+                  <pic:nvPicPr>
+                    <pic:cNvPr descr="threat-model-stride.en.png" id="85" name="Picture"/>
+                    <pic:cNvPicPr>
+                      <a:picLocks noChangeArrowheads="1" noChangeAspect="1"/>
+                    </pic:cNvPicPr>
+                  </pic:nvPicPr>
+                  <pic:blipFill>
+                    <a:blip r:embed="rId83"/>
+                    <a:stretch>
+                      <a:fillRect/>
+                    </a:stretch>
+                  </pic:blipFill>
+                  <pic:spPr bwMode="auto">
+                    <a:xfrm>
+                      <a:off x="0" y="0"/>
+                      <a:ext cx="5111999" cy="19554825"/>
+                    </a:xfrm>
+                    <a:prstGeom prst="rect">
+                      <a:avLst/>
+                    </a:prstGeom>
+                    <a:noFill/>
+                    <a:ln w="9525">
+                      <a:noFill/>
+                      <a:headEnd/>
+                      <a:tailEnd/>
+                    </a:ln>
+                  </pic:spPr>
+                </pic:pic>
+              </a:graphicData>
+            </a:graphic>
+          </wp:inline>
+        </w:drawing>
+      </w:r>
+    </w:p>
+    <w:p>
+      <w:pPr>
+        <w:pStyle w:val="BodyText"/>
+      </w:pPr>
+      <w:r>
+        <w:t xml:space="preserve">Try the</w:t>
+      </w:r>
+      <w:r>
+        <w:t xml:space="preserve"> </w:t>
+      </w:r>
+      <w:r>
+        <w:rPr>
+          <w:b/>
+          <w:bCs/>
+        </w:rPr>
+        <w:t xml:space="preserve">grade-system</w:t>
+      </w:r>
+      <w:r>
+        <w:t xml:space="preserve"> </w:t>
+      </w:r>
+      <w:r>
+        <w:t xml:space="preserve">and</w:t>
+      </w:r>
+      <w:r>
+        <w:t xml:space="preserve"> </w:t>
+      </w:r>
+      <w:r>
+        <w:rPr>
+          <w:b/>
+          <w:bCs/>
+        </w:rPr>
+        <w:t xml:space="preserve">password-vault</w:t>
+      </w:r>
+      <w:r>
+        <w:t xml:space="preserve"> </w:t>
+      </w:r>
+      <w:r>
+        <w:t xml:space="preserve">examples and the two edge cases (all data flows / all external</w:t>
+      </w:r>
+      <w:r>
+        <w:t xml:space="preserve"> </w:t>
+      </w:r>
+      <w:r>
+        <w:t xml:space="preserve">entities) in the picker; use 🎲 to generate your own mixed system.</w:t>
+      </w:r>
+    </w:p>
+    <w:p>
+      <w:pPr>
+        <w:pStyle w:val="BodyText"/>
+      </w:pPr>
+      <w:r>
         <w:t xml:space="preserve">The logic of the table is intuitive: a data flow (e.g. a network packet) cannot be</w:t>
       </w:r>
       <w:r>
@@ -11518,8 +11886,8 @@
         <w:t xml:space="preserve">crashed, its privilege can be abused.</w:t>
       </w:r>
     </w:p>
-    <w:bookmarkEnd w:id="80"/>
-    <w:bookmarkStart w:id="82" w:name="X01434ac635808d476522ac1bb06fa09f3a96f73"/>
+    <w:bookmarkEnd w:id="86"/>
+    <w:bookmarkStart w:id="88" w:name="X01434ac635808d476522ac1bb06fa09f3a96f73"/>
     <w:p>
       <w:pPr>
         <w:pStyle w:val="Heading3"/>
@@ -11746,7 +12114,7 @@
             <w:pPr>
               <w:pStyle w:val="Compact"/>
             </w:pPr>
-            <w:hyperlink r:id="rId81">
+            <w:hyperlink r:id="rId87">
               <w:r>
                 <w:rPr>
                   <w:rStyle w:val="Hyperlink"/>
@@ -12020,8 +12388,8 @@
         <w:t xml:space="preserve">.</w:t>
       </w:r>
     </w:p>
-    <w:bookmarkEnd w:id="82"/>
-    <w:bookmarkStart w:id="84" w:name="ranking-threats-likelihood-impact"/>
+    <w:bookmarkEnd w:id="88"/>
+    <w:bookmarkStart w:id="93" w:name="ranking-threats-likelihood-impact"/>
     <w:p>
       <w:pPr>
         <w:pStyle w:val="Heading3"/>
@@ -12293,6 +12661,113 @@
         <w:pStyle w:val="BodyText"/>
       </w:pPr>
       <w:r>
+        <w:t xml:space="preserve">The animation below places 12 threats from a password-vault application onto this matrix one by one, then ranks</w:t>
+      </w:r>
+      <w:r>
+        <w:t xml:space="preserve"> </w:t>
+      </w:r>
+      <w:r>
+        <w:t xml:space="preserve">all of them by score:</w:t>
+      </w:r>
+    </w:p>
+    <w:p>
+      <w:pPr>
+        <w:pStyle w:val="BodyText"/>
+      </w:pPr>
+      <w:r>
+        <w:drawing>
+          <wp:inline>
+            <wp:extent cx="5111999" cy="15621055"/>
+            <wp:effectExtent b="0" l="0" r="0" t="0"/>
+            <wp:docPr descr="Risk scoring: likelihood × impact matrix — step by step" title="" id="90" name="Picture"/>
+            <a:graphic>
+              <a:graphicData uri="http://schemas.openxmlformats.org/drawingml/2006/picture">
+                <pic:pic>
+                  <pic:nvPicPr>
+                    <pic:cNvPr descr="risk-scoring.en.png" id="91" name="Picture"/>
+                    <pic:cNvPicPr>
+                      <a:picLocks noChangeArrowheads="1" noChangeAspect="1"/>
+                    </pic:cNvPicPr>
+                  </pic:nvPicPr>
+                  <pic:blipFill>
+                    <a:blip r:embed="rId89"/>
+                    <a:stretch>
+                      <a:fillRect/>
+                    </a:stretch>
+                  </pic:blipFill>
+                  <pic:spPr bwMode="auto">
+                    <a:xfrm>
+                      <a:off x="0" y="0"/>
+                      <a:ext cx="5111999" cy="15621055"/>
+                    </a:xfrm>
+                    <a:prstGeom prst="rect">
+                      <a:avLst/>
+                    </a:prstGeom>
+                    <a:noFill/>
+                    <a:ln w="9525">
+                      <a:noFill/>
+                      <a:headEnd/>
+                      <a:tailEnd/>
+                    </a:ln>
+                  </pic:spPr>
+                </pic:pic>
+              </a:graphicData>
+            </a:graphic>
+          </wp:inline>
+        </w:drawing>
+      </w:r>
+    </w:p>
+    <w:p>
+      <w:pPr>
+        <w:pStyle w:val="BodyText"/>
+      </w:pPr>
+      <w:r>
+        <w:t xml:space="preserve">Try the</w:t>
+      </w:r>
+      <w:r>
+        <w:t xml:space="preserve"> </w:t>
+      </w:r>
+      <w:r>
+        <w:rPr>
+          <w:b/>
+          <w:bCs/>
+        </w:rPr>
+        <w:t xml:space="preserve">vault</w:t>
+      </w:r>
+      <w:r>
+        <w:t xml:space="preserve"> </w:t>
+      </w:r>
+      <w:r>
+        <w:t xml:space="preserve">and</w:t>
+      </w:r>
+      <w:r>
+        <w:t xml:space="preserve"> </w:t>
+      </w:r>
+      <w:r>
+        <w:rPr>
+          <w:b/>
+          <w:bCs/>
+        </w:rPr>
+        <w:t xml:space="preserve">terminal</w:t>
+      </w:r>
+      <w:r>
+        <w:t xml:space="preserve"> </w:t>
+      </w:r>
+      <w:r>
+        <w:t xml:space="preserve">examples and the two edge cases (all critical / all low) in the picker; use 🎲</w:t>
+      </w:r>
+      <w:r>
+        <w:t xml:space="preserve"> </w:t>
+      </w:r>
+      <w:r>
+        <w:t xml:space="preserve">to score your own threat list.</w:t>
+      </w:r>
+    </w:p>
+    <w:p>
+      <w:pPr>
+        <w:pStyle w:val="BodyText"/>
+      </w:pPr>
+      <w:r>
         <w:t xml:space="preserve">When determining</w:t>
       </w:r>
       <w:r>
@@ -12406,7 +12881,7 @@
       <w:r>
         <w:t xml:space="preserve">window of opportunity, and equipment (</w:t>
       </w:r>
-      <w:hyperlink r:id="rId83">
+      <w:hyperlink r:id="rId92">
         <w:r>
           <w:rPr>
             <w:rStyle w:val="Hyperlink"/>
@@ -12418,8 +12893,8 @@
         <w:t xml:space="preserve">). This week, the simple 3×3 matrix is enough.</w:t>
       </w:r>
     </w:p>
-    <w:bookmarkEnd w:id="84"/>
-    <w:bookmarkStart w:id="85" w:name="four-responses-to-a-threat"/>
+    <w:bookmarkEnd w:id="93"/>
+    <w:bookmarkStart w:id="94" w:name="four-responses-to-a-threat"/>
     <w:p>
       <w:pPr>
         <w:pStyle w:val="Heading3"/>
@@ -12652,9 +13127,9 @@
         </w:pict>
       </w:r>
     </w:p>
-    <w:bookmarkEnd w:id="85"/>
-    <w:bookmarkEnd w:id="86"/>
-    <w:bookmarkStart w:id="100" w:name="X84d164393506bda4ee3faf12061e837f667bec6"/>
+    <w:bookmarkEnd w:id="94"/>
+    <w:bookmarkEnd w:id="95"/>
+    <w:bookmarkStart w:id="109" w:name="X84d164393506bda4ee3faf12061e837f667bec6"/>
     <w:p>
       <w:pPr>
         <w:pStyle w:val="Heading2"/>
@@ -12693,7 +13168,7 @@
         <w:t xml:space="preserve">for the first deliverable of your term project.</w:t>
       </w:r>
     </w:p>
-    <w:bookmarkStart w:id="87" w:name="step-0-define-the-application"/>
+    <w:bookmarkStart w:id="96" w:name="step-0-define-the-application"/>
     <w:p>
       <w:pPr>
         <w:pStyle w:val="Heading3"/>
@@ -12845,8 +13320,8 @@
         <w:t xml:space="preserve">.</w:t>
       </w:r>
     </w:p>
-    <w:bookmarkEnd w:id="87"/>
-    <w:bookmarkStart w:id="88" w:name="step-1-scope"/>
+    <w:bookmarkEnd w:id="96"/>
+    <w:bookmarkStart w:id="97" w:name="step-1-scope"/>
     <w:p>
       <w:pPr>
         <w:pStyle w:val="Heading3"/>
@@ -12945,7 +13420,7 @@
               <w:rPr>
                 <w:rStyle w:val="VerbatimChar"/>
               </w:rPr>
-              <w:t xml:space="preserve">kasa_cekirdek</w:t>
+              <w:t xml:space="preserve">vault_core</w:t>
             </w:r>
             <w:r>
               <w:t xml:space="preserve">, configuration file</w:t>
@@ -13084,8 +13559,8 @@
         <w:t xml:space="preserve">down what you are.</w:t>
       </w:r>
     </w:p>
-    <w:bookmarkEnd w:id="88"/>
-    <w:bookmarkStart w:id="92" w:name="step-2-architecture-and-interfaces"/>
+    <w:bookmarkEnd w:id="97"/>
+    <w:bookmarkStart w:id="101" w:name="step-2-architecture-and-interfaces"/>
     <w:p>
       <w:pPr>
         <w:pStyle w:val="Heading3"/>
@@ -13103,18 +13578,18 @@
           <wp:inline>
             <wp:extent cx="5759999" cy="2391887"/>
             <wp:effectExtent b="0" l="0" r="0" t="0"/>
-            <wp:docPr descr="Password vault components and interfaces A–F" title="" id="90" name="Picture"/>
+            <wp:docPr descr="Password vault components and interfaces A–F" title="" id="99" name="Picture"/>
             <a:graphic>
               <a:graphicData uri="http://schemas.openxmlformats.org/drawingml/2006/picture">
                 <pic:pic>
                   <pic:nvPicPr>
-                    <pic:cNvPr descr="h01-07-kasa-mimari.png" id="91" name="Picture"/>
+                    <pic:cNvPr descr="h01-07-kasa-mimari.png" id="100" name="Picture"/>
                     <pic:cNvPicPr>
                       <a:picLocks noChangeArrowheads="1" noChangeAspect="1"/>
                     </pic:cNvPicPr>
                   </pic:nvPicPr>
                   <pic:blipFill>
-                    <a:blip r:embed="rId89"/>
+                    <a:blip r:embed="rId98"/>
                     <a:stretch>
                       <a:fillRect/>
                     </a:stretch>
@@ -13574,8 +14049,8 @@
         </w:tc>
       </w:tr>
     </w:tbl>
-    <w:bookmarkEnd w:id="92"/>
-    <w:bookmarkStart w:id="93" w:name="step-3-assets"/>
+    <w:bookmarkEnd w:id="101"/>
+    <w:bookmarkStart w:id="102" w:name="step-3-assets"/>
     <w:p>
       <w:pPr>
         <w:pStyle w:val="Heading3"/>
@@ -14281,8 +14756,8 @@
         <w:t xml:space="preserve">static, dynamic, and cryptographic assets are listed in separate tables.</w:t>
       </w:r>
     </w:p>
-    <w:bookmarkEnd w:id="93"/>
-    <w:bookmarkStart w:id="94" w:name="X736d2a39e3cd96a6b785e08039c9d656026fae8"/>
+    <w:bookmarkEnd w:id="102"/>
+    <w:bookmarkStart w:id="103" w:name="X736d2a39e3cd96a6b785e08039c9d656026fae8"/>
     <w:p>
       <w:pPr>
         <w:pStyle w:val="Heading3"/>
@@ -15145,8 +15620,8 @@
         </w:tc>
       </w:tr>
     </w:tbl>
-    <w:bookmarkEnd w:id="94"/>
-    <w:bookmarkStart w:id="95" w:name="step-5-countermeasures"/>
+    <w:bookmarkEnd w:id="103"/>
+    <w:bookmarkStart w:id="104" w:name="step-5-countermeasures"/>
     <w:p>
       <w:pPr>
         <w:pStyle w:val="Heading3"/>
@@ -15696,8 +16171,8 @@
         </w:tc>
       </w:tr>
     </w:tbl>
-    <w:bookmarkEnd w:id="95"/>
-    <w:bookmarkStart w:id="97" w:name="step-6-verification-plan"/>
+    <w:bookmarkEnd w:id="104"/>
+    <w:bookmarkStart w:id="106" w:name="step-6-verification-plan"/>
     <w:p>
       <w:pPr>
         <w:pStyle w:val="Heading3"/>
@@ -16006,7 +16481,7 @@
             <w:r>
               <w:t xml:space="preserve">24 hours of fuzzing (</w:t>
             </w:r>
-            <w:hyperlink r:id="rId96">
+            <w:hyperlink r:id="rId105">
               <w:r>
                 <w:rPr>
                   <w:rStyle w:val="Hyperlink"/>
@@ -16032,8 +16507,8 @@
         </w:tc>
       </w:tr>
     </w:tbl>
-    <w:bookmarkEnd w:id="97"/>
-    <w:bookmarkStart w:id="98" w:name="step-7-residual-risk"/>
+    <w:bookmarkEnd w:id="106"/>
+    <w:bookmarkStart w:id="107" w:name="step-7-residual-risk"/>
     <w:p>
       <w:pPr>
         <w:pStyle w:val="Heading3"/>
@@ -16271,8 +16746,8 @@
         <w:t xml:space="preserve">steps 5–7 throughout the term with the countermeasures you learn each week.</w:t>
       </w:r>
     </w:p>
-    <w:bookmarkEnd w:id="98"/>
-    <w:bookmarkStart w:id="99" w:name="common-mistakes"/>
+    <w:bookmarkEnd w:id="107"/>
+    <w:bookmarkStart w:id="108" w:name="common-mistakes"/>
     <w:p>
       <w:pPr>
         <w:pStyle w:val="Heading3"/>
@@ -16493,9 +16968,9 @@
         </w:pict>
       </w:r>
     </w:p>
-    <w:bookmarkEnd w:id="99"/>
-    <w:bookmarkEnd w:id="100"/>
-    <w:bookmarkStart w:id="105" w:name="X50e3619c8a5f4c5dd988f0477f861b465b4a30a"/>
+    <w:bookmarkEnd w:id="108"/>
+    <w:bookmarkEnd w:id="109"/>
+    <w:bookmarkStart w:id="117" w:name="X50e3619c8a5f4c5dd988f0477f861b465b4a30a"/>
     <w:p>
       <w:pPr>
         <w:pStyle w:val="Heading2"/>
@@ -16617,7 +17092,7 @@
         <w:t xml:space="preserve">“secure start-up.”</w:t>
       </w:r>
     </w:p>
-    <w:bookmarkStart w:id="104" w:name="demo-1-fooling-the-program-via-path"/>
+    <w:bookmarkStart w:id="116" w:name="demo-1-fooling-the-program-via-path"/>
     <w:p>
       <w:pPr>
         <w:pStyle w:val="Heading3"/>
@@ -16650,7 +17125,7 @@
           <w:b/>
           <w:bCs/>
         </w:rPr>
-        <w:t xml:space="preserve">code/week-01/01-path-kandirma</w:t>
+        <w:t xml:space="preserve">code/week-01/01-path-spoofing</w:t>
       </w:r>
       <w:r>
         <w:rPr>
@@ -16830,18 +17305,18 @@
           <wp:inline>
             <wp:extent cx="5759999" cy="1320671"/>
             <wp:effectExtent b="0" l="0" r="0" t="0"/>
-            <wp:docPr descr="Fooling via PATH: the shell finds the fake program first" title="" id="102" name="Picture"/>
+            <wp:docPr descr="Fooling via PATH: the shell finds the fake program first" title="" id="111" name="Picture"/>
             <a:graphic>
               <a:graphicData uri="http://schemas.openxmlformats.org/drawingml/2006/picture">
                 <pic:pic>
                   <pic:nvPicPr>
-                    <pic:cNvPr descr="h01-08-path-kandirma.png" id="103" name="Picture"/>
+                    <pic:cNvPr descr="h01-08-path-kandirma.png" id="112" name="Picture"/>
                     <pic:cNvPicPr>
                       <a:picLocks noChangeArrowheads="1" noChangeAspect="1"/>
                     </pic:cNvPicPr>
                   </pic:nvPicPr>
                   <pic:blipFill>
-                    <a:blip r:embed="rId101"/>
+                    <a:blip r:embed="rId110"/>
                     <a:stretch>
                       <a:fillRect/>
                     </a:stretch>
@@ -17001,7 +17476,7 @@
           <w:b/>
           <w:bCs/>
         </w:rPr>
-        <w:t xml:space="preserve">rapor.c</w:t>
+        <w:t xml:space="preserve">report.c</w:t>
       </w:r>
     </w:p>
     <w:p>
@@ -17021,7 +17496,7 @@
         <w:rPr>
           <w:rStyle w:val="PreprocessorTok"/>
         </w:rPr>
-        <w:t xml:space="preserve">#define KOMUT </w:t>
+        <w:t xml:space="preserve">#define COMMAND </w:t>
       </w:r>
       <w:r>
         <w:rPr>
@@ -17045,7 +17520,7 @@
         <w:rPr>
           <w:rStyle w:val="PreprocessorTok"/>
         </w:rPr>
-        <w:t xml:space="preserve">#define KOMUT </w:t>
+        <w:t xml:space="preserve">#define COMMAND </w:t>
       </w:r>
       <w:r>
         <w:rPr>
@@ -17126,7 +17601,7 @@
         <w:rPr>
           <w:rStyle w:val="StringTok"/>
         </w:rPr>
-        <w:t xml:space="preserve">"=== Aylik Satis Raporu ===</w:t>
+        <w:t xml:space="preserve">"=== Monthly Sales Report ===</w:t>
       </w:r>
       <w:r>
         <w:rPr>
@@ -17189,7 +17664,19 @@
         <w:rPr>
           <w:rStyle w:val="CommentTok"/>
         </w:rPr>
-        <w:t xml:space="preserve">/* HATA: çıplak komut adı + kabuk + devralınan ortam (PATH, ...) */</w:t>
+        <w:t xml:space="preserve">/* </w:t>
+      </w:r>
+      <w:r>
+        <w:rPr>
+          <w:rStyle w:val="AlertTok"/>
+        </w:rPr>
+        <w:t xml:space="preserve">BUG</w:t>
+      </w:r>
+      <w:r>
+        <w:rPr>
+          <w:rStyle w:val="CommentTok"/>
+        </w:rPr>
+        <w:t xml:space="preserve">: bare command name + shell + inherited environment (PATH, ...) */</w:t>
       </w:r>
       <w:r>
         <w:br/>
@@ -17210,7 +17697,7 @@
         <w:rPr>
           <w:rStyle w:val="NormalTok"/>
         </w:rPr>
-        <w:t xml:space="preserve"> durum </w:t>
+        <w:t xml:space="preserve"> status </w:t>
       </w:r>
       <w:r>
         <w:rPr>
@@ -17234,7 +17721,7 @@
         <w:rPr>
           <w:rStyle w:val="NormalTok"/>
         </w:rPr>
-        <w:t xml:space="preserve">KOMUT</w:t>
+        <w:t xml:space="preserve">COMMAND</w:t>
       </w:r>
       <w:r>
         <w:rPr>
@@ -17319,7 +17806,7 @@
         <w:rPr>
           <w:rStyle w:val="NormalTok"/>
         </w:rPr>
-        <w:t xml:space="preserve">path-kandirma</w:t>
+        <w:t xml:space="preserve">path-spoofing</w:t>
       </w:r>
       <w:r>
         <w:br/>
@@ -17375,7 +17862,7 @@
         <w:rPr>
           <w:rStyle w:val="NormalTok"/>
         </w:rPr>
-        <w:t xml:space="preserve"> code/week-01/01-path-kandirma</w:t>
+        <w:t xml:space="preserve"> code/week-01/01-path-spoofing</w:t>
       </w:r>
       <w:r>
         <w:br/>
@@ -17413,7 +17900,7 @@
         <w:rPr>
           <w:rStyle w:val="VerbatimChar"/>
         </w:rPr>
-        <w:t xml:space="preserve">ADIM 1 — Normal calisma: program gercek date'i buluyor</w:t>
+        <w:t xml:space="preserve">STEP 1 - Normal run: the program finds the real date</w:t>
       </w:r>
       <w:r>
         <w:br/>
@@ -17422,7 +17909,7 @@
         <w:rPr>
           <w:rStyle w:val="VerbatimChar"/>
         </w:rPr>
-        <w:t xml:space="preserve">=== Aylik Satis Raporu ===</w:t>
+        <w:t xml:space="preserve">=== Monthly Sales Report ===</w:t>
       </w:r>
       <w:r>
         <w:br/>
@@ -17431,7 +17918,7 @@
         <w:rPr>
           <w:rStyle w:val="VerbatimChar"/>
         </w:rPr>
-        <w:t xml:space="preserve">Rapor tarihi: Sat Sep 19 19:11:32 +03 2026</w:t>
+        <w:t xml:space="preserve">Report date: Sat Sep 26 12:05:45 +03 2026</w:t>
       </w:r>
       <w:r>
         <w:br/>
@@ -17443,7 +17930,7 @@
         <w:rPr>
           <w:rStyle w:val="VerbatimChar"/>
         </w:rPr>
-        <w:t xml:space="preserve">ADIM 2 — Saldiri: PATH'in basina sahte/ klasoru ekleniyor</w:t>
+        <w:t xml:space="preserve">STEP 2 - Attack: the fake/ folder is added to the front of PATH</w:t>
       </w:r>
       <w:r>
         <w:br/>
@@ -17452,7 +17939,7 @@
         <w:rPr>
           <w:rStyle w:val="VerbatimChar"/>
         </w:rPr>
-        <w:t xml:space="preserve">$ PATH="$PWD/sahte:$PATH" ./bin/linux/rapor</w:t>
+        <w:t xml:space="preserve">$ PATH="$PWD/fake:$PATH" ./bin/linux/report</w:t>
       </w:r>
       <w:r>
         <w:br/>
@@ -17461,7 +17948,7 @@
         <w:rPr>
           <w:rStyle w:val="VerbatimChar"/>
         </w:rPr>
-        <w:t xml:space="preserve">=== Aylik Satis Raporu ===</w:t>
+        <w:t xml:space="preserve">=== Monthly Sales Report ===</w:t>
       </w:r>
       <w:r>
         <w:br/>
@@ -17470,7 +17957,7 @@
         <w:rPr>
           <w:rStyle w:val="VerbatimChar"/>
         </w:rPr>
-        <w:t xml:space="preserve">Rapor tarihi:</w:t>
+        <w:t xml:space="preserve">Report date:</w:t>
       </w:r>
       <w:r>
         <w:br/>
@@ -17479,7 +17966,7 @@
         <w:rPr>
           <w:rStyle w:val="VerbatimChar"/>
         </w:rPr>
-        <w:t xml:space="preserve">  !!! SAHTE 'date' calisti !!!</w:t>
+        <w:t xml:space="preserve">  !!! FAKE 'date' ran !!!</w:t>
       </w:r>
       <w:r>
         <w:br/>
@@ -17488,7 +17975,7 @@
         <w:rPr>
           <w:rStyle w:val="VerbatimChar"/>
         </w:rPr>
-        <w:t xml:space="preserve">  Program PATH uzerinden kandirildi. ...</w:t>
+        <w:t xml:space="preserve">  The program was fooled through PATH. ...</w:t>
       </w:r>
       <w:r>
         <w:br/>
@@ -17500,7 +17987,7 @@
         <w:rPr>
           <w:rStyle w:val="VerbatimChar"/>
         </w:rPr>
-        <w:t xml:space="preserve">ADIM 3 — Duzeltilmis surum ayni saldiri altinda</w:t>
+        <w:t xml:space="preserve">STEP 3 - The fixed version under the same attack</w:t>
       </w:r>
       <w:r>
         <w:br/>
@@ -17509,7 +17996,7 @@
         <w:rPr>
           <w:rStyle w:val="VerbatimChar"/>
         </w:rPr>
-        <w:t xml:space="preserve">=== Aylik Satis Raporu ===</w:t>
+        <w:t xml:space="preserve">=== Monthly Sales Report ===</w:t>
       </w:r>
       <w:r>
         <w:br/>
@@ -17518,7 +18005,7 @@
         <w:rPr>
           <w:rStyle w:val="VerbatimChar"/>
         </w:rPr>
-        <w:t xml:space="preserve">Rapor tarihi: Sat Sep 19 19:11:32 +03 2026</w:t>
+        <w:t xml:space="preserve">Report date: Sat Sep 26 12:05:45 +03 2026</w:t>
       </w:r>
     </w:p>
     <w:p>
@@ -17684,7 +18171,7 @@
           <w:b/>
           <w:bCs/>
         </w:rPr>
-        <w:t xml:space="preserve">rapor_guvenli.c</w:t>
+        <w:t xml:space="preserve">report_secure.c</w:t>
       </w:r>
     </w:p>
     <w:p>
@@ -17719,7 +18206,7 @@
         <w:rPr>
           <w:rStyle w:val="NormalTok"/>
         </w:rPr>
-        <w:t xml:space="preserve"> arguman</w:t>
+        <w:t xml:space="preserve"> args</w:t>
       </w:r>
       <w:r>
         <w:rPr>
@@ -17731,7 +18218,7 @@
         <w:rPr>
           <w:rStyle w:val="NormalTok"/>
         </w:rPr>
-        <w:t xml:space="preserve">     </w:t>
+        <w:t xml:space="preserve">      </w:t>
       </w:r>
       <w:r>
         <w:rPr>
@@ -17812,7 +18299,7 @@
         <w:rPr>
           <w:rStyle w:val="NormalTok"/>
         </w:rPr>
-        <w:t xml:space="preserve"> temiz_ortam</w:t>
+        <w:t xml:space="preserve"> clean_env</w:t>
       </w:r>
       <w:r>
         <w:rPr>
@@ -17923,7 +18410,7 @@
         <w:rPr>
           <w:rStyle w:val="NormalTok"/>
         </w:rPr>
-        <w:t xml:space="preserve"> hata </w:t>
+        <w:t xml:space="preserve"> err </w:t>
       </w:r>
       <w:r>
         <w:rPr>
@@ -18004,7 +18491,7 @@
         <w:rPr>
           <w:rStyle w:val="NormalTok"/>
         </w:rPr>
-        <w:t xml:space="preserve">                       arguman</w:t>
+        <w:t xml:space="preserve">                      args</w:t>
       </w:r>
       <w:r>
         <w:rPr>
@@ -18016,7 +18503,7 @@
         <w:rPr>
           <w:rStyle w:val="NormalTok"/>
         </w:rPr>
-        <w:t xml:space="preserve"> temiz_ortam</w:t>
+        <w:t xml:space="preserve"> clean_env</w:t>
       </w:r>
       <w:r>
         <w:rPr>
@@ -18046,7 +18533,7 @@
           <w:b/>
           <w:bCs/>
         </w:rPr>
-        <w:t xml:space="preserve">rapor_guvenli.c</w:t>
+        <w:t xml:space="preserve">report_secure.c</w:t>
       </w:r>
     </w:p>
     <w:p>
@@ -18057,7 +18544,7 @@
         <w:rPr>
           <w:rStyle w:val="CommentTok"/>
         </w:rPr>
-        <w:t xml:space="preserve">/* 1) C:\Windows\System32\hostname.exe — tam yol */</w:t>
+        <w:t xml:space="preserve">/* 1) C:\Windows\System32\hostname.exe — full path */</w:t>
       </w:r>
       <w:r>
         <w:br/>
@@ -18078,7 +18565,7 @@
         <w:rPr>
           <w:rStyle w:val="NormalTok"/>
         </w:rPr>
-        <w:t xml:space="preserve">sistem</w:t>
+        <w:t xml:space="preserve">system_dir</w:t>
       </w:r>
       <w:r>
         <w:rPr>
@@ -18117,7 +18604,7 @@
         <w:rPr>
           <w:rStyle w:val="NormalTok"/>
         </w:rPr>
-        <w:t xml:space="preserve">program</w:t>
+        <w:t xml:space="preserve">program_path</w:t>
       </w:r>
       <w:r>
         <w:rPr>
@@ -18171,7 +18658,7 @@
         <w:rPr>
           <w:rStyle w:val="NormalTok"/>
         </w:rPr>
-        <w:t xml:space="preserve"> sistem</w:t>
+        <w:t xml:space="preserve"> system_dir</w:t>
       </w:r>
       <w:r>
         <w:rPr>
@@ -18189,7 +18676,7 @@
         <w:rPr>
           <w:rStyle w:val="CommentTok"/>
         </w:rPr>
-        <w:t xml:space="preserve">/* 3) ortam bloğunda yalnız SystemRoot */</w:t>
+        <w:t xml:space="preserve">/* 3) only SystemRoot in the environment block */</w:t>
       </w:r>
       <w:r>
         <w:br/>
@@ -18210,7 +18697,7 @@
         <w:rPr>
           <w:rStyle w:val="NormalTok"/>
         </w:rPr>
-        <w:t xml:space="preserve">ortam</w:t>
+        <w:t xml:space="preserve">env_block</w:t>
       </w:r>
       <w:r>
         <w:rPr>
@@ -18282,7 +18769,7 @@
         <w:rPr>
           <w:rStyle w:val="NormalTok"/>
         </w:rPr>
-        <w:t xml:space="preserve"> kok</w:t>
+        <w:t xml:space="preserve"> sys_root</w:t>
       </w:r>
       <w:r>
         <w:rPr>
@@ -18300,7 +18787,7 @@
         <w:rPr>
           <w:rStyle w:val="CommentTok"/>
         </w:rPr>
-        <w:t xml:space="preserve">/* 2) cmd.exe yok: program doğrudan başlatılır */</w:t>
+        <w:t xml:space="preserve">/* 2) no cmd.exe: the program is launched directly */</w:t>
       </w:r>
       <w:r>
         <w:br/>
@@ -18321,7 +18808,7 @@
         <w:rPr>
           <w:rStyle w:val="NormalTok"/>
         </w:rPr>
-        <w:t xml:space="preserve">program</w:t>
+        <w:t xml:space="preserve">program_path</w:t>
       </w:r>
       <w:r>
         <w:rPr>
@@ -18333,7 +18820,7 @@
         <w:rPr>
           <w:rStyle w:val="NormalTok"/>
         </w:rPr>
-        <w:t xml:space="preserve"> komut_satiri</w:t>
+        <w:t xml:space="preserve"> cmd_line</w:t>
       </w:r>
       <w:r>
         <w:rPr>
@@ -18396,7 +18883,7 @@
         <w:rPr>
           <w:rStyle w:val="NormalTok"/>
         </w:rPr>
-        <w:t xml:space="preserve"> ortam</w:t>
+        <w:t xml:space="preserve"> env_block</w:t>
       </w:r>
       <w:r>
         <w:rPr>
@@ -18657,102 +19144,17 @@
       </w:r>
     </w:p>
     <w:p>
-      <w:r>
-        <w:pict>
-          <v:rect style="width:0;height:1.5pt" o:hralign="center" o:hrstd="t" o:hr="t"/>
-        </w:pict>
-      </w:r>
-    </w:p>
-    <w:bookmarkEnd w:id="104"/>
-    <w:bookmarkEnd w:id="105"/>
-    <w:bookmarkStart w:id="117" w:name="X072cd1953c0461dcac30a3f54c82ad18a4b4d6d"/>
-    <w:p>
-      <w:pPr>
-        <w:pStyle w:val="Heading2"/>
-      </w:pPr>
-      <w:r>
-        <w:t xml:space="preserve">11. Secure start-up: what to do in a program’s first lines</w:t>
-      </w:r>
-    </w:p>
-    <w:p>
       <w:pPr>
         <w:pStyle w:val="FirstParagraph"/>
       </w:pPr>
       <w:r>
-        <w:t xml:space="preserve">Demo 1 showed how a single inherited environment variable (</w:t>
-      </w:r>
-      <w:r>
-        <w:rPr>
-          <w:rStyle w:val="VerbatimChar"/>
-        </w:rPr>
-        <w:t xml:space="preserve">PATH</w:t>
-      </w:r>
-      <w:r>
-        <w:t xml:space="preserve">) can turn all of a program’s security upside</w:t>
-      </w:r>
-      <w:r>
-        <w:t xml:space="preserve"> </w:t>
-      </w:r>
-      <w:r>
-        <w:t xml:space="preserve">down.</w:t>
-      </w:r>
-      <w:r>
-        <w:t xml:space="preserve"> </w:t>
-      </w:r>
-      <w:r>
-        <w:rPr>
-          <w:rStyle w:val="VerbatimChar"/>
-        </w:rPr>
-        <w:t xml:space="preserve">PATH</w:t>
-      </w:r>
-      <w:r>
-        <w:t xml:space="preserve"> </w:t>
-      </w:r>
-      <w:r>
-        <w:t xml:space="preserve">is not the only danger. The first chapter of our source book (Recipes 1.1–1.9) lists what a program</w:t>
-      </w:r>
-      <w:r>
-        <w:t xml:space="preserve"> </w:t>
-      </w:r>
-      <w:r>
-        <w:t xml:space="preserve">should do in the</w:t>
-      </w:r>
-      <w:r>
-        <w:t xml:space="preserve"> </w:t>
-      </w:r>
-      <w:r>
-        <w:rPr>
-          <w:b/>
-          <w:bCs/>
-        </w:rPr>
-        <w:t xml:space="preserve">first lines</w:t>
-      </w:r>
-      <w:r>
-        <w:t xml:space="preserve"> </w:t>
-      </w:r>
-      <w:r>
-        <w:t xml:space="preserve">of its</w:t>
-      </w:r>
-      <w:r>
-        <w:t xml:space="preserve"> </w:t>
-      </w:r>
-      <w:r>
-        <w:rPr>
-          <w:rStyle w:val="VerbatimChar"/>
-        </w:rPr>
-        <w:t xml:space="preserve">main()</w:t>
-      </w:r>
-      <w:r>
-        <w:t xml:space="preserve"> </w:t>
-      </w:r>
-      <w:r>
-        <w:t xml:space="preserve">function. In this section we will update that list for today’s</w:t>
-      </w:r>
-      <w:r>
-        <w:t xml:space="preserve"> </w:t>
-      </w:r>
-      <w:r>
-        <w:t xml:space="preserve">systems and work through it step by step.</w:t>
+        <w:t xml:space="preserve">Watch the animation below to see, step by step, how the shell tries the PATH directories in order and where the</w:t>
+      </w:r>
+      <w:r>
+        <w:t xml:space="preserve"> </w:t>
+      </w:r>
+      <w:r>
+        <w:t xml:space="preserve">fake program wins.</w:t>
       </w:r>
     </w:p>
     <w:p>
@@ -18762,20 +19164,289 @@
       <w:r>
         <w:drawing>
           <wp:inline>
-            <wp:extent cx="5759999" cy="3069681"/>
+            <wp:extent cx="5111999" cy="5857895"/>
             <wp:effectExtent b="0" l="0" r="0" t="0"/>
-            <wp:docPr descr="What a program inherits from its parent at start-up" title="" id="107" name="Picture"/>
+            <wp:docPr descr="PATH lookup and the fake command — step by step" title="" id="114" name="Picture"/>
             <a:graphic>
               <a:graphicData uri="http://schemas.openxmlformats.org/drawingml/2006/picture">
                 <pic:pic>
                   <pic:nvPicPr>
-                    <pic:cNvPr descr="h01-20-devralinan-durum.png" id="108" name="Picture"/>
+                    <pic:cNvPr descr="path-lookup.en.png" id="115" name="Picture"/>
                     <pic:cNvPicPr>
                       <a:picLocks noChangeArrowheads="1" noChangeAspect="1"/>
                     </pic:cNvPicPr>
                   </pic:nvPicPr>
                   <pic:blipFill>
-                    <a:blip r:embed="rId106"/>
+                    <a:blip r:embed="rId113"/>
+                    <a:stretch>
+                      <a:fillRect/>
+                    </a:stretch>
+                  </pic:blipFill>
+                  <pic:spPr bwMode="auto">
+                    <a:xfrm>
+                      <a:off x="0" y="0"/>
+                      <a:ext cx="5111999" cy="5857895"/>
+                    </a:xfrm>
+                    <a:prstGeom prst="rect">
+                      <a:avLst/>
+                    </a:prstGeom>
+                    <a:noFill/>
+                    <a:ln w="9525">
+                      <a:noFill/>
+                      <a:headEnd/>
+                      <a:tailEnd/>
+                    </a:ln>
+                  </pic:spPr>
+                </pic:pic>
+              </a:graphicData>
+            </a:graphic>
+          </wp:inline>
+        </w:drawing>
+      </w:r>
+    </w:p>
+    <w:p>
+      <w:pPr>
+        <w:pStyle w:val="BodyText"/>
+      </w:pPr>
+      <w:r>
+        <w:t xml:space="preserve">In the picker, try</w:t>
+      </w:r>
+      <w:r>
+        <w:t xml:space="preserve"> </w:t>
+      </w:r>
+      <w:r>
+        <w:rPr>
+          <w:b/>
+          <w:bCs/>
+        </w:rPr>
+        <w:t xml:space="preserve">no attack</w:t>
+      </w:r>
+      <w:r>
+        <w:t xml:space="preserve"> </w:t>
+      </w:r>
+      <w:r>
+        <w:t xml:space="preserve">(normal),</w:t>
+      </w:r>
+      <w:r>
+        <w:t xml:space="preserve"> </w:t>
+      </w:r>
+      <w:r>
+        <w:rPr>
+          <w:b/>
+          <w:bCs/>
+        </w:rPr>
+        <w:t xml:space="preserve">the fake directory prepended to PATH</w:t>
+      </w:r>
+      <w:r>
+        <w:t xml:space="preserve"> </w:t>
+      </w:r>
+      <w:r>
+        <w:t xml:space="preserve">(hard), and the edge cases</w:t>
+      </w:r>
+      <w:r>
+        <w:t xml:space="preserve"> </w:t>
+      </w:r>
+      <w:r>
+        <w:rPr>
+          <w:b/>
+          <w:bCs/>
+        </w:rPr>
+        <w:t xml:space="preserve">the fake directory in the middle, still wins</w:t>
+      </w:r>
+      <w:r>
+        <w:t xml:space="preserve"> </w:t>
+      </w:r>
+      <w:r>
+        <w:t xml:space="preserve">and</w:t>
+      </w:r>
+      <w:r>
+        <w:t xml:space="preserve"> </w:t>
+      </w:r>
+      <w:r>
+        <w:rPr>
+          <w:b/>
+          <w:bCs/>
+        </w:rPr>
+        <w:t xml:space="preserve">the secure version — absolute path, no search</w:t>
+      </w:r>
+      <w:r>
+        <w:t xml:space="preserve"> </w:t>
+      </w:r>
+      <w:r>
+        <w:t xml:space="preserve">— or press</w:t>
+      </w:r>
+      <w:r>
+        <w:t xml:space="preserve"> </w:t>
+      </w:r>
+      <w:r>
+        <w:t xml:space="preserve">🎲 for a random PATH list, or type your own directory list (mark entries</w:t>
+      </w:r>
+      <w:r>
+        <w:t xml:space="preserve"> </w:t>
+      </w:r>
+      <w:r>
+        <w:rPr>
+          <w:rStyle w:val="VerbatimChar"/>
+        </w:rPr>
+        <w:t xml:space="preserve">dir:real</w:t>
+      </w:r>
+      <w:r>
+        <w:t xml:space="preserve"> </w:t>
+      </w:r>
+      <w:r>
+        <w:t xml:space="preserve">/</w:t>
+      </w:r>
+      <w:r>
+        <w:t xml:space="preserve"> </w:t>
+      </w:r>
+      <w:r>
+        <w:rPr>
+          <w:rStyle w:val="VerbatimChar"/>
+        </w:rPr>
+        <w:t xml:space="preserve">dir:fake</w:t>
+      </w:r>
+      <w:r>
+        <w:t xml:space="preserve">, or try the</w:t>
+      </w:r>
+      <w:r>
+        <w:t xml:space="preserve"> </w:t>
+      </w:r>
+      <w:r>
+        <w:t xml:space="preserve">absolute-path fix with</w:t>
+      </w:r>
+      <w:r>
+        <w:t xml:space="preserve"> </w:t>
+      </w:r>
+      <w:r>
+        <w:rPr>
+          <w:rStyle w:val="VerbatimChar"/>
+        </w:rPr>
+        <w:t xml:space="preserve">ABSOLUTE date /bin/date</w:t>
+      </w:r>
+      <w:r>
+        <w:t xml:space="preserve">).</w:t>
+      </w:r>
+    </w:p>
+    <w:p>
+      <w:r>
+        <w:pict>
+          <v:rect style="width:0;height:1.5pt" o:hralign="center" o:hrstd="t" o:hr="t"/>
+        </w:pict>
+      </w:r>
+    </w:p>
+    <w:bookmarkEnd w:id="116"/>
+    <w:bookmarkEnd w:id="117"/>
+    <w:bookmarkStart w:id="132" w:name="X072cd1953c0461dcac30a3f54c82ad18a4b4d6d"/>
+    <w:p>
+      <w:pPr>
+        <w:pStyle w:val="Heading2"/>
+      </w:pPr>
+      <w:r>
+        <w:t xml:space="preserve">11. Secure start-up: what to do in a program’s first lines</w:t>
+      </w:r>
+    </w:p>
+    <w:p>
+      <w:pPr>
+        <w:pStyle w:val="FirstParagraph"/>
+      </w:pPr>
+      <w:r>
+        <w:t xml:space="preserve">Demo 1 showed how a single inherited environment variable (</w:t>
+      </w:r>
+      <w:r>
+        <w:rPr>
+          <w:rStyle w:val="VerbatimChar"/>
+        </w:rPr>
+        <w:t xml:space="preserve">PATH</w:t>
+      </w:r>
+      <w:r>
+        <w:t xml:space="preserve">) can turn all of a program’s security upside</w:t>
+      </w:r>
+      <w:r>
+        <w:t xml:space="preserve"> </w:t>
+      </w:r>
+      <w:r>
+        <w:t xml:space="preserve">down.</w:t>
+      </w:r>
+      <w:r>
+        <w:t xml:space="preserve"> </w:t>
+      </w:r>
+      <w:r>
+        <w:rPr>
+          <w:rStyle w:val="VerbatimChar"/>
+        </w:rPr>
+        <w:t xml:space="preserve">PATH</w:t>
+      </w:r>
+      <w:r>
+        <w:t xml:space="preserve"> </w:t>
+      </w:r>
+      <w:r>
+        <w:t xml:space="preserve">is not the only danger. The first chapter of our source book (Recipes 1.1–1.9) lists what a program</w:t>
+      </w:r>
+      <w:r>
+        <w:t xml:space="preserve"> </w:t>
+      </w:r>
+      <w:r>
+        <w:t xml:space="preserve">should do in the</w:t>
+      </w:r>
+      <w:r>
+        <w:t xml:space="preserve"> </w:t>
+      </w:r>
+      <w:r>
+        <w:rPr>
+          <w:b/>
+          <w:bCs/>
+        </w:rPr>
+        <w:t xml:space="preserve">first lines</w:t>
+      </w:r>
+      <w:r>
+        <w:t xml:space="preserve"> </w:t>
+      </w:r>
+      <w:r>
+        <w:t xml:space="preserve">of its</w:t>
+      </w:r>
+      <w:r>
+        <w:t xml:space="preserve"> </w:t>
+      </w:r>
+      <w:r>
+        <w:rPr>
+          <w:rStyle w:val="VerbatimChar"/>
+        </w:rPr>
+        <w:t xml:space="preserve">main()</w:t>
+      </w:r>
+      <w:r>
+        <w:t xml:space="preserve"> </w:t>
+      </w:r>
+      <w:r>
+        <w:t xml:space="preserve">function. In this section we will update that list for today’s</w:t>
+      </w:r>
+      <w:r>
+        <w:t xml:space="preserve"> </w:t>
+      </w:r>
+      <w:r>
+        <w:t xml:space="preserve">systems and work through it step by step.</w:t>
+      </w:r>
+    </w:p>
+    <w:p>
+      <w:pPr>
+        <w:pStyle w:val="BodyText"/>
+      </w:pPr>
+      <w:r>
+        <w:drawing>
+          <wp:inline>
+            <wp:extent cx="5759999" cy="3069681"/>
+            <wp:effectExtent b="0" l="0" r="0" t="0"/>
+            <wp:docPr descr="What a program inherits from its parent at start-up" title="" id="119" name="Picture"/>
+            <a:graphic>
+              <a:graphicData uri="http://schemas.openxmlformats.org/drawingml/2006/picture">
+                <pic:pic>
+                  <pic:nvPicPr>
+                    <pic:cNvPr descr="h01-20-devralinan-durum.png" id="120" name="Picture"/>
+                    <pic:cNvPicPr>
+                      <a:picLocks noChangeArrowheads="1" noChangeAspect="1"/>
+                    </pic:cNvPicPr>
+                  </pic:nvPicPr>
+                  <pic:blipFill>
+                    <a:blip r:embed="rId118"/>
                     <a:stretch>
                       <a:fillRect/>
                     </a:stretch>
@@ -18802,7 +19473,7 @@
         </w:drawing>
       </w:r>
     </w:p>
-    <w:bookmarkStart w:id="109" w:name="what-does-a-program-have-when-it-starts"/>
+    <w:bookmarkStart w:id="121" w:name="what-does-a-program-have-when-it-starts"/>
     <w:p>
       <w:pPr>
         <w:pStyle w:val="Heading3"/>
@@ -19264,8 +19935,8 @@
         <w:t xml:space="preserve">state.</w:t>
       </w:r>
     </w:p>
-    <w:bookmarkEnd w:id="109"/>
-    <w:bookmarkStart w:id="110" w:name="step-1-clean-the-environment-recipe-1.1"/>
+    <w:bookmarkEnd w:id="121"/>
+    <w:bookmarkStart w:id="122" w:name="step-1-clean-the-environment-recipe-1.1"/>
     <w:p>
       <w:pPr>
         <w:pStyle w:val="Heading3"/>
@@ -19404,7 +20075,7 @@
         <w:rPr>
           <w:rStyle w:val="NormalTok"/>
         </w:rPr>
-        <w:t xml:space="preserve"> ortami_temizle</w:t>
+        <w:t xml:space="preserve"> sanitize_environment</w:t>
       </w:r>
       <w:r>
         <w:rPr>
@@ -19518,7 +20189,7 @@
         <w:rPr>
           <w:rStyle w:val="CommentTok"/>
         </w:rPr>
-        <w:t xml:space="preserve">/* korunacak değişkeni önce kopyala */</w:t>
+        <w:t xml:space="preserve">/* copy the variable to keep, first */</w:t>
       </w:r>
       <w:r>
         <w:br/>
@@ -19539,7 +20210,7 @@
         <w:rPr>
           <w:rStyle w:val="NormalTok"/>
         </w:rPr>
-        <w:t xml:space="preserve"> tz_kopya</w:t>
+        <w:t xml:space="preserve"> tz_copy</w:t>
       </w:r>
       <w:r>
         <w:rPr>
@@ -19680,7 +20351,7 @@
         <w:rPr>
           <w:rStyle w:val="NormalTok"/>
         </w:rPr>
-        <w:t xml:space="preserve"> tz_kopya</w:t>
+        <w:t xml:space="preserve"> tz_copy</w:t>
       </w:r>
       <w:r>
         <w:rPr>
@@ -19707,7 +20378,7 @@
         <w:rPr>
           <w:rStyle w:val="NormalTok"/>
         </w:rPr>
-        <w:t xml:space="preserve">tz_kopya</w:t>
+        <w:t xml:space="preserve">tz_copy</w:t>
       </w:r>
       <w:r>
         <w:rPr>
@@ -19755,7 +20426,7 @@
         <w:rPr>
           <w:rStyle w:val="CommentTok"/>
         </w:rPr>
-        <w:t xml:space="preserve">/* glibc; taşınabilir değil (aşağıya bakın) */</w:t>
+        <w:t xml:space="preserve">/* glibc-specific; not portable (see below) */</w:t>
       </w:r>
       <w:r>
         <w:br/>
@@ -19830,7 +20501,7 @@
         <w:rPr>
           <w:rStyle w:val="CommentTok"/>
         </w:rPr>
-        <w:t xml:space="preserve">/* bilinen, yazılamaz dizinler */</w:t>
+        <w:t xml:space="preserve">/* known, non-writable directories */</w:t>
       </w:r>
       <w:r>
         <w:br/>
@@ -19863,7 +20534,7 @@
         <w:rPr>
           <w:rStyle w:val="NormalTok"/>
         </w:rPr>
-        <w:t xml:space="preserve">tz_kopya</w:t>
+        <w:t xml:space="preserve">tz_copy</w:t>
       </w:r>
       <w:r>
         <w:rPr>
@@ -19914,7 +20585,7 @@
         <w:rPr>
           <w:rStyle w:val="NormalTok"/>
         </w:rPr>
-        <w:t xml:space="preserve"> tz_kopya</w:t>
+        <w:t xml:space="preserve"> tz_copy</w:t>
       </w:r>
       <w:r>
         <w:rPr>
@@ -20132,8 +20803,8 @@
         <w:t xml:space="preserve">is also a danger (Step 6 below).</w:t>
       </w:r>
     </w:p>
-    <w:bookmarkEnd w:id="110"/>
-    <w:bookmarkStart w:id="111" w:name="X9f480f6eb532b2719b08d63ed19b3e6ae038215"/>
+    <w:bookmarkEnd w:id="122"/>
+    <w:bookmarkStart w:id="123" w:name="X9f480f6eb532b2719b08d63ed19b3e6ae038215"/>
     <w:p>
       <w:pPr>
         <w:pStyle w:val="Heading3"/>
@@ -20336,7 +21007,7 @@
         <w:rPr>
           <w:rStyle w:val="NormalTok"/>
         </w:rPr>
-        <w:t xml:space="preserve"> tanitici_duzenle</w:t>
+        <w:t xml:space="preserve"> sanitize_file_descriptors</w:t>
       </w:r>
       <w:r>
         <w:rPr>
@@ -20603,7 +21274,7 @@
         <w:rPr>
           <w:rStyle w:val="CommentTok"/>
         </w:rPr>
-        <w:t xml:space="preserve">/* kapalı mı? */</w:t>
+        <w:t xml:space="preserve">/* closed? */</w:t>
       </w:r>
       <w:r>
         <w:br/>
@@ -20624,7 +21295,7 @@
         <w:rPr>
           <w:rStyle w:val="NormalTok"/>
         </w:rPr>
-        <w:t xml:space="preserve"> yeni </w:t>
+        <w:t xml:space="preserve"> new_fd </w:t>
       </w:r>
       <w:r>
         <w:rPr>
@@ -20699,7 +21370,7 @@
         <w:rPr>
           <w:rStyle w:val="NormalTok"/>
         </w:rPr>
-        <w:t xml:space="preserve">yeni </w:t>
+        <w:t xml:space="preserve">new_fd </w:t>
       </w:r>
       <w:r>
         <w:rPr>
@@ -20729,7 +21400,7 @@
         <w:rPr>
           <w:rStyle w:val="CommentTok"/>
         </w:rPr>
-        <w:t xml:space="preserve">/* tam olarak o numarayı almalı */</w:t>
+        <w:t xml:space="preserve">/* must get exactly that number */</w:t>
       </w:r>
       <w:r>
         <w:br/>
@@ -20789,7 +21460,7 @@
         <w:rPr>
           <w:rStyle w:val="CommentTok"/>
         </w:rPr>
-        <w:t xml:space="preserve">/* Linux 5.9+ / glibc 2.34+: tek çağrıda 3 ve üstünü kapat */</w:t>
+        <w:t xml:space="preserve">/* Linux 5.9+ / glibc 2.34+: close 3 and above in one call */</w:t>
       </w:r>
       <w:r>
         <w:br/>
@@ -20947,8 +21618,8 @@
         <w:t xml:space="preserve">flag, so they don’t leak into a child process you launch later.</w:t>
       </w:r>
     </w:p>
-    <w:bookmarkEnd w:id="111"/>
-    <w:bookmarkStart w:id="112" w:name="Xb462134469e24028025802fc1280dff91e5eb83"/>
+    <w:bookmarkEnd w:id="123"/>
+    <w:bookmarkStart w:id="124" w:name="Xb462134469e24028025802fc1280dff91e5eb83"/>
     <w:p>
       <w:pPr>
         <w:pStyle w:val="Heading3"/>
@@ -21010,7 +21681,7 @@
         <w:rPr>
           <w:rStyle w:val="CommentTok"/>
         </w:rPr>
-        <w:t xml:space="preserve">/* yeni dosyalar yalnız sahibine açık: rw------- */</w:t>
+        <w:t xml:space="preserve">/* new files open only to the owner: rw------- */</w:t>
       </w:r>
     </w:p>
     <w:p>
@@ -21140,7 +21811,7 @@
       <w:r>
         <w:t xml:space="preserve"> </w:t>
       </w:r>
-      <w:hyperlink r:id="rId81">
+      <w:hyperlink r:id="rId87">
         <w:r>
           <w:rPr>
             <w:rStyle w:val="Hyperlink"/>
@@ -21152,8 +21823,8 @@
         <w:t xml:space="preserve">.</w:t>
       </w:r>
     </w:p>
-    <w:bookmarkEnd w:id="112"/>
-    <w:bookmarkStart w:id="113" w:name="step-4-disable-crash-dumps-recipe-1.9"/>
+    <w:bookmarkEnd w:id="124"/>
+    <w:bookmarkStart w:id="125" w:name="step-4-disable-crash-dumps-recipe-1.9"/>
     <w:p>
       <w:pPr>
         <w:pStyle w:val="Heading3"/>
@@ -21269,7 +21940,7 @@
         <w:rPr>
           <w:rStyle w:val="NormalTok"/>
         </w:rPr>
-        <w:t xml:space="preserve"> dokumu_kapat</w:t>
+        <w:t xml:space="preserve"> disable_core_dump</w:t>
       </w:r>
       <w:r>
         <w:rPr>
@@ -21440,7 +22111,7 @@
         <w:rPr>
           <w:rStyle w:val="CommentTok"/>
         </w:rPr>
-        <w:t xml:space="preserve">/* çekirdek dökümü boyutu 0 */</w:t>
+        <w:t xml:space="preserve">/* core dump size 0 */</w:t>
       </w:r>
       <w:r>
         <w:br/>
@@ -21551,7 +22222,7 @@
         <w:rPr>
           <w:rStyle w:val="CommentTok"/>
         </w:rPr>
-        <w:t xml:space="preserve">/* döküm yok, aynı kullanıcı bile ptrace ile bağlanamaz */</w:t>
+        <w:t xml:space="preserve">/* no dump; not even the same user can attach via ptrace */</w:t>
       </w:r>
       <w:r>
         <w:br/>
@@ -21677,7 +22348,7 @@
         <w:rPr>
           <w:rStyle w:val="NormalTok"/>
         </w:rPr>
-        <w:t xml:space="preserve"> dokumu_kapat</w:t>
+        <w:t xml:space="preserve"> disable_core_dump</w:t>
       </w:r>
       <w:r>
         <w:rPr>
@@ -21719,7 +22390,7 @@
         <w:rPr>
           <w:rStyle w:val="CommentTok"/>
         </w:rPr>
-        <w:t xml:space="preserve">/* Çökme iletişim kutusunu ve kritik hata kutularını kapat */</w:t>
+        <w:t xml:space="preserve">/* Close the crash dialog and critical-error dialogs */</w:t>
       </w:r>
       <w:r>
         <w:br/>
@@ -21818,8 +22489,8 @@
         <w:t xml:space="preserve">find.</w:t>
       </w:r>
     </w:p>
-    <w:bookmarkEnd w:id="113"/>
-    <w:bookmarkStart w:id="114" w:name="X839245950f46857685d419d5097d4c8f9bc2299"/>
+    <w:bookmarkEnd w:id="125"/>
+    <w:bookmarkStart w:id="126" w:name="X839245950f46857685d419d5097d4c8f9bc2299"/>
     <w:p>
       <w:pPr>
         <w:pStyle w:val="Heading3"/>
@@ -21923,7 +22594,7 @@
         <w:rPr>
           <w:rStyle w:val="NormalTok"/>
         </w:rPr>
-        <w:t xml:space="preserve"> yetkiyi_birak</w:t>
+        <w:t xml:space="preserve"> drop_privileges</w:t>
       </w:r>
       <w:r>
         <w:rPr>
@@ -22136,7 +22807,7 @@
         <w:rPr>
           <w:rStyle w:val="CommentTok"/>
         </w:rPr>
-        <w:t xml:space="preserve">/* önce grup: sonra buna yetkimiz kalmaz */</w:t>
+        <w:t xml:space="preserve">/* group first: afterward we no longer have permission to change it */</w:t>
       </w:r>
       <w:r>
         <w:br/>
@@ -22265,7 +22936,7 @@
         <w:rPr>
           <w:rStyle w:val="CommentTok"/>
         </w:rPr>
-        <w:t xml:space="preserve">/* gerçek, etkin ve saklı kimliğin üçü de */</w:t>
+        <w:t xml:space="preserve">/* all three: real, effective and saved identity */</w:t>
       </w:r>
       <w:r>
         <w:br/>
@@ -22505,7 +23176,7 @@
         <w:rPr>
           <w:rStyle w:val="CommentTok"/>
         </w:rPr>
-        <w:t xml:space="preserve">/* bıraktığını DOĞRULA */</w:t>
+        <w:t xml:space="preserve">/* VERIFY that it was actually dropped */</w:t>
       </w:r>
       <w:r>
         <w:br/>
@@ -22720,8 +23391,8 @@
         <w:t xml:space="preserve">process is today’s version of this idea.</w:t>
       </w:r>
     </w:p>
-    <w:bookmarkEnd w:id="114"/>
-    <w:bookmarkStart w:id="115" w:name="X96061fe9193130a756dea8a91aee34857b5eeb4"/>
+    <w:bookmarkEnd w:id="126"/>
+    <w:bookmarkStart w:id="127" w:name="X96061fe9193130a756dea8a91aee34857b5eeb4"/>
     <w:p>
       <w:pPr>
         <w:pStyle w:val="Heading3"/>
@@ -22791,7 +23462,7 @@
               <w:rPr>
                 <w:rStyle w:val="VerbatimChar"/>
               </w:rPr>
-              <w:t xml:space="preserve">system("convert " + dosya)</w:t>
+              <w:t xml:space="preserve">system("convert " + file)</w:t>
             </w:r>
           </w:p>
         </w:tc>
@@ -22866,7 +23537,7 @@
               <w:rPr>
                 <w:rStyle w:val="VerbatimChar"/>
               </w:rPr>
-              <w:t xml:space="preserve">execve("/usr/bin/convert", argv, temiz_ortam)</w:t>
+              <w:t xml:space="preserve">execve("/usr/bin/convert", argv, clean_env)</w:t>
             </w:r>
           </w:p>
         </w:tc>
@@ -23012,7 +23683,7 @@
               <w:rPr>
                 <w:rStyle w:val="VerbatimChar"/>
               </w:rPr>
-              <w:t xml:space="preserve">LoadLibrary("yardimci.dll")</w:t>
+              <w:t xml:space="preserve">LoadLibrary("helper.dll")</w:t>
             </w:r>
           </w:p>
         </w:tc>
@@ -23059,7 +23730,7 @@
               <w:rPr>
                 <w:rStyle w:val="VerbatimChar"/>
               </w:rPr>
-              <w:t xml:space="preserve">dlopen("libyardimci.so")</w:t>
+              <w:t xml:space="preserve">dlopen("libhelper.so")</w:t>
             </w:r>
           </w:p>
         </w:tc>
@@ -23156,8 +23827,8 @@
         <w:t xml:space="preserve">wants in a folder the attacker left behind, that library’s code runs with the program’s privilege (CWE-427).</w:t>
       </w:r>
     </w:p>
-    <w:bookmarkEnd w:id="115"/>
-    <w:bookmarkStart w:id="116" w:name="all-together-guvenli_baslat"/>
+    <w:bookmarkEnd w:id="127"/>
+    <w:bookmarkStart w:id="131" w:name="all-together-secure_startup"/>
     <w:p>
       <w:pPr>
         <w:pStyle w:val="Heading3"/>
@@ -23172,7 +23843,7 @@
         <w:rPr>
           <w:rStyle w:val="VerbatimChar"/>
         </w:rPr>
-        <w:t xml:space="preserve">guvenli_baslat()</w:t>
+        <w:t xml:space="preserve">secure_startup()</w:t>
       </w:r>
     </w:p>
     <w:p>
@@ -23184,7 +23855,7 @@
           <w:b/>
           <w:bCs/>
         </w:rPr>
-        <w:t xml:space="preserve">guvenli_baslat.c — Linux skeleton (Windows equivalents in comments)</w:t>
+        <w:t xml:space="preserve">secure_startup.c — Linux skeleton (Windows equivalents in comments)</w:t>
       </w:r>
     </w:p>
     <w:p>
@@ -23279,7 +23950,7 @@
         <w:rPr>
           <w:rStyle w:val="NormalTok"/>
         </w:rPr>
-        <w:t xml:space="preserve">    tanitici_duzenle</w:t>
+        <w:t xml:space="preserve">    sanitize_file_descriptors</w:t>
       </w:r>
       <w:r>
         <w:rPr>
@@ -23297,7 +23968,7 @@
         <w:rPr>
           <w:rStyle w:val="CommentTok"/>
         </w:rPr>
-        <w:t xml:space="preserve">/* Adım 2 — Windows: gerek yok, tanıtıcılar varsayılan olarak devralınmaz */</w:t>
+        <w:t xml:space="preserve">/* Step 2 — Windows: not needed, descriptors are not inherited by default */</w:t>
       </w:r>
       <w:r>
         <w:br/>
@@ -23306,7 +23977,7 @@
         <w:rPr>
           <w:rStyle w:val="NormalTok"/>
         </w:rPr>
-        <w:t xml:space="preserve">    ortami_temizle</w:t>
+        <w:t xml:space="preserve">    sanitize_environment</w:t>
       </w:r>
       <w:r>
         <w:rPr>
@@ -23318,13 +23989,13 @@
         <w:rPr>
           <w:rStyle w:val="NormalTok"/>
         </w:rPr>
-        <w:t xml:space="preserve">     </w:t>
+        <w:t xml:space="preserve">        </w:t>
       </w:r>
       <w:r>
         <w:rPr>
           <w:rStyle w:val="CommentTok"/>
         </w:rPr>
-        <w:t xml:space="preserve">/* Adım 1 — Windows: SetDefaultDllDirectories + PATH doğrulaması */</w:t>
+        <w:t xml:space="preserve">/* Step 1 — Windows: SetDefaultDllDirectories + PATH validation */</w:t>
       </w:r>
       <w:r>
         <w:br/>
@@ -23357,13 +24028,40 @@
         <w:rPr>
           <w:rStyle w:val="NormalTok"/>
         </w:rPr>
+        <w:t xml:space="preserve">                    </w:t>
+      </w:r>
+      <w:r>
+        <w:rPr>
+          <w:rStyle w:val="CommentTok"/>
+        </w:rPr>
+        <w:t xml:space="preserve">/* Step 3 — Windows: create the file explicitly with a restricted DACL */</w:t>
+      </w:r>
+      <w:r>
+        <w:br/>
+      </w:r>
+      <w:r>
+        <w:rPr>
+          <w:rStyle w:val="NormalTok"/>
+        </w:rPr>
+        <w:t xml:space="preserve">    disable_core_dump</w:t>
+      </w:r>
+      <w:r>
+        <w:rPr>
+          <w:rStyle w:val="OperatorTok"/>
+        </w:rPr>
+        <w:t xml:space="preserve">();</w:t>
+      </w:r>
+      <w:r>
+        <w:rPr>
+          <w:rStyle w:val="NormalTok"/>
+        </w:rPr>
         <w:t xml:space="preserve">           </w:t>
       </w:r>
       <w:r>
         <w:rPr>
           <w:rStyle w:val="CommentTok"/>
         </w:rPr>
-        <w:t xml:space="preserve">/* Adım 3 — Windows: dosyayı açıkça kısıtlı DACL ile oluştur */</w:t>
+        <w:t xml:space="preserve">/* Step 4 — Windows: SetErrorMode */</w:t>
       </w:r>
       <w:r>
         <w:br/>
@@ -23372,7 +24070,7 @@
         <w:rPr>
           <w:rStyle w:val="NormalTok"/>
         </w:rPr>
-        <w:t xml:space="preserve">    dokumu_kapat</w:t>
+        <w:t xml:space="preserve">    drop_privileges</w:t>
       </w:r>
       <w:r>
         <w:rPr>
@@ -23384,97 +24082,70 @@
         <w:rPr>
           <w:rStyle w:val="NormalTok"/>
         </w:rPr>
-        <w:t xml:space="preserve">       </w:t>
+        <w:t xml:space="preserve">             </w:t>
       </w:r>
       <w:r>
         <w:rPr>
           <w:rStyle w:val="CommentTok"/>
         </w:rPr>
-        <w:t xml:space="preserve">/* Adım 4 — Windows: SetErrorMode */</w:t>
+        <w:t xml:space="preserve">/* Step 5 — Windows: restricted token / separate process */</w:t>
       </w:r>
       <w:r>
         <w:br/>
       </w:r>
       <w:r>
-        <w:rPr>
-          <w:rStyle w:val="NormalTok"/>
-        </w:rPr>
-        <w:t xml:space="preserve">    yetkiyi_birak</w:t>
-      </w:r>
-      <w:r>
-        <w:rPr>
-          <w:rStyle w:val="OperatorTok"/>
-        </w:rPr>
-        <w:t xml:space="preserve">();</w:t>
-      </w:r>
-      <w:r>
-        <w:rPr>
-          <w:rStyle w:val="NormalTok"/>
-        </w:rPr>
-        <w:t xml:space="preserve">      </w:t>
+        <w:br/>
+      </w:r>
+      <w:r>
+        <w:rPr>
+          <w:rStyle w:val="NormalTok"/>
+        </w:rPr>
+        <w:t xml:space="preserve">    </w:t>
       </w:r>
       <w:r>
         <w:rPr>
           <w:rStyle w:val="CommentTok"/>
         </w:rPr>
-        <w:t xml:space="preserve">/* Adım 5 — Windows: kısıtlanmış belirteç / ayrı süreç */</w:t>
+        <w:t xml:space="preserve">/* ... the program's actual work ... */</w:t>
       </w:r>
       <w:r>
         <w:br/>
       </w:r>
       <w:r>
+        <w:rPr>
+          <w:rStyle w:val="NormalTok"/>
+        </w:rPr>
+        <w:t xml:space="preserve">    </w:t>
+      </w:r>
+      <w:r>
+        <w:rPr>
+          <w:rStyle w:val="ControlFlowTok"/>
+        </w:rPr>
+        <w:t xml:space="preserve">return</w:t>
+      </w:r>
+      <w:r>
+        <w:rPr>
+          <w:rStyle w:val="NormalTok"/>
+        </w:rPr>
+        <w:t xml:space="preserve"> </w:t>
+      </w:r>
+      <w:r>
+        <w:rPr>
+          <w:rStyle w:val="DecValTok"/>
+        </w:rPr>
+        <w:t xml:space="preserve">0</w:t>
+      </w:r>
+      <w:r>
+        <w:rPr>
+          <w:rStyle w:val="OperatorTok"/>
+        </w:rPr>
+        <w:t xml:space="preserve">;</w:t>
+      </w:r>
+      <w:r>
         <w:br/>
       </w:r>
       <w:r>
         <w:rPr>
-          <w:rStyle w:val="NormalTok"/>
-        </w:rPr>
-        <w:t xml:space="preserve">    </w:t>
-      </w:r>
-      <w:r>
-        <w:rPr>
-          <w:rStyle w:val="CommentTok"/>
-        </w:rPr>
-        <w:t xml:space="preserve">/* ... programın asıl işi ... */</w:t>
-      </w:r>
-      <w:r>
-        <w:br/>
-      </w:r>
-      <w:r>
-        <w:rPr>
-          <w:rStyle w:val="NormalTok"/>
-        </w:rPr>
-        <w:t xml:space="preserve">    </w:t>
-      </w:r>
-      <w:r>
-        <w:rPr>
-          <w:rStyle w:val="ControlFlowTok"/>
-        </w:rPr>
-        <w:t xml:space="preserve">return</w:t>
-      </w:r>
-      <w:r>
-        <w:rPr>
-          <w:rStyle w:val="NormalTok"/>
-        </w:rPr>
-        <w:t xml:space="preserve"> </w:t>
-      </w:r>
-      <w:r>
-        <w:rPr>
-          <w:rStyle w:val="DecValTok"/>
-        </w:rPr>
-        <w:t xml:space="preserve">0</w:t>
-      </w:r>
-      <w:r>
-        <w:rPr>
-          <w:rStyle w:val="OperatorTok"/>
-        </w:rPr>
-        <w:t xml:space="preserve">;</w:t>
-      </w:r>
-      <w:r>
-        <w:br/>
-      </w:r>
-      <w:r>
-        <w:rPr>
           <w:rStyle w:val="OperatorTok"/>
         </w:rPr>
         <w:t xml:space="preserve">}</w:t>
@@ -23517,22 +24188,16 @@
     </w:p>
     <w:p>
       <w:pPr>
-        <w:pStyle w:val="BlockText"/>
-      </w:pPr>
-      <w:r>
-        <w:rPr>
-          <w:b/>
-          <w:bCs/>
-        </w:rPr>
-        <w:t xml:space="preserve">How does an evaluator test this?</w:t>
-      </w:r>
-    </w:p>
-    <w:p>
-      <w:pPr>
-        <w:pStyle w:val="BlockText"/>
-      </w:pPr>
-      <w:r>
-        <w:t xml:space="preserve">They start the program with standard output closed, with a poisoned</w:t>
+        <w:pStyle w:val="BodyText"/>
+      </w:pPr>
+      <w:r>
+        <w:t xml:space="preserve">The animation below takes a dangerous inherited state (12 variables, plus the descriptor/umask/dump/privilege</w:t>
+      </w:r>
+      <w:r>
+        <w:t xml:space="preserve"> </w:t>
+      </w:r>
+      <w:r>
+        <w:t xml:space="preserve">state) and runs</w:t>
       </w:r>
       <w:r>
         <w:t xml:space="preserve"> </w:t>
@@ -23541,237 +24206,10 @@
         <w:rPr>
           <w:rStyle w:val="VerbatimChar"/>
         </w:rPr>
-        <w:t xml:space="preserve">PATH</w:t>
-      </w:r>
-      <w:r>
-        <w:t xml:space="preserve"> </w:t>
-      </w:r>
-      <w:r>
-        <w:t xml:space="preserve">and</w:t>
-      </w:r>
-      <w:r>
-        <w:t xml:space="preserve"> </w:t>
-      </w:r>
-      <w:r>
-        <w:rPr>
-          <w:rStyle w:val="VerbatimChar"/>
-        </w:rPr>
-        <w:t xml:space="preserve">LD_PRELOAD</w:t>
-      </w:r>
-      <w:r>
-        <w:t xml:space="preserve">, with</w:t>
-      </w:r>
-      <w:r>
-        <w:t xml:space="preserve"> </w:t>
-      </w:r>
-      <w:r>
-        <w:rPr>
-          <w:rStyle w:val="VerbatimChar"/>
-        </w:rPr>
-        <w:t xml:space="preserve">umask 000</w:t>
-      </w:r>
-      <w:r>
-        <w:t xml:space="preserve">; they trigger a crash and look for a dump file; for setuid programs they check whether privilege was</w:t>
-      </w:r>
-      <w:r>
-        <w:t xml:space="preserve"> </w:t>
-      </w:r>
-      <w:r>
-        <w:t xml:space="preserve">really dropped by reading the</w:t>
-      </w:r>
-      <w:r>
-        <w:t xml:space="preserve"> </w:t>
-      </w:r>
-      <w:r>
-        <w:rPr>
-          <w:rStyle w:val="VerbatimChar"/>
-        </w:rPr>
-        <w:t xml:space="preserve">Uid:</w:t>
-      </w:r>
-      <w:r>
-        <w:t xml:space="preserve"> </w:t>
-      </w:r>
-      <w:r>
-        <w:t xml:space="preserve">line in</w:t>
-      </w:r>
-      <w:r>
-        <w:t xml:space="preserve"> </w:t>
-      </w:r>
-      <w:r>
-        <w:rPr>
-          <w:rStyle w:val="VerbatimChar"/>
-        </w:rPr>
-        <w:t xml:space="preserve">/proc/&lt;pid&gt;/status</w:t>
-      </w:r>
-      <w:r>
-        <w:t xml:space="preserve">. On Windows they drop a fake DLL into the</w:t>
-      </w:r>
-      <w:r>
-        <w:t xml:space="preserve"> </w:t>
-      </w:r>
-      <w:r>
-        <w:t xml:space="preserve">app’s folder and the working directory and see whether it gets loaded.</w:t>
-      </w:r>
-    </w:p>
-    <w:p>
-      <w:pPr>
-        <w:pStyle w:val="BlockText"/>
-      </w:pPr>
-      <w:r>
-        <w:rPr>
-          <w:b/>
-          <w:bCs/>
-        </w:rPr>
-        <w:t xml:space="preserve">How is this applied in the field?</w:t>
-      </w:r>
-    </w:p>
-    <w:p>
-      <w:pPr>
-        <w:pStyle w:val="BlockText"/>
-      </w:pPr>
-      <w:r>
-        <w:t xml:space="preserve">In mobile payment libraries, the native layer checks whether the</w:t>
-      </w:r>
-      <w:r>
-        <w:t xml:space="preserve"> </w:t>
-      </w:r>
-      <w:r>
-        <w:rPr>
-          <w:rStyle w:val="VerbatimChar"/>
-        </w:rPr>
-        <w:t xml:space="preserve">LD_PRELOAD</w:t>
-      </w:r>
-      <w:r>
-        <w:t xml:space="preserve"> </w:t>
-      </w:r>
-      <w:r>
-        <w:t xml:space="preserve">variable is set; it even writes</w:t>
-      </w:r>
-      <w:r>
-        <w:t xml:space="preserve"> </w:t>
-      </w:r>
-      <w:r>
-        <w:t xml:space="preserve">a random variable with</w:t>
-      </w:r>
-      <w:r>
-        <w:t xml:space="preserve"> </w:t>
-      </w:r>
-      <w:r>
-        <w:rPr>
-          <w:rStyle w:val="VerbatimChar"/>
-        </w:rPr>
-        <w:t xml:space="preserve">setenv</w:t>
-      </w:r>
-      <w:r>
-        <w:t xml:space="preserve"> </w:t>
-      </w:r>
-      <w:r>
-        <w:t xml:space="preserve">and reads it back with</w:t>
-      </w:r>
-      <w:r>
-        <w:t xml:space="preserve"> </w:t>
-      </w:r>
-      <w:r>
-        <w:rPr>
-          <w:rStyle w:val="VerbatimChar"/>
-        </w:rPr>
-        <w:t xml:space="preserve">getenv</w:t>
-      </w:r>
-      <w:r>
-        <w:t xml:space="preserve"> </w:t>
-      </w:r>
-      <w:r>
-        <w:t xml:space="preserve">to detect whether the</w:t>
-      </w:r>
-      <w:r>
-        <w:t xml:space="preserve"> </w:t>
-      </w:r>
-      <w:r>
-        <w:rPr>
-          <w:rStyle w:val="VerbatimChar"/>
-        </w:rPr>
-        <w:t xml:space="preserve">getenv</w:t>
-      </w:r>
-      <w:r>
-        <w:t xml:space="preserve"> </w:t>
-      </w:r>
-      <w:r>
-        <w:t xml:space="preserve">function itself</w:t>
-      </w:r>
-      <w:r>
-        <w:t xml:space="preserve"> </w:t>
-      </w:r>
-      <w:r>
-        <w:t xml:space="preserve">has been hooked. If the value doesn’t match, someone is intercepting and altering the call. This is the point</w:t>
-      </w:r>
-      <w:r>
-        <w:t xml:space="preserve"> </w:t>
-      </w:r>
-      <w:r>
-        <w:t xml:space="preserve">where secure start-up turns into</w:t>
-      </w:r>
-      <w:r>
-        <w:t xml:space="preserve"> </w:t>
-      </w:r>
-      <w:r>
-        <w:t xml:space="preserve">“runtime self-protection”</w:t>
-      </w:r>
-      <w:r>
-        <w:t xml:space="preserve"> </w:t>
-      </w:r>
-      <w:r>
-        <w:t xml:space="preserve">(week 6).</w:t>
-      </w:r>
-    </w:p>
-    <w:p>
-      <w:r>
-        <w:pict>
-          <v:rect style="width:0;height:1.5pt" o:hralign="center" o:hrstd="t" o:hr="t"/>
-        </w:pict>
-      </w:r>
-    </w:p>
-    <w:bookmarkEnd w:id="116"/>
-    <w:bookmarkEnd w:id="117"/>
-    <w:bookmarkStart w:id="122" w:name="secrets-left-in-memory"/>
-    <w:p>
-      <w:pPr>
-        <w:pStyle w:val="Heading2"/>
-      </w:pPr>
-      <w:r>
-        <w:t xml:space="preserve">12. Secrets left in memory</w:t>
-      </w:r>
-    </w:p>
-    <w:p>
-      <w:pPr>
-        <w:pStyle w:val="FirstParagraph"/>
-      </w:pPr>
-      <w:r>
-        <w:t xml:space="preserve">What happens to a password after you use it? The variable goes out of scope, but the</w:t>
-      </w:r>
-      <w:r>
-        <w:t xml:space="preserve"> </w:t>
-      </w:r>
-      <w:r>
-        <w:rPr>
-          <w:b/>
-          <w:bCs/>
-        </w:rPr>
-        <w:t xml:space="preserve">memory is not erased</w:t>
-      </w:r>
-      <w:r>
-        <w:t xml:space="preserve">;</w:t>
-      </w:r>
-      <w:r>
-        <w:t xml:space="preserve"> </w:t>
-      </w:r>
-      <w:r>
-        <w:t xml:space="preserve">those bytes sit there until something else is written over them. If an attacker can see that memory, they read</w:t>
-      </w:r>
-      <w:r>
-        <w:t xml:space="preserve"> </w:t>
-      </w:r>
-      <w:r>
-        <w:t xml:space="preserve">the secret. There are more situations where memory can be seen than you might think:</w:t>
+        <w:t xml:space="preserve">secure_startup()</w:t>
+      </w:r>
+      <w:r>
+        <w:t xml:space="preserve">’s five steps in order, showing how many variables survive at the end.</w:t>
       </w:r>
     </w:p>
     <w:p>
@@ -23781,20 +24219,369 @@
       <w:r>
         <w:drawing>
           <wp:inline>
-            <wp:extent cx="5759999" cy="2920024"/>
+            <wp:extent cx="5111999" cy="17844490"/>
             <wp:effectExtent b="0" l="0" r="0" t="0"/>
-            <wp:docPr descr="Four ways a secret can leak from memory" title="" id="119" name="Picture"/>
+            <wp:docPr descr="Secure start-up — step by step" title="" id="129" name="Picture"/>
             <a:graphic>
               <a:graphicData uri="http://schemas.openxmlformats.org/drawingml/2006/picture">
                 <pic:pic>
                   <pic:nvPicPr>
-                    <pic:cNvPr descr="h01-21-bellekten-sizma-yollari.png" id="120" name="Picture"/>
+                    <pic:cNvPr descr="env-sanitize-startup.en.png" id="130" name="Picture"/>
                     <pic:cNvPicPr>
                       <a:picLocks noChangeArrowheads="1" noChangeAspect="1"/>
                     </pic:cNvPicPr>
                   </pic:nvPicPr>
                   <pic:blipFill>
-                    <a:blip r:embed="rId118"/>
+                    <a:blip r:embed="rId128"/>
+                    <a:stretch>
+                      <a:fillRect/>
+                    </a:stretch>
+                  </pic:blipFill>
+                  <pic:spPr bwMode="auto">
+                    <a:xfrm>
+                      <a:off x="0" y="0"/>
+                      <a:ext cx="5111999" cy="17844490"/>
+                    </a:xfrm>
+                    <a:prstGeom prst="rect">
+                      <a:avLst/>
+                    </a:prstGeom>
+                    <a:noFill/>
+                    <a:ln w="9525">
+                      <a:noFill/>
+                      <a:headEnd/>
+                      <a:tailEnd/>
+                    </a:ln>
+                  </pic:spPr>
+                </pic:pic>
+              </a:graphicData>
+            </a:graphic>
+          </wp:inline>
+        </w:drawing>
+      </w:r>
+    </w:p>
+    <w:p>
+      <w:pPr>
+        <w:pStyle w:val="BodyText"/>
+      </w:pPr>
+      <w:r>
+        <w:t xml:space="preserve">Try the</w:t>
+      </w:r>
+      <w:r>
+        <w:t xml:space="preserve"> </w:t>
+      </w:r>
+      <w:r>
+        <w:rPr>
+          <w:b/>
+          <w:bCs/>
+        </w:rPr>
+        <w:t xml:space="preserve">workstation</w:t>
+      </w:r>
+      <w:r>
+        <w:t xml:space="preserve">,</w:t>
+      </w:r>
+      <w:r>
+        <w:t xml:space="preserve"> </w:t>
+      </w:r>
+      <w:r>
+        <w:rPr>
+          <w:b/>
+          <w:bCs/>
+        </w:rPr>
+        <w:t xml:space="preserve">server</w:t>
+      </w:r>
+      <w:r>
+        <w:t xml:space="preserve"> </w:t>
+      </w:r>
+      <w:r>
+        <w:t xml:space="preserve">examples and the two edge cases (nothing dangerous / everything dangerous) in</w:t>
+      </w:r>
+      <w:r>
+        <w:t xml:space="preserve"> </w:t>
+      </w:r>
+      <w:r>
+        <w:t xml:space="preserve">the picker; use 🎲 to sanitise your own inherited environment.</w:t>
+      </w:r>
+    </w:p>
+    <w:p>
+      <w:pPr>
+        <w:pStyle w:val="BlockText"/>
+      </w:pPr>
+      <w:r>
+        <w:rPr>
+          <w:b/>
+          <w:bCs/>
+        </w:rPr>
+        <w:t xml:space="preserve">How does an evaluator test this?</w:t>
+      </w:r>
+    </w:p>
+    <w:p>
+      <w:pPr>
+        <w:pStyle w:val="BlockText"/>
+      </w:pPr>
+      <w:r>
+        <w:t xml:space="preserve">They start the program with standard output closed, with a poisoned</w:t>
+      </w:r>
+      <w:r>
+        <w:t xml:space="preserve"> </w:t>
+      </w:r>
+      <w:r>
+        <w:rPr>
+          <w:rStyle w:val="VerbatimChar"/>
+        </w:rPr>
+        <w:t xml:space="preserve">PATH</w:t>
+      </w:r>
+      <w:r>
+        <w:t xml:space="preserve"> </w:t>
+      </w:r>
+      <w:r>
+        <w:t xml:space="preserve">and</w:t>
+      </w:r>
+      <w:r>
+        <w:t xml:space="preserve"> </w:t>
+      </w:r>
+      <w:r>
+        <w:rPr>
+          <w:rStyle w:val="VerbatimChar"/>
+        </w:rPr>
+        <w:t xml:space="preserve">LD_PRELOAD</w:t>
+      </w:r>
+      <w:r>
+        <w:t xml:space="preserve">, with</w:t>
+      </w:r>
+      <w:r>
+        <w:t xml:space="preserve"> </w:t>
+      </w:r>
+      <w:r>
+        <w:rPr>
+          <w:rStyle w:val="VerbatimChar"/>
+        </w:rPr>
+        <w:t xml:space="preserve">umask 000</w:t>
+      </w:r>
+      <w:r>
+        <w:t xml:space="preserve">; they trigger a crash and look for a dump file; for setuid programs they check whether privilege was</w:t>
+      </w:r>
+      <w:r>
+        <w:t xml:space="preserve"> </w:t>
+      </w:r>
+      <w:r>
+        <w:t xml:space="preserve">really dropped by reading the</w:t>
+      </w:r>
+      <w:r>
+        <w:t xml:space="preserve"> </w:t>
+      </w:r>
+      <w:r>
+        <w:rPr>
+          <w:rStyle w:val="VerbatimChar"/>
+        </w:rPr>
+        <w:t xml:space="preserve">Uid:</w:t>
+      </w:r>
+      <w:r>
+        <w:t xml:space="preserve"> </w:t>
+      </w:r>
+      <w:r>
+        <w:t xml:space="preserve">line in</w:t>
+      </w:r>
+      <w:r>
+        <w:t xml:space="preserve"> </w:t>
+      </w:r>
+      <w:r>
+        <w:rPr>
+          <w:rStyle w:val="VerbatimChar"/>
+        </w:rPr>
+        <w:t xml:space="preserve">/proc/&lt;pid&gt;/status</w:t>
+      </w:r>
+      <w:r>
+        <w:t xml:space="preserve">. On Windows they drop a fake DLL into the</w:t>
+      </w:r>
+      <w:r>
+        <w:t xml:space="preserve"> </w:t>
+      </w:r>
+      <w:r>
+        <w:t xml:space="preserve">app’s folder and the working directory and see whether it gets loaded.</w:t>
+      </w:r>
+    </w:p>
+    <w:p>
+      <w:pPr>
+        <w:pStyle w:val="BlockText"/>
+      </w:pPr>
+      <w:r>
+        <w:rPr>
+          <w:b/>
+          <w:bCs/>
+        </w:rPr>
+        <w:t xml:space="preserve">How is this applied in the field?</w:t>
+      </w:r>
+    </w:p>
+    <w:p>
+      <w:pPr>
+        <w:pStyle w:val="BlockText"/>
+      </w:pPr>
+      <w:r>
+        <w:t xml:space="preserve">In mobile payment libraries, the native layer checks whether the</w:t>
+      </w:r>
+      <w:r>
+        <w:t xml:space="preserve"> </w:t>
+      </w:r>
+      <w:r>
+        <w:rPr>
+          <w:rStyle w:val="VerbatimChar"/>
+        </w:rPr>
+        <w:t xml:space="preserve">LD_PRELOAD</w:t>
+      </w:r>
+      <w:r>
+        <w:t xml:space="preserve"> </w:t>
+      </w:r>
+      <w:r>
+        <w:t xml:space="preserve">variable is set; it even writes</w:t>
+      </w:r>
+      <w:r>
+        <w:t xml:space="preserve"> </w:t>
+      </w:r>
+      <w:r>
+        <w:t xml:space="preserve">a random variable with</w:t>
+      </w:r>
+      <w:r>
+        <w:t xml:space="preserve"> </w:t>
+      </w:r>
+      <w:r>
+        <w:rPr>
+          <w:rStyle w:val="VerbatimChar"/>
+        </w:rPr>
+        <w:t xml:space="preserve">setenv</w:t>
+      </w:r>
+      <w:r>
+        <w:t xml:space="preserve"> </w:t>
+      </w:r>
+      <w:r>
+        <w:t xml:space="preserve">and reads it back with</w:t>
+      </w:r>
+      <w:r>
+        <w:t xml:space="preserve"> </w:t>
+      </w:r>
+      <w:r>
+        <w:rPr>
+          <w:rStyle w:val="VerbatimChar"/>
+        </w:rPr>
+        <w:t xml:space="preserve">getenv</w:t>
+      </w:r>
+      <w:r>
+        <w:t xml:space="preserve"> </w:t>
+      </w:r>
+      <w:r>
+        <w:t xml:space="preserve">to detect whether the</w:t>
+      </w:r>
+      <w:r>
+        <w:t xml:space="preserve"> </w:t>
+      </w:r>
+      <w:r>
+        <w:rPr>
+          <w:rStyle w:val="VerbatimChar"/>
+        </w:rPr>
+        <w:t xml:space="preserve">getenv</w:t>
+      </w:r>
+      <w:r>
+        <w:t xml:space="preserve"> </w:t>
+      </w:r>
+      <w:r>
+        <w:t xml:space="preserve">function itself</w:t>
+      </w:r>
+      <w:r>
+        <w:t xml:space="preserve"> </w:t>
+      </w:r>
+      <w:r>
+        <w:t xml:space="preserve">has been hooked. If the value doesn’t match, someone is intercepting and altering the call. This is the point</w:t>
+      </w:r>
+      <w:r>
+        <w:t xml:space="preserve"> </w:t>
+      </w:r>
+      <w:r>
+        <w:t xml:space="preserve">where secure start-up turns into</w:t>
+      </w:r>
+      <w:r>
+        <w:t xml:space="preserve"> </w:t>
+      </w:r>
+      <w:r>
+        <w:t xml:space="preserve">“runtime self-protection”</w:t>
+      </w:r>
+      <w:r>
+        <w:t xml:space="preserve"> </w:t>
+      </w:r>
+      <w:r>
+        <w:t xml:space="preserve">(week 6).</w:t>
+      </w:r>
+    </w:p>
+    <w:p>
+      <w:r>
+        <w:pict>
+          <v:rect style="width:0;height:1.5pt" o:hralign="center" o:hrstd="t" o:hr="t"/>
+        </w:pict>
+      </w:r>
+    </w:p>
+    <w:bookmarkEnd w:id="131"/>
+    <w:bookmarkEnd w:id="132"/>
+    <w:bookmarkStart w:id="140" w:name="secrets-left-in-memory"/>
+    <w:p>
+      <w:pPr>
+        <w:pStyle w:val="Heading2"/>
+      </w:pPr>
+      <w:r>
+        <w:t xml:space="preserve">12. Secrets left in memory</w:t>
+      </w:r>
+    </w:p>
+    <w:p>
+      <w:pPr>
+        <w:pStyle w:val="FirstParagraph"/>
+      </w:pPr>
+      <w:r>
+        <w:t xml:space="preserve">What happens to a password after you use it? The variable goes out of scope, but the</w:t>
+      </w:r>
+      <w:r>
+        <w:t xml:space="preserve"> </w:t>
+      </w:r>
+      <w:r>
+        <w:rPr>
+          <w:b/>
+          <w:bCs/>
+        </w:rPr>
+        <w:t xml:space="preserve">memory is not erased</w:t>
+      </w:r>
+      <w:r>
+        <w:t xml:space="preserve">;</w:t>
+      </w:r>
+      <w:r>
+        <w:t xml:space="preserve"> </w:t>
+      </w:r>
+      <w:r>
+        <w:t xml:space="preserve">those bytes sit there until something else is written over them. If an attacker can see that memory, they read</w:t>
+      </w:r>
+      <w:r>
+        <w:t xml:space="preserve"> </w:t>
+      </w:r>
+      <w:r>
+        <w:t xml:space="preserve">the secret. There are more situations where memory can be seen than you might think:</w:t>
+      </w:r>
+    </w:p>
+    <w:p>
+      <w:pPr>
+        <w:pStyle w:val="BodyText"/>
+      </w:pPr>
+      <w:r>
+        <w:drawing>
+          <wp:inline>
+            <wp:extent cx="5759999" cy="2920024"/>
+            <wp:effectExtent b="0" l="0" r="0" t="0"/>
+            <wp:docPr descr="Four ways a secret can leak from memory" title="" id="134" name="Picture"/>
+            <a:graphic>
+              <a:graphicData uri="http://schemas.openxmlformats.org/drawingml/2006/picture">
+                <pic:pic>
+                  <pic:nvPicPr>
+                    <pic:cNvPr descr="h01-21-bellekten-sizma-yollari.png" id="135" name="Picture"/>
+                    <pic:cNvPicPr>
+                      <a:picLocks noChangeArrowheads="1" noChangeAspect="1"/>
+                    </pic:cNvPicPr>
+                  </pic:nvPicPr>
+                  <pic:blipFill>
+                    <a:blip r:embed="rId133"/>
                     <a:stretch>
                       <a:fillRect/>
                     </a:stretch>
@@ -23943,7 +24730,7 @@
         <w:t xml:space="preserve">.</w:t>
       </w:r>
     </w:p>
-    <w:bookmarkStart w:id="121" w:name="demo-2-the-password-left-in-memory"/>
+    <w:bookmarkStart w:id="139" w:name="demo-2-the-password-left-in-memory"/>
     <w:p>
       <w:pPr>
         <w:pStyle w:val="Heading3"/>
@@ -23976,7 +24763,7 @@
           <w:b/>
           <w:bCs/>
         </w:rPr>
-        <w:t xml:space="preserve">code/week-01/02-bellekte-parola</w:t>
+        <w:t xml:space="preserve">code/week-01/02-password-in-memory</w:t>
       </w:r>
       <w:r>
         <w:rPr>
@@ -24007,7 +24794,7 @@
         <w:rPr>
           <w:rStyle w:val="VerbatimChar"/>
         </w:rPr>
-        <w:t xml:space="preserve">parola.txt</w:t>
+        <w:t xml:space="preserve">password.txt</w:t>
       </w:r>
       <w:r>
         <w:t xml:space="preserve">, computes a key with it, then tries to erase the password.</w:t>
@@ -24143,7 +24930,7 @@
           <w:b/>
           <w:bCs/>
         </w:rPr>
-        <w:t xml:space="preserve">parola.c (excerpt)</w:t>
+        <w:t xml:space="preserve">password.c (excerpt)</w:t>
       </w:r>
     </w:p>
     <w:p>
@@ -24172,7 +24959,7 @@
         <w:rPr>
           <w:rStyle w:val="NormalTok"/>
         </w:rPr>
-        <w:t xml:space="preserve"> giris_yap</w:t>
+        <w:t xml:space="preserve"> log_in</w:t>
       </w:r>
       <w:r>
         <w:rPr>
@@ -24214,7 +25001,7 @@
         <w:rPr>
           <w:rStyle w:val="NormalTok"/>
         </w:rPr>
-        <w:t xml:space="preserve">dosya</w:t>
+        <w:t xml:space="preserve">file</w:t>
       </w:r>
       <w:r>
         <w:rPr>
@@ -24250,7 +25037,7 @@
         <w:rPr>
           <w:rStyle w:val="NormalTok"/>
         </w:rPr>
-        <w:t xml:space="preserve"> parola</w:t>
+        <w:t xml:space="preserve"> password</w:t>
       </w:r>
       <w:r>
         <w:rPr>
@@ -24283,7 +25070,7 @@
         <w:rPr>
           <w:rStyle w:val="CommentTok"/>
         </w:rPr>
-        <w:t xml:space="preserve">/* düşük düzey okuma: parola yalnız bu dizide durur */</w:t>
+        <w:t xml:space="preserve">/* low-level read: the password lives only in this array */</w:t>
       </w:r>
       <w:r>
         <w:br/>
@@ -24316,7 +25103,7 @@
         <w:rPr>
           <w:rStyle w:val="NormalTok"/>
         </w:rPr>
-        <w:t xml:space="preserve"> dosya_ac</w:t>
+        <w:t xml:space="preserve"> file_open</w:t>
       </w:r>
       <w:r>
         <w:rPr>
@@ -24328,7 +25115,7 @@
         <w:rPr>
           <w:rStyle w:val="NormalTok"/>
         </w:rPr>
-        <w:t xml:space="preserve">dosya</w:t>
+        <w:t xml:space="preserve">file</w:t>
       </w:r>
       <w:r>
         <w:rPr>
@@ -24391,7 +25178,7 @@
         <w:rPr>
           <w:rStyle w:val="NormalTok"/>
         </w:rPr>
-        <w:t xml:space="preserve">dosya_oku</w:t>
+        <w:t xml:space="preserve">file_read</w:t>
       </w:r>
       <w:r>
         <w:rPr>
@@ -24415,7 +25202,7 @@
         <w:rPr>
           <w:rStyle w:val="NormalTok"/>
         </w:rPr>
-        <w:t xml:space="preserve"> parola</w:t>
+        <w:t xml:space="preserve"> password</w:t>
       </w:r>
       <w:r>
         <w:rPr>
@@ -24445,7 +25232,7 @@
         <w:rPr>
           <w:rStyle w:val="NormalTok"/>
         </w:rPr>
-        <w:t xml:space="preserve">parola</w:t>
+        <w:t xml:space="preserve">password</w:t>
       </w:r>
       <w:r>
         <w:rPr>
@@ -24529,7 +25316,7 @@
         <w:rPr>
           <w:rStyle w:val="NormalTok"/>
         </w:rPr>
-        <w:t xml:space="preserve"> anahtar </w:t>
+        <w:t xml:space="preserve"> key </w:t>
       </w:r>
       <w:r>
         <w:rPr>
@@ -24541,7 +25328,7 @@
         <w:rPr>
           <w:rStyle w:val="NormalTok"/>
         </w:rPr>
-        <w:t xml:space="preserve"> anahtar_turet</w:t>
+        <w:t xml:space="preserve"> derive_key</w:t>
       </w:r>
       <w:r>
         <w:rPr>
@@ -24553,7 +25340,7 @@
         <w:rPr>
           <w:rStyle w:val="NormalTok"/>
         </w:rPr>
-        <w:t xml:space="preserve">parola</w:t>
+        <w:t xml:space="preserve">password</w:t>
       </w:r>
       <w:r>
         <w:rPr>
@@ -24607,7 +25394,7 @@
         <w:rPr>
           <w:rStyle w:val="PreprocessorTok"/>
         </w:rPr>
-        <w:t xml:space="preserve">#if SILME == 1</w:t>
+        <w:t xml:space="preserve">#if WIPE == 1</w:t>
       </w:r>
       <w:r>
         <w:br/>
@@ -24628,7 +25415,7 @@
         <w:rPr>
           <w:rStyle w:val="NormalTok"/>
         </w:rPr>
-        <w:t xml:space="preserve">parola</w:t>
+        <w:t xml:space="preserve">password</w:t>
       </w:r>
       <w:r>
         <w:rPr>
@@ -24676,7 +25463,7 @@
         <w:rPr>
           <w:rStyle w:val="NormalTok"/>
         </w:rPr>
-        <w:t xml:space="preserve">parola</w:t>
+        <w:t xml:space="preserve">password</w:t>
       </w:r>
       <w:r>
         <w:rPr>
@@ -24694,7 +25481,7 @@
         <w:rPr>
           <w:rStyle w:val="CommentTok"/>
         </w:rPr>
-        <w:t xml:space="preserve">/* "ölü yazma" */</w:t>
+        <w:t xml:space="preserve">/* "dead store" */</w:t>
       </w:r>
       <w:r>
         <w:br/>
@@ -24703,7 +25490,7 @@
         <w:rPr>
           <w:rStyle w:val="PreprocessorTok"/>
         </w:rPr>
-        <w:t xml:space="preserve">#elif SILME == 2</w:t>
+        <w:t xml:space="preserve">#elif WIPE == 2</w:t>
       </w:r>
       <w:r>
         <w:br/>
@@ -24739,7 +25526,7 @@
         <w:rPr>
           <w:rStyle w:val="NormalTok"/>
         </w:rPr>
-        <w:t xml:space="preserve">parola</w:t>
+        <w:t xml:space="preserve">password</w:t>
       </w:r>
       <w:r>
         <w:rPr>
@@ -24769,7 +25556,7 @@
         <w:rPr>
           <w:rStyle w:val="NormalTok"/>
         </w:rPr>
-        <w:t xml:space="preserve">parola</w:t>
+        <w:t xml:space="preserve">password</w:t>
       </w:r>
       <w:r>
         <w:rPr>
@@ -24787,7 +25574,7 @@
         <w:rPr>
           <w:rStyle w:val="CommentTok"/>
         </w:rPr>
-        <w:t xml:space="preserve">/* kaldırılamaz */</w:t>
+        <w:t xml:space="preserve">/* cannot be removed */</w:t>
       </w:r>
       <w:r>
         <w:br/>
@@ -24823,7 +25610,7 @@
         <w:rPr>
           <w:rStyle w:val="NormalTok"/>
         </w:rPr>
-        <w:t xml:space="preserve">parola</w:t>
+        <w:t xml:space="preserve">password</w:t>
       </w:r>
       <w:r>
         <w:rPr>
@@ -24853,7 +25640,7 @@
         <w:rPr>
           <w:rStyle w:val="NormalTok"/>
         </w:rPr>
-        <w:t xml:space="preserve">parola</w:t>
+        <w:t xml:space="preserve">password</w:t>
       </w:r>
       <w:r>
         <w:rPr>
@@ -24871,7 +25658,7 @@
         <w:rPr>
           <w:rStyle w:val="CommentTok"/>
         </w:rPr>
-        <w:t xml:space="preserve">/* kaldırılamaz */</w:t>
+        <w:t xml:space="preserve">/* cannot be removed */</w:t>
       </w:r>
       <w:r>
         <w:br/>
@@ -24916,7 +25703,7 @@
         <w:rPr>
           <w:rStyle w:val="NormalTok"/>
         </w:rPr>
-        <w:t xml:space="preserve"> anahtar</w:t>
+        <w:t xml:space="preserve"> key</w:t>
       </w:r>
       <w:r>
         <w:rPr>
@@ -24978,7 +25765,7 @@
         <w:rPr>
           <w:rStyle w:val="NormalTok"/>
         </w:rPr>
-        <w:t xml:space="preserve">bellekte-parola</w:t>
+        <w:t xml:space="preserve">password-in-memory</w:t>
       </w:r>
       <w:r>
         <w:br/>
@@ -25034,7 +25821,7 @@
         <w:rPr>
           <w:rStyle w:val="NormalTok"/>
         </w:rPr>
-        <w:t xml:space="preserve"> code/week-01/02-bellekte-parola</w:t>
+        <w:t xml:space="preserve"> code/week-01/02-password-in-memory</w:t>
       </w:r>
       <w:r>
         <w:br/>
@@ -25072,7 +25859,7 @@
         <w:rPr>
           <w:rStyle w:val="VerbatimChar"/>
         </w:rPr>
-        <w:t xml:space="preserve">ADIM 1 — Parolayi hic silmeyen surum</w:t>
+        <w:t xml:space="preserve">STEP 1 - Version that never wipes the password</w:t>
       </w:r>
       <w:r>
         <w:br/>
@@ -25081,7 +25868,7 @@
         <w:rPr>
           <w:rStyle w:val="VerbatimChar"/>
         </w:rPr>
-        <w:t xml:space="preserve">  SONUC: parola dokumde 1 yerde BULUNDU  -&gt;  Gizli-Parola-2026</w:t>
+        <w:t xml:space="preserve">  RESULT: password FOUND in the dump in 1 place(s)  -&gt;  Secret-Password-2026</w:t>
       </w:r>
       <w:r>
         <w:br/>
@@ -25093,7 +25880,7 @@
         <w:rPr>
           <w:rStyle w:val="VerbatimChar"/>
         </w:rPr>
-        <w:t xml:space="preserve">ADIM 2 — memset ile silen surum (-O2)</w:t>
+        <w:t xml:space="preserve">STEP 2 - Version that wipes with memset (-O2)</w:t>
       </w:r>
       <w:r>
         <w:br/>
@@ -25102,7 +25889,7 @@
         <w:rPr>
           <w:rStyle w:val="VerbatimChar"/>
         </w:rPr>
-        <w:t xml:space="preserve">  SONUC: parola dokumde 1 yerde BULUNDU  -&gt;  Gizli-Parola-2026</w:t>
+        <w:t xml:space="preserve">  RESULT: password FOUND in the dump in 1 place(s)  -&gt;  Secret-Password-2026</w:t>
       </w:r>
       <w:r>
         <w:br/>
@@ -25114,7 +25901,7 @@
         <w:rPr>
           <w:rStyle w:val="VerbatimChar"/>
         </w:rPr>
-        <w:t xml:space="preserve">ADIM 3 — explicit_bzero ile silen surum (-O2)</w:t>
+        <w:t xml:space="preserve">STEP 3 - Version that wipes with explicit_bzero (-O2)</w:t>
       </w:r>
       <w:r>
         <w:br/>
@@ -25123,7 +25910,7 @@
         <w:rPr>
           <w:rStyle w:val="VerbatimChar"/>
         </w:rPr>
-        <w:t xml:space="preserve">  SONUC: parola dokumde bulunamadi</w:t>
+        <w:t xml:space="preserve">  RESULT: password not found in the dump</w:t>
       </w:r>
       <w:r>
         <w:br/>
@@ -25135,7 +25922,7 @@
         <w:rPr>
           <w:rStyle w:val="VerbatimChar"/>
         </w:rPr>
-        <w:t xml:space="preserve">Neden? giris_yap() fonksiyonunun makine kodu:</w:t>
+        <w:t xml:space="preserve">Why? machine code of the log_in() function:</w:t>
       </w:r>
       <w:r>
         <w:br/>
@@ -25144,7 +25931,7 @@
         <w:rPr>
           <w:rStyle w:val="VerbatimChar"/>
         </w:rPr>
-        <w:t xml:space="preserve">  memset surumunde silme komutu sayisi    -&gt;  0</w:t>
+        <w:t xml:space="preserve">  number of wipe instructions in the memset version    -&gt;  0</w:t>
       </w:r>
       <w:r>
         <w:br/>
@@ -25153,7 +25940,7 @@
         <w:rPr>
           <w:rStyle w:val="VerbatimChar"/>
         </w:rPr>
-        <w:t xml:space="preserve">  explicit surumunde explicit_bzero cagrisi -&gt;  1</w:t>
+        <w:t xml:space="preserve">  explicit_bzero calls in the explicit version         -&gt;  1</w:t>
       </w:r>
     </w:p>
     <w:p>
@@ -25217,7 +26004,7 @@
           <w:i/>
           <w:iCs/>
         </w:rPr>
-        <w:t xml:space="preserve">parola</w:t>
+        <w:t xml:space="preserve">password</w:t>
       </w:r>
       <w:r>
         <w:rPr>
@@ -25314,7 +26101,7 @@
         <w:rPr>
           <w:rStyle w:val="VerbatimChar"/>
         </w:rPr>
-        <w:t xml:space="preserve">giris_yap</w:t>
+        <w:t xml:space="preserve">log_in</w:t>
       </w:r>
       <w:r>
         <w:t xml:space="preserve"> </w:t>
@@ -25329,7 +26116,7 @@
         <w:rPr>
           <w:rStyle w:val="VerbatimChar"/>
         </w:rPr>
-        <w:t xml:space="preserve">objdump -d bin/linux/parola_memset | less</w:t>
+        <w:t xml:space="preserve">objdump -d bin/linux/password_memset | less</w:t>
       </w:r>
       <w:r>
         <w:t xml:space="preserve">; in Visual Studio, put a breakpoint on</w:t>
@@ -25341,7 +26128,7 @@
         <w:rPr>
           <w:rStyle w:val="VerbatimChar"/>
         </w:rPr>
-        <w:t xml:space="preserve">giris_yap</w:t>
+        <w:t xml:space="preserve">log_in</w:t>
       </w:r>
       <w:r>
         <w:t xml:space="preserve"> </w:t>
@@ -25383,38 +26170,10 @@
     </w:p>
     <w:p>
       <w:pPr>
-        <w:pStyle w:val="BlockText"/>
-      </w:pPr>
-      <w:r>
-        <w:rPr>
-          <w:b/>
-          <w:bCs/>
-        </w:rPr>
-        <w:t xml:space="preserve">Rule</w:t>
-      </w:r>
-    </w:p>
-    <w:p>
-      <w:pPr>
-        <w:pStyle w:val="BlockText"/>
-      </w:pPr>
-      <w:r>
-        <w:t xml:space="preserve">To erase secrets, use functions the compiler</w:t>
-      </w:r>
-      <w:r>
-        <w:t xml:space="preserve"> </w:t>
-      </w:r>
-      <w:r>
-        <w:rPr>
-          <w:b/>
-          <w:bCs/>
-        </w:rPr>
-        <w:t xml:space="preserve">cannot</w:t>
-      </w:r>
-      <w:r>
-        <w:t xml:space="preserve"> </w:t>
-      </w:r>
-      <w:r>
-        <w:t xml:space="preserve">remove:</w:t>
+        <w:pStyle w:val="BodyText"/>
+      </w:pPr>
+      <w:r>
+        <w:t xml:space="preserve">The animation below shows the same 64-byte</w:t>
       </w:r>
       <w:r>
         <w:t xml:space="preserve"> </w:t>
@@ -25423,13 +26182,13 @@
         <w:rPr>
           <w:rStyle w:val="VerbatimChar"/>
         </w:rPr>
-        <w:t xml:space="preserve">explicit_bzero</w:t>
-      </w:r>
-      <w:r>
-        <w:t xml:space="preserve"> </w:t>
-      </w:r>
-      <w:r>
-        <w:t xml:space="preserve">on Linux/glibc,</w:t>
+        <w:t xml:space="preserve">password[]</w:t>
+      </w:r>
+      <w:r>
+        <w:t xml:space="preserve"> </w:t>
+      </w:r>
+      <w:r>
+        <w:t xml:space="preserve">array under all three</w:t>
       </w:r>
       <w:r>
         <w:t xml:space="preserve"> </w:t>
@@ -25438,176 +26197,19 @@
         <w:rPr>
           <w:rStyle w:val="VerbatimChar"/>
         </w:rPr>
-        <w:t xml:space="preserve">SecureZeroMemory</w:t>
-      </w:r>
-      <w:r>
-        <w:t xml:space="preserve"> </w:t>
-      </w:r>
-      <w:r>
-        <w:t xml:space="preserve">on Windows,</w:t>
-      </w:r>
-      <w:r>
-        <w:t xml:space="preserve"> </w:t>
-      </w:r>
-      <w:r>
-        <w:rPr>
-          <w:rStyle w:val="VerbatimChar"/>
-        </w:rPr>
-        <w:t xml:space="preserve">memset_s</w:t>
-      </w:r>
-      <w:r>
-        <w:t xml:space="preserve"> </w:t>
-      </w:r>
-      <w:r>
-        <w:t xml:space="preserve">on compilers that support C11 Annex K,</w:t>
-      </w:r>
-      <w:r>
-        <w:t xml:space="preserve"> </w:t>
-      </w:r>
-      <w:r>
-        <w:rPr>
-          <w:rStyle w:val="VerbatimChar"/>
-        </w:rPr>
-        <w:t xml:space="preserve">OPENSSL_cleanse</w:t>
-      </w:r>
-      <w:r>
-        <w:t xml:space="preserve"> </w:t>
-      </w:r>
-      <w:r>
-        <w:t xml:space="preserve">in OpenSSL.</w:t>
-      </w:r>
-      <w:r>
-        <w:t xml:space="preserve"> </w:t>
-      </w:r>
-      <w:r>
-        <w:t xml:space="preserve">Extra layers: disabling crash dumps (</w:t>
-      </w:r>
-      <w:r>
-        <w:rPr>
-          <w:rStyle w:val="VerbatimChar"/>
-        </w:rPr>
-        <w:t xml:space="preserve">setrlimit(RLIMIT_CORE, 0)</w:t>
-      </w:r>
-      <w:r>
-        <w:t xml:space="preserve">), preventing memory from being written to</w:t>
-      </w:r>
-      <w:r>
-        <w:t xml:space="preserve"> </w:t>
-      </w:r>
-      <w:r>
-        <w:t xml:space="preserve">disk (</w:t>
-      </w:r>
-      <w:r>
-        <w:rPr>
-          <w:rStyle w:val="VerbatimChar"/>
-        </w:rPr>
-        <w:t xml:space="preserve">mlock</w:t>
-      </w:r>
-      <w:r>
-        <w:t xml:space="preserve">), keeping the secret for the shortest time possible, and not multiplying copies of it.</w:t>
-      </w:r>
-    </w:p>
-    <w:p>
-      <w:pPr>
-        <w:pStyle w:val="BlockText"/>
-      </w:pPr>
-      <w:r>
-        <w:rPr>
-          <w:b/>
-          <w:bCs/>
-        </w:rPr>
-        <w:t xml:space="preserve">How is this applied in the field?</w:t>
-      </w:r>
-    </w:p>
-    <w:p>
-      <w:pPr>
-        <w:pStyle w:val="BlockText"/>
-      </w:pPr>
-      <w:r>
-        <w:t xml:space="preserve">In software that needs high security, such as mobile payment, the one-time payment key is only decrypted at</w:t>
-      </w:r>
-      <w:r>
-        <w:t xml:space="preserve"> </w:t>
-      </w:r>
-      <w:r>
-        <w:t xml:space="preserve">the moment of payment, and only in the native layer; right after use, the buffer is erased by overwriting it</w:t>
-      </w:r>
-      <w:r>
-        <w:t xml:space="preserve"> </w:t>
-      </w:r>
-      <w:r>
-        <w:t xml:space="preserve">with random data. On the Java side, sensitive data is kept in erasable</w:t>
-      </w:r>
-      <w:r>
-        <w:t xml:space="preserve"> </w:t>
-      </w:r>
-      <w:r>
-        <w:rPr>
-          <w:rStyle w:val="VerbatimChar"/>
-        </w:rPr>
-        <w:t xml:space="preserve">byte[]</w:t>
-      </w:r>
-      <w:r>
-        <w:t xml:space="preserve"> </w:t>
-      </w:r>
-      <w:r>
-        <w:t xml:space="preserve">arrays instead of the</w:t>
-      </w:r>
-      <w:r>
-        <w:t xml:space="preserve"> </w:t>
-      </w:r>
-      <w:r>
-        <w:t xml:space="preserve">unerasable</w:t>
-      </w:r>
-      <w:r>
-        <w:t xml:space="preserve"> </w:t>
-      </w:r>
-      <w:r>
-        <w:rPr>
-          <w:rStyle w:val="VerbatimChar"/>
-        </w:rPr>
-        <w:t xml:space="preserve">String</w:t>
-      </w:r>
-      <w:r>
-        <w:t xml:space="preserve">. An independent evaluator tests this by dumping memory during and after the payment and</w:t>
-      </w:r>
-      <w:r>
-        <w:t xml:space="preserve"> </w:t>
-      </w:r>
-      <w:r>
-        <w:t xml:space="preserve">searching for the key — exactly what we did in Demo 2.</w:t>
-      </w:r>
-    </w:p>
-    <w:p>
-      <w:r>
-        <w:pict>
-          <v:rect style="width:0;height:1.5pt" o:hralign="center" o:hrstd="t" o:hr="t"/>
-        </w:pict>
-      </w:r>
-    </w:p>
-    <w:bookmarkEnd w:id="121"/>
-    <w:bookmarkEnd w:id="122"/>
-    <w:bookmarkStart w:id="129" w:name="process-memory-where-does-your-data-live"/>
-    <w:p>
-      <w:pPr>
-        <w:pStyle w:val="Heading2"/>
-      </w:pPr>
-      <w:r>
-        <w:t xml:space="preserve">13. Process memory: where does your data live?</w:t>
-      </w:r>
-    </w:p>
-    <w:p>
-      <w:pPr>
-        <w:pStyle w:val="FirstParagraph"/>
-      </w:pPr>
-      <w:r>
-        <w:t xml:space="preserve">To understand overflow bugs, we first need to know how a program’s memory is laid out. A process running on</w:t>
-      </w:r>
-      <w:r>
-        <w:t xml:space="preserve"> </w:t>
-      </w:r>
-      <w:r>
-        <w:t xml:space="preserve">Linux has virtual memory laid out roughly like this:</w:t>
+        <w:t xml:space="preserve">WIPE</w:t>
+      </w:r>
+      <w:r>
+        <w:t xml:space="preserve"> </w:t>
+      </w:r>
+      <w:r>
+        <w:t xml:space="preserve">modes: written byte by byte,</w:t>
+      </w:r>
+      <w:r>
+        <w:t xml:space="preserve"> </w:t>
+      </w:r>
+      <w:r>
+        <w:t xml:space="preserve">then wiped (or not) — what is left in a dump afterward?</w:t>
       </w:r>
     </w:p>
     <w:p>
@@ -25617,20 +26219,352 @@
       <w:r>
         <w:drawing>
           <wp:inline>
-            <wp:extent cx="5759999" cy="3008110"/>
+            <wp:extent cx="5111999" cy="4161814"/>
             <wp:effectExtent b="0" l="0" r="0" t="0"/>
-            <wp:docPr descr="Process memory: the stack, the heap, the BSS/data, and code regions" title="" id="124" name="Picture"/>
+            <wp:docPr descr="Password left in memory — step by step" title="" id="137" name="Picture"/>
             <a:graphic>
               <a:graphicData uri="http://schemas.openxmlformats.org/drawingml/2006/picture">
                 <pic:pic>
                   <pic:nvPicPr>
-                    <pic:cNvPr descr="h01-13-surec-bellegi.png" id="125" name="Picture"/>
+                    <pic:cNvPr descr="password-wipe.en.png" id="138" name="Picture"/>
                     <pic:cNvPicPr>
                       <a:picLocks noChangeArrowheads="1" noChangeAspect="1"/>
                     </pic:cNvPicPr>
                   </pic:nvPicPr>
                   <pic:blipFill>
-                    <a:blip r:embed="rId123"/>
+                    <a:blip r:embed="rId136"/>
+                    <a:stretch>
+                      <a:fillRect/>
+                    </a:stretch>
+                  </pic:blipFill>
+                  <pic:spPr bwMode="auto">
+                    <a:xfrm>
+                      <a:off x="0" y="0"/>
+                      <a:ext cx="5111999" cy="4161814"/>
+                    </a:xfrm>
+                    <a:prstGeom prst="rect">
+                      <a:avLst/>
+                    </a:prstGeom>
+                    <a:noFill/>
+                    <a:ln w="9525">
+                      <a:noFill/>
+                      <a:headEnd/>
+                      <a:tailEnd/>
+                    </a:ln>
+                  </pic:spPr>
+                </pic:pic>
+              </a:graphicData>
+            </a:graphic>
+          </wp:inline>
+        </w:drawing>
+      </w:r>
+    </w:p>
+    <w:p>
+      <w:pPr>
+        <w:pStyle w:val="BodyText"/>
+      </w:pPr>
+      <w:r>
+        <w:t xml:space="preserve">Try the</w:t>
+      </w:r>
+      <w:r>
+        <w:t xml:space="preserve"> </w:t>
+      </w:r>
+      <w:r>
+        <w:rPr>
+          <w:b/>
+          <w:bCs/>
+        </w:rPr>
+        <w:t xml:space="preserve">memset-surprise</w:t>
+      </w:r>
+      <w:r>
+        <w:t xml:space="preserve"> </w:t>
+      </w:r>
+      <w:r>
+        <w:t xml:space="preserve">(WIPE=1, the surprising result),</w:t>
+      </w:r>
+      <w:r>
+        <w:t xml:space="preserve"> </w:t>
+      </w:r>
+      <w:r>
+        <w:rPr>
+          <w:b/>
+          <w:bCs/>
+        </w:rPr>
+        <w:t xml:space="preserve">never-wipes</w:t>
+      </w:r>
+      <w:r>
+        <w:t xml:space="preserve"> </w:t>
+      </w:r>
+      <w:r>
+        <w:t xml:space="preserve">(WIPE=0) and</w:t>
+      </w:r>
+      <w:r>
+        <w:t xml:space="preserve"> </w:t>
+      </w:r>
+      <w:r>
+        <w:rPr>
+          <w:b/>
+          <w:bCs/>
+        </w:rPr>
+        <w:t xml:space="preserve">explicit-bzero-fix</w:t>
+      </w:r>
+      <w:r>
+        <w:t xml:space="preserve"> </w:t>
+      </w:r>
+      <w:r>
+        <w:t xml:space="preserve">(WIPE=2, the real fix) examples in the picker.</w:t>
+      </w:r>
+    </w:p>
+    <w:p>
+      <w:pPr>
+        <w:pStyle w:val="BlockText"/>
+      </w:pPr>
+      <w:r>
+        <w:rPr>
+          <w:b/>
+          <w:bCs/>
+        </w:rPr>
+        <w:t xml:space="preserve">Rule</w:t>
+      </w:r>
+    </w:p>
+    <w:p>
+      <w:pPr>
+        <w:pStyle w:val="BlockText"/>
+      </w:pPr>
+      <w:r>
+        <w:t xml:space="preserve">To erase secrets, use functions the compiler</w:t>
+      </w:r>
+      <w:r>
+        <w:t xml:space="preserve"> </w:t>
+      </w:r>
+      <w:r>
+        <w:rPr>
+          <w:b/>
+          <w:bCs/>
+        </w:rPr>
+        <w:t xml:space="preserve">cannot</w:t>
+      </w:r>
+      <w:r>
+        <w:t xml:space="preserve"> </w:t>
+      </w:r>
+      <w:r>
+        <w:t xml:space="preserve">remove:</w:t>
+      </w:r>
+      <w:r>
+        <w:t xml:space="preserve"> </w:t>
+      </w:r>
+      <w:r>
+        <w:rPr>
+          <w:rStyle w:val="VerbatimChar"/>
+        </w:rPr>
+        <w:t xml:space="preserve">explicit_bzero</w:t>
+      </w:r>
+      <w:r>
+        <w:t xml:space="preserve"> </w:t>
+      </w:r>
+      <w:r>
+        <w:t xml:space="preserve">on Linux/glibc,</w:t>
+      </w:r>
+      <w:r>
+        <w:t xml:space="preserve"> </w:t>
+      </w:r>
+      <w:r>
+        <w:rPr>
+          <w:rStyle w:val="VerbatimChar"/>
+        </w:rPr>
+        <w:t xml:space="preserve">SecureZeroMemory</w:t>
+      </w:r>
+      <w:r>
+        <w:t xml:space="preserve"> </w:t>
+      </w:r>
+      <w:r>
+        <w:t xml:space="preserve">on Windows,</w:t>
+      </w:r>
+      <w:r>
+        <w:t xml:space="preserve"> </w:t>
+      </w:r>
+      <w:r>
+        <w:rPr>
+          <w:rStyle w:val="VerbatimChar"/>
+        </w:rPr>
+        <w:t xml:space="preserve">memset_s</w:t>
+      </w:r>
+      <w:r>
+        <w:t xml:space="preserve"> </w:t>
+      </w:r>
+      <w:r>
+        <w:t xml:space="preserve">on compilers that support C11 Annex K,</w:t>
+      </w:r>
+      <w:r>
+        <w:t xml:space="preserve"> </w:t>
+      </w:r>
+      <w:r>
+        <w:rPr>
+          <w:rStyle w:val="VerbatimChar"/>
+        </w:rPr>
+        <w:t xml:space="preserve">OPENSSL_cleanse</w:t>
+      </w:r>
+      <w:r>
+        <w:t xml:space="preserve"> </w:t>
+      </w:r>
+      <w:r>
+        <w:t xml:space="preserve">in OpenSSL.</w:t>
+      </w:r>
+      <w:r>
+        <w:t xml:space="preserve"> </w:t>
+      </w:r>
+      <w:r>
+        <w:t xml:space="preserve">Extra layers: disabling crash dumps (</w:t>
+      </w:r>
+      <w:r>
+        <w:rPr>
+          <w:rStyle w:val="VerbatimChar"/>
+        </w:rPr>
+        <w:t xml:space="preserve">setrlimit(RLIMIT_CORE, 0)</w:t>
+      </w:r>
+      <w:r>
+        <w:t xml:space="preserve">), preventing memory from being written to</w:t>
+      </w:r>
+      <w:r>
+        <w:t xml:space="preserve"> </w:t>
+      </w:r>
+      <w:r>
+        <w:t xml:space="preserve">disk (</w:t>
+      </w:r>
+      <w:r>
+        <w:rPr>
+          <w:rStyle w:val="VerbatimChar"/>
+        </w:rPr>
+        <w:t xml:space="preserve">mlock</w:t>
+      </w:r>
+      <w:r>
+        <w:t xml:space="preserve">), keeping the secret for the shortest time possible, and not multiplying copies of it.</w:t>
+      </w:r>
+    </w:p>
+    <w:p>
+      <w:pPr>
+        <w:pStyle w:val="BlockText"/>
+      </w:pPr>
+      <w:r>
+        <w:rPr>
+          <w:b/>
+          <w:bCs/>
+        </w:rPr>
+        <w:t xml:space="preserve">How is this applied in the field?</w:t>
+      </w:r>
+    </w:p>
+    <w:p>
+      <w:pPr>
+        <w:pStyle w:val="BlockText"/>
+      </w:pPr>
+      <w:r>
+        <w:t xml:space="preserve">In software that needs high security, such as mobile payment, the one-time payment key is only decrypted at</w:t>
+      </w:r>
+      <w:r>
+        <w:t xml:space="preserve"> </w:t>
+      </w:r>
+      <w:r>
+        <w:t xml:space="preserve">the moment of payment, and only in the native layer; right after use, the buffer is erased by overwriting it</w:t>
+      </w:r>
+      <w:r>
+        <w:t xml:space="preserve"> </w:t>
+      </w:r>
+      <w:r>
+        <w:t xml:space="preserve">with random data. On the Java side, sensitive data is kept in erasable</w:t>
+      </w:r>
+      <w:r>
+        <w:t xml:space="preserve"> </w:t>
+      </w:r>
+      <w:r>
+        <w:rPr>
+          <w:rStyle w:val="VerbatimChar"/>
+        </w:rPr>
+        <w:t xml:space="preserve">byte[]</w:t>
+      </w:r>
+      <w:r>
+        <w:t xml:space="preserve"> </w:t>
+      </w:r>
+      <w:r>
+        <w:t xml:space="preserve">arrays instead of the</w:t>
+      </w:r>
+      <w:r>
+        <w:t xml:space="preserve"> </w:t>
+      </w:r>
+      <w:r>
+        <w:t xml:space="preserve">unerasable</w:t>
+      </w:r>
+      <w:r>
+        <w:t xml:space="preserve"> </w:t>
+      </w:r>
+      <w:r>
+        <w:rPr>
+          <w:rStyle w:val="VerbatimChar"/>
+        </w:rPr>
+        <w:t xml:space="preserve">String</w:t>
+      </w:r>
+      <w:r>
+        <w:t xml:space="preserve">. An independent evaluator tests this by dumping memory during and after the payment and</w:t>
+      </w:r>
+      <w:r>
+        <w:t xml:space="preserve"> </w:t>
+      </w:r>
+      <w:r>
+        <w:t xml:space="preserve">searching for the key — exactly what we did in Demo 2.</w:t>
+      </w:r>
+    </w:p>
+    <w:p>
+      <w:r>
+        <w:pict>
+          <v:rect style="width:0;height:1.5pt" o:hralign="center" o:hrstd="t" o:hr="t"/>
+        </w:pict>
+      </w:r>
+    </w:p>
+    <w:bookmarkEnd w:id="139"/>
+    <w:bookmarkEnd w:id="140"/>
+    <w:bookmarkStart w:id="150" w:name="process-memory-where-does-your-data-live"/>
+    <w:p>
+      <w:pPr>
+        <w:pStyle w:val="Heading2"/>
+      </w:pPr>
+      <w:r>
+        <w:t xml:space="preserve">13. Process memory: where does your data live?</w:t>
+      </w:r>
+    </w:p>
+    <w:p>
+      <w:pPr>
+        <w:pStyle w:val="FirstParagraph"/>
+      </w:pPr>
+      <w:r>
+        <w:t xml:space="preserve">To understand overflow bugs, we first need to know how a program’s memory is laid out. A process running on</w:t>
+      </w:r>
+      <w:r>
+        <w:t xml:space="preserve"> </w:t>
+      </w:r>
+      <w:r>
+        <w:t xml:space="preserve">Linux has virtual memory laid out roughly like this:</w:t>
+      </w:r>
+    </w:p>
+    <w:p>
+      <w:pPr>
+        <w:pStyle w:val="BodyText"/>
+      </w:pPr>
+      <w:r>
+        <w:drawing>
+          <wp:inline>
+            <wp:extent cx="5759999" cy="3008110"/>
+            <wp:effectExtent b="0" l="0" r="0" t="0"/>
+            <wp:docPr descr="Process memory: the stack, the heap, the BSS/data, and code regions" title="" id="142" name="Picture"/>
+            <a:graphic>
+              <a:graphicData uri="http://schemas.openxmlformats.org/drawingml/2006/picture">
+                <pic:pic>
+                  <pic:nvPicPr>
+                    <pic:cNvPr descr="h01-13-surec-bellegi.png" id="143" name="Picture"/>
+                    <pic:cNvPicPr>
+                      <a:picLocks noChangeArrowheads="1" noChangeAspect="1"/>
+                    </pic:cNvPicPr>
+                  </pic:nvPicPr>
+                  <pic:blipFill>
+                    <a:blip r:embed="rId141"/>
                     <a:stretch>
                       <a:fillRect/>
                     </a:stretch>
@@ -25748,7 +26682,7 @@
         <w:rPr>
           <w:rStyle w:val="NormalTok"/>
         </w:rPr>
-        <w:t xml:space="preserve"> oturum </w:t>
+        <w:t xml:space="preserve"> session </w:t>
       </w:r>
       <w:r>
         <w:rPr>
@@ -25775,7 +26709,7 @@
         <w:rPr>
           <w:rStyle w:val="NormalTok"/>
         </w:rPr>
-        <w:t xml:space="preserve"> ad</w:t>
+        <w:t xml:space="preserve"> name</w:t>
       </w:r>
       <w:r>
         <w:rPr>
@@ -25814,7 +26748,7 @@
         <w:rPr>
           <w:rStyle w:val="NormalTok"/>
         </w:rPr>
-        <w:t xml:space="preserve">  yonetici</w:t>
+        <w:t xml:space="preserve">  admin</w:t>
       </w:r>
       <w:r>
         <w:rPr>
@@ -25826,13 +26760,13 @@
         <w:rPr>
           <w:rStyle w:val="NormalTok"/>
         </w:rPr>
-        <w:t xml:space="preserve">   </w:t>
+        <w:t xml:space="preserve">          </w:t>
       </w:r>
       <w:r>
         <w:rPr>
           <w:rStyle w:val="CommentTok"/>
         </w:rPr>
-        <w:t xml:space="preserve">/* 0 = normal kullanıcı */</w:t>
+        <w:t xml:space="preserve">/* 0 = normal user, non-zero = admin */</w:t>
       </w:r>
       <w:r>
         <w:br/>
@@ -25853,18 +26787,18 @@
           <wp:inline>
             <wp:extent cx="5759999" cy="2859130"/>
             <wp:effectExtent b="0" l="0" r="0" t="0"/>
-            <wp:docPr descr="The layout of the ad(16) array and the yonetici field in memory, before and after an overflow" title="" id="127" name="Picture"/>
+            <wp:docPr descr="The layout of the name(16) array and the admin field in memory, before and after an overflow" title="" id="145" name="Picture"/>
             <a:graphic>
               <a:graphicData uri="http://schemas.openxmlformats.org/drawingml/2006/picture">
                 <pic:pic>
                   <pic:nvPicPr>
-                    <pic:cNvPr descr="h01-14-yapi-bellekte.png" id="128" name="Picture"/>
+                    <pic:cNvPr descr="h01-14-yapi-bellekte.png" id="146" name="Picture"/>
                     <pic:cNvPicPr>
                       <a:picLocks noChangeArrowheads="1" noChangeAspect="1"/>
                     </pic:cNvPicPr>
                   </pic:nvPicPr>
                   <pic:blipFill>
-                    <a:blip r:embed="rId126"/>
+                    <a:blip r:embed="rId144"/>
                     <a:stretch>
                       <a:fillRect/>
                     </a:stretch>
@@ -25971,7 +26905,7 @@
         <w:rPr>
           <w:rStyle w:val="VerbatimChar"/>
         </w:rPr>
-        <w:t xml:space="preserve">yonetici</w:t>
+        <w:t xml:space="preserve">admin</w:t>
       </w:r>
       <w:r>
         <w:t xml:space="preserve"> </w:t>
@@ -25990,6 +26924,195 @@
       </w:r>
       <w:r>
         <w:t xml:space="preserve">“administrator.”</w:t>
+      </w:r>
+    </w:p>
+    <w:p>
+      <w:pPr>
+        <w:pStyle w:val="BodyText"/>
+      </w:pPr>
+      <w:r>
+        <w:rPr>
+          <w:rStyle w:val="VerbatimChar"/>
+        </w:rPr>
+        <w:t xml:space="preserve">struct session</w:t>
+      </w:r>
+      <w:r>
+        <w:t xml:space="preserve"> </w:t>
+      </w:r>
+      <w:r>
+        <w:t xml:space="preserve">is just one instance on the stack — the full picture is bigger. The animation below sorts 10-16</w:t>
+      </w:r>
+      <w:r>
+        <w:t xml:space="preserve"> </w:t>
+      </w:r>
+      <w:r>
+        <w:t xml:space="preserve">realistic declarations (global, static, local,</w:t>
+      </w:r>
+      <w:r>
+        <w:t xml:space="preserve"> </w:t>
+      </w:r>
+      <w:r>
+        <w:rPr>
+          <w:rStyle w:val="VerbatimChar"/>
+        </w:rPr>
+        <w:t xml:space="preserve">malloc</w:t>
+      </w:r>
+      <w:r>
+        <w:t xml:space="preserve">, a string constant, a function) into the five regions</w:t>
+      </w:r>
+      <w:r>
+        <w:t xml:space="preserve"> </w:t>
+      </w:r>
+      <w:r>
+        <w:t xml:space="preserve">(</w:t>
+      </w:r>
+      <w:r>
+        <w:rPr>
+          <w:rStyle w:val="VerbatimChar"/>
+        </w:rPr>
+        <w:t xml:space="preserve">text</w:t>
+      </w:r>
+      <w:r>
+        <w:t xml:space="preserve">/</w:t>
+      </w:r>
+      <w:r>
+        <w:rPr>
+          <w:rStyle w:val="VerbatimChar"/>
+        </w:rPr>
+        <w:t xml:space="preserve">data</w:t>
+      </w:r>
+      <w:r>
+        <w:t xml:space="preserve">/</w:t>
+      </w:r>
+      <w:r>
+        <w:rPr>
+          <w:rStyle w:val="VerbatimChar"/>
+        </w:rPr>
+        <w:t xml:space="preserve">bss</w:t>
+      </w:r>
+      <w:r>
+        <w:t xml:space="preserve">/</w:t>
+      </w:r>
+      <w:r>
+        <w:rPr>
+          <w:rStyle w:val="VerbatimChar"/>
+        </w:rPr>
+        <w:t xml:space="preserve">heap</w:t>
+      </w:r>
+      <w:r>
+        <w:t xml:space="preserve">/</w:t>
+      </w:r>
+      <w:r>
+        <w:rPr>
+          <w:rStyle w:val="VerbatimChar"/>
+        </w:rPr>
+        <w:t xml:space="preserve">stack</w:t>
+      </w:r>
+      <w:r>
+        <w:t xml:space="preserve">), showing that it is the</w:t>
+      </w:r>
+      <w:r>
+        <w:t xml:space="preserve"> </w:t>
+      </w:r>
+      <w:r>
+        <w:rPr>
+          <w:b/>
+          <w:bCs/>
+        </w:rPr>
+        <w:t xml:space="preserve">declaration, not the type</w:t>
+      </w:r>
+      <w:r>
+        <w:t xml:space="preserve">, that decides the region.</w:t>
+      </w:r>
+    </w:p>
+    <w:p>
+      <w:pPr>
+        <w:pStyle w:val="BodyText"/>
+      </w:pPr>
+      <w:r>
+        <w:drawing>
+          <wp:inline>
+            <wp:extent cx="5111999" cy="9150289"/>
+            <wp:effectExtent b="0" l="0" r="0" t="0"/>
+            <wp:docPr descr="Process memory — step by step" title="" id="148" name="Picture"/>
+            <a:graphic>
+              <a:graphicData uri="http://schemas.openxmlformats.org/drawingml/2006/picture">
+                <pic:pic>
+                  <pic:nvPicPr>
+                    <pic:cNvPr descr="process-memory-map.en.png" id="149" name="Picture"/>
+                    <pic:cNvPicPr>
+                      <a:picLocks noChangeArrowheads="1" noChangeAspect="1"/>
+                    </pic:cNvPicPr>
+                  </pic:nvPicPr>
+                  <pic:blipFill>
+                    <a:blip r:embed="rId147"/>
+                    <a:stretch>
+                      <a:fillRect/>
+                    </a:stretch>
+                  </pic:blipFill>
+                  <pic:spPr bwMode="auto">
+                    <a:xfrm>
+                      <a:off x="0" y="0"/>
+                      <a:ext cx="5111999" cy="9150289"/>
+                    </a:xfrm>
+                    <a:prstGeom prst="rect">
+                      <a:avLst/>
+                    </a:prstGeom>
+                    <a:noFill/>
+                    <a:ln w="9525">
+                      <a:noFill/>
+                      <a:headEnd/>
+                      <a:tailEnd/>
+                    </a:ln>
+                  </pic:spPr>
+                </pic:pic>
+              </a:graphicData>
+            </a:graphic>
+          </wp:inline>
+        </w:drawing>
+      </w:r>
+    </w:p>
+    <w:p>
+      <w:pPr>
+        <w:pStyle w:val="BodyText"/>
+      </w:pPr>
+      <w:r>
+        <w:t xml:space="preserve">Try the</w:t>
+      </w:r>
+      <w:r>
+        <w:t xml:space="preserve"> </w:t>
+      </w:r>
+      <w:r>
+        <w:rPr>
+          <w:b/>
+          <w:bCs/>
+        </w:rPr>
+        <w:t xml:space="preserve">core-ten</w:t>
+      </w:r>
+      <w:r>
+        <w:t xml:space="preserve">,</w:t>
+      </w:r>
+      <w:r>
+        <w:t xml:space="preserve"> </w:t>
+      </w:r>
+      <w:r>
+        <w:rPr>
+          <w:b/>
+          <w:bCs/>
+        </w:rPr>
+        <w:t xml:space="preserve">extended-sixteen</w:t>
+      </w:r>
+      <w:r>
+        <w:t xml:space="preserve"> </w:t>
+      </w:r>
+      <w:r>
+        <w:t xml:space="preserve">(all 5 regions) examples and the two edge cases (everything on the</w:t>
+      </w:r>
+      <w:r>
+        <w:t xml:space="preserve"> </w:t>
+      </w:r>
+      <w:r>
+        <w:t xml:space="preserve">stack / everything on the heap) in the picker.</w:t>
       </w:r>
     </w:p>
     <w:p>
@@ -25999,8 +27122,8 @@
         </w:pict>
       </w:r>
     </w:p>
-    <w:bookmarkEnd w:id="129"/>
-    <w:bookmarkStart w:id="142" w:name="X8304ea3167fed95c2e0307221eb929c7c5fb102"/>
+    <w:bookmarkEnd w:id="150"/>
+    <w:bookmarkStart w:id="166" w:name="X8304ea3167fed95c2e0307221eb929c7c5fb102"/>
     <w:p>
       <w:pPr>
         <w:pStyle w:val="Heading2"/>
@@ -26103,7 +27226,7 @@
         <w:t xml:space="preserve">Top 25 list for years.</w:t>
       </w:r>
     </w:p>
-    <w:bookmarkStart w:id="130" w:name="why-does-c-overflow-so-easily"/>
+    <w:bookmarkStart w:id="151" w:name="why-does-c-overflow-so-easily"/>
     <w:p>
       <w:pPr>
         <w:pStyle w:val="Heading3"/>
@@ -26365,8 +27488,8 @@
         <w:t xml:space="preserve">there.</w:t>
       </w:r>
     </w:p>
-    <w:bookmarkEnd w:id="130"/>
-    <w:bookmarkStart w:id="134" w:name="a-stack-overflow-step-by-step"/>
+    <w:bookmarkEnd w:id="151"/>
+    <w:bookmarkStart w:id="158" w:name="a-stack-overflow-step-by-step"/>
     <w:p>
       <w:pPr>
         <w:pStyle w:val="Heading3"/>
@@ -26409,7 +27532,7 @@
         <w:rPr>
           <w:rStyle w:val="NormalTok"/>
         </w:rPr>
-        <w:t xml:space="preserve"> selamla</w:t>
+        <w:t xml:space="preserve"> greet_user</w:t>
       </w:r>
       <w:r>
         <w:rPr>
@@ -26451,7 +27574,7 @@
         <w:rPr>
           <w:rStyle w:val="NormalTok"/>
         </w:rPr>
-        <w:t xml:space="preserve">ad</w:t>
+        <w:t xml:space="preserve">name</w:t>
       </w:r>
       <w:r>
         <w:rPr>
@@ -26487,7 +27610,7 @@
         <w:rPr>
           <w:rStyle w:val="NormalTok"/>
         </w:rPr>
-        <w:t xml:space="preserve">  yetkili </w:t>
+        <w:t xml:space="preserve">  authorized </w:t>
       </w:r>
       <w:r>
         <w:rPr>
@@ -26532,7 +27655,7 @@
         <w:rPr>
           <w:rStyle w:val="NormalTok"/>
         </w:rPr>
-        <w:t xml:space="preserve"> tampon</w:t>
+        <w:t xml:space="preserve"> buffer</w:t>
       </w:r>
       <w:r>
         <w:rPr>
@@ -26574,7 +27697,7 @@
         <w:rPr>
           <w:rStyle w:val="NormalTok"/>
         </w:rPr>
-        <w:t xml:space="preserve">tampon</w:t>
+        <w:t xml:space="preserve">buffer</w:t>
       </w:r>
       <w:r>
         <w:rPr>
@@ -26586,7 +27709,7 @@
         <w:rPr>
           <w:rStyle w:val="NormalTok"/>
         </w:rPr>
-        <w:t xml:space="preserve"> ad</w:t>
+        <w:t xml:space="preserve"> name</w:t>
       </w:r>
       <w:r>
         <w:rPr>
@@ -26604,7 +27727,7 @@
         <w:rPr>
           <w:rStyle w:val="CommentTok"/>
         </w:rPr>
-        <w:t xml:space="preserve">/* ad 16 bayttan uzunsa? */</w:t>
+        <w:t xml:space="preserve">/* what if name is longer than 16 bytes? */</w:t>
       </w:r>
       <w:r>
         <w:br/>
@@ -26625,7 +27748,7 @@
         <w:rPr>
           <w:rStyle w:val="StringTok"/>
         </w:rPr>
-        <w:t xml:space="preserve">"Merhaba </w:t>
+        <w:t xml:space="preserve">"Hello </w:t>
       </w:r>
       <w:r>
         <w:rPr>
@@ -26649,7 +27772,7 @@
         <w:rPr>
           <w:rStyle w:val="NormalTok"/>
         </w:rPr>
-        <w:t xml:space="preserve"> tampon</w:t>
+        <w:t xml:space="preserve"> buffer</w:t>
       </w:r>
       <w:r>
         <w:rPr>
@@ -26688,7 +27811,7 @@
         <w:rPr>
           <w:rStyle w:val="NormalTok"/>
         </w:rPr>
-        <w:t xml:space="preserve">yetkili</w:t>
+        <w:t xml:space="preserve">authorized</w:t>
       </w:r>
       <w:r>
         <w:rPr>
@@ -26803,18 +27926,18 @@
           <wp:inline>
             <wp:extent cx="5759999" cy="2749629"/>
             <wp:effectExtent b="0" l="0" r="0" t="0"/>
-            <wp:docPr descr="The regions of a stack frame overwritten in order by an overflow" title="" id="132" name="Picture"/>
+            <wp:docPr descr="The regions of a stack frame overwritten in order by an overflow" title="" id="153" name="Picture"/>
             <a:graphic>
               <a:graphicData uri="http://schemas.openxmlformats.org/drawingml/2006/picture">
                 <pic:pic>
                   <pic:nvPicPr>
-                    <pic:cNvPr descr="h01-15-yiginda-tasma.png" id="133" name="Picture"/>
+                    <pic:cNvPr descr="h01-15-yiginda-tasma.png" id="154" name="Picture"/>
                     <pic:cNvPicPr>
                       <a:picLocks noChangeArrowheads="1" noChangeAspect="1"/>
                     </pic:cNvPicPr>
                   </pic:nvPicPr>
                   <pic:blipFill>
-                    <a:blip r:embed="rId131"/>
+                    <a:blip r:embed="rId152"/>
                     <a:stretch>
                       <a:fillRect/>
                     </a:stretch>
@@ -26962,7 +28085,7 @@
               <w:rPr>
                 <w:rStyle w:val="VerbatimChar"/>
               </w:rPr>
-              <w:t xml:space="preserve">yetkili</w:t>
+              <w:t xml:space="preserve">authorized</w:t>
             </w:r>
             <w:r>
               <w:t xml:space="preserve">;</w:t>
@@ -26974,7 +28097,7 @@
               <w:rPr>
                 <w:rStyle w:val="VerbatimChar"/>
               </w:rPr>
-              <w:t xml:space="preserve">yetkili</w:t>
+              <w:t xml:space="preserve">authorized</w:t>
             </w:r>
             <w:r>
               <w:t xml:space="preserve"> </w:t>
@@ -27097,7 +28220,7 @@
       <w:r>
         <w:t xml:space="preserve">in 1988 to Slammer in 2003 (</w:t>
       </w:r>
-      <w:hyperlink r:id="rId81">
+      <w:hyperlink r:id="rId87">
         <w:r>
           <w:rPr>
             <w:rStyle w:val="Hyperlink"/>
@@ -27150,8 +28273,202 @@
         <w:t xml:space="preserve">— not about how to exploit it.</w:t>
       </w:r>
     </w:p>
-    <w:bookmarkEnd w:id="134"/>
-    <w:bookmarkStart w:id="135" w:name="types-of-overflow"/>
+    <w:p>
+      <w:pPr>
+        <w:pStyle w:val="BlockText"/>
+      </w:pPr>
+      <w:r>
+        <w:rPr>
+          <w:b/>
+          <w:bCs/>
+        </w:rPr>
+        <w:t xml:space="preserve">1996 — the article that wrote it down</w:t>
+      </w:r>
+    </w:p>
+    <w:p>
+      <w:pPr>
+        <w:pStyle w:val="BlockText"/>
+      </w:pPr>
+      <w:r>
+        <w:t xml:space="preserve">How a stack overflow hijacks the return address was first explained this clearly in</w:t>
+      </w:r>
+      <w:r>
+        <w:t xml:space="preserve"> </w:t>
+      </w:r>
+      <w:r>
+        <w:rPr>
+          <w:b/>
+          <w:bCs/>
+        </w:rPr>
+        <w:t xml:space="preserve">Aleph One</w:t>
+      </w:r>
+      <w:r>
+        <w:t xml:space="preserve">’s</w:t>
+      </w:r>
+      <w:r>
+        <w:t xml:space="preserve"> </w:t>
+      </w:r>
+      <w:r>
+        <w:rPr>
+          <w:i/>
+          <w:iCs/>
+        </w:rPr>
+        <w:t xml:space="preserve">“Smashing</w:t>
+      </w:r>
+      <w:r>
+        <w:rPr>
+          <w:i/>
+          <w:iCs/>
+        </w:rPr>
+        <w:t xml:space="preserve"> </w:t>
+      </w:r>
+      <w:r>
+        <w:rPr>
+          <w:i/>
+          <w:iCs/>
+        </w:rPr>
+        <w:t xml:space="preserve">the Stack for Fun and Profit”</w:t>
+      </w:r>
+      <w:r>
+        <w:t xml:space="preserve"> </w:t>
+      </w:r>
+      <w:r>
+        <w:t xml:space="preserve">(Phrack magazine, issue 49, 1996). It is still one of the most-cited sources on</w:t>
+      </w:r>
+      <w:r>
+        <w:t xml:space="preserve"> </w:t>
+      </w:r>
+      <w:r>
+        <w:t xml:space="preserve">the topic today; the animation below shows the same idea (stack frame, saved frame pointer, return address)</w:t>
+      </w:r>
+      <w:r>
+        <w:t xml:space="preserve"> </w:t>
+      </w:r>
+      <w:r>
+        <w:t xml:space="preserve">step by step.</w:t>
+      </w:r>
+    </w:p>
+    <w:p>
+      <w:pPr>
+        <w:pStyle w:val="FirstParagraph"/>
+      </w:pPr>
+      <w:r>
+        <w:drawing>
+          <wp:inline>
+            <wp:extent cx="5111999" cy="9710899"/>
+            <wp:effectExtent b="0" l="0" r="0" t="0"/>
+            <wp:docPr descr="A stack frame and the return address — step by step" title="" id="156" name="Picture"/>
+            <a:graphic>
+              <a:graphicData uri="http://schemas.openxmlformats.org/drawingml/2006/picture">
+                <pic:pic>
+                  <pic:nvPicPr>
+                    <pic:cNvPr descr="stack-frame-overflow.en.png" id="157" name="Picture"/>
+                    <pic:cNvPicPr>
+                      <a:picLocks noChangeArrowheads="1" noChangeAspect="1"/>
+                    </pic:cNvPicPr>
+                  </pic:nvPicPr>
+                  <pic:blipFill>
+                    <a:blip r:embed="rId155"/>
+                    <a:stretch>
+                      <a:fillRect/>
+                    </a:stretch>
+                  </pic:blipFill>
+                  <pic:spPr bwMode="auto">
+                    <a:xfrm>
+                      <a:off x="0" y="0"/>
+                      <a:ext cx="5111999" cy="9710899"/>
+                    </a:xfrm>
+                    <a:prstGeom prst="rect">
+                      <a:avLst/>
+                    </a:prstGeom>
+                    <a:noFill/>
+                    <a:ln w="9525">
+                      <a:noFill/>
+                      <a:headEnd/>
+                      <a:tailEnd/>
+                    </a:ln>
+                  </pic:spPr>
+                </pic:pic>
+              </a:graphicData>
+            </a:graphic>
+          </wp:inline>
+        </w:drawing>
+      </w:r>
+    </w:p>
+    <w:p>
+      <w:pPr>
+        <w:pStyle w:val="BodyText"/>
+      </w:pPr>
+      <w:r>
+        <w:t xml:space="preserve">Try the</w:t>
+      </w:r>
+      <w:r>
+        <w:t xml:space="preserve"> </w:t>
+      </w:r>
+      <w:r>
+        <w:rPr>
+          <w:b/>
+          <w:bCs/>
+        </w:rPr>
+        <w:t xml:space="preserve">Fits</w:t>
+      </w:r>
+      <w:r>
+        <w:t xml:space="preserve">,</w:t>
+      </w:r>
+      <w:r>
+        <w:t xml:space="preserve"> </w:t>
+      </w:r>
+      <w:r>
+        <w:rPr>
+          <w:b/>
+          <w:bCs/>
+        </w:rPr>
+        <w:t xml:space="preserve">authorized-flip</w:t>
+      </w:r>
+      <w:r>
+        <w:t xml:space="preserve">,</w:t>
+      </w:r>
+      <w:r>
+        <w:t xml:space="preserve"> </w:t>
+      </w:r>
+      <w:r>
+        <w:rPr>
+          <w:b/>
+          <w:bCs/>
+        </w:rPr>
+        <w:t xml:space="preserve">frame-corrupt</w:t>
+      </w:r>
+      <w:r>
+        <w:t xml:space="preserve"> </w:t>
+      </w:r>
+      <w:r>
+        <w:t xml:space="preserve">and</w:t>
+      </w:r>
+      <w:r>
+        <w:t xml:space="preserve"> </w:t>
+      </w:r>
+      <w:r>
+        <w:rPr>
+          <w:b/>
+          <w:bCs/>
+        </w:rPr>
+        <w:t xml:space="preserve">return-corrupt</w:t>
+      </w:r>
+      <w:r>
+        <w:t xml:space="preserve"> </w:t>
+      </w:r>
+      <w:r>
+        <w:t xml:space="preserve">examples in the picker; the 🎲</w:t>
+      </w:r>
+      <w:r>
+        <w:t xml:space="preserve"> </w:t>
+      </w:r>
+      <w:r>
+        <w:t xml:space="preserve">button also generates a random name so you can watch your own overflow.</w:t>
+      </w:r>
+    </w:p>
+    <w:bookmarkEnd w:id="158"/>
+    <w:bookmarkStart w:id="159" w:name="types-of-overflow"/>
     <w:p>
       <w:pPr>
         <w:pStyle w:val="Heading3"/>
@@ -27685,8 +29002,8 @@
         <w:t xml:space="preserve">the declared length is bigger than the received record’s length, drop the message.”</w:t>
       </w:r>
     </w:p>
-    <w:bookmarkEnd w:id="135"/>
-    <w:bookmarkStart w:id="136" w:name="X7513a3382f613080f8cef7800c25a8a21dccf05"/>
+    <w:bookmarkEnd w:id="159"/>
+    <w:bookmarkStart w:id="160" w:name="X7513a3382f613080f8cef7800c25a8a21dccf05"/>
     <w:p>
       <w:pPr>
         <w:pStyle w:val="Heading3"/>
@@ -27721,7 +29038,7 @@
         <w:rPr>
           <w:rStyle w:val="NormalTok"/>
         </w:rPr>
-        <w:t xml:space="preserve"> ad</w:t>
+        <w:t xml:space="preserve"> name</w:t>
       </w:r>
       <w:r>
         <w:rPr>
@@ -27850,7 +29167,7 @@
         <w:rPr>
           <w:rStyle w:val="CommentTok"/>
         </w:rPr>
-        <w:t xml:space="preserve">/* 9 kez döner: ad[8] dizinin dışında */</w:t>
+        <w:t xml:space="preserve">/* runs 9 times: name[8] is out of bounds */</w:t>
       </w:r>
       <w:r>
         <w:br/>
@@ -27859,7 +29176,7 @@
         <w:rPr>
           <w:rStyle w:val="NormalTok"/>
         </w:rPr>
-        <w:t xml:space="preserve">    ad</w:t>
+        <w:t xml:space="preserve">    name</w:t>
       </w:r>
       <w:r>
         <w:rPr>
@@ -27895,7 +29212,7 @@
         <w:rPr>
           <w:rStyle w:val="NormalTok"/>
         </w:rPr>
-        <w:t xml:space="preserve"> kaynak</w:t>
+        <w:t xml:space="preserve"> source</w:t>
       </w:r>
       <w:r>
         <w:rPr>
@@ -27942,7 +29259,7 @@
         <w:rPr>
           <w:rStyle w:val="NormalTok"/>
         </w:rPr>
-        <w:t xml:space="preserve"> ad</w:t>
+        <w:t xml:space="preserve"> name</w:t>
       </w:r>
       <w:r>
         <w:rPr>
@@ -27981,7 +29298,7 @@
         <w:rPr>
           <w:rStyle w:val="NormalTok"/>
         </w:rPr>
-        <w:t xml:space="preserve">ad</w:t>
+        <w:t xml:space="preserve">name</w:t>
       </w:r>
       <w:r>
         <w:rPr>
@@ -27993,7 +29310,7 @@
         <w:rPr>
           <w:rStyle w:val="NormalTok"/>
         </w:rPr>
-        <w:t xml:space="preserve"> kaynak</w:t>
+        <w:t xml:space="preserve"> source</w:t>
       </w:r>
       <w:r>
         <w:rPr>
@@ -28017,7 +29334,7 @@
         <w:rPr>
           <w:rStyle w:val="NormalTok"/>
         </w:rPr>
-        <w:t xml:space="preserve"> ad</w:t>
+        <w:t xml:space="preserve"> name</w:t>
       </w:r>
       <w:r>
         <w:rPr>
@@ -28035,7 +29352,7 @@
         <w:rPr>
           <w:rStyle w:val="CommentTok"/>
         </w:rPr>
-        <w:t xml:space="preserve">/* kaynak ≥ 8 ise ad '\0' ile BİTMEZ */</w:t>
+        <w:t xml:space="preserve">/* if source &gt;= 8, name does NOT end with '\0' */</w:t>
       </w:r>
       <w:r>
         <w:br/>
@@ -28080,7 +29397,7 @@
         <w:rPr>
           <w:rStyle w:val="NormalTok"/>
         </w:rPr>
-        <w:t xml:space="preserve"> ad</w:t>
+        <w:t xml:space="preserve"> name</w:t>
       </w:r>
       <w:r>
         <w:rPr>
@@ -28092,13 +29409,13 @@
         <w:rPr>
           <w:rStyle w:val="NormalTok"/>
         </w:rPr>
-        <w:t xml:space="preserve">              </w:t>
+        <w:t xml:space="preserve">                 </w:t>
       </w:r>
       <w:r>
         <w:rPr>
           <w:rStyle w:val="CommentTok"/>
         </w:rPr>
-        <w:t xml:space="preserve">/* printf dizinin sonundan okumaya devam eder */</w:t>
+        <w:t xml:space="preserve">/* printf keeps reading past the end of the array */</w:t>
       </w:r>
     </w:p>
     <w:p>
@@ -28165,8 +29482,8 @@
         <w:t xml:space="preserve">overflow is enough to change the low byte of an adjacent variable, or a saved frame address.</w:t>
       </w:r>
     </w:p>
-    <w:bookmarkEnd w:id="136"/>
-    <w:bookmarkStart w:id="137" w:name="Xe6d995dffa677ae2d02e7d8eef029e63ff01c35"/>
+    <w:bookmarkEnd w:id="160"/>
+    <w:bookmarkStart w:id="161" w:name="Xe6d995dffa677ae2d02e7d8eef029e63ff01c35"/>
     <w:p>
       <w:pPr>
         <w:pStyle w:val="Heading3"/>
@@ -28993,8 +30310,8 @@
         <w:t xml:space="preserve">method in your project.</w:t>
       </w:r>
     </w:p>
-    <w:bookmarkEnd w:id="137"/>
-    <w:bookmarkStart w:id="138" w:name="Xa51d40e60afb52b9008b9066e8a9ca0be4e498e"/>
+    <w:bookmarkEnd w:id="161"/>
+    <w:bookmarkStart w:id="162" w:name="Xa51d40e60afb52b9008b9066e8a9ca0be4e498e"/>
     <w:p>
       <w:pPr>
         <w:pStyle w:val="Heading3"/>
@@ -29062,7 +30379,7 @@
         <w:rPr>
           <w:rStyle w:val="NormalTok"/>
         </w:rPr>
-        <w:t xml:space="preserve"> selamla</w:t>
+        <w:t xml:space="preserve"> greet_user</w:t>
       </w:r>
       <w:r>
         <w:rPr>
@@ -29104,7 +30421,7 @@
         <w:rPr>
           <w:rStyle w:val="NormalTok"/>
         </w:rPr>
-        <w:t xml:space="preserve">ad</w:t>
+        <w:t xml:space="preserve">name</w:t>
       </w:r>
       <w:r>
         <w:rPr>
@@ -29140,7 +30457,7 @@
         <w:rPr>
           <w:rStyle w:val="NormalTok"/>
         </w:rPr>
-        <w:t xml:space="preserve"> tampon</w:t>
+        <w:t xml:space="preserve"> buffer</w:t>
       </w:r>
       <w:r>
         <w:rPr>
@@ -29203,7 +30520,7 @@
         <w:rPr>
           <w:rStyle w:val="NormalTok"/>
         </w:rPr>
-        <w:t xml:space="preserve">ad</w:t>
+        <w:t xml:space="preserve">name</w:t>
       </w:r>
       <w:r>
         <w:rPr>
@@ -29227,7 +30544,7 @@
         <w:rPr>
           <w:rStyle w:val="NormalTok"/>
         </w:rPr>
-        <w:t xml:space="preserve"> tampon</w:t>
+        <w:t xml:space="preserve"> buffer</w:t>
       </w:r>
       <w:r>
         <w:rPr>
@@ -29293,7 +30610,7 @@
         <w:rPr>
           <w:rStyle w:val="NormalTok"/>
         </w:rPr>
-        <w:t xml:space="preserve"> tampon</w:t>
+        <w:t xml:space="preserve"> buffer</w:t>
       </w:r>
       <w:r>
         <w:rPr>
@@ -29311,7 +30628,7 @@
         <w:rPr>
           <w:rStyle w:val="CommentTok"/>
         </w:rPr>
-        <w:t xml:space="preserve">/* 15 karakterden uzun: reddet, sessizce kesme */</w:t>
+        <w:t xml:space="preserve">/* longer than 15 characters: reject, do not silently truncate */</w:t>
       </w:r>
       <w:r>
         <w:br/>
@@ -29374,7 +30691,7 @@
         <w:rPr>
           <w:rStyle w:val="NormalTok"/>
         </w:rPr>
-        <w:t xml:space="preserve">tampon</w:t>
+        <w:t xml:space="preserve">buffer</w:t>
       </w:r>
       <w:r>
         <w:rPr>
@@ -29386,7 +30703,7 @@
         <w:rPr>
           <w:rStyle w:val="NormalTok"/>
         </w:rPr>
-        <w:t xml:space="preserve"> ad</w:t>
+        <w:t xml:space="preserve"> name</w:t>
       </w:r>
       <w:r>
         <w:rPr>
@@ -29413,7 +30730,7 @@
         <w:rPr>
           <w:rStyle w:val="NormalTok"/>
         </w:rPr>
-        <w:t xml:space="preserve">    tampon</w:t>
+        <w:t xml:space="preserve">    buffer</w:t>
       </w:r>
       <w:r>
         <w:rPr>
@@ -29494,7 +30811,7 @@
         <w:rPr>
           <w:rStyle w:val="StringTok"/>
         </w:rPr>
-        <w:t xml:space="preserve">"Merhaba </w:t>
+        <w:t xml:space="preserve">"Hello </w:t>
       </w:r>
       <w:r>
         <w:rPr>
@@ -29518,7 +30835,7 @@
         <w:rPr>
           <w:rStyle w:val="NormalTok"/>
         </w:rPr>
-        <w:t xml:space="preserve"> tampon</w:t>
+        <w:t xml:space="preserve"> buffer</w:t>
       </w:r>
       <w:r>
         <w:rPr>
@@ -29791,7 +31108,7 @@
         <w:rPr>
           <w:rStyle w:val="NormalTok"/>
         </w:rPr>
-        <w:t xml:space="preserve"> selamla</w:t>
+        <w:t xml:space="preserve"> greet_user</w:t>
       </w:r>
       <w:r>
         <w:rPr>
@@ -29833,7 +31150,7 @@
         <w:rPr>
           <w:rStyle w:val="NormalTok"/>
         </w:rPr>
-        <w:t xml:space="preserve">ad</w:t>
+        <w:t xml:space="preserve">name</w:t>
       </w:r>
       <w:r>
         <w:rPr>
@@ -29881,7 +31198,7 @@
         <w:rPr>
           <w:rStyle w:val="NormalTok"/>
         </w:rPr>
-        <w:t xml:space="preserve">ad</w:t>
+        <w:t xml:space="preserve">name</w:t>
       </w:r>
       <w:r>
         <w:rPr>
@@ -29971,7 +31288,7 @@
         <w:rPr>
           <w:rStyle w:val="StringTok"/>
         </w:rPr>
-        <w:t xml:space="preserve">"ad cok uzun"</w:t>
+        <w:t xml:space="preserve">"name too long"</w:t>
       </w:r>
       <w:r>
         <w:rPr>
@@ -29998,7 +31315,7 @@
         <w:rPr>
           <w:rStyle w:val="NormalTok"/>
         </w:rPr>
-        <w:t xml:space="preserve">string tampon </w:t>
+        <w:t xml:space="preserve">string buffer </w:t>
       </w:r>
       <w:r>
         <w:rPr>
@@ -30010,7 +31327,7 @@
         <w:rPr>
           <w:rStyle w:val="NormalTok"/>
         </w:rPr>
-        <w:t xml:space="preserve"> ad</w:t>
+        <w:t xml:space="preserve"> name</w:t>
       </w:r>
       <w:r>
         <w:rPr>
@@ -30022,13 +31339,13 @@
         <w:rPr>
           <w:rStyle w:val="NormalTok"/>
         </w:rPr>
-        <w:t xml:space="preserve">                   </w:t>
+        <w:t xml:space="preserve">                 </w:t>
       </w:r>
       <w:r>
         <w:rPr>
           <w:rStyle w:val="CommentTok"/>
         </w:rPr>
-        <w:t xml:space="preserve">/* kendi belleğini kendi yönetir */</w:t>
+        <w:t xml:space="preserve">/* manages its own memory */</w:t>
       </w:r>
       <w:r>
         <w:br/>
@@ -30067,7 +31384,7 @@
         <w:rPr>
           <w:rStyle w:val="StringTok"/>
         </w:rPr>
-        <w:t xml:space="preserve">"Merhaba "</w:t>
+        <w:t xml:space="preserve">"Hello "</w:t>
       </w:r>
       <w:r>
         <w:rPr>
@@ -30085,7 +31402,7 @@
         <w:rPr>
           <w:rStyle w:val="NormalTok"/>
         </w:rPr>
-        <w:t xml:space="preserve"> tampon </w:t>
+        <w:t xml:space="preserve"> buffer </w:t>
       </w:r>
       <w:r>
         <w:rPr>
@@ -30195,8 +31512,8 @@
         <w:t xml:space="preserve">Using a safe type does not exempt you from thinking about bounds.</w:t>
       </w:r>
     </w:p>
-    <w:bookmarkEnd w:id="138"/>
-    <w:bookmarkStart w:id="140" w:name="X7b0bca81d088880c2d80ff73c3e347ff7a6493c"/>
+    <w:bookmarkEnd w:id="162"/>
+    <w:bookmarkStart w:id="164" w:name="X7b0bca81d088880c2d80ff73c3e347ff7a6493c"/>
     <w:p>
       <w:pPr>
         <w:pStyle w:val="Heading3"/>
@@ -30821,7 +32138,7 @@
       <w:r>
         <w:t xml:space="preserve"> </w:t>
       </w:r>
-      <w:hyperlink r:id="rId139">
+      <w:hyperlink r:id="rId163">
         <w:r>
           <w:rPr>
             <w:rStyle w:val="Hyperlink"/>
@@ -30876,8 +32193,8 @@
         <w:t xml:space="preserve">flow. That, too, is a denial of service.</w:t>
       </w:r>
     </w:p>
-    <w:bookmarkEnd w:id="140"/>
-    <w:bookmarkStart w:id="141" w:name="X4b667129b65bdb92848964dc47813507ca707a5"/>
+    <w:bookmarkEnd w:id="164"/>
+    <w:bookmarkStart w:id="165" w:name="X4b667129b65bdb92848964dc47813507ca707a5"/>
     <w:p>
       <w:pPr>
         <w:pStyle w:val="Heading3"/>
@@ -30900,7 +32217,7 @@
         <w:rPr>
           <w:rStyle w:val="VerbatimChar"/>
         </w:rPr>
-        <w:t xml:space="preserve">selamla</w:t>
+        <w:t xml:space="preserve">greet_user</w:t>
       </w:r>
       <w:r>
         <w:t xml:space="preserve"> </w:t>
@@ -30927,7 +32244,7 @@
         <w:rPr>
           <w:rStyle w:val="VerbatimChar"/>
         </w:rPr>
-        <w:t xml:space="preserve">giris_asan</w:t>
+        <w:t xml:space="preserve">login_asan</w:t>
       </w:r>
       <w:r>
         <w:t xml:space="preserve"> </w:t>
@@ -30971,7 +32288,7 @@
         <w:rPr>
           <w:rStyle w:val="VerbatimChar"/>
         </w:rPr>
-        <w:t xml:space="preserve">    #1 in selamla  ornek.c:7</w:t>
+        <w:t xml:space="preserve">    #1 in greet_user  example.c:7</w:t>
       </w:r>
       <w:r>
         <w:br/>
@@ -30980,7 +32297,7 @@
         <w:rPr>
           <w:rStyle w:val="VerbatimChar"/>
         </w:rPr>
-        <w:t xml:space="preserve">    #2 in main     ornek.c:15</w:t>
+        <w:t xml:space="preserve">    #2 in main         example.c:15</w:t>
       </w:r>
       <w:r>
         <w:br/>
@@ -30998,7 +32315,7 @@
         <w:rPr>
           <w:rStyle w:val="VerbatimChar"/>
         </w:rPr>
-        <w:t xml:space="preserve">    #0 in selamla  ornek.c:3</w:t>
+        <w:t xml:space="preserve">    #0 in greet_user  example.c:3</w:t>
       </w:r>
       <w:r>
         <w:br/>
@@ -31016,7 +32333,7 @@
         <w:rPr>
           <w:rStyle w:val="VerbatimChar"/>
         </w:rPr>
-        <w:t xml:space="preserve">    [32, 48) 'tampon' &lt;== Memory access at offset 48 overflows this variable</w:t>
+        <w:t xml:space="preserve">    [32, 48) 'buffer' &lt;== Memory access at offset 48 overflows this variable</w:t>
       </w:r>
     </w:p>
     <w:p>
@@ -31062,7 +32379,7 @@
         <w:rPr>
           <w:rStyle w:val="VerbatimChar"/>
         </w:rPr>
-        <w:t xml:space="preserve">ornek.c</w:t>
+        <w:t xml:space="preserve">example.c</w:t>
       </w:r>
       <w:r>
         <w:t xml:space="preserve"> </w:t>
@@ -31102,7 +32419,7 @@
         <w:rPr>
           <w:rStyle w:val="VerbatimChar"/>
         </w:rPr>
-        <w:t xml:space="preserve">tampon</w:t>
+        <w:t xml:space="preserve">buffer</w:t>
       </w:r>
       <w:r>
         <w:t xml:space="preserve">, 16 bytes: the 32–48 range; the access is at 48, i.e. it starts</w:t>
@@ -31323,9 +32640,9 @@
         </w:pict>
       </w:r>
     </w:p>
-    <w:bookmarkEnd w:id="141"/>
-    <w:bookmarkEnd w:id="142"/>
-    <w:bookmarkStart w:id="143" w:name="X53ade101f064b0771e4a027ac18eece6d7ed069"/>
+    <w:bookmarkEnd w:id="165"/>
+    <w:bookmarkEnd w:id="166"/>
+    <w:bookmarkStart w:id="170" w:name="X53ade101f064b0771e4a027ac18eece6d7ed069"/>
     <w:p>
       <w:pPr>
         <w:pStyle w:val="Heading2"/>
@@ -31358,7 +32675,7 @@
           <w:b/>
           <w:bCs/>
         </w:rPr>
-        <w:t xml:space="preserve">code/week-01/03-tasma-giris</w:t>
+        <w:t xml:space="preserve">code/week-01/03-overflow-input</w:t>
       </w:r>
       <w:r>
         <w:rPr>
@@ -31384,7 +32701,7 @@
           <w:b/>
           <w:bCs/>
         </w:rPr>
-        <w:t xml:space="preserve">giris.c (buggy)</w:t>
+        <w:t xml:space="preserve">login.c (buggy)</w:t>
       </w:r>
     </w:p>
     <w:p>
@@ -31401,7 +32718,7 @@
         <w:rPr>
           <w:rStyle w:val="NormalTok"/>
         </w:rPr>
-        <w:t xml:space="preserve"> oturum o</w:t>
+        <w:t xml:space="preserve"> session s</w:t>
       </w:r>
       <w:r>
         <w:rPr>
@@ -31416,7 +32733,7 @@
         <w:rPr>
           <w:rStyle w:val="NormalTok"/>
         </w:rPr>
-        <w:t xml:space="preserve">o</w:t>
+        <w:t xml:space="preserve">s</w:t>
       </w:r>
       <w:r>
         <w:rPr>
@@ -31428,7 +32745,7 @@
         <w:rPr>
           <w:rStyle w:val="NormalTok"/>
         </w:rPr>
-        <w:t xml:space="preserve">yonetici </w:t>
+        <w:t xml:space="preserve">admin </w:t>
       </w:r>
       <w:r>
         <w:rPr>
@@ -31476,7 +32793,7 @@
         <w:rPr>
           <w:rStyle w:val="NormalTok"/>
         </w:rPr>
-        <w:t xml:space="preserve">o</w:t>
+        <w:t xml:space="preserve">s</w:t>
       </w:r>
       <w:r>
         <w:rPr>
@@ -31488,7 +32805,7 @@
         <w:rPr>
           <w:rStyle w:val="NormalTok"/>
         </w:rPr>
-        <w:t xml:space="preserve">ad</w:t>
+        <w:t xml:space="preserve">name</w:t>
       </w:r>
       <w:r>
         <w:rPr>
@@ -31530,7 +32847,19 @@
         <w:rPr>
           <w:rStyle w:val="CommentTok"/>
         </w:rPr>
-        <w:t xml:space="preserve">/* HATA: hedefin 16 bayt olduğu hiç denetlenmiyor */</w:t>
+        <w:t xml:space="preserve">/* </w:t>
+      </w:r>
+      <w:r>
+        <w:rPr>
+          <w:rStyle w:val="AlertTok"/>
+        </w:rPr>
+        <w:t xml:space="preserve">BUG</w:t>
+      </w:r>
+      <w:r>
+        <w:rPr>
+          <w:rStyle w:val="CommentTok"/>
+        </w:rPr>
+        <w:t xml:space="preserve">: the 16-byte destination size is never checked */</w:t>
       </w:r>
       <w:r>
         <w:br/>
@@ -31560,7 +32889,7 @@
         <w:rPr>
           <w:rStyle w:val="NormalTok"/>
         </w:rPr>
-        <w:t xml:space="preserve">o</w:t>
+        <w:t xml:space="preserve">s</w:t>
       </w:r>
       <w:r>
         <w:rPr>
@@ -31572,7 +32901,7 @@
         <w:rPr>
           <w:rStyle w:val="NormalTok"/>
         </w:rPr>
-        <w:t xml:space="preserve">yonetici</w:t>
+        <w:t xml:space="preserve">admin</w:t>
       </w:r>
       <w:r>
         <w:rPr>
@@ -31599,7 +32928,7 @@
         <w:rPr>
           <w:rStyle w:val="StringTok"/>
         </w:rPr>
-        <w:t xml:space="preserve">"&gt;&gt;&gt; YONETICI paneline erisim verildi! &lt;&lt;&lt;</w:t>
+        <w:t xml:space="preserve">"&gt;&gt;&gt; Access granted to the ADMIN panel! &lt;&lt;&lt;</w:t>
       </w:r>
       <w:r>
         <w:rPr>
@@ -31701,7 +33030,7 @@
               <w:rPr>
                 <w:rStyle w:val="VerbatimChar"/>
               </w:rPr>
-              <w:t xml:space="preserve">giris</w:t>
+              <w:t xml:space="preserve">login</w:t>
             </w:r>
           </w:p>
         </w:tc>
@@ -31759,7 +33088,7 @@
               <w:rPr>
                 <w:rStyle w:val="VerbatimChar"/>
               </w:rPr>
-              <w:t xml:space="preserve">giris_asan</w:t>
+              <w:t xml:space="preserve">login_asan</w:t>
             </w:r>
           </w:p>
         </w:tc>
@@ -31814,7 +33143,7 @@
               <w:rPr>
                 <w:rStyle w:val="VerbatimChar"/>
               </w:rPr>
-              <w:t xml:space="preserve">giris_denetimli</w:t>
+              <w:t xml:space="preserve">login_checked</w:t>
             </w:r>
           </w:p>
         </w:tc>
@@ -31884,7 +33213,7 @@
               <w:rPr>
                 <w:rStyle w:val="VerbatimChar"/>
               </w:rPr>
-              <w:t xml:space="preserve">giris_guvenli</w:t>
+              <w:t xml:space="preserve">login_secure</w:t>
             </w:r>
           </w:p>
         </w:tc>
@@ -31967,7 +33296,7 @@
         <w:rPr>
           <w:rStyle w:val="NormalTok"/>
         </w:rPr>
-        <w:t xml:space="preserve">tasma-giris</w:t>
+        <w:t xml:space="preserve">overflow-input</w:t>
       </w:r>
       <w:r>
         <w:br/>
@@ -32023,7 +33352,7 @@
         <w:rPr>
           <w:rStyle w:val="NormalTok"/>
         </w:rPr>
-        <w:t xml:space="preserve"> code/week-01/03-tasma-giris</w:t>
+        <w:t xml:space="preserve"> code/week-01/03-overflow-input</w:t>
       </w:r>
       <w:r>
         <w:br/>
@@ -32061,7 +33390,7 @@
         <w:rPr>
           <w:rStyle w:val="VerbatimChar"/>
         </w:rPr>
-        <w:t xml:space="preserve">ADIM 1 — Normal giris</w:t>
+        <w:t xml:space="preserve">STEP 1 - Normal login</w:t>
       </w:r>
       <w:r>
         <w:br/>
@@ -32070,7 +33399,7 @@
         <w:rPr>
           <w:rStyle w:val="VerbatimChar"/>
         </w:rPr>
-        <w:t xml:space="preserve">$ ./bin/linux/giris ayse</w:t>
+        <w:t xml:space="preserve">$ ./bin/linux/login alice</w:t>
       </w:r>
       <w:r>
         <w:br/>
@@ -32079,7 +33408,7 @@
         <w:rPr>
           <w:rStyle w:val="VerbatimChar"/>
         </w:rPr>
-        <w:t xml:space="preserve">Hos geldin, ayse</w:t>
+        <w:t xml:space="preserve">Welcome, alice</w:t>
       </w:r>
       <w:r>
         <w:br/>
@@ -32088,7 +33417,7 @@
         <w:rPr>
           <w:rStyle w:val="VerbatimChar"/>
         </w:rPr>
-        <w:t xml:space="preserve">yonetici alani = 0 (0x00000000)</w:t>
+        <w:t xml:space="preserve">admin field = 0 (0x00000000)</w:t>
       </w:r>
       <w:r>
         <w:br/>
@@ -32097,7 +33426,7 @@
         <w:rPr>
           <w:rStyle w:val="VerbatimChar"/>
         </w:rPr>
-        <w:t xml:space="preserve">Normal kullanici oturumu.</w:t>
+        <w:t xml:space="preserve">Normal user session.</w:t>
       </w:r>
       <w:r>
         <w:br/>
@@ -32109,7 +33438,7 @@
         <w:rPr>
           <w:rStyle w:val="VerbatimChar"/>
         </w:rPr>
-        <w:t xml:space="preserve">ADIM 2 — Saldiri: 16 bayttan 1 bayt fazla ad (17 karakter)</w:t>
+        <w:t xml:space="preserve">STEP 2 - Attack: a name 1 byte longer than the 16-byte field (17 characters)</w:t>
       </w:r>
       <w:r>
         <w:br/>
@@ -32118,7 +33447,7 @@
         <w:rPr>
           <w:rStyle w:val="VerbatimChar"/>
         </w:rPr>
-        <w:t xml:space="preserve">$ ./bin/linux/giris AAAAAAAAAAAAAAAAB</w:t>
+        <w:t xml:space="preserve">$ ./bin/linux/login AAAAAAAAAAAAAAAAB</w:t>
       </w:r>
       <w:r>
         <w:br/>
@@ -32127,7 +33456,7 @@
         <w:rPr>
           <w:rStyle w:val="VerbatimChar"/>
         </w:rPr>
-        <w:t xml:space="preserve">Hos geldin, AAAAAAAAAAAAAAAAB</w:t>
+        <w:t xml:space="preserve">Welcome, AAAAAAAAAAAAAAAAB</w:t>
       </w:r>
       <w:r>
         <w:br/>
@@ -32136,7 +33465,7 @@
         <w:rPr>
           <w:rStyle w:val="VerbatimChar"/>
         </w:rPr>
-        <w:t xml:space="preserve">yonetici alani = 66 (0x00000042)</w:t>
+        <w:t xml:space="preserve">admin field = 66 (0x00000042)</w:t>
       </w:r>
       <w:r>
         <w:br/>
@@ -32145,7 +33474,7 @@
         <w:rPr>
           <w:rStyle w:val="VerbatimChar"/>
         </w:rPr>
-        <w:t xml:space="preserve">&gt;&gt;&gt; YONETICI paneline erisim verildi! &lt;&lt;&lt;</w:t>
+        <w:t xml:space="preserve">&gt;&gt;&gt; Access granted to the ADMIN panel! &lt;&lt;&lt;</w:t>
       </w:r>
       <w:r>
         <w:br/>
@@ -32157,7 +33486,7 @@
         <w:rPr>
           <w:rStyle w:val="VerbatimChar"/>
         </w:rPr>
-        <w:t xml:space="preserve">ADIM 3 — Ayni saldiri, AddressSanitizer ile derlenmis surumde</w:t>
+        <w:t xml:space="preserve">STEP 3 - Same attack, in the AddressSanitizer build</w:t>
       </w:r>
       <w:r>
         <w:br/>
@@ -32166,7 +33495,7 @@
         <w:rPr>
           <w:rStyle w:val="VerbatimChar"/>
         </w:rPr>
-        <w:t xml:space="preserve">$ ./bin/linux/giris_asan AAAAAAAAAAAAAAAAB</w:t>
+        <w:t xml:space="preserve">$ ./bin/linux/login_asan AAAAAAAAAAAAAAAAB</w:t>
       </w:r>
       <w:r>
         <w:br/>
@@ -32175,7 +33504,7 @@
         <w:rPr>
           <w:rStyle w:val="VerbatimChar"/>
         </w:rPr>
-        <w:t xml:space="preserve">Hos geldin, AAAAAAAAAAAAAAAAB</w:t>
+        <w:t xml:space="preserve">Welcome, AAAAAAAAAAAAAAAAB</w:t>
       </w:r>
       <w:r>
         <w:br/>
@@ -32184,7 +33513,7 @@
         <w:rPr>
           <w:rStyle w:val="VerbatimChar"/>
         </w:rPr>
-        <w:t xml:space="preserve">yonetici alani = 66 (0x00000042)</w:t>
+        <w:t xml:space="preserve">admin field = 66 (0x00000042)</w:t>
       </w:r>
       <w:r>
         <w:br/>
@@ -32193,7 +33522,7 @@
         <w:rPr>
           <w:rStyle w:val="VerbatimChar"/>
         </w:rPr>
-        <w:t xml:space="preserve">&gt;&gt;&gt; YONETICI paneline erisim verildi! &lt;&lt;&lt;</w:t>
+        <w:t xml:space="preserve">&gt;&gt;&gt; Access granted to the ADMIN panel! &lt;&lt;&lt;</w:t>
       </w:r>
       <w:r>
         <w:br/>
@@ -32202,7 +33531,7 @@
         <w:rPr>
           <w:rStyle w:val="VerbatimChar"/>
         </w:rPr>
-        <w:t xml:space="preserve">   ^ ASan sessiz kaldi: tasma yapinin ICINDE kaldi.</w:t>
+        <w:t xml:space="preserve">   ^ ASan stayed silent: the overflow stayed INSIDE the struct.</w:t>
       </w:r>
       <w:r>
         <w:br/>
@@ -32214,7 +33543,7 @@
         <w:rPr>
           <w:rStyle w:val="VerbatimChar"/>
         </w:rPr>
-        <w:t xml:space="preserve">ADIM 4 — Yapinin disina tasan uzun ad, ASan surumu</w:t>
+        <w:t xml:space="preserve">STEP 4 - A long name that overflows past the struct, ASan version</w:t>
       </w:r>
       <w:r>
         <w:br/>
@@ -32223,7 +33552,7 @@
         <w:rPr>
           <w:rStyle w:val="VerbatimChar"/>
         </w:rPr>
-        <w:t xml:space="preserve">==1750==ERROR: AddressSanitizer: stack-buffer-overflow on address ...</w:t>
+        <w:t xml:space="preserve">==1784==ERROR: AddressSanitizer: stack-buffer-overflow on address 0x7fffffffe864 ...</w:t>
       </w:r>
       <w:r>
         <w:br/>
@@ -32232,7 +33561,7 @@
         <w:rPr>
           <w:rStyle w:val="VerbatimChar"/>
         </w:rPr>
-        <w:t xml:space="preserve">WRITE of size 41 at 0x7fffffffe8c4 thread T0</w:t>
+        <w:t xml:space="preserve">WRITE of size 41 at 0x7fffffffe864 thread T0</w:t>
       </w:r>
       <w:r>
         <w:br/>
@@ -32244,7 +33573,7 @@
         <w:rPr>
           <w:rStyle w:val="VerbatimChar"/>
         </w:rPr>
-        <w:t xml:space="preserve">ADIM 5 — Ayni kisa saldiri, _FORTIFY_SOURCE=2 ile derlenmis surumde</w:t>
+        <w:t xml:space="preserve">STEP 5 - Same short attack, in the build compiled with _FORTIFY_SOURCE=2</w:t>
       </w:r>
       <w:r>
         <w:br/>
@@ -32253,7 +33582,7 @@
         <w:rPr>
           <w:rStyle w:val="VerbatimChar"/>
         </w:rPr>
-        <w:t xml:space="preserve">$ ./bin/linux/giris_denetimli AAAAAAAAAAAAAAAAB</w:t>
+        <w:t xml:space="preserve">$ ./bin/linux/login_checked AAAAAAAAAAAAAAAAB</w:t>
       </w:r>
       <w:r>
         <w:br/>
@@ -32271,7 +33600,7 @@
         <w:rPr>
           <w:rStyle w:val="VerbatimChar"/>
         </w:rPr>
-        <w:t xml:space="preserve">   (program, derleyicinin ekledigi denetimle durduruldu)</w:t>
+        <w:t xml:space="preserve">   (the program was stopped by the check the compiler added)</w:t>
       </w:r>
       <w:r>
         <w:br/>
@@ -32283,7 +33612,7 @@
         <w:rPr>
           <w:rStyle w:val="VerbatimChar"/>
         </w:rPr>
-        <w:t xml:space="preserve">ADIM 6 — Duzeltilmis surum</w:t>
+        <w:t xml:space="preserve">STEP 6 - The fixed version</w:t>
       </w:r>
       <w:r>
         <w:br/>
@@ -32292,7 +33621,7 @@
         <w:rPr>
           <w:rStyle w:val="VerbatimChar"/>
         </w:rPr>
-        <w:t xml:space="preserve">$ ./bin/linux/giris_guvenli AAAAAAAAAAAAAAAAB</w:t>
+        <w:t xml:space="preserve">$ ./bin/linux/login_secure AAAAAAAAAAAAAAAAB</w:t>
       </w:r>
       <w:r>
         <w:br/>
@@ -32301,7 +33630,7 @@
         <w:rPr>
           <w:rStyle w:val="VerbatimChar"/>
         </w:rPr>
-        <w:t xml:space="preserve">Reddedildi: ad 1-15 karakter; yalniz harf, rakam, _ ve - olabilir.</w:t>
+        <w:t xml:space="preserve">Rejected: the name must be 1-15 characters; only letters, digits, _ and - are allowed.</w:t>
       </w:r>
     </w:p>
     <w:p>
@@ -32360,7 +33689,7 @@
         <w:rPr>
           <w:rStyle w:val="VerbatimChar"/>
         </w:rPr>
-        <w:t xml:space="preserve">&gt; .\bin\windows\giris_denetimli.exe AAAAAAAAAAAAAAAAB</w:t>
+        <w:t xml:space="preserve">&gt; .\bin\windows\login_checked.exe AAAAAAAAAAAAAAAAB</w:t>
       </w:r>
       <w:r>
         <w:br/>
@@ -32369,7 +33698,7 @@
         <w:rPr>
           <w:rStyle w:val="VerbatimChar"/>
         </w:rPr>
-        <w:t xml:space="preserve">*** Guvenli kutuphane islevi tasmayi algiladi: program durduruldu ***</w:t>
+        <w:t xml:space="preserve">*** Secure library function detected an overrun: program terminated ***</w:t>
       </w:r>
       <w:r>
         <w:br/>
@@ -32378,7 +33707,7 @@
         <w:rPr>
           <w:rStyle w:val="VerbatimChar"/>
         </w:rPr>
-        <w:t xml:space="preserve">   (cikis kodu: 3)</w:t>
+        <w:t xml:space="preserve">   (exit code: 3)</w:t>
       </w:r>
     </w:p>
     <w:p>
@@ -32476,7 +33805,7 @@
         <w:rPr>
           <w:rStyle w:val="VerbatimChar"/>
         </w:rPr>
-        <w:t xml:space="preserve">ad</w:t>
+        <w:t xml:space="preserve">name</w:t>
       </w:r>
       <w:r>
         <w:t xml:space="preserve"> </w:t>
@@ -32491,7 +33820,7 @@
         <w:rPr>
           <w:rStyle w:val="VerbatimChar"/>
         </w:rPr>
-        <w:t xml:space="preserve">yonetici</w:t>
+        <w:t xml:space="preserve">admin</w:t>
       </w:r>
       <w:r>
         <w:t xml:space="preserve">), it didn’t catch it. It caught it</w:t>
@@ -32558,7 +33887,7 @@
         <w:rPr>
           <w:rStyle w:val="VerbatimChar"/>
         </w:rPr>
-        <w:t xml:space="preserve">o.ad</w:t>
+        <w:t xml:space="preserve">s.name</w:t>
       </w:r>
       <w:r>
         <w:t xml:space="preserve">) was 16 bytes, so they caught the short overflow too.</w:t>
@@ -32615,11 +33944,240 @@
         <w:pStyle w:val="FirstParagraph"/>
       </w:pPr>
       <w:r>
-        <w:rPr>
-          <w:b/>
-          <w:bCs/>
-        </w:rPr>
-        <w:t xml:space="preserve">giris_guvenli.c (excerpt)</w:t>
+        <w:t xml:space="preserve">Watch the animation below to see, byte by byte and with a program counter, how</w:t>
+      </w:r>
+      <w:r>
+        <w:t xml:space="preserve"> </w:t>
+      </w:r>
+      <w:r>
+        <w:rPr>
+          <w:rStyle w:val="VerbatimChar"/>
+        </w:rPr>
+        <w:t xml:space="preserve">strcpy</w:t>
+      </w:r>
+      <w:r>
+        <w:t xml:space="preserve"> </w:t>
+      </w:r>
+      <w:r>
+        <w:t xml:space="preserve">copies</w:t>
+      </w:r>
+      <w:r>
+        <w:t xml:space="preserve"> </w:t>
+      </w:r>
+      <w:r>
+        <w:rPr>
+          <w:rStyle w:val="VerbatimChar"/>
+        </w:rPr>
+        <w:t xml:space="preserve">argv[1]</w:t>
+      </w:r>
+      <w:r>
+        <w:t xml:space="preserve"> </w:t>
+      </w:r>
+      <w:r>
+        <w:t xml:space="preserve">into</w:t>
+      </w:r>
+      <w:r>
+        <w:t xml:space="preserve"> </w:t>
+      </w:r>
+      <w:r>
+        <w:rPr>
+          <w:rStyle w:val="VerbatimChar"/>
+        </w:rPr>
+        <w:t xml:space="preserve">struct session</w:t>
+      </w:r>
+      <w:r>
+        <w:t xml:space="preserve">’s memory.</w:t>
+      </w:r>
+    </w:p>
+    <w:p>
+      <w:pPr>
+        <w:pStyle w:val="BodyText"/>
+      </w:pPr>
+      <w:r>
+        <w:drawing>
+          <wp:inline>
+            <wp:extent cx="5111999" cy="9482855"/>
+            <wp:effectExtent b="0" l="0" r="0" t="0"/>
+            <wp:docPr descr="Becoming admin through overflow — step by step" title="" id="168" name="Picture"/>
+            <a:graphic>
+              <a:graphicData uri="http://schemas.openxmlformats.org/drawingml/2006/picture">
+                <pic:pic>
+                  <pic:nvPicPr>
+                    <pic:cNvPr descr="overflow-login.en.png" id="169" name="Picture"/>
+                    <pic:cNvPicPr>
+                      <a:picLocks noChangeArrowheads="1" noChangeAspect="1"/>
+                    </pic:cNvPicPr>
+                  </pic:nvPicPr>
+                  <pic:blipFill>
+                    <a:blip r:embed="rId167"/>
+                    <a:stretch>
+                      <a:fillRect/>
+                    </a:stretch>
+                  </pic:blipFill>
+                  <pic:spPr bwMode="auto">
+                    <a:xfrm>
+                      <a:off x="0" y="0"/>
+                      <a:ext cx="5111999" cy="9482855"/>
+                    </a:xfrm>
+                    <a:prstGeom prst="rect">
+                      <a:avLst/>
+                    </a:prstGeom>
+                    <a:noFill/>
+                    <a:ln w="9525">
+                      <a:noFill/>
+                      <a:headEnd/>
+                      <a:tailEnd/>
+                    </a:ln>
+                  </pic:spPr>
+                </pic:pic>
+              </a:graphicData>
+            </a:graphic>
+          </wp:inline>
+        </w:drawing>
+      </w:r>
+    </w:p>
+    <w:p>
+      <w:pPr>
+        <w:pStyle w:val="BodyText"/>
+      </w:pPr>
+      <w:r>
+        <w:t xml:space="preserve">In the picker, try</w:t>
+      </w:r>
+      <w:r>
+        <w:t xml:space="preserve"> </w:t>
+      </w:r>
+      <w:r>
+        <w:rPr>
+          <w:b/>
+          <w:bCs/>
+        </w:rPr>
+        <w:t xml:space="preserve">a name that fits</w:t>
+      </w:r>
+      <w:r>
+        <w:t xml:space="preserve"> </w:t>
+      </w:r>
+      <w:r>
+        <w:t xml:space="preserve">(normal),</w:t>
+      </w:r>
+      <w:r>
+        <w:t xml:space="preserve"> </w:t>
+      </w:r>
+      <w:r>
+        <w:rPr>
+          <w:b/>
+          <w:bCs/>
+        </w:rPr>
+        <w:t xml:space="preserve">a 17-byte overflow: sets</w:t>
+      </w:r>
+      <w:r>
+        <w:rPr>
+          <w:b/>
+          <w:bCs/>
+        </w:rPr>
+        <w:t xml:space="preserve"> </w:t>
+      </w:r>
+      <w:r>
+        <w:rPr>
+          <w:rStyle w:val="VerbatimChar"/>
+          <w:b/>
+          <w:bCs/>
+        </w:rPr>
+        <w:t xml:space="preserve">admin</w:t>
+      </w:r>
+      <w:r>
+        <w:t xml:space="preserve"> </w:t>
+      </w:r>
+      <w:r>
+        <w:t xml:space="preserve">(hard), and the edge cases</w:t>
+      </w:r>
+      <w:r>
+        <w:t xml:space="preserve"> </w:t>
+      </w:r>
+      <w:r>
+        <w:rPr>
+          <w:b/>
+          <w:bCs/>
+        </w:rPr>
+        <w:t xml:space="preserve">exactly 16 bytes: the terminating NUL spills</w:t>
+      </w:r>
+      <w:r>
+        <w:t xml:space="preserve">,</w:t>
+      </w:r>
+      <w:r>
+        <w:t xml:space="preserve"> </w:t>
+      </w:r>
+      <w:r>
+        <w:rPr>
+          <w:b/>
+          <w:bCs/>
+        </w:rPr>
+        <w:t xml:space="preserve">40 bytes: runs past the struct (ASan)</w:t>
+      </w:r>
+      <w:r>
+        <w:t xml:space="preserve">, and</w:t>
+      </w:r>
+      <w:r>
+        <w:t xml:space="preserve"> </w:t>
+      </w:r>
+      <w:r>
+        <w:rPr>
+          <w:b/>
+          <w:bCs/>
+        </w:rPr>
+        <w:t xml:space="preserve">the secure</w:t>
+      </w:r>
+      <w:r>
+        <w:rPr>
+          <w:b/>
+          <w:bCs/>
+        </w:rPr>
+        <w:t xml:space="preserve"> </w:t>
+      </w:r>
+      <w:r>
+        <w:rPr>
+          <w:b/>
+          <w:bCs/>
+        </w:rPr>
+        <w:t xml:space="preserve">version rejects it</w:t>
+      </w:r>
+      <w:r>
+        <w:t xml:space="preserve"> </w:t>
+      </w:r>
+      <w:r>
+        <w:t xml:space="preserve">— or press 🎲 for a random username, or type your own (start it with</w:t>
+      </w:r>
+      <w:r>
+        <w:t xml:space="preserve"> </w:t>
+      </w:r>
+      <w:r>
+        <w:rPr>
+          <w:rStyle w:val="VerbatimChar"/>
+        </w:rPr>
+        <w:t xml:space="preserve">SECURE</w:t>
+      </w:r>
+      <w:r>
+        <w:t xml:space="preserve"> </w:t>
+      </w:r>
+      <w:r>
+        <w:t xml:space="preserve">to run the</w:t>
+      </w:r>
+      <w:r>
+        <w:t xml:space="preserve"> </w:t>
+      </w:r>
+      <w:r>
+        <w:t xml:space="preserve">secure build).</w:t>
+      </w:r>
+    </w:p>
+    <w:p>
+      <w:pPr>
+        <w:pStyle w:val="BodyText"/>
+      </w:pPr>
+      <w:r>
+        <w:rPr>
+          <w:b/>
+          <w:bCs/>
+        </w:rPr>
+        <w:t xml:space="preserve">login_secure.c (excerpt)</w:t>
       </w:r>
     </w:p>
     <w:p>
@@ -32630,7 +34188,7 @@
         <w:rPr>
           <w:rStyle w:val="CommentTok"/>
         </w:rPr>
-        <w:t xml:space="preserve">/* İzin listesi: 1–15 karakter; harf, rakam, '_' ve '-' */</w:t>
+        <w:t xml:space="preserve">/* Allow-list: 1-15 characters; letters, digits, '_' and '-' */</w:t>
       </w:r>
       <w:r>
         <w:br/>
@@ -32657,7 +34215,7 @@
         <w:rPr>
           <w:rStyle w:val="NormalTok"/>
         </w:rPr>
-        <w:t xml:space="preserve"> ad_gecerli_mi</w:t>
+        <w:t xml:space="preserve"> name_is_valid</w:t>
       </w:r>
       <w:r>
         <w:rPr>
@@ -33374,7 +34932,7 @@
         <w:rPr>
           <w:rStyle w:val="NormalTok"/>
         </w:rPr>
-        <w:t xml:space="preserve">ad_gecerli_mi</w:t>
+        <w:t xml:space="preserve">name_is_valid</w:t>
       </w:r>
       <w:r>
         <w:rPr>
@@ -33428,7 +34986,7 @@
         <w:rPr>
           <w:rStyle w:val="CommentTok"/>
         </w:rPr>
-        <w:t xml:space="preserve">/* reddet */</w:t>
+        <w:t xml:space="preserve">/* reject */</w:t>
       </w:r>
       <w:r>
         <w:rPr>
@@ -33455,7 +35013,7 @@
         <w:rPr>
           <w:rStyle w:val="NormalTok"/>
         </w:rPr>
-        <w:t xml:space="preserve"> oturum o </w:t>
+        <w:t xml:space="preserve"> session s </w:t>
       </w:r>
       <w:r>
         <w:rPr>
@@ -33491,7 +35049,7 @@
         <w:rPr>
           <w:rStyle w:val="NormalTok"/>
         </w:rPr>
-        <w:t xml:space="preserve">yonetici </w:t>
+        <w:t xml:space="preserve">admin </w:t>
       </w:r>
       <w:r>
         <w:rPr>
@@ -33527,13 +35085,13 @@
         <w:rPr>
           <w:rStyle w:val="NormalTok"/>
         </w:rPr>
-        <w:t xml:space="preserve">          </w:t>
+        <w:t xml:space="preserve">            </w:t>
       </w:r>
       <w:r>
         <w:rPr>
           <w:rStyle w:val="CommentTok"/>
         </w:rPr>
-        <w:t xml:space="preserve">/* güvenli varsayılan */</w:t>
+        <w:t xml:space="preserve">/* secure default */</w:t>
       </w:r>
       <w:r>
         <w:br/>
@@ -33554,7 +35112,7 @@
         <w:rPr>
           <w:rStyle w:val="NormalTok"/>
         </w:rPr>
-        <w:t xml:space="preserve">o</w:t>
+        <w:t xml:space="preserve">s</w:t>
       </w:r>
       <w:r>
         <w:rPr>
@@ -33566,7 +35124,7 @@
         <w:rPr>
           <w:rStyle w:val="NormalTok"/>
         </w:rPr>
-        <w:t xml:space="preserve">ad</w:t>
+        <w:t xml:space="preserve">name</w:t>
       </w:r>
       <w:r>
         <w:rPr>
@@ -33596,7 +35154,7 @@
         <w:rPr>
           <w:rStyle w:val="NormalTok"/>
         </w:rPr>
-        <w:t xml:space="preserve">o</w:t>
+        <w:t xml:space="preserve">s</w:t>
       </w:r>
       <w:r>
         <w:rPr>
@@ -33608,7 +35166,7 @@
         <w:rPr>
           <w:rStyle w:val="NormalTok"/>
         </w:rPr>
-        <w:t xml:space="preserve">ad</w:t>
+        <w:t xml:space="preserve">name</w:t>
       </w:r>
       <w:r>
         <w:rPr>
@@ -33680,7 +35238,7 @@
         <w:rPr>
           <w:rStyle w:val="CommentTok"/>
         </w:rPr>
-        <w:t xml:space="preserve">/* boyutu bilen kopya */</w:t>
+        <w:t xml:space="preserve">/* a copy that knows the size */</w:t>
       </w:r>
     </w:p>
     <w:p>
@@ -33793,7 +35351,7 @@
       <w:r>
         <w:t xml:space="preserve"> </w:t>
       </w:r>
-      <w:hyperlink r:id="rId96">
+      <w:hyperlink r:id="rId105">
         <w:r>
           <w:rPr>
             <w:rStyle w:val="Hyperlink"/>
@@ -33844,8 +35402,8 @@
         </w:pict>
       </w:r>
     </w:p>
-    <w:bookmarkEnd w:id="143"/>
-    <w:bookmarkStart w:id="149" w:name="integers-and-the-signed-length-bug"/>
+    <w:bookmarkEnd w:id="170"/>
+    <w:bookmarkStart w:id="179" w:name="integers-and-the-signed-length-bug"/>
     <w:p>
       <w:pPr>
         <w:pStyle w:val="Heading2"/>
@@ -34091,18 +35649,18 @@
           <wp:inline>
             <wp:extent cx="5759999" cy="3661051"/>
             <wp:effectExtent b="0" l="0" r="0" t="0"/>
-            <wp:docPr descr="The signed-length bug: same bits, two numbers" title="" id="145" name="Picture"/>
+            <wp:docPr descr="The signed-length bug: same bits, two numbers" title="" id="172" name="Picture"/>
             <a:graphic>
               <a:graphicData uri="http://schemas.openxmlformats.org/drawingml/2006/picture">
                 <pic:pic>
                   <pic:nvPicPr>
-                    <pic:cNvPr descr="h01-22-isaretli-donusum.png" id="146" name="Picture"/>
+                    <pic:cNvPr descr="h01-22-isaretli-donusum.png" id="173" name="Picture"/>
                     <pic:cNvPicPr>
                       <a:picLocks noChangeArrowheads="1" noChangeAspect="1"/>
                     </pic:cNvPicPr>
                   </pic:nvPicPr>
                   <pic:blipFill>
-                    <a:blip r:embed="rId144"/>
+                    <a:blip r:embed="rId171"/>
                     <a:stretch>
                       <a:fillRect/>
                     </a:stretch>
@@ -34129,7 +35687,7 @@
         </w:drawing>
       </w:r>
     </w:p>
-    <w:bookmarkStart w:id="148" w:name="demo-4-the-signed-length-bug"/>
+    <w:bookmarkStart w:id="178" w:name="demo-4-the-signed-length-bug"/>
     <w:p>
       <w:pPr>
         <w:pStyle w:val="Heading3"/>
@@ -34162,7 +35720,7 @@
           <w:b/>
           <w:bCs/>
         </w:rPr>
-        <w:t xml:space="preserve">code/week-01/04-isaretli-uzunluk</w:t>
+        <w:t xml:space="preserve">code/week-01/04-signed-length</w:t>
       </w:r>
       <w:r>
         <w:rPr>
@@ -34188,7 +35746,7 @@
           <w:b/>
           <w:bCs/>
         </w:rPr>
-        <w:t xml:space="preserve">kopya.c (buggy)</w:t>
+        <w:t xml:space="preserve">copy.c (buggy)</w:t>
       </w:r>
     </w:p>
     <w:p>
@@ -34199,7 +35757,7 @@
         <w:rPr>
           <w:rStyle w:val="PreprocessorTok"/>
         </w:rPr>
-        <w:t xml:space="preserve">#define KAYIT_BOYUTU </w:t>
+        <w:t xml:space="preserve">#define RECORD_SIZE </w:t>
       </w:r>
       <w:r>
         <w:rPr>
@@ -34235,7 +35793,7 @@
         <w:rPr>
           <w:rStyle w:val="NormalTok"/>
         </w:rPr>
-        <w:t xml:space="preserve"> kaydi_kopyala</w:t>
+        <w:t xml:space="preserve"> copy_record</w:t>
       </w:r>
       <w:r>
         <w:rPr>
@@ -34265,7 +35823,7 @@
         <w:rPr>
           <w:rStyle w:val="NormalTok"/>
         </w:rPr>
-        <w:t xml:space="preserve">hedef</w:t>
+        <w:t xml:space="preserve">dest</w:t>
       </w:r>
       <w:r>
         <w:rPr>
@@ -34313,7 +35871,7 @@
         <w:rPr>
           <w:rStyle w:val="NormalTok"/>
         </w:rPr>
-        <w:t xml:space="preserve">kaynak</w:t>
+        <w:t xml:space="preserve">source</w:t>
       </w:r>
       <w:r>
         <w:rPr>
@@ -34337,7 +35895,7 @@
         <w:rPr>
           <w:rStyle w:val="NormalTok"/>
         </w:rPr>
-        <w:t xml:space="preserve"> uzunluk</w:t>
+        <w:t xml:space="preserve"> length</w:t>
       </w:r>
       <w:r>
         <w:rPr>
@@ -34367,7 +35925,19 @@
         <w:rPr>
           <w:rStyle w:val="CommentTok"/>
         </w:rPr>
-        <w:t xml:space="preserve">/* HATA: alt sınır (negatif değer) denetlenmiyor */</w:t>
+        <w:t xml:space="preserve">/* </w:t>
+      </w:r>
+      <w:r>
+        <w:rPr>
+          <w:rStyle w:val="AlertTok"/>
+        </w:rPr>
+        <w:t xml:space="preserve">BUG</w:t>
+      </w:r>
+      <w:r>
+        <w:rPr>
+          <w:rStyle w:val="CommentTok"/>
+        </w:rPr>
+        <w:t xml:space="preserve">: the lower bound (a negative value) is never checked */</w:t>
       </w:r>
       <w:r>
         <w:br/>
@@ -34400,7 +35970,7 @@
         <w:rPr>
           <w:rStyle w:val="NormalTok"/>
         </w:rPr>
-        <w:t xml:space="preserve">uzunluk </w:t>
+        <w:t xml:space="preserve">length </w:t>
       </w:r>
       <w:r>
         <w:rPr>
@@ -34412,7 +35982,7 @@
         <w:rPr>
           <w:rStyle w:val="NormalTok"/>
         </w:rPr>
-        <w:t xml:space="preserve"> KAYIT_BOYUTU</w:t>
+        <w:t xml:space="preserve"> RECORD_SIZE</w:t>
       </w:r>
       <w:r>
         <w:rPr>
@@ -34478,7 +36048,7 @@
         <w:rPr>
           <w:rStyle w:val="NormalTok"/>
         </w:rPr>
-        <w:t xml:space="preserve">hedef</w:t>
+        <w:t xml:space="preserve">dest</w:t>
       </w:r>
       <w:r>
         <w:rPr>
@@ -34490,7 +36060,7 @@
         <w:rPr>
           <w:rStyle w:val="NormalTok"/>
         </w:rPr>
-        <w:t xml:space="preserve"> kaynak</w:t>
+        <w:t xml:space="preserve"> source</w:t>
       </w:r>
       <w:r>
         <w:rPr>
@@ -34502,7 +36072,7 @@
         <w:rPr>
           <w:rStyle w:val="NormalTok"/>
         </w:rPr>
-        <w:t xml:space="preserve"> uzunluk</w:t>
+        <w:t xml:space="preserve"> length</w:t>
       </w:r>
       <w:r>
         <w:rPr>
@@ -34609,7 +36179,7 @@
         <w:rPr>
           <w:rStyle w:val="NormalTok"/>
         </w:rPr>
-        <w:t xml:space="preserve">isaretli-uzunluk</w:t>
+        <w:t xml:space="preserve">signed-length</w:t>
       </w:r>
       <w:r>
         <w:br/>
@@ -34665,7 +36235,7 @@
         <w:rPr>
           <w:rStyle w:val="NormalTok"/>
         </w:rPr>
-        <w:t xml:space="preserve"> code/week-01/04-isaretli-uzunluk</w:t>
+        <w:t xml:space="preserve"> code/week-01/04-signed-length</w:t>
       </w:r>
       <w:r>
         <w:br/>
@@ -34703,7 +36273,7 @@
         <w:rPr>
           <w:rStyle w:val="VerbatimChar"/>
         </w:rPr>
-        <w:t xml:space="preserve">ADIM 0 — Derleyici bu hatayi goruyor mu?</w:t>
+        <w:t xml:space="preserve">STEP 0 - Does the compiler see this bug?</w:t>
       </w:r>
       <w:r>
         <w:br/>
@@ -34712,7 +36282,7 @@
         <w:rPr>
           <w:rStyle w:val="VerbatimChar"/>
         </w:rPr>
-        <w:t xml:space="preserve">$ gcc -Wall -Wextra -fsyntax-only -I../../common kopya.c</w:t>
+        <w:t xml:space="preserve">$ gcc -Wall -Wextra -fsyntax-only -I../../common copy.c</w:t>
       </w:r>
       <w:r>
         <w:br/>
@@ -34721,7 +36291,7 @@
         <w:rPr>
           <w:rStyle w:val="VerbatimChar"/>
         </w:rPr>
-        <w:t xml:space="preserve">   -&gt; Uyari yok: -Wall -Wextra bu donusumu bildirmez.</w:t>
+        <w:t xml:space="preserve">   -&gt; No warning: -Wall -Wextra never reports this conversion.</w:t>
       </w:r>
       <w:r>
         <w:br/>
@@ -34730,7 +36300,7 @@
         <w:rPr>
           <w:rStyle w:val="VerbatimChar"/>
         </w:rPr>
-        <w:t xml:space="preserve">$ gcc -Wsign-conversion -fsyntax-only -I../../common kopya.c</w:t>
+        <w:t xml:space="preserve">$ gcc -Wsign-conversion -fsyntax-only -I../../common copy.c</w:t>
       </w:r>
       <w:r>
         <w:br/>
@@ -34739,7 +36309,7 @@
         <w:rPr>
           <w:rStyle w:val="VerbatimChar"/>
         </w:rPr>
-        <w:t xml:space="preserve">kopya.c:21:27: warning: conversion to 'size_t' from 'int'</w:t>
+        <w:t xml:space="preserve">copy.c:21:26: warning: conversion to 'size_t' {aka 'long unsigned int'} from 'int'</w:t>
       </w:r>
       <w:r>
         <w:br/>
@@ -34748,7 +36318,7 @@
         <w:rPr>
           <w:rStyle w:val="VerbatimChar"/>
         </w:rPr>
-        <w:t xml:space="preserve">               may change the sign of the result [-Wsign-conversion]</w:t>
+        <w:t xml:space="preserve">              may change the sign of the result [-Wsign-conversion]</w:t>
       </w:r>
       <w:r>
         <w:br/>
@@ -34760,7 +36330,7 @@
         <w:rPr>
           <w:rStyle w:val="VerbatimChar"/>
         </w:rPr>
-        <w:t xml:space="preserve">ADIM 1 — Normal kullanim</w:t>
+        <w:t xml:space="preserve">STEP 1 - Normal use</w:t>
       </w:r>
       <w:r>
         <w:br/>
@@ -34769,7 +36339,7 @@
         <w:rPr>
           <w:rStyle w:val="VerbatimChar"/>
         </w:rPr>
-        <w:t xml:space="preserve">$ ./bin/linux/kopya 8</w:t>
+        <w:t xml:space="preserve">$ ./bin/linux/copy 8</w:t>
       </w:r>
       <w:r>
         <w:br/>
@@ -34778,7 +36348,7 @@
         <w:rPr>
           <w:rStyle w:val="VerbatimChar"/>
         </w:rPr>
-        <w:t xml:space="preserve">Kopyalandi: ORNEK-KA</w:t>
+        <w:t xml:space="preserve">Copied: SAMPLE-R</w:t>
       </w:r>
       <w:r>
         <w:br/>
@@ -34790,7 +36360,7 @@
         <w:rPr>
           <w:rStyle w:val="VerbatimChar"/>
         </w:rPr>
-        <w:t xml:space="preserve">ADIM 2 — Cok buyuk uzunluk: denetim yakalar</w:t>
+        <w:t xml:space="preserve">STEP 2 - A length that's too large: the check catches it</w:t>
       </w:r>
       <w:r>
         <w:br/>
@@ -34799,7 +36369,7 @@
         <w:rPr>
           <w:rStyle w:val="VerbatimChar"/>
         </w:rPr>
-        <w:t xml:space="preserve">$ ./bin/linux/kopya 100</w:t>
+        <w:t xml:space="preserve">$ ./bin/linux/copy 100</w:t>
       </w:r>
       <w:r>
         <w:br/>
@@ -34808,7 +36378,7 @@
         <w:rPr>
           <w:rStyle w:val="VerbatimChar"/>
         </w:rPr>
-        <w:t xml:space="preserve">Reddedildi: uzunluk cok buyuk.</w:t>
+        <w:t xml:space="preserve">Rejected: length is too large.</w:t>
       </w:r>
       <w:r>
         <w:br/>
@@ -34820,7 +36390,7 @@
         <w:rPr>
           <w:rStyle w:val="VerbatimChar"/>
         </w:rPr>
-        <w:t xml:space="preserve">ADIM 3 — Saldiri: negatif uzunluk denetimi atlatir</w:t>
+        <w:t xml:space="preserve">STEP 3 - Attack: a negative length slips past the check</w:t>
       </w:r>
       <w:r>
         <w:br/>
@@ -34829,7 +36399,7 @@
         <w:rPr>
           <w:rStyle w:val="VerbatimChar"/>
         </w:rPr>
-        <w:t xml:space="preserve">$ ./bin/linux/kopya -1</w:t>
+        <w:t xml:space="preserve">$ ./bin/linux/copy -1</w:t>
       </w:r>
       <w:r>
         <w:br/>
@@ -34847,7 +36417,7 @@
         <w:rPr>
           <w:rStyle w:val="VerbatimChar"/>
         </w:rPr>
-        <w:t xml:space="preserve">   (cikis kodu: 139 — 139 = bellek hatasi, SIGSEGV)</w:t>
+        <w:t xml:space="preserve">   (exit code: 139 -- 139 = memory error, SIGSEGV)</w:t>
       </w:r>
       <w:r>
         <w:br/>
@@ -34859,7 +36429,7 @@
         <w:rPr>
           <w:rStyle w:val="VerbatimChar"/>
         </w:rPr>
-        <w:t xml:space="preserve">ADIM 4 — Ayni saldiri, AddressSanitizer ile</w:t>
+        <w:t xml:space="preserve">STEP 4 - Same attack, with AddressSanitizer</w:t>
       </w:r>
       <w:r>
         <w:br/>
@@ -34868,7 +36438,7 @@
         <w:rPr>
           <w:rStyle w:val="VerbatimChar"/>
         </w:rPr>
-        <w:t xml:space="preserve">==1823==ERROR: AddressSanitizer: negative-size-param: (size=-1)</w:t>
+        <w:t xml:space="preserve">==1821==ERROR: AddressSanitizer: negative-size-param: (size=-1)</w:t>
       </w:r>
       <w:r>
         <w:br/>
@@ -34880,7 +36450,7 @@
         <w:rPr>
           <w:rStyle w:val="VerbatimChar"/>
         </w:rPr>
-        <w:t xml:space="preserve">ADIM 5 — Duzeltilmis surum</w:t>
+        <w:t xml:space="preserve">STEP 5 - The fixed version</w:t>
       </w:r>
       <w:r>
         <w:br/>
@@ -34889,7 +36459,7 @@
         <w:rPr>
           <w:rStyle w:val="VerbatimChar"/>
         </w:rPr>
-        <w:t xml:space="preserve">$ ./bin/linux/kopya_guvenli -1 ; ./bin/linux/kopya_guvenli 12abc ; ./bin/linux/kopya_guvenli 8</w:t>
+        <w:t xml:space="preserve">$ ./bin/linux/copy_secure -1 ; ./bin/linux/copy_secure 12abc ; ./bin/linux/copy_secure 8</w:t>
       </w:r>
       <w:r>
         <w:br/>
@@ -34898,7 +36468,7 @@
         <w:rPr>
           <w:rStyle w:val="VerbatimChar"/>
         </w:rPr>
-        <w:t xml:space="preserve">Reddedildi: uzunluk 0-16 arasinda bir tamsayi olmali.</w:t>
+        <w:t xml:space="preserve">Rejected: length must be an integer between 0 and 16.</w:t>
       </w:r>
       <w:r>
         <w:br/>
@@ -34907,7 +36477,7 @@
         <w:rPr>
           <w:rStyle w:val="VerbatimChar"/>
         </w:rPr>
-        <w:t xml:space="preserve">Reddedildi: uzunluk 0-16 arasinda bir tamsayi olmali.</w:t>
+        <w:t xml:space="preserve">Rejected: length must be an integer between 0 and 16.</w:t>
       </w:r>
       <w:r>
         <w:br/>
@@ -34916,7 +36486,7 @@
         <w:rPr>
           <w:rStyle w:val="VerbatimChar"/>
         </w:rPr>
-        <w:t xml:space="preserve">Kopyalandi (8 bayt): ORNEK-KA</w:t>
+        <w:t xml:space="preserve">Copied (8 bytes): SAMPLE-R</w:t>
       </w:r>
     </w:p>
     <w:p>
@@ -35003,7 +36573,7 @@
         <w:rPr>
           <w:rStyle w:val="VerbatimChar"/>
         </w:rPr>
-        <w:t xml:space="preserve">&gt; cl /Zs /W4 kopya.c                 (C olarak derle)</w:t>
+        <w:t xml:space="preserve">&gt; cl /Zs /W4 copy.c                  (compile as C)</w:t>
       </w:r>
       <w:r>
         <w:br/>
@@ -35012,7 +36582,7 @@
         <w:rPr>
           <w:rStyle w:val="VerbatimChar"/>
         </w:rPr>
-        <w:t xml:space="preserve">   -&gt; Uyari yok: MSVC'nin C derleyicisi bu donusumu /Wall ile bile bildirmez.</w:t>
+        <w:t xml:space="preserve">   -&gt; No warning: MSVC's C compiler never reports this conversion, even with /Wall.</w:t>
       </w:r>
       <w:r>
         <w:br/>
@@ -35021,7 +36591,7 @@
         <w:rPr>
           <w:rStyle w:val="VerbatimChar"/>
         </w:rPr>
-        <w:t xml:space="preserve">&gt; cl /Zs /W4 /w44365 /TP kopya.c     (ayni kod, C++ olarak)</w:t>
+        <w:t xml:space="preserve">&gt; cl /Zs /W4 /w44365 /TP copy.c      (same code, as C++)</w:t>
       </w:r>
       <w:r>
         <w:br/>
@@ -35030,7 +36600,7 @@
         <w:rPr>
           <w:rStyle w:val="VerbatimChar"/>
         </w:rPr>
-        <w:t xml:space="preserve">kopya.c(21): warning C4365: 'argument': conversion from 'int' to 'size_t', signed/unsigned mismatch</w:t>
+        <w:t xml:space="preserve">copy.c(21): warning C4365: 'argument': conversion from 'int' to 'size_t', signed/unsigned mismatch</w:t>
       </w:r>
     </w:p>
     <w:p>
@@ -35053,7 +36623,7 @@
         <w:rPr>
           <w:rStyle w:val="VerbatimChar"/>
         </w:rPr>
-        <w:t xml:space="preserve">uzunluk &gt; 16</w:t>
+        <w:t xml:space="preserve">length &gt; 16</w:t>
       </w:r>
       <w:r>
         <w:t xml:space="preserve">?”</w:t>
@@ -35175,11 +36745,186 @@
         <w:pStyle w:val="BodyText"/>
       </w:pPr>
       <w:r>
-        <w:rPr>
-          <w:b/>
-          <w:bCs/>
-        </w:rPr>
-        <w:t xml:space="preserve">kopya_guvenli.c (excerpt)</w:t>
+        <w:t xml:space="preserve">The animation below calls the real</w:t>
+      </w:r>
+      <w:r>
+        <w:t xml:space="preserve"> </w:t>
+      </w:r>
+      <w:r>
+        <w:rPr>
+          <w:rStyle w:val="VerbatimChar"/>
+        </w:rPr>
+        <w:t xml:space="preserve">copy_record</w:t>
+      </w:r>
+      <w:r>
+        <w:t xml:space="preserve"> </w:t>
+      </w:r>
+      <w:r>
+        <w:t xml:space="preserve">in sequence with 10-16 different</w:t>
+      </w:r>
+      <w:r>
+        <w:t xml:space="preserve"> </w:t>
+      </w:r>
+      <w:r>
+        <w:rPr>
+          <w:rStyle w:val="VerbatimChar"/>
+        </w:rPr>
+        <w:t xml:space="preserve">length</w:t>
+      </w:r>
+      <w:r>
+        <w:t xml:space="preserve"> </w:t>
+      </w:r>
+      <w:r>
+        <w:t xml:space="preserve">values, and shows</w:t>
+      </w:r>
+      <w:r>
+        <w:t xml:space="preserve"> </w:t>
+      </w:r>
+      <w:r>
+        <w:t xml:space="preserve">exactly which huge number every negative one turns into as a</w:t>
+      </w:r>
+      <w:r>
+        <w:t xml:space="preserve"> </w:t>
+      </w:r>
+      <w:r>
+        <w:rPr>
+          <w:rStyle w:val="VerbatimChar"/>
+        </w:rPr>
+        <w:t xml:space="preserve">size_t</w:t>
+      </w:r>
+      <w:r>
+        <w:t xml:space="preserve">.</w:t>
+      </w:r>
+    </w:p>
+    <w:p>
+      <w:pPr>
+        <w:pStyle w:val="BodyText"/>
+      </w:pPr>
+      <w:r>
+        <w:drawing>
+          <wp:inline>
+            <wp:extent cx="5111999" cy="22234349"/>
+            <wp:effectExtent b="0" l="0" r="0" t="0"/>
+            <wp:docPr descr="Signed length -&gt; size_t — step by step" title="" id="175" name="Picture"/>
+            <a:graphic>
+              <a:graphicData uri="http://schemas.openxmlformats.org/drawingml/2006/picture">
+                <pic:pic>
+                  <pic:nvPicPr>
+                    <pic:cNvPr descr="signed-length.en.png" id="176" name="Picture"/>
+                    <pic:cNvPicPr>
+                      <a:picLocks noChangeArrowheads="1" noChangeAspect="1"/>
+                    </pic:cNvPicPr>
+                  </pic:nvPicPr>
+                  <pic:blipFill>
+                    <a:blip r:embed="rId174"/>
+                    <a:stretch>
+                      <a:fillRect/>
+                    </a:stretch>
+                  </pic:blipFill>
+                  <pic:spPr bwMode="auto">
+                    <a:xfrm>
+                      <a:off x="0" y="0"/>
+                      <a:ext cx="5111999" cy="22234349"/>
+                    </a:xfrm>
+                    <a:prstGeom prst="rect">
+                      <a:avLst/>
+                    </a:prstGeom>
+                    <a:noFill/>
+                    <a:ln w="9525">
+                      <a:noFill/>
+                      <a:headEnd/>
+                      <a:tailEnd/>
+                    </a:ln>
+                  </pic:spPr>
+                </pic:pic>
+              </a:graphicData>
+            </a:graphic>
+          </wp:inline>
+        </w:drawing>
+      </w:r>
+    </w:p>
+    <w:p>
+      <w:pPr>
+        <w:pStyle w:val="BodyText"/>
+      </w:pPr>
+      <w:r>
+        <w:t xml:space="preserve">Try the</w:t>
+      </w:r>
+      <w:r>
+        <w:t xml:space="preserve"> </w:t>
+      </w:r>
+      <w:r>
+        <w:rPr>
+          <w:b/>
+          <w:bCs/>
+        </w:rPr>
+        <w:t xml:space="preserve">typical-sweep</w:t>
+      </w:r>
+      <w:r>
+        <w:t xml:space="preserve">,</w:t>
+      </w:r>
+      <w:r>
+        <w:t xml:space="preserve"> </w:t>
+      </w:r>
+      <w:r>
+        <w:rPr>
+          <w:b/>
+          <w:bCs/>
+        </w:rPr>
+        <w:t xml:space="preserve">wide-sweep</w:t>
+      </w:r>
+      <w:r>
+        <w:t xml:space="preserve">,</w:t>
+      </w:r>
+      <w:r>
+        <w:t xml:space="preserve"> </w:t>
+      </w:r>
+      <w:r>
+        <w:rPr>
+          <w:b/>
+          <w:bCs/>
+        </w:rPr>
+        <w:t xml:space="preserve">edge-all-negative</w:t>
+      </w:r>
+      <w:r>
+        <w:t xml:space="preserve"> </w:t>
+      </w:r>
+      <w:r>
+        <w:t xml:space="preserve">(all get through!) and</w:t>
+      </w:r>
+      <w:r>
+        <w:t xml:space="preserve"> </w:t>
+      </w:r>
+      <w:r>
+        <w:rPr>
+          <w:b/>
+          <w:bCs/>
+        </w:rPr>
+        <w:t xml:space="preserve">edge-boundary</w:t>
+      </w:r>
+      <w:r>
+        <w:t xml:space="preserve"> </w:t>
+      </w:r>
+      <w:r>
+        <w:t xml:space="preserve">examples</w:t>
+      </w:r>
+      <w:r>
+        <w:t xml:space="preserve"> </w:t>
+      </w:r>
+      <w:r>
+        <w:t xml:space="preserve">in the picker; use 🎲 to run your own length sweep.</w:t>
+      </w:r>
+    </w:p>
+    <w:p>
+      <w:pPr>
+        <w:pStyle w:val="BodyText"/>
+      </w:pPr>
+      <w:r>
+        <w:rPr>
+          <w:b/>
+          <w:bCs/>
+        </w:rPr>
+        <w:t xml:space="preserve">copy_secure.c (excerpt)</w:t>
       </w:r>
     </w:p>
     <w:p>
@@ -35208,7 +36953,7 @@
         <w:rPr>
           <w:rStyle w:val="NormalTok"/>
         </w:rPr>
-        <w:t xml:space="preserve"> uzunluk_oku</w:t>
+        <w:t xml:space="preserve"> read_length</w:t>
       </w:r>
       <w:r>
         <w:rPr>
@@ -35250,7 +36995,7 @@
         <w:rPr>
           <w:rStyle w:val="NormalTok"/>
         </w:rPr>
-        <w:t xml:space="preserve">metin</w:t>
+        <w:t xml:space="preserve">text</w:t>
       </w:r>
       <w:r>
         <w:rPr>
@@ -35286,7 +37031,7 @@
         <w:rPr>
           <w:rStyle w:val="NormalTok"/>
         </w:rPr>
-        <w:t xml:space="preserve">sonuc</w:t>
+        <w:t xml:space="preserve">result</w:t>
       </w:r>
       <w:r>
         <w:rPr>
@@ -35334,7 +37079,7 @@
         <w:rPr>
           <w:rStyle w:val="NormalTok"/>
         </w:rPr>
-        <w:t xml:space="preserve">son</w:t>
+        <w:t xml:space="preserve">end</w:t>
       </w:r>
       <w:r>
         <w:rPr>
@@ -35394,7 +37139,7 @@
         <w:rPr>
           <w:rStyle w:val="NormalTok"/>
         </w:rPr>
-        <w:t xml:space="preserve"> deger </w:t>
+        <w:t xml:space="preserve"> value </w:t>
       </w:r>
       <w:r>
         <w:rPr>
@@ -35418,7 +37163,7 @@
         <w:rPr>
           <w:rStyle w:val="NormalTok"/>
         </w:rPr>
-        <w:t xml:space="preserve">metin</w:t>
+        <w:t xml:space="preserve">text</w:t>
       </w:r>
       <w:r>
         <w:rPr>
@@ -35442,7 +37187,7 @@
         <w:rPr>
           <w:rStyle w:val="NormalTok"/>
         </w:rPr>
-        <w:t xml:space="preserve">son</w:t>
+        <w:t xml:space="preserve">end</w:t>
       </w:r>
       <w:r>
         <w:rPr>
@@ -35535,7 +37280,7 @@
         <w:rPr>
           <w:rStyle w:val="NormalTok"/>
         </w:rPr>
-        <w:t xml:space="preserve"> son </w:t>
+        <w:t xml:space="preserve"> end </w:t>
       </w:r>
       <w:r>
         <w:rPr>
@@ -35547,7 +37292,7 @@
         <w:rPr>
           <w:rStyle w:val="NormalTok"/>
         </w:rPr>
-        <w:t xml:space="preserve"> metin </w:t>
+        <w:t xml:space="preserve"> text </w:t>
       </w:r>
       <w:r>
         <w:rPr>
@@ -35571,7 +37316,7 @@
         <w:rPr>
           <w:rStyle w:val="NormalTok"/>
         </w:rPr>
-        <w:t xml:space="preserve">son </w:t>
+        <w:t xml:space="preserve">end </w:t>
       </w:r>
       <w:r>
         <w:rPr>
@@ -35658,7 +37403,7 @@
         <w:rPr>
           <w:rStyle w:val="CommentTok"/>
         </w:rPr>
-        <w:t xml:space="preserve">/* sayı değil ya da taştı */</w:t>
+        <w:t xml:space="preserve">/* not a number, or it overflowed */</w:t>
       </w:r>
       <w:r>
         <w:br/>
@@ -35691,7 +37436,7 @@
         <w:rPr>
           <w:rStyle w:val="NormalTok"/>
         </w:rPr>
-        <w:t xml:space="preserve">deger </w:t>
+        <w:t xml:space="preserve">value </w:t>
       </w:r>
       <w:r>
         <w:rPr>
@@ -35727,7 +37472,7 @@
         <w:rPr>
           <w:rStyle w:val="NormalTok"/>
         </w:rPr>
-        <w:t xml:space="preserve"> deger </w:t>
+        <w:t xml:space="preserve"> value </w:t>
       </w:r>
       <w:r>
         <w:rPr>
@@ -35739,7 +37484,7 @@
         <w:rPr>
           <w:rStyle w:val="NormalTok"/>
         </w:rPr>
-        <w:t xml:space="preserve"> KAYIT_BOYUTU</w:t>
+        <w:t xml:space="preserve"> RECORD_SIZE</w:t>
       </w:r>
       <w:r>
         <w:rPr>
@@ -35796,7 +37541,7 @@
         <w:rPr>
           <w:rStyle w:val="CommentTok"/>
         </w:rPr>
-        <w:t xml:space="preserve">/* hem alt hem üst sınır */</w:t>
+        <w:t xml:space="preserve">/* out of range */</w:t>
       </w:r>
       <w:r>
         <w:br/>
@@ -35817,7 +37562,7 @@
         <w:rPr>
           <w:rStyle w:val="NormalTok"/>
         </w:rPr>
-        <w:t xml:space="preserve">sonuc </w:t>
+        <w:t xml:space="preserve">result </w:t>
       </w:r>
       <w:r>
         <w:rPr>
@@ -35853,7 +37598,7 @@
         <w:rPr>
           <w:rStyle w:val="NormalTok"/>
         </w:rPr>
-        <w:t xml:space="preserve">deger</w:t>
+        <w:t xml:space="preserve">value</w:t>
       </w:r>
       <w:r>
         <w:rPr>
@@ -36005,7 +37750,7 @@
       <w:r>
         <w:t xml:space="preserve"> </w:t>
       </w:r>
-      <w:hyperlink r:id="rId147">
+      <w:hyperlink r:id="rId177">
         <w:r>
           <w:rPr>
             <w:rStyle w:val="Hyperlink"/>
@@ -36036,9 +37781,9 @@
         </w:pict>
       </w:r>
     </w:p>
-    <w:bookmarkEnd w:id="148"/>
-    <w:bookmarkEnd w:id="149"/>
-    <w:bookmarkStart w:id="163" w:name="memory-management-and-security"/>
+    <w:bookmarkEnd w:id="178"/>
+    <w:bookmarkEnd w:id="179"/>
+    <w:bookmarkStart w:id="196" w:name="memory-management-and-security"/>
     <w:p>
       <w:pPr>
         <w:pStyle w:val="Heading2"/>
@@ -36125,7 +37870,7 @@
         <w:t xml:space="preserve">lives until the programmer frees it; the language does not track this lifetime for you.</w:t>
       </w:r>
     </w:p>
-    <w:bookmarkStart w:id="153" w:name="the-four-lifetimes-of-memory"/>
+    <w:bookmarkStart w:id="183" w:name="the-four-lifetimes-of-memory"/>
     <w:p>
       <w:pPr>
         <w:pStyle w:val="Heading3"/>
@@ -36511,18 +38256,18 @@
           <wp:inline>
             <wp:extent cx="5759999" cy="2441872"/>
             <wp:effectExtent b="0" l="0" r="0" t="0"/>
-            <wp:docPr descr="The six steps of memory, and the CWE for each step" title="" id="151" name="Picture"/>
+            <wp:docPr descr="The six steps of memory, and the CWE for each step" title="" id="181" name="Picture"/>
             <a:graphic>
               <a:graphicData uri="http://schemas.openxmlformats.org/drawingml/2006/picture">
                 <pic:pic>
                   <pic:nvPicPr>
-                    <pic:cNvPr descr="h01-09-bellek-omru.png" id="152" name="Picture"/>
+                    <pic:cNvPr descr="h01-09-bellek-omru.png" id="182" name="Picture"/>
                     <pic:cNvPicPr>
                       <a:picLocks noChangeArrowheads="1" noChangeAspect="1"/>
                     </pic:cNvPicPr>
                   </pic:nvPicPr>
                   <pic:blipFill>
-                    <a:blip r:embed="rId150"/>
+                    <a:blip r:embed="rId180"/>
                     <a:stretch>
                       <a:fillRect/>
                     </a:stretch>
@@ -36549,8 +38294,8 @@
         </w:drawing>
       </w:r>
     </w:p>
-    <w:bookmarkEnd w:id="153"/>
-    <w:bookmarkStart w:id="154" w:name="classes-of-error"/>
+    <w:bookmarkEnd w:id="183"/>
+    <w:bookmarkStart w:id="184" w:name="classes-of-error"/>
     <w:p>
       <w:pPr>
         <w:pStyle w:val="Heading3"/>
@@ -37158,8 +38903,8 @@
         </w:tc>
       </w:tr>
     </w:tbl>
-    <w:bookmarkEnd w:id="154"/>
-    <w:bookmarkStart w:id="156" w:name="use-after-free-why-is-it-so-dangerous"/>
+    <w:bookmarkEnd w:id="184"/>
+    <w:bookmarkStart w:id="189" w:name="use-after-free-why-is-it-so-dangerous"/>
     <w:p>
       <w:pPr>
         <w:pStyle w:val="Heading3"/>
@@ -37230,7 +38975,7 @@
         <w:rPr>
           <w:rStyle w:val="NormalTok"/>
         </w:rPr>
-        <w:t xml:space="preserve"> ad</w:t>
+        <w:t xml:space="preserve"> name</w:t>
       </w:r>
       <w:r>
         <w:rPr>
@@ -37266,7 +39011,7 @@
         <w:rPr>
           <w:rStyle w:val="NormalTok"/>
         </w:rPr>
-        <w:t xml:space="preserve"> yetki</w:t>
+        <w:t xml:space="preserve"> privilege</w:t>
       </w:r>
       <w:r>
         <w:rPr>
@@ -37290,7 +39035,7 @@
         <w:rPr>
           <w:rStyle w:val="NormalTok"/>
         </w:rPr>
-        <w:t xml:space="preserve"> Kullanici</w:t>
+        <w:t xml:space="preserve"> User</w:t>
       </w:r>
       <w:r>
         <w:rPr>
@@ -37308,7 +39053,7 @@
         <w:rPr>
           <w:rStyle w:val="NormalTok"/>
         </w:rPr>
-        <w:t xml:space="preserve">Kullanici </w:t>
+        <w:t xml:space="preserve">User </w:t>
       </w:r>
       <w:r>
         <w:rPr>
@@ -37320,7 +39065,7 @@
         <w:rPr>
           <w:rStyle w:val="NormalTok"/>
         </w:rPr>
-        <w:t xml:space="preserve">aktif </w:t>
+        <w:t xml:space="preserve">active </w:t>
       </w:r>
       <w:r>
         <w:rPr>
@@ -37362,7 +39107,7 @@
         <w:rPr>
           <w:rStyle w:val="NormalTok"/>
         </w:rPr>
-        <w:t xml:space="preserve">aktif</w:t>
+        <w:t xml:space="preserve">active</w:t>
       </w:r>
       <w:r>
         <w:rPr>
@@ -37377,7 +39122,7 @@
         <w:rPr>
           <w:rStyle w:val="NormalTok"/>
         </w:rPr>
-        <w:t xml:space="preserve">Kullanici </w:t>
+        <w:t xml:space="preserve">User </w:t>
       </w:r>
       <w:r>
         <w:rPr>
@@ -37389,7 +39134,7 @@
         <w:rPr>
           <w:rStyle w:val="NormalTok"/>
         </w:rPr>
-        <w:t xml:space="preserve">onbellek </w:t>
+        <w:t xml:space="preserve">cached </w:t>
       </w:r>
       <w:r>
         <w:rPr>
@@ -37401,7 +39146,7 @@
         <w:rPr>
           <w:rStyle w:val="NormalTok"/>
         </w:rPr>
-        <w:t xml:space="preserve"> aktif</w:t>
+        <w:t xml:space="preserve"> active</w:t>
       </w:r>
       <w:r>
         <w:rPr>
@@ -37413,13 +39158,13 @@
         <w:rPr>
           <w:rStyle w:val="NormalTok"/>
         </w:rPr>
-        <w:t xml:space="preserve">          </w:t>
+        <w:t xml:space="preserve">                </w:t>
       </w:r>
       <w:r>
         <w:rPr>
           <w:rStyle w:val="CommentTok"/>
         </w:rPr>
-        <w:t xml:space="preserve">/* ikinci bir sahip daha */</w:t>
+        <w:t xml:space="preserve">/* a second owner */</w:t>
       </w:r>
       <w:r>
         <w:br/>
@@ -37449,7 +39194,7 @@
         <w:rPr>
           <w:rStyle w:val="NormalTok"/>
         </w:rPr>
-        <w:t xml:space="preserve">aktif</w:t>
+        <w:t xml:space="preserve">active</w:t>
       </w:r>
       <w:r>
         <w:rPr>
@@ -37461,13 +39206,13 @@
         <w:rPr>
           <w:rStyle w:val="NormalTok"/>
         </w:rPr>
-        <w:t xml:space="preserve">                          </w:t>
+        <w:t xml:space="preserve">                         </w:t>
       </w:r>
       <w:r>
         <w:rPr>
           <w:rStyle w:val="CommentTok"/>
         </w:rPr>
-        <w:t xml:space="preserve">/* oturum kapandı */</w:t>
+        <w:t xml:space="preserve">/* session closed */</w:t>
       </w:r>
       <w:r>
         <w:br/>
@@ -37476,7 +39221,7 @@
         <w:rPr>
           <w:rStyle w:val="NormalTok"/>
         </w:rPr>
-        <w:t xml:space="preserve">aktif </w:t>
+        <w:t xml:space="preserve">active </w:t>
       </w:r>
       <w:r>
         <w:rPr>
@@ -37500,13 +39245,13 @@
         <w:rPr>
           <w:rStyle w:val="NormalTok"/>
         </w:rPr>
-        <w:t xml:space="preserve">                         </w:t>
+        <w:t xml:space="preserve">                        </w:t>
       </w:r>
       <w:r>
         <w:rPr>
           <w:rStyle w:val="CommentTok"/>
         </w:rPr>
-        <w:t xml:space="preserve">/* aktif güvende, ama onbellek hâlâ eski adresi tutuyor */</w:t>
+        <w:t xml:space="preserve">/* active is safe, but cached still holds the old address */</w:t>
       </w:r>
       <w:r>
         <w:br/>
@@ -37536,7 +39281,7 @@
         <w:rPr>
           <w:rStyle w:val="NormalTok"/>
         </w:rPr>
-        <w:t xml:space="preserve">not </w:t>
+        <w:t xml:space="preserve">note </w:t>
       </w:r>
       <w:r>
         <w:rPr>
@@ -37572,7 +39317,7 @@
         <w:rPr>
           <w:rStyle w:val="NormalTok"/>
         </w:rPr>
-        <w:t xml:space="preserve">Kullanici</w:t>
+        <w:t xml:space="preserve">User</w:t>
       </w:r>
       <w:r>
         <w:rPr>
@@ -37584,166 +39329,166 @@
         <w:rPr>
           <w:rStyle w:val="NormalTok"/>
         </w:rPr>
+        <w:t xml:space="preserve">    </w:t>
+      </w:r>
+      <w:r>
+        <w:rPr>
+          <w:rStyle w:val="CommentTok"/>
+        </w:rPr>
+        <w:t xml:space="preserve">/* the allocator may hand back the very same block */</w:t>
+      </w:r>
+      <w:r>
+        <w:br/>
+      </w:r>
+      <w:r>
+        <w:rPr>
+          <w:rStyle w:val="NormalTok"/>
+        </w:rPr>
+        <w:t xml:space="preserve">strcpy</w:t>
+      </w:r>
+      <w:r>
+        <w:rPr>
+          <w:rStyle w:val="OperatorTok"/>
+        </w:rPr>
+        <w:t xml:space="preserve">(</w:t>
+      </w:r>
+      <w:r>
+        <w:rPr>
+          <w:rStyle w:val="NormalTok"/>
+        </w:rPr>
+        <w:t xml:space="preserve">note</w:t>
+      </w:r>
+      <w:r>
+        <w:rPr>
+          <w:rStyle w:val="OperatorTok"/>
+        </w:rPr>
+        <w:t xml:space="preserve">,</w:t>
+      </w:r>
+      <w:r>
+        <w:rPr>
+          <w:rStyle w:val="NormalTok"/>
+        </w:rPr>
+        <w:t xml:space="preserve"> </w:t>
+      </w:r>
+      <w:r>
+        <w:rPr>
+          <w:rStyle w:val="StringTok"/>
+        </w:rPr>
+        <w:t xml:space="preserve">"...."</w:t>
+      </w:r>
+      <w:r>
+        <w:rPr>
+          <w:rStyle w:val="OperatorTok"/>
+        </w:rPr>
+        <w:t xml:space="preserve">);</w:t>
+      </w:r>
+      <w:r>
+        <w:rPr>
+          <w:rStyle w:val="NormalTok"/>
+        </w:rPr>
+        <w:t xml:space="preserve">                 </w:t>
+      </w:r>
+      <w:r>
+        <w:rPr>
+          <w:rStyle w:val="CommentTok"/>
+        </w:rPr>
+        <w:t xml:space="preserve">/* writing the note */</w:t>
+      </w:r>
+      <w:r>
+        <w:br/>
+      </w:r>
+      <w:r>
+        <w:br/>
+      </w:r>
+      <w:r>
+        <w:rPr>
+          <w:rStyle w:val="ControlFlowTok"/>
+        </w:rPr>
+        <w:t xml:space="preserve">if</w:t>
+      </w:r>
+      <w:r>
+        <w:rPr>
+          <w:rStyle w:val="NormalTok"/>
+        </w:rPr>
+        <w:t xml:space="preserve"> </w:t>
+      </w:r>
+      <w:r>
+        <w:rPr>
+          <w:rStyle w:val="OperatorTok"/>
+        </w:rPr>
+        <w:t xml:space="preserve">(</w:t>
+      </w:r>
+      <w:r>
+        <w:rPr>
+          <w:rStyle w:val="NormalTok"/>
+        </w:rPr>
+        <w:t xml:space="preserve">cached</w:t>
+      </w:r>
+      <w:r>
+        <w:rPr>
+          <w:rStyle w:val="OperatorTok"/>
+        </w:rPr>
+        <w:t xml:space="preserve">-&gt;</w:t>
+      </w:r>
+      <w:r>
+        <w:rPr>
+          <w:rStyle w:val="NormalTok"/>
+        </w:rPr>
+        <w:t xml:space="preserve">privilege</w:t>
+      </w:r>
+      <w:r>
+        <w:rPr>
+          <w:rStyle w:val="OperatorTok"/>
+        </w:rPr>
+        <w:t xml:space="preserve">)</w:t>
+      </w:r>
+      <w:r>
+        <w:rPr>
+          <w:rStyle w:val="NormalTok"/>
+        </w:rPr>
+        <w:t xml:space="preserve"> </w:t>
+      </w:r>
+      <w:r>
+        <w:rPr>
+          <w:rStyle w:val="OperatorTok"/>
+        </w:rPr>
+        <w:t xml:space="preserve">{</w:t>
+      </w:r>
+      <w:r>
+        <w:rPr>
+          <w:rStyle w:val="NormalTok"/>
+        </w:rPr>
+        <w:t xml:space="preserve"> </w:t>
+      </w:r>
+      <w:r>
+        <w:rPr>
+          <w:rStyle w:val="CommentTok"/>
+        </w:rPr>
+        <w:t xml:space="preserve">/* ... */</w:t>
+      </w:r>
+      <w:r>
+        <w:rPr>
+          <w:rStyle w:val="NormalTok"/>
+        </w:rPr>
+        <w:t xml:space="preserve"> </w:t>
+      </w:r>
+      <w:r>
+        <w:rPr>
+          <w:rStyle w:val="OperatorTok"/>
+        </w:rPr>
+        <w:t xml:space="preserve">}</w:t>
+      </w:r>
+      <w:r>
+        <w:rPr>
+          <w:rStyle w:val="NormalTok"/>
+        </w:rPr>
         <w:t xml:space="preserve">  </w:t>
       </w:r>
       <w:r>
         <w:rPr>
           <w:rStyle w:val="CommentTok"/>
         </w:rPr>
-        <w:t xml:space="preserve">/* bellek yöneticisi aynı bloğu yeniden verebilir */</w:t>
-      </w:r>
-      <w:r>
-        <w:br/>
-      </w:r>
-      <w:r>
-        <w:rPr>
-          <w:rStyle w:val="NormalTok"/>
-        </w:rPr>
-        <w:t xml:space="preserve">strcpy</w:t>
-      </w:r>
-      <w:r>
-        <w:rPr>
-          <w:rStyle w:val="OperatorTok"/>
-        </w:rPr>
-        <w:t xml:space="preserve">(</w:t>
-      </w:r>
-      <w:r>
-        <w:rPr>
-          <w:rStyle w:val="NormalTok"/>
-        </w:rPr>
-        <w:t xml:space="preserve">not</w:t>
-      </w:r>
-      <w:r>
-        <w:rPr>
-          <w:rStyle w:val="OperatorTok"/>
-        </w:rPr>
-        <w:t xml:space="preserve">,</w:t>
-      </w:r>
-      <w:r>
-        <w:rPr>
-          <w:rStyle w:val="NormalTok"/>
-        </w:rPr>
-        <w:t xml:space="preserve"> </w:t>
-      </w:r>
-      <w:r>
-        <w:rPr>
-          <w:rStyle w:val="StringTok"/>
-        </w:rPr>
-        <w:t xml:space="preserve">"...."</w:t>
-      </w:r>
-      <w:r>
-        <w:rPr>
-          <w:rStyle w:val="OperatorTok"/>
-        </w:rPr>
-        <w:t xml:space="preserve">);</w:t>
-      </w:r>
-      <w:r>
-        <w:rPr>
-          <w:rStyle w:val="NormalTok"/>
-        </w:rPr>
-        <w:t xml:space="preserve">                    </w:t>
-      </w:r>
-      <w:r>
-        <w:rPr>
-          <w:rStyle w:val="CommentTok"/>
-        </w:rPr>
-        <w:t xml:space="preserve">/* not yazılıyor */</w:t>
-      </w:r>
-      <w:r>
-        <w:br/>
-      </w:r>
-      <w:r>
-        <w:br/>
-      </w:r>
-      <w:r>
-        <w:rPr>
-          <w:rStyle w:val="ControlFlowTok"/>
-        </w:rPr>
-        <w:t xml:space="preserve">if</w:t>
-      </w:r>
-      <w:r>
-        <w:rPr>
-          <w:rStyle w:val="NormalTok"/>
-        </w:rPr>
-        <w:t xml:space="preserve"> </w:t>
-      </w:r>
-      <w:r>
-        <w:rPr>
-          <w:rStyle w:val="OperatorTok"/>
-        </w:rPr>
-        <w:t xml:space="preserve">(</w:t>
-      </w:r>
-      <w:r>
-        <w:rPr>
-          <w:rStyle w:val="NormalTok"/>
-        </w:rPr>
-        <w:t xml:space="preserve">onbellek</w:t>
-      </w:r>
-      <w:r>
-        <w:rPr>
-          <w:rStyle w:val="OperatorTok"/>
-        </w:rPr>
-        <w:t xml:space="preserve">-&gt;</w:t>
-      </w:r>
-      <w:r>
-        <w:rPr>
-          <w:rStyle w:val="NormalTok"/>
-        </w:rPr>
-        <w:t xml:space="preserve">yetki</w:t>
-      </w:r>
-      <w:r>
-        <w:rPr>
-          <w:rStyle w:val="OperatorTok"/>
-        </w:rPr>
-        <w:t xml:space="preserve">)</w:t>
-      </w:r>
-      <w:r>
-        <w:rPr>
-          <w:rStyle w:val="NormalTok"/>
-        </w:rPr>
-        <w:t xml:space="preserve"> </w:t>
-      </w:r>
-      <w:r>
-        <w:rPr>
-          <w:rStyle w:val="OperatorTok"/>
-        </w:rPr>
-        <w:t xml:space="preserve">{</w:t>
-      </w:r>
-      <w:r>
-        <w:rPr>
-          <w:rStyle w:val="NormalTok"/>
-        </w:rPr>
-        <w:t xml:space="preserve"> </w:t>
-      </w:r>
-      <w:r>
-        <w:rPr>
-          <w:rStyle w:val="CommentTok"/>
-        </w:rPr>
-        <w:t xml:space="preserve">/* ... */</w:t>
-      </w:r>
-      <w:r>
-        <w:rPr>
-          <w:rStyle w:val="NormalTok"/>
-        </w:rPr>
-        <w:t xml:space="preserve"> </w:t>
-      </w:r>
-      <w:r>
-        <w:rPr>
-          <w:rStyle w:val="OperatorTok"/>
-        </w:rPr>
-        <w:t xml:space="preserve">}</w:t>
-      </w:r>
-      <w:r>
-        <w:rPr>
-          <w:rStyle w:val="NormalTok"/>
-        </w:rPr>
-        <w:t xml:space="preserve">      </w:t>
-      </w:r>
-      <w:r>
-        <w:rPr>
-          <w:rStyle w:val="CommentTok"/>
-        </w:rPr>
-        <w:t xml:space="preserve">/* UAF: artık 'not'un baytlarını okuyor */</w:t>
+        <w:t xml:space="preserve">/* UAF: this now reads 'note's bytes */</w:t>
       </w:r>
     </w:p>
     <w:p>
@@ -37814,7 +39559,7 @@
         <w:rPr>
           <w:rStyle w:val="VerbatimChar"/>
         </w:rPr>
-        <w:t xml:space="preserve">onbellek</w:t>
+        <w:t xml:space="preserve">cached</w:t>
       </w:r>
       <w:r>
         <w:t xml:space="preserve">) is now</w:t>
@@ -38065,7 +39810,7 @@
       <w:r>
         <w:t xml:space="preserve"> </w:t>
       </w:r>
-      <w:hyperlink r:id="rId155">
+      <w:hyperlink r:id="rId185">
         <w:r>
           <w:rPr>
             <w:rStyle w:val="Hyperlink"/>
@@ -38077,8 +39822,139 @@
         <w:t xml:space="preserve">.</w:t>
       </w:r>
     </w:p>
-    <w:bookmarkEnd w:id="156"/>
-    <w:bookmarkStart w:id="157" w:name="fixed-versions-of-the-other-errors"/>
+    <w:p>
+      <w:pPr>
+        <w:pStyle w:val="BodyText"/>
+      </w:pPr>
+      <w:r>
+        <w:t xml:space="preserve">The animation below applies the</w:t>
+      </w:r>
+      <w:r>
+        <w:t xml:space="preserve"> </w:t>
+      </w:r>
+      <w:r>
+        <w:rPr>
+          <w:rStyle w:val="VerbatimChar"/>
+        </w:rPr>
+        <w:t xml:space="preserve">active</w:t>
+      </w:r>
+      <w:r>
+        <w:t xml:space="preserve">/</w:t>
+      </w:r>
+      <w:r>
+        <w:rPr>
+          <w:rStyle w:val="VerbatimChar"/>
+        </w:rPr>
+        <w:t xml:space="preserve">cached</w:t>
+      </w:r>
+      <w:r>
+        <w:t xml:space="preserve">/</w:t>
+      </w:r>
+      <w:r>
+        <w:rPr>
+          <w:rStyle w:val="VerbatimChar"/>
+        </w:rPr>
+        <w:t xml:space="preserve">note</w:t>
+      </w:r>
+      <w:r>
+        <w:t xml:space="preserve"> </w:t>
+      </w:r>
+      <w:r>
+        <w:t xml:space="preserve">pattern to 10 small sessions; each one turns out clean, a</w:t>
+      </w:r>
+      <w:r>
+        <w:t xml:space="preserve"> </w:t>
+      </w:r>
+      <w:r>
+        <w:t xml:space="preserve">leak, a double free, or a UAF — can you tell which is which?</w:t>
+      </w:r>
+    </w:p>
+    <w:p>
+      <w:pPr>
+        <w:pStyle w:val="BodyText"/>
+      </w:pPr>
+      <w:r>
+        <w:drawing>
+          <wp:inline>
+            <wp:extent cx="5111999" cy="40268877"/>
+            <wp:effectExtent b="0" l="0" r="0" t="0"/>
+            <wp:docPr descr="Memory management mistakes — step by step" title="" id="187" name="Picture"/>
+            <a:graphic>
+              <a:graphicData uri="http://schemas.openxmlformats.org/drawingml/2006/picture">
+                <pic:pic>
+                  <pic:nvPicPr>
+                    <pic:cNvPr descr="memory-mistakes.en.png" id="188" name="Picture"/>
+                    <pic:cNvPicPr>
+                      <a:picLocks noChangeArrowheads="1" noChangeAspect="1"/>
+                    </pic:cNvPicPr>
+                  </pic:nvPicPr>
+                  <pic:blipFill>
+                    <a:blip r:embed="rId186"/>
+                    <a:stretch>
+                      <a:fillRect/>
+                    </a:stretch>
+                  </pic:blipFill>
+                  <pic:spPr bwMode="auto">
+                    <a:xfrm>
+                      <a:off x="0" y="0"/>
+                      <a:ext cx="5111999" cy="40268877"/>
+                    </a:xfrm>
+                    <a:prstGeom prst="rect">
+                      <a:avLst/>
+                    </a:prstGeom>
+                    <a:noFill/>
+                    <a:ln w="9525">
+                      <a:noFill/>
+                      <a:headEnd/>
+                      <a:tailEnd/>
+                    </a:ln>
+                  </pic:spPr>
+                </pic:pic>
+              </a:graphicData>
+            </a:graphic>
+          </wp:inline>
+        </w:drawing>
+      </w:r>
+    </w:p>
+    <w:p>
+      <w:pPr>
+        <w:pStyle w:val="BodyText"/>
+      </w:pPr>
+      <w:r>
+        <w:t xml:space="preserve">Try the</w:t>
+      </w:r>
+      <w:r>
+        <w:t xml:space="preserve"> </w:t>
+      </w:r>
+      <w:r>
+        <w:rPr>
+          <w:b/>
+          <w:bCs/>
+        </w:rPr>
+        <w:t xml:space="preserve">mixed-ten</w:t>
+      </w:r>
+      <w:r>
+        <w:t xml:space="preserve">,</w:t>
+      </w:r>
+      <w:r>
+        <w:t xml:space="preserve"> </w:t>
+      </w:r>
+      <w:r>
+        <w:rPr>
+          <w:b/>
+          <w:bCs/>
+        </w:rPr>
+        <w:t xml:space="preserve">mostly-broken</w:t>
+      </w:r>
+      <w:r>
+        <w:t xml:space="preserve"> </w:t>
+      </w:r>
+      <w:r>
+        <w:t xml:space="preserve">examples and the two edge cases (all UAF / all clean) in the picker.</w:t>
+      </w:r>
+    </w:p>
+    <w:bookmarkEnd w:id="189"/>
+    <w:bookmarkStart w:id="190" w:name="fixed-versions-of-the-other-errors"/>
     <w:p>
       <w:pPr>
         <w:pStyle w:val="Heading3"/>
@@ -38107,7 +39983,7 @@
         <w:rPr>
           <w:rStyle w:val="CommentTok"/>
         </w:rPr>
-        <w:t xml:space="preserve">/* Hatalı: n büyükse n * sizeof(Kayit) taşar, küçük bir blok ayrılır */</w:t>
+        <w:t xml:space="preserve">/* Wrong: if n is large, n * sizeof(Record) overflows and a too-small block is allocated */</w:t>
       </w:r>
       <w:r>
         <w:br/>
@@ -38116,7 +39992,7 @@
         <w:rPr>
           <w:rStyle w:val="NormalTok"/>
         </w:rPr>
-        <w:t xml:space="preserve">Kayit </w:t>
+        <w:t xml:space="preserve">Record </w:t>
       </w:r>
       <w:r>
         <w:rPr>
@@ -38182,7 +40058,7 @@
         <w:rPr>
           <w:rStyle w:val="NormalTok"/>
         </w:rPr>
-        <w:t xml:space="preserve">Kayit</w:t>
+        <w:t xml:space="preserve">Record</w:t>
       </w:r>
       <w:r>
         <w:rPr>
@@ -38200,7 +40076,7 @@
         <w:rPr>
           <w:rStyle w:val="CommentTok"/>
         </w:rPr>
-        <w:t xml:space="preserve">/* Doğru 1: calloc boyut çarpımında taşmayı denetler ve belleği sıfırlar */</w:t>
+        <w:t xml:space="preserve">/* Right 1: calloc checks the size multiplication for overflow and zeroes the memory */</w:t>
       </w:r>
       <w:r>
         <w:br/>
@@ -38209,7 +40085,7 @@
         <w:rPr>
           <w:rStyle w:val="NormalTok"/>
         </w:rPr>
-        <w:t xml:space="preserve">Kayit </w:t>
+        <w:t xml:space="preserve">Record </w:t>
       </w:r>
       <w:r>
         <w:rPr>
@@ -38275,7 +40151,7 @@
         <w:rPr>
           <w:rStyle w:val="NormalTok"/>
         </w:rPr>
-        <w:t xml:space="preserve">Kayit</w:t>
+        <w:t xml:space="preserve">Record</w:t>
       </w:r>
       <w:r>
         <w:rPr>
@@ -38344,7 +40220,7 @@
         <w:rPr>
           <w:rStyle w:val="NormalTok"/>
         </w:rPr>
-        <w:t xml:space="preserve"> HATA_BELLEK</w:t>
+        <w:t xml:space="preserve"> ERR_MEMORY</w:t>
       </w:r>
       <w:r>
         <w:rPr>
@@ -38362,7 +40238,7 @@
         <w:rPr>
           <w:rStyle w:val="CommentTok"/>
         </w:rPr>
-        <w:t xml:space="preserve">/* Doğru 2: yeniden boyutlandırmada reallocarray (glibc 2.26+, BSD) */</w:t>
+        <w:t xml:space="preserve">/* Right 2: reallocarray for resizing (glibc 2.26+, BSD) */</w:t>
       </w:r>
       <w:r>
         <w:br/>
@@ -38371,7 +40247,7 @@
         <w:rPr>
           <w:rStyle w:val="NormalTok"/>
         </w:rPr>
-        <w:t xml:space="preserve">Kayit </w:t>
+        <w:t xml:space="preserve">Record </w:t>
       </w:r>
       <w:r>
         <w:rPr>
@@ -38383,7 +40259,7 @@
         <w:rPr>
           <w:rStyle w:val="NormalTok"/>
         </w:rPr>
-        <w:t xml:space="preserve">yeni </w:t>
+        <w:t xml:space="preserve">resized </w:t>
       </w:r>
       <w:r>
         <w:rPr>
@@ -38449,7 +40325,7 @@
         <w:rPr>
           <w:rStyle w:val="NormalTok"/>
         </w:rPr>
-        <w:t xml:space="preserve">Kayit</w:t>
+        <w:t xml:space="preserve">Record</w:t>
       </w:r>
       <w:r>
         <w:rPr>
@@ -38482,7 +40358,7 @@
         <w:rPr>
           <w:rStyle w:val="NormalTok"/>
         </w:rPr>
-        <w:t xml:space="preserve">yeni </w:t>
+        <w:t xml:space="preserve">resized </w:t>
       </w:r>
       <w:r>
         <w:rPr>
@@ -38554,7 +40430,7 @@
         <w:rPr>
           <w:rStyle w:val="NormalTok"/>
         </w:rPr>
-        <w:t xml:space="preserve"> HATA_BELLEK</w:t>
+        <w:t xml:space="preserve"> ERR_MEMORY</w:t>
       </w:r>
       <w:r>
         <w:rPr>
@@ -38584,7 +40460,7 @@
         <w:rPr>
           <w:rStyle w:val="CommentTok"/>
         </w:rPr>
-        <w:t xml:space="preserve">/* k'yi kaybetme */</w:t>
+        <w:t xml:space="preserve">/* do not lose k */</w:t>
       </w:r>
       <w:r>
         <w:br/>
@@ -38605,7 +40481,7 @@
         <w:rPr>
           <w:rStyle w:val="NormalTok"/>
         </w:rPr>
-        <w:t xml:space="preserve"> yeni</w:t>
+        <w:t xml:space="preserve"> resized</w:t>
       </w:r>
       <w:r>
         <w:rPr>
@@ -38634,7 +40510,7 @@
         <w:rPr>
           <w:rStyle w:val="CommentTok"/>
         </w:rPr>
-        <w:t xml:space="preserve">/* Hatalı: realloc başarısız olursa NULL döner ve eski blok hâlâ ayrılmış durumdadır;</w:t>
+        <w:t xml:space="preserve">/* Wrong: if realloc fails it returns NULL and the old block is still allocated;</w:t>
       </w:r>
       <w:r>
         <w:br/>
@@ -38643,7 +40519,7 @@
         <w:rPr>
           <w:rStyle w:val="CommentTok"/>
         </w:rPr>
-        <w:t xml:space="preserve">   onu gösteren tek işaretçinin üzerine yazdık → sızıntı */</w:t>
+        <w:t xml:space="preserve">   we just overwrote the only pointer to it -&gt; leak */</w:t>
       </w:r>
       <w:r>
         <w:br/>
@@ -38652,7 +40528,7 @@
         <w:rPr>
           <w:rStyle w:val="NormalTok"/>
         </w:rPr>
-        <w:t xml:space="preserve">tampon </w:t>
+        <w:t xml:space="preserve">buffer </w:t>
       </w:r>
       <w:r>
         <w:rPr>
@@ -38676,7 +40552,7 @@
         <w:rPr>
           <w:rStyle w:val="NormalTok"/>
         </w:rPr>
-        <w:t xml:space="preserve">tampon</w:t>
+        <w:t xml:space="preserve">buffer</w:t>
       </w:r>
       <w:r>
         <w:rPr>
@@ -38688,7 +40564,7 @@
         <w:rPr>
           <w:rStyle w:val="NormalTok"/>
         </w:rPr>
-        <w:t xml:space="preserve"> yeni_boyut</w:t>
+        <w:t xml:space="preserve"> new_size</w:t>
       </w:r>
       <w:r>
         <w:rPr>
@@ -38783,8 +40659,8 @@
         <w:t xml:space="preserve">the old one before freeing it.</w:t>
       </w:r>
     </w:p>
-    <w:bookmarkEnd w:id="157"/>
-    <w:bookmarkStart w:id="158" w:name="erasing-secrets-from-memory-recipe-13.2"/>
+    <w:bookmarkEnd w:id="190"/>
+    <w:bookmarkStart w:id="191" w:name="erasing-secrets-from-memory-recipe-13.2"/>
     <w:p>
       <w:pPr>
         <w:pStyle w:val="Heading3"/>
@@ -39146,7 +41022,7 @@
           <w:b/>
           <w:bCs/>
         </w:rPr>
-        <w:t xml:space="preserve">cen429_sil — portable secure erasure</w:t>
+        <w:t xml:space="preserve">secure_wipe — portable secure erasure</w:t>
       </w:r>
     </w:p>
     <w:p>
@@ -39226,7 +41102,7 @@
         <w:rPr>
           <w:rStyle w:val="NormalTok"/>
         </w:rPr>
-        <w:t xml:space="preserve"> cen429_sil</w:t>
+        <w:t xml:space="preserve"> secure_wipe</w:t>
       </w:r>
       <w:r>
         <w:rPr>
@@ -39967,8 +41843,8 @@
         <w:t xml:space="preserve">each asset is erased on.</w:t>
       </w:r>
     </w:p>
-    <w:bookmarkEnd w:id="158"/>
-    <w:bookmarkStart w:id="159" w:name="Xc14efe2af7db0fc93dab66f6e3b9a65bc8a6ae6"/>
+    <w:bookmarkEnd w:id="191"/>
+    <w:bookmarkStart w:id="192" w:name="Xc14efe2af7db0fc93dab66f6e3b9a65bc8a6ae6"/>
     <w:p>
       <w:pPr>
         <w:pStyle w:val="Heading3"/>
@@ -40097,7 +41973,7 @@
         <w:rPr>
           <w:rStyle w:val="NormalTok"/>
         </w:rPr>
-        <w:t xml:space="preserve"> anahtar</w:t>
+        <w:t xml:space="preserve"> key</w:t>
       </w:r>
       <w:r>
         <w:rPr>
@@ -40154,7 +42030,7 @@
         <w:rPr>
           <w:rStyle w:val="NormalTok"/>
         </w:rPr>
-        <w:t xml:space="preserve">anahtar</w:t>
+        <w:t xml:space="preserve">key</w:t>
       </w:r>
       <w:r>
         <w:rPr>
@@ -40178,7 +42054,7 @@
         <w:rPr>
           <w:rStyle w:val="NormalTok"/>
         </w:rPr>
-        <w:t xml:space="preserve"> anahtar</w:t>
+        <w:t xml:space="preserve"> key</w:t>
       </w:r>
       <w:r>
         <w:rPr>
@@ -40241,7 +42117,7 @@
         <w:rPr>
           <w:rStyle w:val="CommentTok"/>
         </w:rPr>
-        <w:t xml:space="preserve">/* RLIMIT_MEMLOCK aşılmış olabilir; hatayı raporla ama sırrı yine de sil */</w:t>
+        <w:t xml:space="preserve">/* RLIMIT_MEMLOCK may have been exceeded; report the error but still wipe the secret */</w:t>
       </w:r>
       <w:r>
         <w:br/>
@@ -40259,7 +42135,7 @@
         <w:rPr>
           <w:rStyle w:val="CommentTok"/>
         </w:rPr>
-        <w:t xml:space="preserve">/* ... anahtarı kullan ... */</w:t>
+        <w:t xml:space="preserve">/* ... use the key ... */</w:t>
       </w:r>
       <w:r>
         <w:br/>
@@ -40268,7 +42144,7 @@
         <w:rPr>
           <w:rStyle w:val="NormalTok"/>
         </w:rPr>
-        <w:t xml:space="preserve">cen429_sil</w:t>
+        <w:t xml:space="preserve">secure_wipe</w:t>
       </w:r>
       <w:r>
         <w:rPr>
@@ -40280,7 +42156,7 @@
         <w:rPr>
           <w:rStyle w:val="NormalTok"/>
         </w:rPr>
-        <w:t xml:space="preserve">anahtar</w:t>
+        <w:t xml:space="preserve">key</w:t>
       </w:r>
       <w:r>
         <w:rPr>
@@ -40304,7 +42180,7 @@
         <w:rPr>
           <w:rStyle w:val="NormalTok"/>
         </w:rPr>
-        <w:t xml:space="preserve"> anahtar</w:t>
+        <w:t xml:space="preserve"> key</w:t>
       </w:r>
       <w:r>
         <w:rPr>
@@ -40331,7 +42207,7 @@
         <w:rPr>
           <w:rStyle w:val="NormalTok"/>
         </w:rPr>
-        <w:t xml:space="preserve">anahtar</w:t>
+        <w:t xml:space="preserve">key</w:t>
       </w:r>
       <w:r>
         <w:rPr>
@@ -40355,7 +42231,7 @@
         <w:rPr>
           <w:rStyle w:val="NormalTok"/>
         </w:rPr>
-        <w:t xml:space="preserve"> anahtar</w:t>
+        <w:t xml:space="preserve"> key</w:t>
       </w:r>
       <w:r>
         <w:rPr>
@@ -40437,7 +42313,7 @@
         <w:rPr>
           <w:rStyle w:val="NormalTok"/>
         </w:rPr>
-        <w:t xml:space="preserve"> anahtar</w:t>
+        <w:t xml:space="preserve"> key</w:t>
       </w:r>
       <w:r>
         <w:rPr>
@@ -40494,7 +42370,7 @@
         <w:rPr>
           <w:rStyle w:val="NormalTok"/>
         </w:rPr>
-        <w:t xml:space="preserve">anahtar</w:t>
+        <w:t xml:space="preserve">key</w:t>
       </w:r>
       <w:r>
         <w:rPr>
@@ -40518,7 +42394,7 @@
         <w:rPr>
           <w:rStyle w:val="NormalTok"/>
         </w:rPr>
-        <w:t xml:space="preserve"> anahtar</w:t>
+        <w:t xml:space="preserve"> key</w:t>
       </w:r>
       <w:r>
         <w:rPr>
@@ -40551,7 +42427,7 @@
         <w:rPr>
           <w:rStyle w:val="CommentTok"/>
         </w:rPr>
-        <w:t xml:space="preserve">/* çalışma kümesi sınırı aşılmış olabilir */</w:t>
+        <w:t xml:space="preserve">/* the working-set limit may have been exceeded */</w:t>
       </w:r>
       <w:r>
         <w:br/>
@@ -40569,7 +42445,7 @@
         <w:rPr>
           <w:rStyle w:val="CommentTok"/>
         </w:rPr>
-        <w:t xml:space="preserve">/* ... anahtarı kullan ... */</w:t>
+        <w:t xml:space="preserve">/* ... use the key ... */</w:t>
       </w:r>
       <w:r>
         <w:br/>
@@ -40590,7 +42466,7 @@
         <w:rPr>
           <w:rStyle w:val="NormalTok"/>
         </w:rPr>
-        <w:t xml:space="preserve">anahtar</w:t>
+        <w:t xml:space="preserve">key</w:t>
       </w:r>
       <w:r>
         <w:rPr>
@@ -40614,7 +42490,7 @@
         <w:rPr>
           <w:rStyle w:val="NormalTok"/>
         </w:rPr>
-        <w:t xml:space="preserve"> anahtar</w:t>
+        <w:t xml:space="preserve"> key</w:t>
       </w:r>
       <w:r>
         <w:rPr>
@@ -40641,7 +42517,7 @@
         <w:rPr>
           <w:rStyle w:val="NormalTok"/>
         </w:rPr>
-        <w:t xml:space="preserve">anahtar</w:t>
+        <w:t xml:space="preserve">key</w:t>
       </w:r>
       <w:r>
         <w:rPr>
@@ -40665,7 +42541,7 @@
         <w:rPr>
           <w:rStyle w:val="NormalTok"/>
         </w:rPr>
-        <w:t xml:space="preserve"> anahtar</w:t>
+        <w:t xml:space="preserve"> key</w:t>
       </w:r>
       <w:r>
         <w:rPr>
@@ -40726,8 +42602,8 @@
         <w:t xml:space="preserve">holds keys — not the whole program.</w:t>
       </w:r>
     </w:p>
-    <w:bookmarkEnd w:id="159"/>
-    <w:bookmarkStart w:id="160" w:name="all-together-a-secure-buffer"/>
+    <w:bookmarkEnd w:id="192"/>
+    <w:bookmarkStart w:id="193" w:name="all-together-a-secure-buffer"/>
     <w:p>
       <w:pPr>
         <w:pStyle w:val="Heading3"/>
@@ -40753,7 +42629,7 @@
           <w:b/>
           <w:bCs/>
         </w:rPr>
-        <w:t xml:space="preserve">gizli_tampon.h — the single entry point for secrets</w:t>
+        <w:t xml:space="preserve">secret_buffer.h — the single entry point for secrets</w:t>
       </w:r>
     </w:p>
     <w:p>
@@ -40833,7 +42709,7 @@
         <w:rPr>
           <w:rStyle w:val="NormalTok"/>
         </w:rPr>
-        <w:t xml:space="preserve">veri</w:t>
+        <w:t xml:space="preserve">data</w:t>
       </w:r>
       <w:r>
         <w:rPr>
@@ -40860,7 +42736,7 @@
         <w:rPr>
           <w:rStyle w:val="NormalTok"/>
         </w:rPr>
-        <w:t xml:space="preserve">         boyut</w:t>
+        <w:t xml:space="preserve">         size</w:t>
       </w:r>
       <w:r>
         <w:rPr>
@@ -40881,7 +42757,7 @@
         <w:rPr>
           <w:rStyle w:val="NormalTok"/>
         </w:rPr>
-        <w:t xml:space="preserve"> GizliTampon</w:t>
+        <w:t xml:space="preserve"> SecretBuffer</w:t>
       </w:r>
       <w:r>
         <w:rPr>
@@ -40899,7 +42775,7 @@
         <w:rPr>
           <w:rStyle w:val="CommentTok"/>
         </w:rPr>
-        <w:t xml:space="preserve">/* Ayırır, sıfırlar, belleği kilitler. Başarısızsa -1. */</w:t>
+        <w:t xml:space="preserve">/* Allocates, zeroes, locks the memory. -1 on failure. */</w:t>
       </w:r>
       <w:r>
         <w:br/>
@@ -40914,7 +42790,7 @@
         <w:rPr>
           <w:rStyle w:val="NormalTok"/>
         </w:rPr>
-        <w:t xml:space="preserve">  gizli_ayir</w:t>
+        <w:t xml:space="preserve">  secret_alloc</w:t>
       </w:r>
       <w:r>
         <w:rPr>
@@ -40926,7 +42802,7 @@
         <w:rPr>
           <w:rStyle w:val="NormalTok"/>
         </w:rPr>
-        <w:t xml:space="preserve">GizliTampon </w:t>
+        <w:t xml:space="preserve">SecretBuffer </w:t>
       </w:r>
       <w:r>
         <w:rPr>
@@ -40962,7 +42838,7 @@
         <w:rPr>
           <w:rStyle w:val="NormalTok"/>
         </w:rPr>
-        <w:t xml:space="preserve"> boyut</w:t>
+        <w:t xml:space="preserve"> size</w:t>
       </w:r>
       <w:r>
         <w:rPr>
@@ -40980,7 +42856,7 @@
         <w:rPr>
           <w:rStyle w:val="CommentTok"/>
         </w:rPr>
-        <w:t xml:space="preserve">/* Güvenli siler, kilidi açar, serbest bırakır; t-&gt;veri = NULL yapar. İki kez çağrılabilir. */</w:t>
+        <w:t xml:space="preserve">/* Securely wipes, unlocks, releases; sets t-&gt;data = NULL. Safe to call twice. */</w:t>
       </w:r>
       <w:r>
         <w:br/>
@@ -40995,7 +42871,7 @@
         <w:rPr>
           <w:rStyle w:val="NormalTok"/>
         </w:rPr>
-        <w:t xml:space="preserve"> gizli_birak</w:t>
+        <w:t xml:space="preserve"> secret_free</w:t>
       </w:r>
       <w:r>
         <w:rPr>
@@ -41007,7 +42883,7 @@
         <w:rPr>
           <w:rStyle w:val="NormalTok"/>
         </w:rPr>
-        <w:t xml:space="preserve">GizliTampon </w:t>
+        <w:t xml:space="preserve">SecretBuffer </w:t>
       </w:r>
       <w:r>
         <w:rPr>
@@ -41037,7 +42913,7 @@
           <w:b/>
           <w:bCs/>
         </w:rPr>
-        <w:t xml:space="preserve">gizli_tampon.c — Linux implementation (Windows: VirtualLock/SecureZeroMemory)</w:t>
+        <w:t xml:space="preserve">secret_buffer.c — Linux implementation (Windows: VirtualLock/SecureZeroMemory)</w:t>
       </w:r>
     </w:p>
     <w:p>
@@ -41084,7 +42960,7 @@
         <w:rPr>
           <w:rStyle w:val="ImportTok"/>
         </w:rPr>
-        <w:t xml:space="preserve">"gizli_tampon.h"</w:t>
+        <w:t xml:space="preserve">"secret_buffer.h"</w:t>
       </w:r>
       <w:r>
         <w:br/>
@@ -41102,7 +42978,7 @@
         <w:rPr>
           <w:rStyle w:val="NormalTok"/>
         </w:rPr>
-        <w:t xml:space="preserve"> gizli_ayir</w:t>
+        <w:t xml:space="preserve"> secret_alloc</w:t>
       </w:r>
       <w:r>
         <w:rPr>
@@ -41114,7 +42990,7 @@
         <w:rPr>
           <w:rStyle w:val="NormalTok"/>
         </w:rPr>
-        <w:t xml:space="preserve">GizliTampon </w:t>
+        <w:t xml:space="preserve">SecretBuffer </w:t>
       </w:r>
       <w:r>
         <w:rPr>
@@ -41150,7 +43026,7 @@
         <w:rPr>
           <w:rStyle w:val="NormalTok"/>
         </w:rPr>
-        <w:t xml:space="preserve"> boyut</w:t>
+        <w:t xml:space="preserve"> size</w:t>
       </w:r>
       <w:r>
         <w:rPr>
@@ -41186,7 +43062,7 @@
         <w:rPr>
           <w:rStyle w:val="NormalTok"/>
         </w:rPr>
-        <w:t xml:space="preserve">veri </w:t>
+        <w:t xml:space="preserve">data </w:t>
       </w:r>
       <w:r>
         <w:rPr>
@@ -41222,7 +43098,7 @@
         <w:rPr>
           <w:rStyle w:val="NormalTok"/>
         </w:rPr>
-        <w:t xml:space="preserve"> boyut</w:t>
+        <w:t xml:space="preserve"> size</w:t>
       </w:r>
       <w:r>
         <w:rPr>
@@ -41273,7 +43149,7 @@
         <w:rPr>
           <w:rStyle w:val="NormalTok"/>
         </w:rPr>
-        <w:t xml:space="preserve">veri</w:t>
+        <w:t xml:space="preserve">data</w:t>
       </w:r>
       <w:r>
         <w:rPr>
@@ -41336,7 +43212,7 @@
         <w:rPr>
           <w:rStyle w:val="NormalTok"/>
         </w:rPr>
-        <w:t xml:space="preserve">boyut </w:t>
+        <w:t xml:space="preserve">size </w:t>
       </w:r>
       <w:r>
         <w:rPr>
@@ -41348,7 +43224,7 @@
         <w:rPr>
           <w:rStyle w:val="NormalTok"/>
         </w:rPr>
-        <w:t xml:space="preserve"> boyut</w:t>
+        <w:t xml:space="preserve"> size</w:t>
       </w:r>
       <w:r>
         <w:rPr>
@@ -41411,7 +43287,7 @@
         <w:rPr>
           <w:rStyle w:val="NormalTok"/>
         </w:rPr>
-        <w:t xml:space="preserve">veri</w:t>
+        <w:t xml:space="preserve">data</w:t>
       </w:r>
       <w:r>
         <w:rPr>
@@ -41423,7 +43299,7 @@
         <w:rPr>
           <w:rStyle w:val="NormalTok"/>
         </w:rPr>
-        <w:t xml:space="preserve"> boyut</w:t>
+        <w:t xml:space="preserve"> size</w:t>
       </w:r>
       <w:r>
         <w:rPr>
@@ -41441,7 +43317,7 @@
         <w:rPr>
           <w:rStyle w:val="CommentTok"/>
         </w:rPr>
-        <w:t xml:space="preserve">/* başarısızlık ölümcül değil */</w:t>
+        <w:t xml:space="preserve">/* not fatal if this fails */</w:t>
       </w:r>
       <w:r>
         <w:br/>
@@ -41501,7 +43377,7 @@
         <w:rPr>
           <w:rStyle w:val="NormalTok"/>
         </w:rPr>
-        <w:t xml:space="preserve"> gizli_birak</w:t>
+        <w:t xml:space="preserve"> secret_free</w:t>
       </w:r>
       <w:r>
         <w:rPr>
@@ -41513,7 +43389,7 @@
         <w:rPr>
           <w:rStyle w:val="NormalTok"/>
         </w:rPr>
-        <w:t xml:space="preserve">GizliTampon </w:t>
+        <w:t xml:space="preserve">SecretBuffer </w:t>
       </w:r>
       <w:r>
         <w:rPr>
@@ -41585,7 +43461,7 @@
         <w:rPr>
           <w:rStyle w:val="NormalTok"/>
         </w:rPr>
-        <w:t xml:space="preserve">veri</w:t>
+        <w:t xml:space="preserve">data</w:t>
       </w:r>
       <w:r>
         <w:rPr>
@@ -41621,7 +43497,7 @@
         <w:rPr>
           <w:rStyle w:val="CommentTok"/>
         </w:rPr>
-        <w:t xml:space="preserve">/* çift bırakmaya karşı */</w:t>
+        <w:t xml:space="preserve">/* guards against a double free */</w:t>
       </w:r>
       <w:r>
         <w:br/>
@@ -41630,7 +43506,7 @@
         <w:rPr>
           <w:rStyle w:val="NormalTok"/>
         </w:rPr>
-        <w:t xml:space="preserve">    cen429_sil</w:t>
+        <w:t xml:space="preserve">    secure_wipe</w:t>
       </w:r>
       <w:r>
         <w:rPr>
@@ -41654,7 +43530,7 @@
         <w:rPr>
           <w:rStyle w:val="NormalTok"/>
         </w:rPr>
-        <w:t xml:space="preserve">veri</w:t>
+        <w:t xml:space="preserve">data</w:t>
       </w:r>
       <w:r>
         <w:rPr>
@@ -41678,7 +43554,7 @@
         <w:rPr>
           <w:rStyle w:val="NormalTok"/>
         </w:rPr>
-        <w:t xml:space="preserve">boyut</w:t>
+        <w:t xml:space="preserve">size</w:t>
       </w:r>
       <w:r>
         <w:rPr>
@@ -41717,7 +43593,7 @@
         <w:rPr>
           <w:rStyle w:val="NormalTok"/>
         </w:rPr>
-        <w:t xml:space="preserve">veri</w:t>
+        <w:t xml:space="preserve">data</w:t>
       </w:r>
       <w:r>
         <w:rPr>
@@ -41741,7 +43617,7 @@
         <w:rPr>
           <w:rStyle w:val="NormalTok"/>
         </w:rPr>
-        <w:t xml:space="preserve">boyut</w:t>
+        <w:t xml:space="preserve">size</w:t>
       </w:r>
       <w:r>
         <w:rPr>
@@ -41780,7 +43656,7 @@
         <w:rPr>
           <w:rStyle w:val="NormalTok"/>
         </w:rPr>
-        <w:t xml:space="preserve">veri</w:t>
+        <w:t xml:space="preserve">data</w:t>
       </w:r>
       <w:r>
         <w:rPr>
@@ -41807,7 +43683,7 @@
         <w:rPr>
           <w:rStyle w:val="NormalTok"/>
         </w:rPr>
-        <w:t xml:space="preserve">veri  </w:t>
+        <w:t xml:space="preserve">data </w:t>
       </w:r>
       <w:r>
         <w:rPr>
@@ -41846,7 +43722,7 @@
         <w:rPr>
           <w:rStyle w:val="NormalTok"/>
         </w:rPr>
-        <w:t xml:space="preserve">boyut </w:t>
+        <w:t xml:space="preserve">size </w:t>
       </w:r>
       <w:r>
         <w:rPr>
@@ -41970,7 +43846,7 @@
         <w:rPr>
           <w:rStyle w:val="NormalTok"/>
         </w:rPr>
-        <w:t xml:space="preserve"> GizliAnahtar </w:t>
+        <w:t xml:space="preserve"> SecretKey </w:t>
       </w:r>
       <w:r>
         <w:rPr>
@@ -42012,7 +43888,7 @@
         <w:rPr>
           <w:rStyle w:val="NormalTok"/>
         </w:rPr>
-        <w:t xml:space="preserve"> GizliAnahtar</w:t>
+        <w:t xml:space="preserve"> SecretKey</w:t>
       </w:r>
       <w:r>
         <w:rPr>
@@ -42096,7 +43972,7 @@
         <w:rPr>
           <w:rStyle w:val="NormalTok"/>
         </w:rPr>
-        <w:t xml:space="preserve"> kilitle</w:t>
+        <w:t xml:space="preserve"> lock</w:t>
       </w:r>
       <w:r>
         <w:rPr>
@@ -42171,7 +44047,7 @@
         <w:rPr>
           <w:rStyle w:val="NormalTok"/>
         </w:rPr>
-        <w:t xml:space="preserve">GizliAnahtar</w:t>
+        <w:t xml:space="preserve">SecretKey</w:t>
       </w:r>
       <w:r>
         <w:rPr>
@@ -42195,7 +44071,7 @@
         <w:rPr>
           <w:rStyle w:val="NormalTok"/>
         </w:rPr>
-        <w:t xml:space="preserve"> cen429_sil</w:t>
+        <w:t xml:space="preserve"> secure_wipe</w:t>
       </w:r>
       <w:r>
         <w:rPr>
@@ -42261,7 +44137,7 @@
         <w:rPr>
           <w:rStyle w:val="NormalTok"/>
         </w:rPr>
-        <w:t xml:space="preserve"> kilidi_ac</w:t>
+        <w:t xml:space="preserve"> unlock</w:t>
       </w:r>
       <w:r>
         <w:rPr>
@@ -42342,7 +44218,7 @@
         <w:rPr>
           <w:rStyle w:val="NormalTok"/>
         </w:rPr>
-        <w:t xml:space="preserve">    GizliAnahtar</w:t>
+        <w:t xml:space="preserve">    SecretKey</w:t>
       </w:r>
       <w:r>
         <w:rPr>
@@ -42360,7 +44236,7 @@
         <w:rPr>
           <w:rStyle w:val="NormalTok"/>
         </w:rPr>
-        <w:t xml:space="preserve"> GizliAnahtar</w:t>
+        <w:t xml:space="preserve"> SecretKey</w:t>
       </w:r>
       <w:r>
         <w:rPr>
@@ -42408,7 +44284,7 @@
         <w:rPr>
           <w:rStyle w:val="CommentTok"/>
         </w:rPr>
-        <w:t xml:space="preserve">/* kopya yok: sır çoğalmasın */</w:t>
+        <w:t xml:space="preserve">/* no copy: the secret must not multiply */</w:t>
       </w:r>
       <w:r>
         <w:br/>
@@ -42417,7 +44293,7 @@
         <w:rPr>
           <w:rStyle w:val="NormalTok"/>
         </w:rPr>
-        <w:t xml:space="preserve">    GizliAnahtar</w:t>
+        <w:t xml:space="preserve">    SecretKey</w:t>
       </w:r>
       <w:r>
         <w:rPr>
@@ -42453,7 +44329,7 @@
         <w:rPr>
           <w:rStyle w:val="NormalTok"/>
         </w:rPr>
-        <w:t xml:space="preserve"> GizliAnahtar</w:t>
+        <w:t xml:space="preserve"> SecretKey</w:t>
       </w:r>
       <w:r>
         <w:rPr>
@@ -42528,7 +44404,7 @@
         <w:rPr>
           <w:rStyle w:val="NormalTok"/>
         </w:rPr>
-        <w:t xml:space="preserve"> veri</w:t>
+        <w:t xml:space="preserve"> data</w:t>
       </w:r>
       <w:r>
         <w:rPr>
@@ -42867,8 +44743,8 @@
         <w:t xml:space="preserve">it; secrets still need a dedicated type like the one above.</w:t>
       </w:r>
     </w:p>
-    <w:bookmarkEnd w:id="160"/>
-    <w:bookmarkStart w:id="161" w:name="tools-that-find-memory-errors"/>
+    <w:bookmarkEnd w:id="193"/>
+    <w:bookmarkStart w:id="194" w:name="tools-that-find-memory-errors"/>
     <w:p>
       <w:pPr>
         <w:pStyle w:val="Heading3"/>
@@ -43316,8 +45192,8 @@
         <w:t xml:space="preserve">secrets.</w:t>
       </w:r>
     </w:p>
-    <w:bookmarkEnd w:id="161"/>
-    <w:bookmarkStart w:id="162" w:name="try-it-yourself-memory"/>
+    <w:bookmarkEnd w:id="194"/>
+    <w:bookmarkStart w:id="195" w:name="try-it-yourself-memory"/>
     <w:p>
       <w:pPr>
         <w:pStyle w:val="Heading3"/>
@@ -43380,7 +45256,7 @@
         <w:rPr>
           <w:rStyle w:val="VerbatimChar"/>
         </w:rPr>
-        <w:t xml:space="preserve">std::string parola;</w:t>
+        <w:t xml:space="preserve">std::string password;</w:t>
       </w:r>
       <w:r>
         <w:t xml:space="preserve"> </w:t>
@@ -43395,7 +45271,7 @@
         <w:rPr>
           <w:rStyle w:val="VerbatimChar"/>
         </w:rPr>
-        <w:t xml:space="preserve">parola.clear()</w:t>
+        <w:t xml:space="preserve">password.clear()</w:t>
       </w:r>
       <w:r>
         <w:t xml:space="preserve"> </w:t>
@@ -43515,7 +45391,7 @@
         <w:rPr>
           <w:rStyle w:val="VerbatimChar"/>
         </w:rPr>
-        <w:t xml:space="preserve">cen429_sil(parola.data(), parola.capacity())</w:t>
+        <w:t xml:space="preserve">secure_wipe(password.data(), password.capacity())</w:t>
       </w:r>
       <w:r>
         <w:t xml:space="preserve">; because of SSO and earlier copies, the safest option for</w:t>
@@ -43530,7 +45406,7 @@
         <w:rPr>
           <w:rStyle w:val="VerbatimChar"/>
         </w:rPr>
-        <w:t xml:space="preserve">GizliAnahtar</w:t>
+        <w:t xml:space="preserve">SecretKey</w:t>
       </w:r>
       <w:r>
         <w:t xml:space="preserve">) instead of</w:t>
@@ -43589,9 +45465,9 @@
         </w:pict>
       </w:r>
     </w:p>
-    <w:bookmarkEnd w:id="162"/>
-    <w:bookmarkEnd w:id="163"/>
-    <w:bookmarkStart w:id="178" w:name="X147f2b3fc89f4867c5b2e1265bfb84b2acc1d30"/>
+    <w:bookmarkEnd w:id="195"/>
+    <w:bookmarkEnd w:id="196"/>
+    <w:bookmarkStart w:id="211" w:name="X147f2b3fc89f4867c5b2e1265bfb84b2acc1d30"/>
     <w:p>
       <w:pPr>
         <w:pStyle w:val="Heading2"/>
@@ -43696,7 +45572,7 @@
         <w:t xml:space="preserve">outside this core.</w:t>
       </w:r>
     </w:p>
-    <w:bookmarkStart w:id="167" w:name="why-partition-the-trusted-computing-base"/>
+    <w:bookmarkStart w:id="200" w:name="why-partition-the-trusted-computing-base"/>
     <w:p>
       <w:pPr>
         <w:pStyle w:val="Heading3"/>
@@ -43860,18 +45736,18 @@
           <wp:inline>
             <wp:extent cx="5759999" cy="2583652"/>
             <wp:effectExtent b="0" l="0" r="0" t="0"/>
-            <wp:docPr descr="Separating the general region from the protected core" title="" id="165" name="Picture"/>
+            <wp:docPr descr="Separating the general region from the protected core" title="" id="198" name="Picture"/>
             <a:graphic>
               <a:graphicData uri="http://schemas.openxmlformats.org/drawingml/2006/picture">
                 <pic:pic>
                   <pic:nvPicPr>
-                    <pic:cNvPr descr="h01-10-bolumleme.png" id="166" name="Picture"/>
+                    <pic:cNvPr descr="h01-10-bolumleme.png" id="199" name="Picture"/>
                     <pic:cNvPicPr>
                       <a:picLocks noChangeArrowheads="1" noChangeAspect="1"/>
                     </pic:cNvPicPr>
                   </pic:nvPicPr>
                   <pic:blipFill>
-                    <a:blip r:embed="rId164"/>
+                    <a:blip r:embed="rId197"/>
                     <a:stretch>
                       <a:fillRect/>
                     </a:stretch>
@@ -43898,8 +45774,8 @@
         </w:drawing>
       </w:r>
     </w:p>
-    <w:bookmarkEnd w:id="167"/>
-    <w:bookmarkStart w:id="168" w:name="partitioning-options"/>
+    <w:bookmarkEnd w:id="200"/>
+    <w:bookmarkStart w:id="201" w:name="partitioning-options"/>
     <w:p>
       <w:pPr>
         <w:pStyle w:val="Heading3"/>
@@ -44405,8 +46281,8 @@
         <w:t xml:space="preserve">.</w:t>
       </w:r>
     </w:p>
-    <w:bookmarkEnd w:id="168"/>
-    <w:bookmarkStart w:id="169" w:name="Xdeec154e052af9233098bcac3721389296f82b5"/>
+    <w:bookmarkEnd w:id="201"/>
+    <w:bookmarkStart w:id="202" w:name="Xdeec154e052af9233098bcac3721389296f82b5"/>
     <w:p>
       <w:pPr>
         <w:pStyle w:val="Heading3"/>
@@ -44614,7 +46490,7 @@
           <w:b/>
           <w:bCs/>
         </w:rPr>
-        <w:t xml:space="preserve">kasa_cekirdek.h — an interface that never hands out the secret</w:t>
+        <w:t xml:space="preserve">vault_core.h — an interface that never hands out the secret</w:t>
       </w:r>
     </w:p>
     <w:p>
@@ -44643,7 +46519,7 @@
         <w:rPr>
           <w:rStyle w:val="NormalTok"/>
         </w:rPr>
-        <w:t xml:space="preserve"> KasaAnahtari KasaAnahtari</w:t>
+        <w:t xml:space="preserve"> VaultKey VaultKey</w:t>
       </w:r>
       <w:r>
         <w:rPr>
@@ -44661,7 +46537,7 @@
         <w:rPr>
           <w:rStyle w:val="CommentTok"/>
         </w:rPr>
-        <w:t xml:space="preserve">/* opak tür: içi dışarıdan görünmez */</w:t>
+        <w:t xml:space="preserve">/* opaque type: its insides are not visible from outside */</w:t>
       </w:r>
       <w:r>
         <w:br/>
@@ -44673,7 +46549,7 @@
         <w:rPr>
           <w:rStyle w:val="CommentTok"/>
         </w:rPr>
-        <w:t xml:space="preserve">/* Ana paroladan anahtarı türetip çekirdeğin içinde tutar; parolayı siler. */</w:t>
+        <w:t xml:space="preserve">/* Derives the key from the master password and keeps it inside the core; wipes the password. */</w:t>
       </w:r>
       <w:r>
         <w:br/>
@@ -44688,7 +46564,7 @@
         <w:rPr>
           <w:rStyle w:val="NormalTok"/>
         </w:rPr>
-        <w:t xml:space="preserve">  kasa_ac</w:t>
+        <w:t xml:space="preserve">  vault_open</w:t>
       </w:r>
       <w:r>
         <w:rPr>
@@ -44730,7 +46606,7 @@
         <w:rPr>
           <w:rStyle w:val="NormalTok"/>
         </w:rPr>
-        <w:t xml:space="preserve">parola</w:t>
+        <w:t xml:space="preserve">password</w:t>
       </w:r>
       <w:r>
         <w:rPr>
@@ -44754,7 +46630,7 @@
         <w:rPr>
           <w:rStyle w:val="NormalTok"/>
         </w:rPr>
-        <w:t xml:space="preserve"> parola_uzunlugu</w:t>
+        <w:t xml:space="preserve"> password_length</w:t>
       </w:r>
       <w:r>
         <w:rPr>
@@ -44805,7 +46681,7 @@
         <w:rPr>
           <w:rStyle w:val="NormalTok"/>
         </w:rPr>
-        <w:t xml:space="preserve"> tuz</w:t>
+        <w:t xml:space="preserve"> salt</w:t>
       </w:r>
       <w:r>
         <w:rPr>
@@ -44829,7 +46705,7 @@
         <w:rPr>
           <w:rStyle w:val="NormalTok"/>
         </w:rPr>
-        <w:t xml:space="preserve"> KasaAnahtari </w:t>
+        <w:t xml:space="preserve"> VaultKey </w:t>
       </w:r>
       <w:r>
         <w:rPr>
@@ -44841,7 +46717,7 @@
         <w:rPr>
           <w:rStyle w:val="NormalTok"/>
         </w:rPr>
-        <w:t xml:space="preserve">cikti</w:t>
+        <w:t xml:space="preserve">out</w:t>
       </w:r>
       <w:r>
         <w:rPr>
@@ -44859,7 +46735,7 @@
         <w:rPr>
           <w:rStyle w:val="CommentTok"/>
         </w:rPr>
-        <w:t xml:space="preserve">/* Anahtarla şifreler / çözer; anahtarın kendisi hiçbir zaman dışarı çıkmaz. */</w:t>
+        <w:t xml:space="preserve">/* Encrypts / decrypts with the key; the key itself never leaves. */</w:t>
       </w:r>
       <w:r>
         <w:br/>
@@ -44874,7 +46750,7 @@
         <w:rPr>
           <w:rStyle w:val="NormalTok"/>
         </w:rPr>
-        <w:t xml:space="preserve">  kasa_sifrele</w:t>
+        <w:t xml:space="preserve">  vault_encrypt</w:t>
       </w:r>
       <w:r>
         <w:rPr>
@@ -44886,7 +46762,7 @@
         <w:rPr>
           <w:rStyle w:val="NormalTok"/>
         </w:rPr>
-        <w:t xml:space="preserve">KasaAnahtari </w:t>
+        <w:t xml:space="preserve">VaultKey </w:t>
       </w:r>
       <w:r>
         <w:rPr>
@@ -44958,7 +46834,7 @@
         <w:rPr>
           <w:rStyle w:val="NormalTok"/>
         </w:rPr>
-        <w:t xml:space="preserve">acik</w:t>
+        <w:t xml:space="preserve">plain</w:t>
       </w:r>
       <w:r>
         <w:rPr>
@@ -45033,7 +46909,7 @@
         <w:rPr>
           <w:rStyle w:val="NormalTok"/>
         </w:rPr>
-        <w:t xml:space="preserve">sifreli</w:t>
+        <w:t xml:space="preserve">cipher</w:t>
       </w:r>
       <w:r>
         <w:rPr>
@@ -45057,7 +46933,7 @@
         <w:rPr>
           <w:rStyle w:val="NormalTok"/>
         </w:rPr>
-        <w:t xml:space="preserve"> kapasite</w:t>
+        <w:t xml:space="preserve"> capacity</w:t>
       </w:r>
       <w:r>
         <w:rPr>
@@ -45093,7 +46969,7 @@
         <w:rPr>
           <w:rStyle w:val="NormalTok"/>
         </w:rPr>
-        <w:t xml:space="preserve">yazilan</w:t>
+        <w:t xml:space="preserve">written</w:t>
       </w:r>
       <w:r>
         <w:rPr>
@@ -45114,7 +46990,7 @@
         <w:rPr>
           <w:rStyle w:val="NormalTok"/>
         </w:rPr>
-        <w:t xml:space="preserve">  kasa_coz</w:t>
+        <w:t xml:space="preserve">  vault_decrypt</w:t>
       </w:r>
       <w:r>
         <w:rPr>
@@ -45126,7 +47002,7 @@
         <w:rPr>
           <w:rStyle w:val="NormalTok"/>
         </w:rPr>
-        <w:t xml:space="preserve">KasaAnahtari </w:t>
+        <w:t xml:space="preserve">VaultKey </w:t>
       </w:r>
       <w:r>
         <w:rPr>
@@ -45198,7 +47074,7 @@
         <w:rPr>
           <w:rStyle w:val="NormalTok"/>
         </w:rPr>
-        <w:t xml:space="preserve">sifreli</w:t>
+        <w:t xml:space="preserve">cipher</w:t>
       </w:r>
       <w:r>
         <w:rPr>
@@ -45273,7 +47149,7 @@
         <w:rPr>
           <w:rStyle w:val="NormalTok"/>
         </w:rPr>
-        <w:t xml:space="preserve">acik</w:t>
+        <w:t xml:space="preserve">plain</w:t>
       </w:r>
       <w:r>
         <w:rPr>
@@ -45297,7 +47173,7 @@
         <w:rPr>
           <w:rStyle w:val="NormalTok"/>
         </w:rPr>
-        <w:t xml:space="preserve"> kapasite</w:t>
+        <w:t xml:space="preserve"> capacity</w:t>
       </w:r>
       <w:r>
         <w:rPr>
@@ -45333,7 +47209,7 @@
         <w:rPr>
           <w:rStyle w:val="NormalTok"/>
         </w:rPr>
-        <w:t xml:space="preserve">yazilan</w:t>
+        <w:t xml:space="preserve">written</w:t>
       </w:r>
       <w:r>
         <w:rPr>
@@ -45351,7 +47227,7 @@
         <w:rPr>
           <w:rStyle w:val="CommentTok"/>
         </w:rPr>
-        <w:t xml:space="preserve">/* Anahtarı güvenli siler ve serbest bırakır. */</w:t>
+        <w:t xml:space="preserve">/* Securely wipes the key and releases it. */</w:t>
       </w:r>
       <w:r>
         <w:br/>
@@ -45366,7 +47242,7 @@
         <w:rPr>
           <w:rStyle w:val="NormalTok"/>
         </w:rPr>
-        <w:t xml:space="preserve"> kasa_kapat</w:t>
+        <w:t xml:space="preserve"> vault_close</w:t>
       </w:r>
       <w:r>
         <w:rPr>
@@ -45378,7 +47254,7 @@
         <w:rPr>
           <w:rStyle w:val="NormalTok"/>
         </w:rPr>
-        <w:t xml:space="preserve">KasaAnahtari </w:t>
+        <w:t xml:space="preserve">VaultKey </w:t>
       </w:r>
       <w:r>
         <w:rPr>
@@ -45495,8 +47371,8 @@
         <w:t xml:space="preserve">Additional layers are needed against an attacker.</w:t>
       </w:r>
     </w:p>
-    <w:bookmarkEnd w:id="169"/>
-    <w:bookmarkStart w:id="170" w:name="X96867da4d89a272cfc83003678529a7996cac7c"/>
+    <w:bookmarkEnd w:id="202"/>
+    <w:bookmarkStart w:id="203" w:name="X96867da4d89a272cfc83003678529a7996cac7c"/>
     <w:p>
       <w:pPr>
         <w:pStyle w:val="Heading3"/>
@@ -45557,7 +47433,7 @@
         <w:rPr>
           <w:rStyle w:val="VerbatimChar"/>
         </w:rPr>
-        <w:t xml:space="preserve">kasa_coz</w:t>
+        <w:t xml:space="preserve">vault_decrypt</w:t>
       </w:r>
       <w:r>
         <w:t xml:space="preserve"> </w:t>
@@ -45981,8 +47857,8 @@
         <w:t xml:space="preserve">Keys unique to each install or device are the answer to this requirement.</w:t>
       </w:r>
     </w:p>
-    <w:bookmarkEnd w:id="170"/>
-    <w:bookmarkStart w:id="175" w:name="X8637d4821311d4a1a8d89960404001b690bdb1b"/>
+    <w:bookmarkEnd w:id="203"/>
+    <w:bookmarkStart w:id="208" w:name="X8637d4821311d4a1a8d89960404001b690bdb1b"/>
     <w:p>
       <w:pPr>
         <w:pStyle w:val="Heading3"/>
@@ -46068,7 +47944,7 @@
       <w:r>
         <w:t xml:space="preserve"> </w:t>
       </w:r>
-      <w:hyperlink r:id="rId171">
+      <w:hyperlink r:id="rId204">
         <w:r>
           <w:rPr>
             <w:rStyle w:val="Hyperlink"/>
@@ -46111,18 +47987,18 @@
           <wp:inline>
             <wp:extent cx="5759999" cy="2644974"/>
             <wp:effectExtent b="0" l="0" r="0" t="0"/>
-            <wp:docPr descr="Comparing how long the key stays exposed in memory across two designs" title="" id="173" name="Picture"/>
+            <wp:docPr descr="Comparing how long the key stays exposed in memory across two designs" title="" id="206" name="Picture"/>
             <a:graphic>
               <a:graphicData uri="http://schemas.openxmlformats.org/drawingml/2006/picture">
                 <pic:pic>
                   <pic:nvPicPr>
-                    <pic:cNvPr descr="h01-16-aciklik-penceresi.png" id="174" name="Picture"/>
+                    <pic:cNvPr descr="h01-16-aciklik-penceresi.png" id="207" name="Picture"/>
                     <pic:cNvPicPr>
                       <a:picLocks noChangeArrowheads="1" noChangeAspect="1"/>
                     </pic:cNvPicPr>
                   </pic:nvPicPr>
                   <pic:blipFill>
-                    <a:blip r:embed="rId172"/>
+                    <a:blip r:embed="rId205"/>
                     <a:stretch>
                       <a:fillRect/>
                     </a:stretch>
@@ -46441,7 +48317,7 @@
         <w:rPr>
           <w:rStyle w:val="NormalTok"/>
         </w:rPr>
-        <w:t xml:space="preserve"> maske</w:t>
+        <w:t xml:space="preserve"> mask</w:t>
       </w:r>
       <w:r>
         <w:rPr>
@@ -46465,13 +48341,13 @@
         <w:rPr>
           <w:rStyle w:val="NormalTok"/>
         </w:rPr>
-        <w:t xml:space="preserve">     </w:t>
+        <w:t xml:space="preserve">      </w:t>
       </w:r>
       <w:r>
         <w:rPr>
           <w:rStyle w:val="CommentTok"/>
         </w:rPr>
-        <w:t xml:space="preserve">/* açılışta rastgele üretilir */</w:t>
+        <w:t xml:space="preserve">/* generated randomly at start-up */</w:t>
       </w:r>
       <w:r>
         <w:br/>
@@ -46492,7 +48368,7 @@
         <w:rPr>
           <w:rStyle w:val="NormalTok"/>
         </w:rPr>
-        <w:t xml:space="preserve"> ortulu</w:t>
+        <w:t xml:space="preserve"> masked</w:t>
       </w:r>
       <w:r>
         <w:rPr>
@@ -46522,7 +48398,7 @@
         <w:rPr>
           <w:rStyle w:val="CommentTok"/>
         </w:rPr>
-        <w:t xml:space="preserve">/* anahtar XOR maske */</w:t>
+        <w:t xml:space="preserve">/* key XOR mask */</w:t>
       </w:r>
       <w:r>
         <w:br/>
@@ -46537,7 +48413,7 @@
         <w:rPr>
           <w:rStyle w:val="NormalTok"/>
         </w:rPr>
-        <w:t xml:space="preserve"> OrtuluAnahtar</w:t>
+        <w:t xml:space="preserve"> MaskedKey</w:t>
       </w:r>
       <w:r>
         <w:rPr>
@@ -46555,7 +48431,7 @@
         <w:rPr>
           <w:rStyle w:val="CommentTok"/>
         </w:rPr>
-        <w:t xml:space="preserve">/* Yalnız kullanım anında, çağıranın verdiği geçici tampona birleştirir. */</w:t>
+        <w:t xml:space="preserve">/* Only at the moment of use, combines into the caller's own temporary buffer. */</w:t>
       </w:r>
       <w:r>
         <w:br/>
@@ -46582,7 +48458,7 @@
         <w:rPr>
           <w:rStyle w:val="NormalTok"/>
         </w:rPr>
-        <w:t xml:space="preserve"> anahtari_ac</w:t>
+        <w:t xml:space="preserve"> unmask_key</w:t>
       </w:r>
       <w:r>
         <w:rPr>
@@ -46600,7 +48476,7 @@
         <w:rPr>
           <w:rStyle w:val="NormalTok"/>
         </w:rPr>
-        <w:t xml:space="preserve"> OrtuluAnahtar </w:t>
+        <w:t xml:space="preserve"> MaskedKey </w:t>
       </w:r>
       <w:r>
         <w:rPr>
@@ -46636,7 +48512,7 @@
         <w:rPr>
           <w:rStyle w:val="NormalTok"/>
         </w:rPr>
-        <w:t xml:space="preserve"> gecici</w:t>
+        <w:t xml:space="preserve"> temp</w:t>
       </w:r>
       <w:r>
         <w:rPr>
@@ -46777,7 +48653,7 @@
         <w:rPr>
           <w:rStyle w:val="NormalTok"/>
         </w:rPr>
-        <w:t xml:space="preserve">        gecici</w:t>
+        <w:t xml:space="preserve">        temp</w:t>
       </w:r>
       <w:r>
         <w:rPr>
@@ -46825,7 +48701,7 @@
         <w:rPr>
           <w:rStyle w:val="NormalTok"/>
         </w:rPr>
-        <w:t xml:space="preserve">ortulu</w:t>
+        <w:t xml:space="preserve">masked</w:t>
       </w:r>
       <w:r>
         <w:rPr>
@@ -46873,7 +48749,7 @@
         <w:rPr>
           <w:rStyle w:val="NormalTok"/>
         </w:rPr>
-        <w:t xml:space="preserve">maske</w:t>
+        <w:t xml:space="preserve">mask</w:t>
       </w:r>
       <w:r>
         <w:rPr>
@@ -46918,7 +48794,7 @@
         <w:rPr>
           <w:rStyle w:val="NormalTok"/>
         </w:rPr>
-        <w:t xml:space="preserve"> imzala</w:t>
+        <w:t xml:space="preserve"> sign</w:t>
       </w:r>
       <w:r>
         <w:rPr>
@@ -46936,7 +48812,7 @@
         <w:rPr>
           <w:rStyle w:val="NormalTok"/>
         </w:rPr>
-        <w:t xml:space="preserve"> OrtuluAnahtar </w:t>
+        <w:t xml:space="preserve"> MaskedKey </w:t>
       </w:r>
       <w:r>
         <w:rPr>
@@ -46996,7 +48872,7 @@
         <w:rPr>
           <w:rStyle w:val="NormalTok"/>
         </w:rPr>
-        <w:t xml:space="preserve">veri</w:t>
+        <w:t xml:space="preserve">data</w:t>
       </w:r>
       <w:r>
         <w:rPr>
@@ -47044,7 +48920,7 @@
         <w:rPr>
           <w:rStyle w:val="NormalTok"/>
         </w:rPr>
-        <w:t xml:space="preserve"> etiket</w:t>
+        <w:t xml:space="preserve"> tag</w:t>
       </w:r>
       <w:r>
         <w:rPr>
@@ -47119,7 +48995,7 @@
         <w:rPr>
           <w:rStyle w:val="NormalTok"/>
         </w:rPr>
-        <w:t xml:space="preserve">    anahtari_ac</w:t>
+        <w:t xml:space="preserve">    unmask_key</w:t>
       </w:r>
       <w:r>
         <w:rPr>
@@ -47158,7 +49034,7 @@
         <w:rPr>
           <w:rStyle w:val="NormalTok"/>
         </w:rPr>
-        <w:t xml:space="preserve">    kripto_hmac_sha256</w:t>
+        <w:t xml:space="preserve">    crypto_hmac_sha256</w:t>
       </w:r>
       <w:r>
         <w:rPr>
@@ -47206,7 +49082,7 @@
         <w:rPr>
           <w:rStyle w:val="NormalTok"/>
         </w:rPr>
-        <w:t xml:space="preserve"> veri</w:t>
+        <w:t xml:space="preserve"> data</w:t>
       </w:r>
       <w:r>
         <w:rPr>
@@ -47230,7 +49106,7 @@
         <w:rPr>
           <w:rStyle w:val="NormalTok"/>
         </w:rPr>
-        <w:t xml:space="preserve"> etiket</w:t>
+        <w:t xml:space="preserve"> tag</w:t>
       </w:r>
       <w:r>
         <w:rPr>
@@ -47248,7 +49124,7 @@
         <w:rPr>
           <w:rStyle w:val="CommentTok"/>
         </w:rPr>
-        <w:t xml:space="preserve">/* işlem: code/common/cen429_kripto.h */</w:t>
+        <w:t xml:space="preserve">/* operation: code/common/cen429_crypto.h */</w:t>
       </w:r>
       <w:r>
         <w:br/>
@@ -47257,7 +49133,7 @@
         <w:rPr>
           <w:rStyle w:val="NormalTok"/>
         </w:rPr>
-        <w:t xml:space="preserve">    cen429_sil</w:t>
+        <w:t xml:space="preserve">    crypto_wipe</w:t>
       </w:r>
       <w:r>
         <w:rPr>
@@ -47305,13 +49181,13 @@
         <w:rPr>
           <w:rStyle w:val="NormalTok"/>
         </w:rPr>
-        <w:t xml:space="preserve">                     </w:t>
+        <w:t xml:space="preserve">                    </w:t>
       </w:r>
       <w:r>
         <w:rPr>
           <w:rStyle w:val="CommentTok"/>
         </w:rPr>
-        <w:t xml:space="preserve">/* açıklık penceresi burada kapanır */</w:t>
+        <w:t xml:space="preserve">/* the exposure window closes here */</w:t>
       </w:r>
       <w:r>
         <w:br/>
@@ -47510,8 +49386,8 @@
         <w:t xml:space="preserve">meaningless.</w:t>
       </w:r>
     </w:p>
-    <w:bookmarkEnd w:id="175"/>
-    <w:bookmarkStart w:id="177" w:name="the-limits-of-partitioning"/>
+    <w:bookmarkEnd w:id="208"/>
+    <w:bookmarkStart w:id="210" w:name="the-limits-of-partitioning"/>
     <w:p>
       <w:pPr>
         <w:pStyle w:val="Heading3"/>
@@ -47593,7 +49469,7 @@
       <w:r>
         <w:t xml:space="preserve">(</w:t>
       </w:r>
-      <w:hyperlink r:id="rId176">
+      <w:hyperlink r:id="rId209">
         <w:r>
           <w:rPr>
             <w:rStyle w:val="Hyperlink"/>
@@ -47686,9 +49562,9 @@
         </w:pict>
       </w:r>
     </w:p>
-    <w:bookmarkEnd w:id="177"/>
-    <w:bookmarkEnd w:id="178"/>
-    <w:bookmarkStart w:id="190" w:name="X267167a491326e01c7319183c4839947e61ae15"/>
+    <w:bookmarkEnd w:id="210"/>
+    <w:bookmarkEnd w:id="211"/>
+    <w:bookmarkStart w:id="223" w:name="X267167a491326e01c7319183c4839947e61ae15"/>
     <w:p>
       <w:pPr>
         <w:pStyle w:val="Heading2"/>
@@ -47752,7 +49628,7 @@
         <w:t xml:space="preserve">are reviewed at least as closely as the code itself.</w:t>
       </w:r>
     </w:p>
-    <w:bookmarkStart w:id="180" w:name="X8602271a6a44843de2bdad42c51b833a2c1dd60"/>
+    <w:bookmarkStart w:id="213" w:name="X8602271a6a44843de2bdad42c51b833a2c1dd60"/>
     <w:p>
       <w:pPr>
         <w:pStyle w:val="Heading3"/>
@@ -47870,7 +49746,7 @@
             <w:pPr>
               <w:pStyle w:val="Compact"/>
             </w:pPr>
-            <w:hyperlink r:id="rId83">
+            <w:hyperlink r:id="rId92">
               <w:r>
                 <w:rPr>
                   <w:rStyle w:val="Hyperlink"/>
@@ -48061,7 +49937,7 @@
             <w:pPr>
               <w:pStyle w:val="Compact"/>
             </w:pPr>
-            <w:hyperlink r:id="rId179">
+            <w:hyperlink r:id="rId212">
               <w:r>
                 <w:rPr>
                   <w:rStyle w:val="Hyperlink"/>
@@ -48073,8 +49949,8 @@
         </w:tc>
       </w:tr>
     </w:tbl>
-    <w:bookmarkEnd w:id="180"/>
-    <w:bookmarkStart w:id="182" w:name="X594a20b3703ab22b22d7d2d31f0a579bc279de3"/>
+    <w:bookmarkEnd w:id="213"/>
+    <w:bookmarkStart w:id="215" w:name="X594a20b3703ab22b22d7d2d31f0a579bc279de3"/>
     <w:p>
       <w:pPr>
         <w:pStyle w:val="Heading3"/>
@@ -48309,7 +50185,7 @@
         <w:rPr>
           <w:rStyle w:val="NormalTok"/>
         </w:rPr>
-        <w:t xml:space="preserve"> GIT_KIMLIK </w:t>
+        <w:t xml:space="preserve"> GIT_COMMIT </w:t>
       </w:r>
       <w:r>
         <w:rPr>
@@ -48360,7 +50236,7 @@
         <w:rPr>
           <w:rStyle w:val="NormalTok"/>
         </w:rPr>
-        <w:t xml:space="preserve"> SURUM=</w:t>
+        <w:t xml:space="preserve"> VERSION=</w:t>
       </w:r>
       <w:r>
         <w:rPr>
@@ -48372,7 +50248,7 @@
         <w:rPr>
           <w:rStyle w:val="NormalTok"/>
         </w:rPr>
-        <w:t xml:space="preserve"> GIT_KIMLIK=</w:t>
+        <w:t xml:space="preserve"> GIT_COMMIT=</w:t>
       </w:r>
       <w:r>
         <w:rPr>
@@ -48384,7 +50260,7 @@
         <w:rPr>
           <w:rStyle w:val="DecValTok"/>
         </w:rPr>
-        <w:t xml:space="preserve">${GIT_KIMLIK}</w:t>
+        <w:t xml:space="preserve">${GIT_COMMIT}</w:t>
       </w:r>
       <w:r>
         <w:rPr>
@@ -48515,7 +50391,7 @@
         <w:rPr>
           <w:rStyle w:val="StringTok"/>
         </w:rPr>
-        <w:t xml:space="preserve">"--surum"</w:t>
+        <w:t xml:space="preserve">"--version"</w:t>
       </w:r>
       <w:r>
         <w:rPr>
@@ -48632,7 +50508,7 @@
         <w:rPr>
           <w:rStyle w:val="NormalTok"/>
         </w:rPr>
-        <w:t xml:space="preserve"> SURUM</w:t>
+        <w:t xml:space="preserve"> VERSION</w:t>
       </w:r>
       <w:r>
         <w:rPr>
@@ -48644,7 +50520,7 @@
         <w:rPr>
           <w:rStyle w:val="NormalTok"/>
         </w:rPr>
-        <w:t xml:space="preserve"> GIT_KIMLIK</w:t>
+        <w:t xml:space="preserve"> GIT_COMMIT</w:t>
       </w:r>
       <w:r>
         <w:rPr>
@@ -48865,7 +50741,7 @@
       <w:r>
         <w:t xml:space="preserve"> </w:t>
       </w:r>
-      <w:hyperlink r:id="rId181">
+      <w:hyperlink r:id="rId214">
         <w:r>
           <w:rPr>
             <w:rStyle w:val="Hyperlink"/>
@@ -48889,8 +50765,8 @@
         <w:t xml:space="preserve">tracked through this identity and its hash values.</w:t>
       </w:r>
     </w:p>
-    <w:bookmarkEnd w:id="182"/>
-    <w:bookmarkStart w:id="186" w:name="change-management-seven-steps"/>
+    <w:bookmarkEnd w:id="215"/>
+    <w:bookmarkStart w:id="219" w:name="change-management-seven-steps"/>
     <w:p>
       <w:pPr>
         <w:pStyle w:val="Heading3"/>
@@ -48935,18 +50811,18 @@
           <wp:inline>
             <wp:extent cx="5759999" cy="1850140"/>
             <wp:effectExtent b="0" l="0" r="0" t="0"/>
-            <wp:docPr descr="The seven steps of change management, and the new-baseline loop" title="" id="184" name="Picture"/>
+            <wp:docPr descr="The seven steps of change management, and the new-baseline loop" title="" id="217" name="Picture"/>
             <a:graphic>
               <a:graphicData uri="http://schemas.openxmlformats.org/drawingml/2006/picture">
                 <pic:pic>
                   <pic:nvPicPr>
-                    <pic:cNvPr descr="h01-11-degisiklik-yonetimi.png" id="185" name="Picture"/>
+                    <pic:cNvPr descr="h01-11-degisiklik-yonetimi.png" id="218" name="Picture"/>
                     <pic:cNvPicPr>
                       <a:picLocks noChangeArrowheads="1" noChangeAspect="1"/>
                     </pic:cNvPicPr>
                   </pic:nvPicPr>
                   <pic:blipFill>
-                    <a:blip r:embed="rId183"/>
+                    <a:blip r:embed="rId216"/>
                     <a:stretch>
                       <a:fillRect/>
                     </a:stretch>
@@ -49226,7 +51102,7 @@
       <w:r>
         <w:t xml:space="preserve"> </w:t>
       </w:r>
-      <w:hyperlink r:id="rId81">
+      <w:hyperlink r:id="rId87">
         <w:r>
           <w:rPr>
             <w:rStyle w:val="Hyperlink"/>
@@ -49247,8 +51123,8 @@
         <w:t xml:space="preserve">into the build server.</w:t>
       </w:r>
     </w:p>
-    <w:bookmarkEnd w:id="186"/>
-    <w:bookmarkStart w:id="187" w:name="Xfb7346ed08e0341c3446d7c66fa0774b6994365"/>
+    <w:bookmarkEnd w:id="219"/>
+    <w:bookmarkStart w:id="220" w:name="Xfb7346ed08e0341c3446d7c66fa0774b6994365"/>
     <w:p>
       <w:pPr>
         <w:pStyle w:val="Heading3"/>
@@ -49742,8 +51618,8 @@
         <w:t xml:space="preserve">.</w:t>
       </w:r>
     </w:p>
-    <w:bookmarkEnd w:id="187"/>
-    <w:bookmarkStart w:id="188" w:name="X5e6cc64898b4a873ac372872825a1dd236584ca"/>
+    <w:bookmarkEnd w:id="220"/>
+    <w:bookmarkStart w:id="221" w:name="X5e6cc64898b4a873ac372872825a1dd236584ca"/>
     <w:p>
       <w:pPr>
         <w:pStyle w:val="Heading3"/>
@@ -49864,8 +51740,8 @@
         <w:t xml:space="preserve">example.</w:t>
       </w:r>
     </w:p>
-    <w:bookmarkEnd w:id="188"/>
-    <w:bookmarkStart w:id="189" w:name="measuring-the-cost-of-protections"/>
+    <w:bookmarkEnd w:id="221"/>
+    <w:bookmarkStart w:id="222" w:name="measuring-the-cost-of-protections"/>
     <w:p>
       <w:pPr>
         <w:pStyle w:val="Heading3"/>
@@ -49967,9 +51843,9 @@
         </w:pict>
       </w:r>
     </w:p>
-    <w:bookmarkEnd w:id="189"/>
-    <w:bookmarkEnd w:id="190"/>
-    <w:bookmarkStart w:id="194" w:name="this-weeks-toolbox"/>
+    <w:bookmarkEnd w:id="222"/>
+    <w:bookmarkEnd w:id="223"/>
+    <w:bookmarkStart w:id="227" w:name="this-weeks-toolbox"/>
     <w:p>
       <w:pPr>
         <w:pStyle w:val="Heading2"/>
@@ -49987,18 +51863,18 @@
           <wp:inline>
             <wp:extent cx="5759999" cy="3548571"/>
             <wp:effectExtent b="0" l="0" r="0" t="0"/>
-            <wp:docPr descr="This week’s toolbox: which tool catches what" title="" id="192" name="Picture"/>
+            <wp:docPr descr="This week’s toolbox: which tool catches what" title="" id="225" name="Picture"/>
             <a:graphic>
               <a:graphicData uri="http://schemas.openxmlformats.org/drawingml/2006/picture">
                 <pic:pic>
                   <pic:nvPicPr>
-                    <pic:cNvPr descr="h01-23-arac-kutusu.png" id="193" name="Picture"/>
+                    <pic:cNvPr descr="h01-23-arac-kutusu.png" id="226" name="Picture"/>
                     <pic:cNvPicPr>
                       <a:picLocks noChangeArrowheads="1" noChangeAspect="1"/>
                     </pic:cNvPicPr>
                   </pic:nvPicPr>
                   <pic:blipFill>
-                    <a:blip r:embed="rId191"/>
+                    <a:blip r:embed="rId224"/>
                     <a:stretch>
                       <a:fillRect/>
                     </a:stretch>
@@ -50914,8 +52790,8 @@
         </w:pict>
       </w:r>
     </w:p>
-    <w:bookmarkEnd w:id="194"/>
-    <w:bookmarkStart w:id="195" w:name="term-project-this-week"/>
+    <w:bookmarkEnd w:id="227"/>
+    <w:bookmarkStart w:id="228" w:name="term-project-this-week"/>
     <w:p>
       <w:pPr>
         <w:pStyle w:val="Heading2"/>
@@ -51495,8 +53371,8 @@
         </w:pict>
       </w:r>
     </w:p>
-    <w:bookmarkEnd w:id="195"/>
-    <w:bookmarkStart w:id="196" w:name="on-your-own"/>
+    <w:bookmarkEnd w:id="228"/>
+    <w:bookmarkStart w:id="229" w:name="on-your-own"/>
     <w:p>
       <w:pPr>
         <w:pStyle w:val="Heading2"/>
@@ -51588,7 +53464,7 @@
         <w:rPr>
           <w:rStyle w:val="VerbatimChar"/>
         </w:rPr>
-        <w:t xml:space="preserve">rapor.c</w:t>
+        <w:t xml:space="preserve">report.c</w:t>
       </w:r>
       <w:r>
         <w:t xml:space="preserve"> </w:t>
@@ -51603,7 +53479,7 @@
         <w:rPr>
           <w:rStyle w:val="VerbatimChar"/>
         </w:rPr>
-        <w:t xml:space="preserve">ls -l rapor.c</w:t>
+        <w:t xml:space="preserve">ls -l report.c</w:t>
       </w:r>
       <w:r>
         <w:t xml:space="preserve">; on Windows, change</w:t>
@@ -51681,7 +53557,7 @@
         <w:rPr>
           <w:rStyle w:val="VerbatimChar"/>
         </w:rPr>
-        <w:t xml:space="preserve">rapor_guvenli.c</w:t>
+        <w:t xml:space="preserve">report_secure.c</w:t>
       </w:r>
       <w:r>
         <w:t xml:space="preserve"> </w:t>
@@ -51722,7 +53598,7 @@
         <w:rPr>
           <w:rStyle w:val="VerbatimChar"/>
         </w:rPr>
-        <w:t xml:space="preserve">sahte/</w:t>
+        <w:t xml:space="preserve">fake/</w:t>
       </w:r>
       <w:r>
         <w:t xml:space="preserve"> </w:t>
@@ -51737,7 +53613,7 @@
         <w:rPr>
           <w:rStyle w:val="VerbatimChar"/>
         </w:rPr>
-        <w:t xml:space="preserve">chmod +x sahte/ls</w:t>
+        <w:t xml:space="preserve">chmod +x fake/ls</w:t>
       </w:r>
       <w:r>
         <w:t xml:space="preserve">. In the</w:t>
@@ -51755,7 +53631,7 @@
         <w:rPr>
           <w:rStyle w:val="VerbatimChar"/>
         </w:rPr>
-        <w:t xml:space="preserve">{ "ls", "-l", "rapor.c", NULL }</w:t>
+        <w:t xml:space="preserve">{ "ls", "-l", "report.c", NULL }</w:t>
       </w:r>
       <w:r>
         <w:t xml:space="preserve"> </w:t>
@@ -51871,7 +53747,7 @@
         <w:rPr>
           <w:rStyle w:val="VerbatimChar"/>
         </w:rPr>
-        <w:t xml:space="preserve">parola_memset</w:t>
+        <w:t xml:space="preserve">password_memset</w:t>
       </w:r>
       <w:r>
         <w:t xml:space="preserve"> </w:t>
@@ -52062,7 +53938,7 @@
         <w:rPr>
           <w:rStyle w:val="VerbatimChar"/>
         </w:rPr>
-        <w:t xml:space="preserve">giris</w:t>
+        <w:t xml:space="preserve">login</w:t>
       </w:r>
       <w:r>
         <w:t xml:space="preserve"> </w:t>
@@ -52074,7 +53950,7 @@
         <w:rPr>
           <w:rStyle w:val="VerbatimChar"/>
         </w:rPr>
-        <w:t xml:space="preserve">bin/linux/giris</w:t>
+        <w:t xml:space="preserve">bin/linux/login</w:t>
       </w:r>
       <w:r>
         <w:t xml:space="preserve"> </w:t>
@@ -52089,7 +53965,7 @@
         <w:rPr>
           <w:rStyle w:val="VerbatimChar"/>
         </w:rPr>
-        <w:t xml:space="preserve">bin\windows\giris.exe</w:t>
+        <w:t xml:space="preserve">bin\windows\login.exe</w:t>
       </w:r>
       <w:r>
         <w:t xml:space="preserve">) names that are 16, 17, 18,</w:t>
@@ -52107,7 +53983,7 @@
         <w:rPr>
           <w:rStyle w:val="VerbatimChar"/>
         </w:rPr>
-        <w:t xml:space="preserve">yonetici</w:t>
+        <w:t xml:space="preserve">admin</w:t>
       </w:r>
       <w:r>
         <w:t xml:space="preserve"> </w:t>
@@ -52229,13 +54105,13 @@
         <w:rPr>
           <w:rStyle w:val="VerbatimChar"/>
         </w:rPr>
-        <w:t xml:space="preserve">int bakiye;</w:t>
-      </w:r>
-      <w:r>
-        <w:t xml:space="preserve"> </w:t>
-      </w:r>
-      <w:r>
-        <w:t xml:space="preserve">(balance) field to</w:t>
+        <w:t xml:space="preserve">int balance;</w:t>
+      </w:r>
+      <w:r>
+        <w:t xml:space="preserve"> </w:t>
+      </w:r>
+      <w:r>
+        <w:t xml:space="preserve">field to</w:t>
       </w:r>
       <w:r>
         <w:t xml:space="preserve"> </w:t>
@@ -52244,7 +54120,7 @@
         <w:rPr>
           <w:rStyle w:val="VerbatimChar"/>
         </w:rPr>
-        <w:t xml:space="preserve">struct oturum</w:t>
+        <w:t xml:space="preserve">struct session</w:t>
       </w:r>
       <w:r>
         <w:t xml:space="preserve">, right after</w:t>
@@ -52256,7 +54132,7 @@
         <w:rPr>
           <w:rStyle w:val="VerbatimChar"/>
         </w:rPr>
-        <w:t xml:space="preserve">ad</w:t>
+        <w:t xml:space="preserve">name</w:t>
       </w:r>
       <w:r>
         <w:t xml:space="preserve">. Can you push the balance above</w:t>
@@ -52274,7 +54150,7 @@
         <w:rPr>
           <w:rStyle w:val="VerbatimChar"/>
         </w:rPr>
-        <w:t xml:space="preserve">giris_guvenli.c</w:t>
+        <w:t xml:space="preserve">login_secure.c</w:t>
       </w:r>
       <w:r>
         <w:t xml:space="preserve"> </w:t>
@@ -52459,7 +54335,7 @@
         <w:rPr>
           <w:rStyle w:val="VerbatimChar"/>
         </w:rPr>
-        <w:t xml:space="preserve">tanitici_duzenle()</w:t>
+        <w:t xml:space="preserve">sanitize_file_descriptors()</w:t>
       </w:r>
       <w:r>
         <w:t xml:space="preserve"> </w:t>
@@ -52474,7 +54350,7 @@
         <w:rPr>
           <w:rStyle w:val="VerbatimChar"/>
         </w:rPr>
-        <w:t xml:space="preserve">ortami_temizle()</w:t>
+        <w:t xml:space="preserve">sanitize_environment()</w:t>
       </w:r>
       <w:r>
         <w:t xml:space="preserve"> </w:t>
@@ -52569,7 +54445,7 @@
         <w:rPr>
           <w:rStyle w:val="VerbatimChar"/>
         </w:rPr>
-        <w:t xml:space="preserve">tanitici_duzenle()</w:t>
+        <w:t xml:space="preserve">sanitize_file_descriptors()</w:t>
       </w:r>
       <w:r>
         <w:t xml:space="preserve"> </w:t>
@@ -52637,7 +54513,7 @@
         <w:rPr>
           <w:rStyle w:val="VerbatimChar"/>
         </w:rPr>
-        <w:t xml:space="preserve">parola_explicit</w:t>
+        <w:t xml:space="preserve">password_explicit</w:t>
       </w:r>
       <w:r>
         <w:t xml:space="preserve"> </w:t>
@@ -52670,7 +54546,7 @@
         <w:rPr>
           <w:rStyle w:val="VerbatimChar"/>
         </w:rPr>
-        <w:t xml:space="preserve">parola.clear()</w:t>
+        <w:t xml:space="preserve">password.clear()</w:t>
       </w:r>
       <w:r>
         <w:t xml:space="preserve"> </w:t>
@@ -52685,7 +54561,7 @@
         <w:rPr>
           <w:rStyle w:val="VerbatimChar"/>
         </w:rPr>
-        <w:t xml:space="preserve">cen429_sil</w:t>
+        <w:t xml:space="preserve">secure_wipe</w:t>
       </w:r>
       <w:r>
         <w:t xml:space="preserve">,</w:t>
@@ -53249,7 +55125,7 @@
         <w:rPr>
           <w:rStyle w:val="VerbatimChar"/>
         </w:rPr>
-        <w:t xml:space="preserve">kasa_cekirdek.h</w:t>
+        <w:t xml:space="preserve">vault_core.h</w:t>
       </w:r>
       <w:r>
         <w:t xml:space="preserve"> </w:t>
@@ -53359,7 +55235,7 @@
         <w:rPr>
           <w:rStyle w:val="VerbatimChar"/>
         </w:rPr>
-        <w:t xml:space="preserve">code/common/cen429_kripto.h</w:t>
+        <w:t xml:space="preserve">code/common/cen429_crypto.h</w:t>
       </w:r>
       <w:r>
         <w:t xml:space="preserve">.</w:t>
@@ -53597,8 +55473,8 @@
         </w:pict>
       </w:r>
     </w:p>
-    <w:bookmarkEnd w:id="196"/>
-    <w:bookmarkStart w:id="197" w:name="self-check"/>
+    <w:bookmarkEnd w:id="229"/>
+    <w:bookmarkStart w:id="230" w:name="self-check"/>
     <w:p>
       <w:pPr>
         <w:pStyle w:val="Heading2"/>
@@ -53829,7 +55705,7 @@
         <w:rPr>
           <w:rStyle w:val="VerbatimChar"/>
         </w:rPr>
-        <w:t xml:space="preserve">yonetici</w:t>
+        <w:t xml:space="preserve">admin</w:t>
       </w:r>
       <w:r>
         <w:t xml:space="preserve"> </w:t>
@@ -54072,7 +55948,7 @@
         <w:rPr>
           <w:rStyle w:val="VerbatimChar"/>
         </w:rPr>
-        <w:t xml:space="preserve">ad</w:t>
+        <w:t xml:space="preserve">name</w:t>
       </w:r>
       <w:r>
         <w:t xml:space="preserve"> </w:t>
@@ -54087,7 +55963,7 @@
         <w:rPr>
           <w:rStyle w:val="VerbatimChar"/>
         </w:rPr>
-        <w:t xml:space="preserve">yonetici</w:t>
+        <w:t xml:space="preserve">admin</w:t>
       </w:r>
       <w:r>
         <w:t xml:space="preserve">), it never touched the forbidden zone. It caught it once the overflow went outside the struct.</w:t>
@@ -54114,7 +55990,7 @@
           <w:b/>
           <w:bCs/>
         </w:rPr>
-        <w:t xml:space="preserve">9. What happens when int uzunluk = -1; is passed to memcpy?</w:t>
+        <w:t xml:space="preserve">9. What happens when int length = -1; is passed to memcpy?</w:t>
       </w:r>
     </w:p>
     <w:p>
@@ -54921,8 +56797,8 @@
         </w:pict>
       </w:r>
     </w:p>
-    <w:bookmarkEnd w:id="197"/>
-    <w:bookmarkStart w:id="198" w:name="resources-and-further-reading"/>
+    <w:bookmarkEnd w:id="230"/>
+    <w:bookmarkStart w:id="231" w:name="resources-and-further-reading"/>
     <w:p>
       <w:pPr>
         <w:pStyle w:val="Heading2"/>
@@ -55616,7 +57492,7 @@
       <w:pPr>
         <w:pStyle w:val="BlockText"/>
       </w:pPr>
-      <w:hyperlink r:id="rId81">
+      <w:hyperlink r:id="rId87">
         <w:r>
           <w:rPr>
             <w:rStyle w:val="Hyperlink"/>
@@ -55665,8 +57541,8 @@
         <w:t xml:space="preserve">for this week’s memory-safety bugs will deepen next week with CVE and CVSS.</w:t>
       </w:r>
     </w:p>
-    <w:bookmarkEnd w:id="198"/>
-    <w:bookmarkEnd w:id="199"/>
+    <w:bookmarkEnd w:id="231"/>
+    <w:bookmarkEnd w:id="232"/>
     <w:sectPr>
       <w:headerReference r:id="rId9" w:type="default"/>
       <w:footerReference r:id="rId10" w:type="default"/>
